--- a/backend-app/samples/FILE MAU HOP DONG CÒN LẠI/4. BBNT VÀ QUYẾT TOÁN DỊCH VỤ - 0406 (DÙNG CHUNG CHO 2.1,2.2,3.1,3.2).docx
+++ b/backend-app/samples/FILE MAU HOP DONG CÒN LẠI/4. BBNT VÀ QUYẾT TOÁN DỊCH VỤ - 0406 (DÙNG CHUNG CHO 2.1,2.2,3.1,3.2).docx
@@ -765,56 +765,10 @@
         </w:rPr>
       </w:pPr>
       <w:r>
-        <w:rPr>
-          <w:b/>
-          <w:sz w:val="26"/>
-          <w:szCs w:val="26"/>
-        </w:rPr>
-        <w:t xml:space="preserve">BÊN B:    </w:t>
-      </w:r>
-      <w:r>
-        <w:rPr>
-          <w:bCs/>
-          <w:sz w:val="26"/>
-          <w:szCs w:val="26"/>
-        </w:rPr>
+        <w:t>BÊN B:</w:t>
         <w:tab/>
-      </w:r>
-      <w:r>
-        <w:rPr>
-          <w:b/>
-          <w:sz w:val="26"/>
-          <w:szCs w:val="26"/>
-          <w:lang w:val="fr-FR"/>
-        </w:rPr>
-        <w:t xml:space="preserve">CÔNG TY </w:t>
-      </w:r>
-      <w:r>
-        <w:rPr>
-          <w:b/>
-          <w:sz w:val="26"/>
-          <w:szCs w:val="26"/>
-          <w:lang w:val="fr-FR"/>
-        </w:rPr>
-        <w:t>…….</w:t>
-      </w:r>
-      <w:r>
-        <w:rPr>
-          <w:b/>
-          <w:sz w:val="26"/>
-          <w:szCs w:val="26"/>
-          <w:lang w:val="fr-FR"/>
-        </w:rPr>
-        <w:t xml:space="preserve"> </w:t>
-      </w:r>
-      <w:r>
-        <w:rPr>
-          <w:b/>
-          <w:sz w:val="26"/>
-          <w:szCs w:val="26"/>
-          <w:lang w:val="fr-FR"/>
-        </w:rPr>
         <w:tab/>
+        <w:t>{BenB_TenChuTiec}</w:t>
       </w:r>
     </w:p>
     <w:p>
@@ -857,21 +811,10 @@
         </w:rPr>
       </w:pPr>
       <w:r>
-        <w:rPr>
-          <w:bCs/>
-          <w:sz w:val="26"/>
-          <w:szCs w:val="26"/>
-        </w:rPr>
-        <w:t>Chức Vụ:</w:t>
-      </w:r>
-      <w:r>
-        <w:rPr>
-          <w:bCs/>
-          <w:sz w:val="26"/>
-          <w:szCs w:val="26"/>
-        </w:rPr>
+        <w:t>Chức Vụ</w:t>
         <w:tab/>
-        <w:t>Giám Đốc</w:t>
+        <w:tab/>
+        <w:t>{BenB_ChucVu}</w:t>
       </w:r>
     </w:p>
     <w:p>
@@ -922,21 +865,10 @@
         </w:rPr>
       </w:pPr>
       <w:r>
-        <w:rPr>
-          <w:bCs/>
-          <w:sz w:val="26"/>
-          <w:szCs w:val="26"/>
-        </w:rPr>
-        <w:t>Điện thoại:</w:t>
-      </w:r>
-      <w:r>
-        <w:rPr>
-          <w:bCs/>
-          <w:sz w:val="26"/>
-          <w:szCs w:val="26"/>
-        </w:rPr>
+        <w:t>Điện thoại</w:t>
         <w:tab/>
-        <w:t>(028) 2250 840</w:t>
+        <w:tab/>
+        <w:t>{BenB_DienThoai}</w:t>
       </w:r>
     </w:p>
     <w:p>
@@ -949,23 +881,11 @@
           <w:szCs w:val="26"/>
         </w:rPr>
       </w:pPr>
-      <w:proofErr w:type="gramStart"/>
-      <w:r>
-        <w:rPr>
-          <w:bCs/>
-          <w:sz w:val="26"/>
-          <w:szCs w:val="26"/>
-        </w:rPr>
-        <w:t>MST :</w:t>
-      </w:r>
-      <w:proofErr w:type="gramEnd"/>
-      <w:r>
-        <w:rPr>
-          <w:bCs/>
-          <w:sz w:val="26"/>
-          <w:szCs w:val="26"/>
-        </w:rPr>
-        <w:t xml:space="preserve">                     0</w:t>
+      <w:r>
+        <w:t>MST</w:t>
+        <w:tab/>
+        <w:tab/>
+        <w:t>{BenB_CCCD}</w:t>
       </w:r>
     </w:p>
     <w:p>
@@ -1412,47 +1332,6 @@
       </w:tr>
       <w:tr>
         <w:trPr>
-          <w:trHeight w:val="546"/>
-        </w:trPr>
-        <w:tc>
-          <w:tcPr>
-            <w:tcW w:w="10939" w:type="dxa"/>
-            <w:gridSpan w:val="8"/>
-            <w:tcBorders>
-              <w:top w:val="single" w:sz="4" w:space="0" w:color="000000"/>
-              <w:left w:val="single" w:sz="4" w:space="0" w:color="000000"/>
-              <w:bottom w:val="single" w:sz="4" w:space="0" w:color="000000"/>
-              <w:right w:val="single" w:sz="4" w:space="0" w:color="000000"/>
-            </w:tcBorders>
-            <w:vAlign w:val="center"/>
-          </w:tcPr>
-          <w:p>
-            <w:pPr>
-              <w:jc w:val="center"/>
-              <w:textAlignment w:val="center"/>
-              <w:rPr>
-                <w:b/>
-                <w:bCs/>
-                <w:sz w:val="26"/>
-                <w:szCs w:val="26"/>
-              </w:rPr>
-            </w:pPr>
-            <w:r>
-              <w:rPr>
-                <w:rFonts w:eastAsia="SimSun"/>
-                <w:b/>
-                <w:bCs/>
-                <w:sz w:val="26"/>
-                <w:szCs w:val="26"/>
-                <w:lang w:eastAsia="zh-CN" w:bidi="ar"/>
-              </w:rPr>
-              <w:t>Setup + Hội nghị ngày 22/04/2026</w:t>
-            </w:r>
-          </w:p>
-        </w:tc>
-      </w:tr>
-      <w:tr>
-        <w:trPr>
           <w:trHeight w:val="90"/>
         </w:trPr>
         <w:tc>
@@ -1467,26 +1346,8 @@
             <w:vAlign w:val="center"/>
           </w:tcPr>
           <w:p>
-            <w:pPr>
-              <w:jc w:val="center"/>
-              <w:textAlignment w:val="center"/>
-              <w:rPr>
-                <w:b/>
-                <w:bCs/>
-                <w:sz w:val="26"/>
-                <w:szCs w:val="26"/>
-              </w:rPr>
-            </w:pPr>
             <w:r>
-              <w:rPr>
-                <w:rFonts w:eastAsia="SimSun"/>
-                <w:b/>
-                <w:bCs/>
-                <w:sz w:val="26"/>
-                <w:szCs w:val="26"/>
-                <w:lang w:eastAsia="zh-CN" w:bidi="ar"/>
-              </w:rPr>
-              <w:t>1</w:t>
+              <w:t>{#DichVuBaoGia}{STT}</w:t>
             </w:r>
           </w:p>
         </w:tc>
@@ -1502,32 +1363,8 @@
             <w:vAlign w:val="center"/>
           </w:tcPr>
           <w:p>
-            <w:pPr>
-              <w:textAlignment w:val="center"/>
-              <w:rPr>
-                <w:sz w:val="26"/>
-                <w:szCs w:val="26"/>
-              </w:rPr>
-            </w:pPr>
             <w:r>
-              <w:rPr>
-                <w:rFonts w:eastAsia="SimSun"/>
-                <w:sz w:val="26"/>
-                <w:szCs w:val="26"/>
-                <w:lang w:eastAsia="zh-CN" w:bidi="ar"/>
-              </w:rPr>
-              <w:t xml:space="preserve">Phí setup </w:t>
-            </w:r>
-            <w:r>
-              <w:rPr>
-                <w:rFonts w:eastAsia="SimSun"/>
-                <w:i/>
-                <w:iCs/>
-                <w:sz w:val="26"/>
-                <w:szCs w:val="26"/>
-                <w:lang w:eastAsia="zh-CN" w:bidi="ar"/>
-              </w:rPr>
-              <w:t>không máy lạnh</w:t>
+              <w:t>{TenDV}</w:t>
             </w:r>
           </w:p>
         </w:tc>
@@ -1543,22 +1380,8 @@
             <w:vAlign w:val="center"/>
           </w:tcPr>
           <w:p>
-            <w:pPr>
-              <w:jc w:val="center"/>
-              <w:textAlignment w:val="center"/>
-              <w:rPr>
-                <w:sz w:val="26"/>
-                <w:szCs w:val="26"/>
-              </w:rPr>
-            </w:pPr>
             <w:r>
-              <w:rPr>
-                <w:rFonts w:eastAsia="SimSun"/>
-                <w:sz w:val="26"/>
-                <w:szCs w:val="26"/>
-                <w:lang w:eastAsia="zh-CN" w:bidi="ar"/>
-              </w:rPr>
-              <w:t>11h00 -13h00</w:t>
+              <w:t>{ThoiGian}</w:t>
             </w:r>
           </w:p>
         </w:tc>
@@ -1575,26 +1398,8 @@
             <w:vAlign w:val="center"/>
           </w:tcPr>
           <w:p>
-            <w:pPr>
-              <w:jc w:val="center"/>
-              <w:textAlignment w:val="center"/>
-              <w:rPr>
-                <w:b/>
-                <w:bCs/>
-                <w:sz w:val="26"/>
-                <w:szCs w:val="26"/>
-              </w:rPr>
-            </w:pPr>
             <w:r>
-              <w:rPr>
-                <w:rFonts w:eastAsia="SimSun"/>
-                <w:b/>
-                <w:bCs/>
-                <w:sz w:val="26"/>
-                <w:szCs w:val="26"/>
-                <w:lang w:eastAsia="zh-CN" w:bidi="ar"/>
-              </w:rPr>
-              <w:t>LUXURY AB</w:t>
+              <w:t>{Tiec_SanhTiec}</w:t>
             </w:r>
           </w:p>
         </w:tc>
@@ -1610,22 +1415,8 @@
             <w:vAlign w:val="center"/>
           </w:tcPr>
           <w:p>
-            <w:pPr>
-              <w:jc w:val="center"/>
-              <w:textAlignment w:val="center"/>
-              <w:rPr>
-                <w:sz w:val="26"/>
-                <w:szCs w:val="26"/>
-              </w:rPr>
-            </w:pPr>
             <w:r>
-              <w:rPr>
-                <w:rFonts w:eastAsia="SimSun"/>
-                <w:sz w:val="26"/>
-                <w:szCs w:val="26"/>
-                <w:lang w:eastAsia="zh-CN" w:bidi="ar"/>
-              </w:rPr>
-              <w:t>Giờ</w:t>
+              <w:t>{DVT}</w:t>
             </w:r>
           </w:p>
         </w:tc>
@@ -1641,22 +1432,8 @@
             <w:vAlign w:val="center"/>
           </w:tcPr>
           <w:p>
-            <w:pPr>
-              <w:jc w:val="center"/>
-              <w:textAlignment w:val="center"/>
-              <w:rPr>
-                <w:sz w:val="26"/>
-                <w:szCs w:val="26"/>
-              </w:rPr>
-            </w:pPr>
             <w:r>
-              <w:rPr>
-                <w:rFonts w:eastAsia="SimSun"/>
-                <w:sz w:val="26"/>
-                <w:szCs w:val="26"/>
-                <w:lang w:eastAsia="zh-CN" w:bidi="ar"/>
-              </w:rPr>
-              <w:t>2</w:t>
+              <w:t>{SL}</w:t>
             </w:r>
           </w:p>
         </w:tc>
@@ -1672,21 +1449,8 @@
             <w:vAlign w:val="center"/>
           </w:tcPr>
           <w:p>
-            <w:pPr>
-              <w:textAlignment w:val="center"/>
-              <w:rPr>
-                <w:sz w:val="26"/>
-                <w:szCs w:val="26"/>
-              </w:rPr>
-            </w:pPr>
             <w:r>
-              <w:rPr>
-                <w:rFonts w:eastAsia="SimSun"/>
-                <w:sz w:val="26"/>
-                <w:szCs w:val="26"/>
-                <w:lang w:eastAsia="zh-CN" w:bidi="ar"/>
-              </w:rPr>
-              <w:t xml:space="preserve"> 3,000,000 </w:t>
+              <w:t>{DonGia}</w:t>
             </w:r>
           </w:p>
         </w:tc>
@@ -1703,1123 +1467,8 @@
             <w:vAlign w:val="center"/>
           </w:tcPr>
           <w:p>
-            <w:pPr>
-              <w:jc w:val="right"/>
-              <w:textAlignment w:val="center"/>
-              <w:rPr>
-                <w:sz w:val="26"/>
-                <w:szCs w:val="26"/>
-              </w:rPr>
-            </w:pPr>
             <w:r>
-              <w:rPr>
-                <w:rFonts w:eastAsia="SimSun"/>
-                <w:sz w:val="26"/>
-                <w:szCs w:val="26"/>
-                <w:lang w:eastAsia="zh-CN" w:bidi="ar"/>
-              </w:rPr>
-              <w:t>6,000,000</w:t>
-            </w:r>
-          </w:p>
-        </w:tc>
-      </w:tr>
-      <w:tr>
-        <w:trPr>
-          <w:trHeight w:val="1008"/>
-        </w:trPr>
-        <w:tc>
-          <w:tcPr>
-            <w:tcW w:w="751" w:type="dxa"/>
-            <w:tcBorders>
-              <w:top w:val="single" w:sz="4" w:space="0" w:color="000000"/>
-              <w:left w:val="single" w:sz="4" w:space="0" w:color="000000"/>
-              <w:bottom w:val="single" w:sz="4" w:space="0" w:color="000000"/>
-              <w:right w:val="single" w:sz="4" w:space="0" w:color="000000"/>
-            </w:tcBorders>
-            <w:vAlign w:val="center"/>
-          </w:tcPr>
-          <w:p>
-            <w:pPr>
-              <w:jc w:val="center"/>
-              <w:textAlignment w:val="center"/>
-              <w:rPr>
-                <w:b/>
-                <w:bCs/>
-                <w:sz w:val="26"/>
-                <w:szCs w:val="26"/>
-              </w:rPr>
-            </w:pPr>
-            <w:r>
-              <w:rPr>
-                <w:rFonts w:eastAsia="SimSun"/>
-                <w:b/>
-                <w:bCs/>
-                <w:sz w:val="26"/>
-                <w:szCs w:val="26"/>
-                <w:lang w:eastAsia="zh-CN" w:bidi="ar"/>
-              </w:rPr>
-              <w:t>2</w:t>
-            </w:r>
-          </w:p>
-        </w:tc>
-        <w:tc>
-          <w:tcPr>
-            <w:tcW w:w="2343" w:type="dxa"/>
-            <w:tcBorders>
-              <w:top w:val="single" w:sz="4" w:space="0" w:color="000000"/>
-              <w:left w:val="single" w:sz="4" w:space="0" w:color="000000"/>
-              <w:bottom w:val="single" w:sz="4" w:space="0" w:color="000000"/>
-              <w:right w:val="single" w:sz="4" w:space="0" w:color="000000"/>
-            </w:tcBorders>
-            <w:vAlign w:val="center"/>
-          </w:tcPr>
-          <w:p>
-            <w:pPr>
-              <w:textAlignment w:val="center"/>
-              <w:rPr>
-                <w:sz w:val="26"/>
-                <w:szCs w:val="26"/>
-              </w:rPr>
-            </w:pPr>
-            <w:r>
-              <w:rPr>
-                <w:rFonts w:eastAsia="SimSun"/>
-                <w:sz w:val="26"/>
-                <w:szCs w:val="26"/>
-                <w:lang w:eastAsia="zh-CN" w:bidi="ar"/>
-              </w:rPr>
-              <w:t xml:space="preserve">RHS 1 giờ trước sự </w:t>
-            </w:r>
-            <w:proofErr w:type="gramStart"/>
-            <w:r>
-              <w:rPr>
-                <w:rFonts w:eastAsia="SimSun"/>
-                <w:sz w:val="26"/>
-                <w:szCs w:val="26"/>
-                <w:lang w:eastAsia="zh-CN" w:bidi="ar"/>
-              </w:rPr>
-              <w:t xml:space="preserve">kiện </w:t>
-            </w:r>
-            <w:r>
-              <w:rPr>
-                <w:rFonts w:eastAsia="SimSun"/>
-                <w:i/>
-                <w:iCs/>
-                <w:sz w:val="26"/>
-                <w:szCs w:val="26"/>
-                <w:lang w:eastAsia="zh-CN" w:bidi="ar"/>
-              </w:rPr>
-              <w:t xml:space="preserve"> (</w:t>
-            </w:r>
-            <w:proofErr w:type="gramEnd"/>
-            <w:r>
-              <w:rPr>
-                <w:rFonts w:eastAsia="SimSun"/>
-                <w:i/>
-                <w:iCs/>
-                <w:sz w:val="26"/>
-                <w:szCs w:val="26"/>
-                <w:lang w:eastAsia="zh-CN" w:bidi="ar"/>
-              </w:rPr>
-              <w:t>TẶNG) - Không máy lạnh</w:t>
-            </w:r>
-          </w:p>
-        </w:tc>
-        <w:tc>
-          <w:tcPr>
-            <w:tcW w:w="1389" w:type="dxa"/>
-            <w:tcBorders>
-              <w:top w:val="single" w:sz="4" w:space="0" w:color="000000"/>
-              <w:left w:val="single" w:sz="4" w:space="0" w:color="000000"/>
-              <w:bottom w:val="single" w:sz="4" w:space="0" w:color="000000"/>
-              <w:right w:val="single" w:sz="4" w:space="0" w:color="000000"/>
-            </w:tcBorders>
-            <w:vAlign w:val="center"/>
-          </w:tcPr>
-          <w:p>
-            <w:pPr>
-              <w:jc w:val="center"/>
-              <w:textAlignment w:val="center"/>
-              <w:rPr>
-                <w:sz w:val="26"/>
-                <w:szCs w:val="26"/>
-              </w:rPr>
-            </w:pPr>
-            <w:r>
-              <w:rPr>
-                <w:rFonts w:eastAsia="SimSun"/>
-                <w:sz w:val="26"/>
-                <w:szCs w:val="26"/>
-                <w:lang w:eastAsia="zh-CN" w:bidi="ar"/>
-              </w:rPr>
-              <w:t>13h00 -14h00</w:t>
-            </w:r>
-          </w:p>
-        </w:tc>
-        <w:tc>
-          <w:tcPr>
-            <w:tcW w:w="1392" w:type="dxa"/>
-            <w:vMerge/>
-            <w:tcBorders>
-              <w:top w:val="single" w:sz="4" w:space="0" w:color="000000"/>
-              <w:left w:val="single" w:sz="4" w:space="0" w:color="000000"/>
-              <w:bottom w:val="nil"/>
-              <w:right w:val="single" w:sz="4" w:space="0" w:color="000000"/>
-            </w:tcBorders>
-            <w:vAlign w:val="center"/>
-          </w:tcPr>
-          <w:p>
-            <w:pPr>
-              <w:jc w:val="center"/>
-              <w:rPr>
-                <w:b/>
-                <w:bCs/>
-                <w:sz w:val="26"/>
-                <w:szCs w:val="26"/>
-              </w:rPr>
-            </w:pPr>
-          </w:p>
-        </w:tc>
-        <w:tc>
-          <w:tcPr>
-            <w:tcW w:w="1128" w:type="dxa"/>
-            <w:tcBorders>
-              <w:top w:val="single" w:sz="4" w:space="0" w:color="000000"/>
-              <w:left w:val="single" w:sz="4" w:space="0" w:color="000000"/>
-              <w:bottom w:val="single" w:sz="4" w:space="0" w:color="000000"/>
-              <w:right w:val="single" w:sz="4" w:space="0" w:color="000000"/>
-            </w:tcBorders>
-            <w:vAlign w:val="center"/>
-          </w:tcPr>
-          <w:p>
-            <w:pPr>
-              <w:jc w:val="center"/>
-              <w:textAlignment w:val="center"/>
-              <w:rPr>
-                <w:sz w:val="26"/>
-                <w:szCs w:val="26"/>
-              </w:rPr>
-            </w:pPr>
-            <w:r>
-              <w:rPr>
-                <w:rFonts w:eastAsia="SimSun"/>
-                <w:sz w:val="26"/>
-                <w:szCs w:val="26"/>
-                <w:lang w:eastAsia="zh-CN" w:bidi="ar"/>
-              </w:rPr>
-              <w:t>Giờ</w:t>
-            </w:r>
-          </w:p>
-        </w:tc>
-        <w:tc>
-          <w:tcPr>
-            <w:tcW w:w="857" w:type="dxa"/>
-            <w:tcBorders>
-              <w:top w:val="single" w:sz="4" w:space="0" w:color="000000"/>
-              <w:left w:val="single" w:sz="4" w:space="0" w:color="000000"/>
-              <w:bottom w:val="single" w:sz="4" w:space="0" w:color="000000"/>
-              <w:right w:val="single" w:sz="4" w:space="0" w:color="000000"/>
-            </w:tcBorders>
-            <w:vAlign w:val="center"/>
-          </w:tcPr>
-          <w:p>
-            <w:pPr>
-              <w:jc w:val="center"/>
-              <w:textAlignment w:val="center"/>
-              <w:rPr>
-                <w:sz w:val="26"/>
-                <w:szCs w:val="26"/>
-              </w:rPr>
-            </w:pPr>
-            <w:r>
-              <w:rPr>
-                <w:rFonts w:eastAsia="SimSun"/>
-                <w:sz w:val="26"/>
-                <w:szCs w:val="26"/>
-                <w:lang w:eastAsia="zh-CN" w:bidi="ar"/>
-              </w:rPr>
-              <w:t>1</w:t>
-            </w:r>
-          </w:p>
-        </w:tc>
-        <w:tc>
-          <w:tcPr>
-            <w:tcW w:w="1495" w:type="dxa"/>
-            <w:tcBorders>
-              <w:top w:val="single" w:sz="4" w:space="0" w:color="000000"/>
-              <w:left w:val="single" w:sz="4" w:space="0" w:color="000000"/>
-              <w:bottom w:val="single" w:sz="4" w:space="0" w:color="000000"/>
-              <w:right w:val="single" w:sz="4" w:space="0" w:color="000000"/>
-            </w:tcBorders>
-            <w:vAlign w:val="center"/>
-          </w:tcPr>
-          <w:p>
-            <w:pPr>
-              <w:jc w:val="center"/>
-              <w:textAlignment w:val="center"/>
-              <w:rPr>
-                <w:sz w:val="26"/>
-                <w:szCs w:val="26"/>
-              </w:rPr>
-            </w:pPr>
-            <w:r>
-              <w:rPr>
-                <w:rFonts w:eastAsia="SimSun"/>
-                <w:sz w:val="26"/>
-                <w:szCs w:val="26"/>
-                <w:lang w:eastAsia="zh-CN" w:bidi="ar"/>
-              </w:rPr>
-              <w:t xml:space="preserve"> 4,000,000 </w:t>
-            </w:r>
-          </w:p>
-        </w:tc>
-        <w:tc>
-          <w:tcPr>
-            <w:tcW w:w="1584" w:type="dxa"/>
-            <w:tcBorders>
-              <w:top w:val="single" w:sz="4" w:space="0" w:color="000000"/>
-              <w:left w:val="single" w:sz="4" w:space="0" w:color="000000"/>
-              <w:bottom w:val="single" w:sz="4" w:space="0" w:color="000000"/>
-              <w:right w:val="single" w:sz="4" w:space="0" w:color="000000"/>
-            </w:tcBorders>
-            <w:noWrap/>
-            <w:vAlign w:val="center"/>
-          </w:tcPr>
-          <w:p>
-            <w:pPr>
-              <w:jc w:val="right"/>
-              <w:textAlignment w:val="center"/>
-              <w:rPr>
-                <w:sz w:val="26"/>
-                <w:szCs w:val="26"/>
-              </w:rPr>
-            </w:pPr>
-            <w:r>
-              <w:rPr>
-                <w:rFonts w:eastAsia="SimSun"/>
-                <w:sz w:val="26"/>
-                <w:szCs w:val="26"/>
-                <w:lang w:eastAsia="zh-CN" w:bidi="ar"/>
-              </w:rPr>
-              <w:t>0</w:t>
-            </w:r>
-          </w:p>
-        </w:tc>
-      </w:tr>
-      <w:tr>
-        <w:trPr>
-          <w:trHeight w:val="744"/>
-        </w:trPr>
-        <w:tc>
-          <w:tcPr>
-            <w:tcW w:w="751" w:type="dxa"/>
-            <w:tcBorders>
-              <w:top w:val="single" w:sz="4" w:space="0" w:color="000000"/>
-              <w:left w:val="single" w:sz="4" w:space="0" w:color="000000"/>
-              <w:bottom w:val="single" w:sz="4" w:space="0" w:color="000000"/>
-              <w:right w:val="single" w:sz="4" w:space="0" w:color="000000"/>
-            </w:tcBorders>
-            <w:vAlign w:val="center"/>
-          </w:tcPr>
-          <w:p>
-            <w:pPr>
-              <w:jc w:val="center"/>
-              <w:textAlignment w:val="center"/>
-              <w:rPr>
-                <w:b/>
-                <w:bCs/>
-                <w:sz w:val="26"/>
-                <w:szCs w:val="26"/>
-              </w:rPr>
-            </w:pPr>
-            <w:r>
-              <w:rPr>
-                <w:rFonts w:eastAsia="SimSun"/>
-                <w:b/>
-                <w:bCs/>
-                <w:sz w:val="26"/>
-                <w:szCs w:val="26"/>
-                <w:lang w:eastAsia="zh-CN" w:bidi="ar"/>
-              </w:rPr>
-              <w:t>3</w:t>
-            </w:r>
-          </w:p>
-        </w:tc>
-        <w:tc>
-          <w:tcPr>
-            <w:tcW w:w="2343" w:type="dxa"/>
-            <w:tcBorders>
-              <w:top w:val="single" w:sz="4" w:space="0" w:color="000000"/>
-              <w:left w:val="single" w:sz="4" w:space="0" w:color="000000"/>
-              <w:bottom w:val="single" w:sz="4" w:space="0" w:color="000000"/>
-              <w:right w:val="single" w:sz="4" w:space="0" w:color="000000"/>
-            </w:tcBorders>
-            <w:vAlign w:val="center"/>
-          </w:tcPr>
-          <w:p>
-            <w:pPr>
-              <w:textAlignment w:val="center"/>
-              <w:rPr>
-                <w:sz w:val="26"/>
-                <w:szCs w:val="26"/>
-              </w:rPr>
-            </w:pPr>
-            <w:r>
-              <w:rPr>
-                <w:rFonts w:eastAsia="SimSun"/>
-                <w:sz w:val="26"/>
-                <w:szCs w:val="26"/>
-                <w:lang w:eastAsia="zh-CN" w:bidi="ar"/>
-              </w:rPr>
-              <w:t>Phí thuê sảnh Hội nghị</w:t>
-            </w:r>
-          </w:p>
-        </w:tc>
-        <w:tc>
-          <w:tcPr>
-            <w:tcW w:w="1389" w:type="dxa"/>
-            <w:tcBorders>
-              <w:top w:val="single" w:sz="4" w:space="0" w:color="000000"/>
-              <w:left w:val="single" w:sz="4" w:space="0" w:color="000000"/>
-              <w:bottom w:val="single" w:sz="4" w:space="0" w:color="000000"/>
-              <w:right w:val="single" w:sz="4" w:space="0" w:color="000000"/>
-            </w:tcBorders>
-            <w:vAlign w:val="center"/>
-          </w:tcPr>
-          <w:p>
-            <w:pPr>
-              <w:jc w:val="center"/>
-              <w:textAlignment w:val="center"/>
-              <w:rPr>
-                <w:sz w:val="26"/>
-                <w:szCs w:val="26"/>
-              </w:rPr>
-            </w:pPr>
-            <w:r>
-              <w:rPr>
-                <w:rFonts w:eastAsia="SimSun"/>
-                <w:sz w:val="26"/>
-                <w:szCs w:val="26"/>
-                <w:lang w:eastAsia="zh-CN" w:bidi="ar"/>
-              </w:rPr>
-              <w:t>14h00 - 18h30</w:t>
-            </w:r>
-          </w:p>
-        </w:tc>
-        <w:tc>
-          <w:tcPr>
-            <w:tcW w:w="1392" w:type="dxa"/>
-            <w:vMerge/>
-            <w:tcBorders>
-              <w:top w:val="single" w:sz="4" w:space="0" w:color="000000"/>
-              <w:left w:val="single" w:sz="4" w:space="0" w:color="000000"/>
-              <w:bottom w:val="nil"/>
-              <w:right w:val="single" w:sz="4" w:space="0" w:color="000000"/>
-            </w:tcBorders>
-            <w:vAlign w:val="center"/>
-          </w:tcPr>
-          <w:p>
-            <w:pPr>
-              <w:jc w:val="center"/>
-              <w:rPr>
-                <w:b/>
-                <w:bCs/>
-                <w:sz w:val="26"/>
-                <w:szCs w:val="26"/>
-              </w:rPr>
-            </w:pPr>
-          </w:p>
-        </w:tc>
-        <w:tc>
-          <w:tcPr>
-            <w:tcW w:w="1128" w:type="dxa"/>
-            <w:tcBorders>
-              <w:top w:val="single" w:sz="4" w:space="0" w:color="000000"/>
-              <w:left w:val="single" w:sz="4" w:space="0" w:color="000000"/>
-              <w:bottom w:val="single" w:sz="4" w:space="0" w:color="000000"/>
-              <w:right w:val="single" w:sz="4" w:space="0" w:color="000000"/>
-            </w:tcBorders>
-            <w:vAlign w:val="center"/>
-          </w:tcPr>
-          <w:p>
-            <w:pPr>
-              <w:jc w:val="center"/>
-              <w:textAlignment w:val="center"/>
-              <w:rPr>
-                <w:sz w:val="26"/>
-                <w:szCs w:val="26"/>
-              </w:rPr>
-            </w:pPr>
-            <w:r>
-              <w:rPr>
-                <w:rFonts w:eastAsia="SimSun"/>
-                <w:sz w:val="26"/>
-                <w:szCs w:val="26"/>
-                <w:lang w:eastAsia="zh-CN" w:bidi="ar"/>
-              </w:rPr>
-              <w:t>Sảnh</w:t>
-            </w:r>
-          </w:p>
-        </w:tc>
-        <w:tc>
-          <w:tcPr>
-            <w:tcW w:w="857" w:type="dxa"/>
-            <w:tcBorders>
-              <w:top w:val="single" w:sz="4" w:space="0" w:color="000000"/>
-              <w:left w:val="single" w:sz="4" w:space="0" w:color="000000"/>
-              <w:bottom w:val="single" w:sz="4" w:space="0" w:color="000000"/>
-              <w:right w:val="single" w:sz="4" w:space="0" w:color="000000"/>
-            </w:tcBorders>
-            <w:vAlign w:val="center"/>
-          </w:tcPr>
-          <w:p>
-            <w:pPr>
-              <w:jc w:val="center"/>
-              <w:textAlignment w:val="center"/>
-              <w:rPr>
-                <w:sz w:val="26"/>
-                <w:szCs w:val="26"/>
-              </w:rPr>
-            </w:pPr>
-            <w:r>
-              <w:rPr>
-                <w:rFonts w:eastAsia="SimSun"/>
-                <w:sz w:val="26"/>
-                <w:szCs w:val="26"/>
-                <w:lang w:eastAsia="zh-CN" w:bidi="ar"/>
-              </w:rPr>
-              <w:t>1</w:t>
-            </w:r>
-          </w:p>
-        </w:tc>
-        <w:tc>
-          <w:tcPr>
-            <w:tcW w:w="1495" w:type="dxa"/>
-            <w:tcBorders>
-              <w:top w:val="single" w:sz="4" w:space="0" w:color="000000"/>
-              <w:left w:val="single" w:sz="4" w:space="0" w:color="000000"/>
-              <w:bottom w:val="single" w:sz="4" w:space="0" w:color="000000"/>
-              <w:right w:val="single" w:sz="4" w:space="0" w:color="000000"/>
-            </w:tcBorders>
-            <w:vAlign w:val="center"/>
-          </w:tcPr>
-          <w:p>
-            <w:pPr>
-              <w:jc w:val="center"/>
-              <w:textAlignment w:val="center"/>
-              <w:rPr>
-                <w:sz w:val="26"/>
-                <w:szCs w:val="26"/>
-              </w:rPr>
-            </w:pPr>
-            <w:r>
-              <w:rPr>
-                <w:rFonts w:eastAsia="SimSun"/>
-                <w:sz w:val="26"/>
-                <w:szCs w:val="26"/>
-                <w:lang w:eastAsia="zh-CN" w:bidi="ar"/>
-              </w:rPr>
-              <w:t xml:space="preserve"> 35,000,000 </w:t>
-            </w:r>
-          </w:p>
-        </w:tc>
-        <w:tc>
-          <w:tcPr>
-            <w:tcW w:w="1584" w:type="dxa"/>
-            <w:tcBorders>
-              <w:top w:val="single" w:sz="4" w:space="0" w:color="000000"/>
-              <w:left w:val="single" w:sz="4" w:space="0" w:color="000000"/>
-              <w:bottom w:val="single" w:sz="4" w:space="0" w:color="000000"/>
-              <w:right w:val="single" w:sz="4" w:space="0" w:color="000000"/>
-            </w:tcBorders>
-            <w:noWrap/>
-            <w:vAlign w:val="center"/>
-          </w:tcPr>
-          <w:p>
-            <w:pPr>
-              <w:jc w:val="right"/>
-              <w:textAlignment w:val="center"/>
-              <w:rPr>
-                <w:sz w:val="26"/>
-                <w:szCs w:val="26"/>
-              </w:rPr>
-            </w:pPr>
-            <w:r>
-              <w:rPr>
-                <w:rFonts w:eastAsia="SimSun"/>
-                <w:sz w:val="26"/>
-                <w:szCs w:val="26"/>
-                <w:lang w:eastAsia="zh-CN" w:bidi="ar"/>
-              </w:rPr>
-              <w:t>35,000,000</w:t>
-            </w:r>
-          </w:p>
-        </w:tc>
-      </w:tr>
-      <w:tr>
-        <w:trPr>
-          <w:trHeight w:val="636"/>
-        </w:trPr>
-        <w:tc>
-          <w:tcPr>
-            <w:tcW w:w="751" w:type="dxa"/>
-            <w:tcBorders>
-              <w:top w:val="single" w:sz="4" w:space="0" w:color="000000"/>
-              <w:left w:val="single" w:sz="4" w:space="0" w:color="000000"/>
-              <w:bottom w:val="single" w:sz="4" w:space="0" w:color="000000"/>
-              <w:right w:val="single" w:sz="4" w:space="0" w:color="000000"/>
-            </w:tcBorders>
-            <w:vAlign w:val="center"/>
-          </w:tcPr>
-          <w:p>
-            <w:pPr>
-              <w:jc w:val="center"/>
-              <w:textAlignment w:val="center"/>
-              <w:rPr>
-                <w:b/>
-                <w:bCs/>
-                <w:sz w:val="26"/>
-                <w:szCs w:val="26"/>
-              </w:rPr>
-            </w:pPr>
-            <w:r>
-              <w:rPr>
-                <w:rFonts w:eastAsia="SimSun"/>
-                <w:b/>
-                <w:bCs/>
-                <w:sz w:val="26"/>
-                <w:szCs w:val="26"/>
-                <w:lang w:eastAsia="zh-CN" w:bidi="ar"/>
-              </w:rPr>
-              <w:t>4</w:t>
-            </w:r>
-          </w:p>
-        </w:tc>
-        <w:tc>
-          <w:tcPr>
-            <w:tcW w:w="2343" w:type="dxa"/>
-            <w:tcBorders>
-              <w:top w:val="single" w:sz="4" w:space="0" w:color="000000"/>
-              <w:left w:val="single" w:sz="4" w:space="0" w:color="000000"/>
-              <w:bottom w:val="single" w:sz="4" w:space="0" w:color="000000"/>
-              <w:right w:val="single" w:sz="4" w:space="0" w:color="000000"/>
-            </w:tcBorders>
-            <w:vAlign w:val="center"/>
-          </w:tcPr>
-          <w:p>
-            <w:pPr>
-              <w:textAlignment w:val="center"/>
-              <w:rPr>
-                <w:sz w:val="26"/>
-                <w:szCs w:val="26"/>
-              </w:rPr>
-            </w:pPr>
-            <w:r>
-              <w:rPr>
-                <w:rFonts w:eastAsia="SimSun"/>
-                <w:sz w:val="26"/>
-                <w:szCs w:val="26"/>
-                <w:lang w:eastAsia="zh-CN" w:bidi="ar"/>
-              </w:rPr>
-              <w:t>Tea Break</w:t>
-            </w:r>
-          </w:p>
-        </w:tc>
-        <w:tc>
-          <w:tcPr>
-            <w:tcW w:w="1389" w:type="dxa"/>
-            <w:tcBorders>
-              <w:top w:val="single" w:sz="4" w:space="0" w:color="000000"/>
-              <w:left w:val="single" w:sz="4" w:space="0" w:color="000000"/>
-              <w:bottom w:val="single" w:sz="4" w:space="0" w:color="000000"/>
-              <w:right w:val="single" w:sz="4" w:space="0" w:color="000000"/>
-            </w:tcBorders>
-            <w:vAlign w:val="center"/>
-          </w:tcPr>
-          <w:p>
-            <w:pPr>
-              <w:jc w:val="center"/>
-              <w:rPr>
-                <w:sz w:val="26"/>
-                <w:szCs w:val="26"/>
-              </w:rPr>
-            </w:pPr>
-          </w:p>
-        </w:tc>
-        <w:tc>
-          <w:tcPr>
-            <w:tcW w:w="1392" w:type="dxa"/>
-            <w:vMerge/>
-            <w:tcBorders>
-              <w:top w:val="single" w:sz="4" w:space="0" w:color="000000"/>
-              <w:left w:val="single" w:sz="4" w:space="0" w:color="000000"/>
-              <w:bottom w:val="nil"/>
-              <w:right w:val="single" w:sz="4" w:space="0" w:color="000000"/>
-            </w:tcBorders>
-            <w:vAlign w:val="center"/>
-          </w:tcPr>
-          <w:p>
-            <w:pPr>
-              <w:jc w:val="center"/>
-              <w:rPr>
-                <w:b/>
-                <w:bCs/>
-                <w:sz w:val="26"/>
-                <w:szCs w:val="26"/>
-              </w:rPr>
-            </w:pPr>
-          </w:p>
-        </w:tc>
-        <w:tc>
-          <w:tcPr>
-            <w:tcW w:w="1128" w:type="dxa"/>
-            <w:tcBorders>
-              <w:top w:val="single" w:sz="4" w:space="0" w:color="000000"/>
-              <w:left w:val="single" w:sz="4" w:space="0" w:color="000000"/>
-              <w:bottom w:val="single" w:sz="4" w:space="0" w:color="000000"/>
-              <w:right w:val="single" w:sz="4" w:space="0" w:color="000000"/>
-            </w:tcBorders>
-            <w:vAlign w:val="center"/>
-          </w:tcPr>
-          <w:p>
-            <w:pPr>
-              <w:jc w:val="center"/>
-              <w:textAlignment w:val="center"/>
-              <w:rPr>
-                <w:sz w:val="26"/>
-                <w:szCs w:val="26"/>
-              </w:rPr>
-            </w:pPr>
-            <w:r>
-              <w:rPr>
-                <w:rFonts w:eastAsia="SimSun"/>
-                <w:sz w:val="26"/>
-                <w:szCs w:val="26"/>
-                <w:lang w:eastAsia="zh-CN" w:bidi="ar"/>
-              </w:rPr>
-              <w:t>Phần</w:t>
-            </w:r>
-          </w:p>
-        </w:tc>
-        <w:tc>
-          <w:tcPr>
-            <w:tcW w:w="857" w:type="dxa"/>
-            <w:tcBorders>
-              <w:top w:val="single" w:sz="4" w:space="0" w:color="000000"/>
-              <w:left w:val="single" w:sz="4" w:space="0" w:color="000000"/>
-              <w:bottom w:val="single" w:sz="4" w:space="0" w:color="000000"/>
-              <w:right w:val="single" w:sz="4" w:space="0" w:color="000000"/>
-            </w:tcBorders>
-            <w:vAlign w:val="center"/>
-          </w:tcPr>
-          <w:p>
-            <w:pPr>
-              <w:jc w:val="center"/>
-              <w:textAlignment w:val="center"/>
-              <w:rPr>
-                <w:sz w:val="26"/>
-                <w:szCs w:val="26"/>
-              </w:rPr>
-            </w:pPr>
-            <w:r>
-              <w:rPr>
-                <w:rFonts w:eastAsia="SimSun"/>
-                <w:sz w:val="26"/>
-                <w:szCs w:val="26"/>
-                <w:lang w:eastAsia="zh-CN" w:bidi="ar"/>
-              </w:rPr>
-              <w:t>120</w:t>
-            </w:r>
-          </w:p>
-        </w:tc>
-        <w:tc>
-          <w:tcPr>
-            <w:tcW w:w="1495" w:type="dxa"/>
-            <w:tcBorders>
-              <w:top w:val="single" w:sz="4" w:space="0" w:color="000000"/>
-              <w:left w:val="single" w:sz="4" w:space="0" w:color="000000"/>
-              <w:bottom w:val="single" w:sz="4" w:space="0" w:color="000000"/>
-              <w:right w:val="single" w:sz="4" w:space="0" w:color="000000"/>
-            </w:tcBorders>
-            <w:vAlign w:val="center"/>
-          </w:tcPr>
-          <w:p>
-            <w:pPr>
-              <w:jc w:val="center"/>
-              <w:textAlignment w:val="center"/>
-              <w:rPr>
-                <w:sz w:val="26"/>
-                <w:szCs w:val="26"/>
-              </w:rPr>
-            </w:pPr>
-            <w:r>
-              <w:rPr>
-                <w:rFonts w:eastAsia="SimSun"/>
-                <w:sz w:val="26"/>
-                <w:szCs w:val="26"/>
-                <w:lang w:eastAsia="zh-CN" w:bidi="ar"/>
-              </w:rPr>
-              <w:t xml:space="preserve"> 115,000 </w:t>
-            </w:r>
-          </w:p>
-        </w:tc>
-        <w:tc>
-          <w:tcPr>
-            <w:tcW w:w="1584" w:type="dxa"/>
-            <w:tcBorders>
-              <w:top w:val="single" w:sz="4" w:space="0" w:color="000000"/>
-              <w:left w:val="single" w:sz="4" w:space="0" w:color="000000"/>
-              <w:bottom w:val="single" w:sz="4" w:space="0" w:color="000000"/>
-              <w:right w:val="single" w:sz="4" w:space="0" w:color="000000"/>
-            </w:tcBorders>
-            <w:noWrap/>
-            <w:vAlign w:val="center"/>
-          </w:tcPr>
-          <w:p>
-            <w:pPr>
-              <w:jc w:val="right"/>
-              <w:textAlignment w:val="center"/>
-              <w:rPr>
-                <w:sz w:val="26"/>
-                <w:szCs w:val="26"/>
-              </w:rPr>
-            </w:pPr>
-            <w:r>
-              <w:rPr>
-                <w:rFonts w:eastAsia="SimSun"/>
-                <w:sz w:val="26"/>
-                <w:szCs w:val="26"/>
-                <w:lang w:eastAsia="zh-CN" w:bidi="ar"/>
-              </w:rPr>
-              <w:t>13,800,000</w:t>
-            </w:r>
-          </w:p>
-        </w:tc>
-      </w:tr>
-      <w:tr>
-        <w:trPr>
-          <w:trHeight w:val="622"/>
-        </w:trPr>
-        <w:tc>
-          <w:tcPr>
-            <w:tcW w:w="751" w:type="dxa"/>
-            <w:tcBorders>
-              <w:top w:val="single" w:sz="4" w:space="0" w:color="000000"/>
-              <w:left w:val="single" w:sz="4" w:space="0" w:color="000000"/>
-              <w:bottom w:val="single" w:sz="4" w:space="0" w:color="000000"/>
-              <w:right w:val="single" w:sz="4" w:space="0" w:color="000000"/>
-            </w:tcBorders>
-            <w:vAlign w:val="center"/>
-          </w:tcPr>
-          <w:p>
-            <w:pPr>
-              <w:jc w:val="center"/>
-              <w:textAlignment w:val="center"/>
-              <w:rPr>
-                <w:b/>
-                <w:bCs/>
-                <w:sz w:val="26"/>
-                <w:szCs w:val="26"/>
-              </w:rPr>
-            </w:pPr>
-            <w:r>
-              <w:rPr>
-                <w:rFonts w:eastAsia="SimSun"/>
-                <w:b/>
-                <w:bCs/>
-                <w:sz w:val="26"/>
-                <w:szCs w:val="26"/>
-                <w:lang w:eastAsia="zh-CN" w:bidi="ar"/>
-              </w:rPr>
-              <w:t>5</w:t>
-            </w:r>
-          </w:p>
-        </w:tc>
-        <w:tc>
-          <w:tcPr>
-            <w:tcW w:w="2343" w:type="dxa"/>
-            <w:tcBorders>
-              <w:top w:val="single" w:sz="4" w:space="0" w:color="000000"/>
-              <w:left w:val="single" w:sz="4" w:space="0" w:color="000000"/>
-              <w:bottom w:val="single" w:sz="4" w:space="0" w:color="000000"/>
-              <w:right w:val="single" w:sz="4" w:space="0" w:color="000000"/>
-            </w:tcBorders>
-            <w:vAlign w:val="center"/>
-          </w:tcPr>
-          <w:p>
-            <w:pPr>
-              <w:textAlignment w:val="center"/>
-              <w:rPr>
-                <w:sz w:val="26"/>
-                <w:szCs w:val="26"/>
-              </w:rPr>
-            </w:pPr>
-            <w:r>
-              <w:rPr>
-                <w:rFonts w:eastAsia="SimSun"/>
-                <w:sz w:val="26"/>
-                <w:szCs w:val="26"/>
-                <w:lang w:eastAsia="zh-CN" w:bidi="ar"/>
-              </w:rPr>
-              <w:t>Màn hình Led 18m2</w:t>
-            </w:r>
-          </w:p>
-        </w:tc>
-        <w:tc>
-          <w:tcPr>
-            <w:tcW w:w="1389" w:type="dxa"/>
-            <w:tcBorders>
-              <w:top w:val="single" w:sz="4" w:space="0" w:color="000000"/>
-              <w:left w:val="single" w:sz="4" w:space="0" w:color="000000"/>
-              <w:bottom w:val="single" w:sz="4" w:space="0" w:color="000000"/>
-              <w:right w:val="single" w:sz="4" w:space="0" w:color="000000"/>
-            </w:tcBorders>
-            <w:vAlign w:val="center"/>
-          </w:tcPr>
-          <w:p>
-            <w:pPr>
-              <w:jc w:val="center"/>
-              <w:textAlignment w:val="center"/>
-              <w:rPr>
-                <w:sz w:val="26"/>
-                <w:szCs w:val="26"/>
-              </w:rPr>
-            </w:pPr>
-            <w:r>
-              <w:rPr>
-                <w:rFonts w:eastAsia="SimSun"/>
-                <w:sz w:val="26"/>
-                <w:szCs w:val="26"/>
-                <w:lang w:eastAsia="zh-CN" w:bidi="ar"/>
-              </w:rPr>
-              <w:t>14h00 - 18h30</w:t>
-            </w:r>
-          </w:p>
-        </w:tc>
-        <w:tc>
-          <w:tcPr>
-            <w:tcW w:w="1392" w:type="dxa"/>
-            <w:tcBorders>
-              <w:top w:val="nil"/>
-              <w:left w:val="single" w:sz="4" w:space="0" w:color="000000"/>
-              <w:bottom w:val="nil"/>
-              <w:right w:val="single" w:sz="4" w:space="0" w:color="000000"/>
-            </w:tcBorders>
-            <w:vAlign w:val="center"/>
-          </w:tcPr>
-          <w:p>
-            <w:pPr>
-              <w:jc w:val="center"/>
-              <w:rPr>
-                <w:b/>
-                <w:bCs/>
-                <w:sz w:val="26"/>
-                <w:szCs w:val="26"/>
-              </w:rPr>
-            </w:pPr>
-          </w:p>
-        </w:tc>
-        <w:tc>
-          <w:tcPr>
-            <w:tcW w:w="1128" w:type="dxa"/>
-            <w:tcBorders>
-              <w:top w:val="single" w:sz="4" w:space="0" w:color="000000"/>
-              <w:left w:val="single" w:sz="4" w:space="0" w:color="000000"/>
-              <w:bottom w:val="single" w:sz="4" w:space="0" w:color="000000"/>
-              <w:right w:val="single" w:sz="4" w:space="0" w:color="000000"/>
-            </w:tcBorders>
-            <w:vAlign w:val="center"/>
-          </w:tcPr>
-          <w:p>
-            <w:pPr>
-              <w:jc w:val="center"/>
-              <w:textAlignment w:val="center"/>
-              <w:rPr>
-                <w:sz w:val="26"/>
-                <w:szCs w:val="26"/>
-              </w:rPr>
-            </w:pPr>
-            <w:r>
-              <w:rPr>
-                <w:rFonts w:eastAsia="SimSun"/>
-                <w:sz w:val="26"/>
-                <w:szCs w:val="26"/>
-                <w:lang w:eastAsia="zh-CN" w:bidi="ar"/>
-              </w:rPr>
-              <w:t>Show</w:t>
-            </w:r>
-          </w:p>
-        </w:tc>
-        <w:tc>
-          <w:tcPr>
-            <w:tcW w:w="857" w:type="dxa"/>
-            <w:tcBorders>
-              <w:top w:val="single" w:sz="4" w:space="0" w:color="000000"/>
-              <w:left w:val="single" w:sz="4" w:space="0" w:color="000000"/>
-              <w:bottom w:val="single" w:sz="4" w:space="0" w:color="000000"/>
-              <w:right w:val="single" w:sz="4" w:space="0" w:color="000000"/>
-            </w:tcBorders>
-            <w:vAlign w:val="center"/>
-          </w:tcPr>
-          <w:p>
-            <w:pPr>
-              <w:jc w:val="center"/>
-              <w:textAlignment w:val="center"/>
-              <w:rPr>
-                <w:sz w:val="26"/>
-                <w:szCs w:val="26"/>
-              </w:rPr>
-            </w:pPr>
-            <w:r>
-              <w:rPr>
-                <w:rFonts w:eastAsia="SimSun"/>
-                <w:sz w:val="26"/>
-                <w:szCs w:val="26"/>
-                <w:lang w:eastAsia="zh-CN" w:bidi="ar"/>
-              </w:rPr>
-              <w:t>1</w:t>
-            </w:r>
-          </w:p>
-        </w:tc>
-        <w:tc>
-          <w:tcPr>
-            <w:tcW w:w="1495" w:type="dxa"/>
-            <w:tcBorders>
-              <w:top w:val="single" w:sz="4" w:space="0" w:color="000000"/>
-              <w:left w:val="single" w:sz="4" w:space="0" w:color="000000"/>
-              <w:bottom w:val="single" w:sz="4" w:space="0" w:color="000000"/>
-              <w:right w:val="single" w:sz="4" w:space="0" w:color="000000"/>
-            </w:tcBorders>
-            <w:vAlign w:val="center"/>
-          </w:tcPr>
-          <w:p>
-            <w:pPr>
-              <w:jc w:val="center"/>
-              <w:textAlignment w:val="center"/>
-              <w:rPr>
-                <w:sz w:val="26"/>
-                <w:szCs w:val="26"/>
-              </w:rPr>
-            </w:pPr>
-            <w:r>
-              <w:rPr>
-                <w:rFonts w:eastAsia="SimSun"/>
-                <w:sz w:val="26"/>
-                <w:szCs w:val="26"/>
-                <w:lang w:eastAsia="zh-CN" w:bidi="ar"/>
-              </w:rPr>
-              <w:t xml:space="preserve"> 10,800,000 </w:t>
-            </w:r>
-          </w:p>
-        </w:tc>
-        <w:tc>
-          <w:tcPr>
-            <w:tcW w:w="1584" w:type="dxa"/>
-            <w:tcBorders>
-              <w:top w:val="single" w:sz="4" w:space="0" w:color="000000"/>
-              <w:left w:val="single" w:sz="4" w:space="0" w:color="000000"/>
-              <w:bottom w:val="single" w:sz="4" w:space="0" w:color="000000"/>
-              <w:right w:val="single" w:sz="4" w:space="0" w:color="000000"/>
-            </w:tcBorders>
-            <w:noWrap/>
-            <w:vAlign w:val="center"/>
-          </w:tcPr>
-          <w:p>
-            <w:pPr>
-              <w:jc w:val="right"/>
-              <w:textAlignment w:val="center"/>
-              <w:rPr>
-                <w:sz w:val="26"/>
-                <w:szCs w:val="26"/>
-              </w:rPr>
-            </w:pPr>
-            <w:r>
-              <w:rPr>
-                <w:rFonts w:eastAsia="SimSun"/>
-                <w:sz w:val="26"/>
-                <w:szCs w:val="26"/>
-                <w:lang w:eastAsia="zh-CN" w:bidi="ar"/>
-              </w:rPr>
-              <w:t>10,800,000</w:t>
-            </w:r>
-          </w:p>
-        </w:tc>
-      </w:tr>
-      <w:tr>
-        <w:trPr>
-          <w:trHeight w:val="530"/>
-        </w:trPr>
-        <w:tc>
-          <w:tcPr>
-            <w:tcW w:w="9355" w:type="dxa"/>
-            <w:gridSpan w:val="7"/>
-            <w:tcBorders>
-              <w:top w:val="single" w:sz="4" w:space="0" w:color="000000"/>
-              <w:left w:val="single" w:sz="4" w:space="0" w:color="000000"/>
-              <w:bottom w:val="single" w:sz="4" w:space="0" w:color="000000"/>
-              <w:right w:val="single" w:sz="4" w:space="0" w:color="000000"/>
-            </w:tcBorders>
-            <w:shd w:val="clear" w:color="auto" w:fill="FFFFFF"/>
-            <w:vAlign w:val="center"/>
-          </w:tcPr>
-          <w:p>
-            <w:pPr>
-              <w:jc w:val="center"/>
-              <w:textAlignment w:val="center"/>
-              <w:rPr>
-                <w:b/>
-                <w:bCs/>
-                <w:sz w:val="26"/>
-                <w:szCs w:val="26"/>
-              </w:rPr>
-            </w:pPr>
-            <w:r>
-              <w:rPr>
-                <w:rFonts w:eastAsia="SimSun"/>
-                <w:b/>
-                <w:bCs/>
-                <w:sz w:val="26"/>
-                <w:szCs w:val="26"/>
-                <w:lang w:eastAsia="zh-CN" w:bidi="ar"/>
-              </w:rPr>
-              <w:t>THÀNH TIỀN</w:t>
-            </w:r>
-          </w:p>
-        </w:tc>
-        <w:tc>
-          <w:tcPr>
-            <w:tcW w:w="1584" w:type="dxa"/>
-            <w:tcBorders>
-              <w:top w:val="single" w:sz="4" w:space="0" w:color="000000"/>
-              <w:left w:val="single" w:sz="4" w:space="0" w:color="000000"/>
-              <w:bottom w:val="single" w:sz="4" w:space="0" w:color="000000"/>
-              <w:right w:val="single" w:sz="4" w:space="0" w:color="000000"/>
-            </w:tcBorders>
-            <w:shd w:val="clear" w:color="auto" w:fill="FFFFFF"/>
-            <w:noWrap/>
-            <w:vAlign w:val="center"/>
-          </w:tcPr>
-          <w:p>
-            <w:pPr>
-              <w:jc w:val="right"/>
-              <w:textAlignment w:val="center"/>
-              <w:rPr>
-                <w:b/>
-                <w:bCs/>
-                <w:sz w:val="26"/>
-                <w:szCs w:val="26"/>
-              </w:rPr>
-            </w:pPr>
-            <w:r>
-              <w:rPr>
-                <w:rFonts w:eastAsia="SimSun"/>
-                <w:b/>
-                <w:bCs/>
-                <w:sz w:val="26"/>
-                <w:szCs w:val="26"/>
-                <w:lang w:eastAsia="zh-CN" w:bidi="ar"/>
-              </w:rPr>
-              <w:t>65,600,000</w:t>
+              <w:t>{ThanhTien}{/DichVuBaoGia}</w:t>
             </w:r>
           </w:p>
         </w:tc>
@@ -2875,26 +1524,8 @@
             <w:vAlign w:val="center"/>
           </w:tcPr>
           <w:p>
-            <w:pPr>
-              <w:jc w:val="right"/>
-              <w:textAlignment w:val="center"/>
-              <w:rPr>
-                <w:b/>
-                <w:bCs/>
-                <w:sz w:val="26"/>
-                <w:szCs w:val="26"/>
-              </w:rPr>
-            </w:pPr>
             <w:r>
-              <w:rPr>
-                <w:rFonts w:eastAsia="SimSun"/>
-                <w:b/>
-                <w:bCs/>
-                <w:sz w:val="26"/>
-                <w:szCs w:val="26"/>
-                <w:lang w:eastAsia="zh-CN" w:bidi="ar"/>
-              </w:rPr>
-              <w:t>3,280,000</w:t>
+              <w:t>{PhiPhucVu}</w:t>
             </w:r>
           </w:p>
         </w:tc>
@@ -2954,26 +1585,8 @@
             <w:vAlign w:val="center"/>
           </w:tcPr>
           <w:p>
-            <w:pPr>
-              <w:jc w:val="right"/>
-              <w:textAlignment w:val="center"/>
-              <w:rPr>
-                <w:b/>
-                <w:bCs/>
-                <w:sz w:val="26"/>
-                <w:szCs w:val="26"/>
-              </w:rPr>
-            </w:pPr>
             <w:r>
-              <w:rPr>
-                <w:rFonts w:eastAsia="SimSun"/>
-                <w:b/>
-                <w:bCs/>
-                <w:sz w:val="26"/>
-                <w:szCs w:val="26"/>
-                <w:lang w:eastAsia="zh-CN" w:bidi="ar"/>
-              </w:rPr>
-              <w:t>68,880,000</w:t>
+              <w:t>{TongTienChuaVAT}</w:t>
             </w:r>
           </w:p>
         </w:tc>
@@ -3050,26 +1663,8 @@
             <w:vAlign w:val="center"/>
           </w:tcPr>
           <w:p>
-            <w:pPr>
-              <w:jc w:val="right"/>
-              <w:textAlignment w:val="center"/>
-              <w:rPr>
-                <w:b/>
-                <w:bCs/>
-                <w:sz w:val="26"/>
-                <w:szCs w:val="26"/>
-              </w:rPr>
-            </w:pPr>
             <w:r>
-              <w:rPr>
-                <w:rFonts w:eastAsia="SimSun"/>
-                <w:b/>
-                <w:bCs/>
-                <w:sz w:val="26"/>
-                <w:szCs w:val="26"/>
-                <w:lang w:eastAsia="zh-CN" w:bidi="ar"/>
-              </w:rPr>
-              <w:t>2,230,400</w:t>
+              <w:t>{VAT8}</w:t>
             </w:r>
           </w:p>
         </w:tc>
@@ -3125,26 +1720,8 @@
             <w:vAlign w:val="center"/>
           </w:tcPr>
           <w:p>
-            <w:pPr>
-              <w:jc w:val="right"/>
-              <w:textAlignment w:val="center"/>
-              <w:rPr>
-                <w:b/>
-                <w:bCs/>
-                <w:sz w:val="26"/>
-                <w:szCs w:val="26"/>
-              </w:rPr>
-            </w:pPr>
             <w:r>
-              <w:rPr>
-                <w:rFonts w:eastAsia="SimSun"/>
-                <w:b/>
-                <w:bCs/>
-                <w:sz w:val="26"/>
-                <w:szCs w:val="26"/>
-                <w:lang w:eastAsia="zh-CN" w:bidi="ar"/>
-              </w:rPr>
-              <w:t>4,100,000</w:t>
+              <w:t>{VAT10}</w:t>
             </w:r>
           </w:p>
         </w:tc>
@@ -3204,26 +1781,8 @@
             <w:vAlign w:val="center"/>
           </w:tcPr>
           <w:p>
-            <w:pPr>
-              <w:jc w:val="right"/>
-              <w:textAlignment w:val="center"/>
-              <w:rPr>
-                <w:b/>
-                <w:bCs/>
-                <w:sz w:val="26"/>
-                <w:szCs w:val="26"/>
-              </w:rPr>
-            </w:pPr>
             <w:r>
-              <w:rPr>
-                <w:rFonts w:eastAsia="SimSun"/>
-                <w:b/>
-                <w:bCs/>
-                <w:sz w:val="26"/>
-                <w:szCs w:val="26"/>
-                <w:lang w:eastAsia="zh-CN" w:bidi="ar"/>
-              </w:rPr>
-              <w:t>75,210,400</w:t>
+              <w:t>{TongTien}</w:t>
             </w:r>
           </w:p>
         </w:tc>

--- a/backend-app/samples/FILE MAU HOP DONG CÒN LẠI/4. BBNT VÀ QUYẾT TOÁN DỊCH VỤ - 0406 (DÙNG CHUNG CHO 2.1,2.2,3.1,3.2).docx
+++ b/backend-app/samples/FILE MAU HOP DONG CÒN LẠI/4. BBNT VÀ QUYẾT TOÁN DỊCH VỤ - 0406 (DÙNG CHUNG CHO 2.1,2.2,3.1,3.2).docx
@@ -1,6 +1,6 @@
 
 <file path=word/document.xml><?xml version="1.0" encoding="utf-8"?>
-<w:document xmlns:wpc="http://schemas.microsoft.com/office/word/2010/wordprocessingCanvas" xmlns:cx="http://schemas.microsoft.com/office/drawing/2014/chartex" xmlns:cx1="http://schemas.microsoft.com/office/drawing/2015/9/8/chartex" xmlns:cx2="http://schemas.microsoft.com/office/drawing/2015/10/21/chartex" xmlns:cx3="http://schemas.microsoft.com/office/drawing/2016/5/9/chartex" xmlns:cx4="http://schemas.microsoft.com/office/drawing/2016/5/10/chartex" xmlns:cx5="http://schemas.microsoft.com/office/drawing/2016/5/11/chartex" xmlns:cx6="http://schemas.microsoft.com/office/drawing/2016/5/12/chartex" xmlns:cx7="http://schemas.microsoft.com/office/drawing/2016/5/13/chartex" xmlns:cx8="http://schemas.microsoft.com/office/drawing/2016/5/14/chartex" xmlns:mc="http://schemas.openxmlformats.org/markup-compatibility/2006" xmlns:aink="http://schemas.microsoft.com/office/drawing/2016/ink" xmlns:am3d="http://schemas.microsoft.com/office/drawing/2017/model3d" xmlns:o="urn:schemas-microsoft-com:office:office" xmlns:oel="http://schemas.microsoft.com/office/2019/extlst" xmlns:r="http://schemas.openxmlformats.org/officeDocument/2006/relationships" xmlns:m="http://schemas.openxmlformats.org/officeDocument/2006/math" xmlns:v="urn:schemas-microsoft-com:vml" xmlns:wp14="http://schemas.microsoft.com/office/word/2010/wordprocessingDrawing" xmlns:wp="http://schemas.openxmlformats.org/drawingml/2006/wordprocessingDrawing" xmlns:w10="urn:schemas-microsoft-com:office:word" xmlns:w="http://schemas.openxmlformats.org/wordprocessingml/2006/main" xmlns:w14="http://schemas.microsoft.com/office/word/2010/wordml" xmlns:w15="http://schemas.microsoft.com/office/word/2012/wordml" xmlns:w16cex="http://schemas.microsoft.com/office/word/2018/wordml/cex" xmlns:w16cid="http://schemas.microsoft.com/office/word/2016/wordml/cid" xmlns:w16="http://schemas.microsoft.com/office/word/2018/wordml" xmlns:w16du="http://schemas.microsoft.com/office/word/2023/wordml/word16du" xmlns:w16sdtdh="http://schemas.microsoft.com/office/word/2020/wordml/sdtdatahash" xmlns:w16sdtfl="http://schemas.microsoft.com/office/word/2024/wordml/sdtformatlock" xmlns:w16se="http://schemas.microsoft.com/office/word/2015/wordml/symex" xmlns:wpg="http://schemas.microsoft.com/office/word/2010/wordprocessingGroup" xmlns:wpi="http://schemas.microsoft.com/office/word/2010/wordprocessingInk" xmlns:wne="http://schemas.microsoft.com/office/word/2006/wordml" xmlns:wps="http://schemas.microsoft.com/office/word/2010/wordprocessingShape" mc:Ignorable="w14 w15 w16se w16cid w16 w16cex w16sdtdh w16sdtfl w16du wp14">
+<w:document xmlns:wpc="http://schemas.microsoft.com/office/word/2010/wordprocessingCanvas" xmlns:mc="http://schemas.openxmlformats.org/markup-compatibility/2006" xmlns:o="urn:schemas-microsoft-com:office:office" xmlns:r="http://schemas.openxmlformats.org/officeDocument/2006/relationships" xmlns:m="http://schemas.openxmlformats.org/officeDocument/2006/math" xmlns:v="urn:schemas-microsoft-com:vml" xmlns:wp14="http://schemas.microsoft.com/office/word/2010/wordprocessingDrawing" xmlns:wp="http://schemas.openxmlformats.org/drawingml/2006/wordprocessingDrawing" xmlns:w="http://schemas.openxmlformats.org/wordprocessingml/2006/main" xmlns:w14="http://schemas.microsoft.com/office/word/2010/wordml" xmlns:w10="urn:schemas-microsoft-com:office:word" xmlns:w15="http://schemas.microsoft.com/office/word/2012/wordml" xmlns:wpg="http://schemas.microsoft.com/office/word/2010/wordprocessingGroup" xmlns:wpi="http://schemas.microsoft.com/office/word/2010/wordprocessingInk" xmlns:wne="http://schemas.microsoft.com/office/word/2006/wordml" xmlns:wps="http://schemas.microsoft.com/office/word/2010/wordprocessingShape" xmlns:wpsCustomData="http://www.wps.cn/officeDocument/2013/wpsCustomData" mc:Ignorable="w14 w15 wp14">
   <w:body>
     <w:p>
       <w:pPr>
@@ -63,23 +63,7 @@
           <w:sz w:val="36"/>
           <w:szCs w:val="36"/>
         </w:rPr>
-        <w:t xml:space="preserve">BIÊN BẢN </w:t>
-      </w:r>
-      <w:r>
-        <w:rPr>
-          <w:b/>
-          <w:sz w:val="36"/>
-          <w:szCs w:val="36"/>
-        </w:rPr>
-        <w:t xml:space="preserve">NGHIỆM THU VÀ </w:t>
-      </w:r>
-      <w:r>
-        <w:rPr>
-          <w:b/>
-          <w:sz w:val="36"/>
-          <w:szCs w:val="36"/>
-        </w:rPr>
-        <w:t>QUYẾT TOÁN DỊCH VỤ</w:t>
+        <w:t>BIÊN BẢN NGHIỆM THU VÀ QUYẾT TOÁN DỊCH VỤ</w:t>
       </w:r>
     </w:p>
     <w:p>
@@ -92,37 +76,14 @@
           <w:bCs/>
           <w:lang w:eastAsia="zh-CN"/>
         </w:rPr>
-        <w:t>BBNT&amp;QTDV</w:t>
+        <w:t>BBNT&amp;QTDV số: …</w:t>
       </w:r>
       <w:r>
         <w:rPr>
           <w:b/>
           <w:bCs/>
-          <w:lang w:eastAsia="zh-CN"/>
-        </w:rPr>
-        <w:t xml:space="preserve"> số: </w:t>
-      </w:r>
-      <w:r>
-        <w:rPr>
-          <w:b/>
-          <w:bCs/>
-          <w:lang w:eastAsia="zh-CN"/>
-        </w:rPr>
-        <w:t>…</w:t>
-      </w:r>
-      <w:r>
-        <w:rPr>
-          <w:b/>
-          <w:bCs/>
-        </w:rPr>
-        <w:t>/CTY - HHKH/2026/</w:t>
-      </w:r>
-      <w:r>
-        <w:rPr>
-          <w:b/>
-          <w:bCs/>
-        </w:rPr>
-        <w:t>NT-QT</w:t>
+        </w:rPr>
+        <w:t>/CTY - HHKH/2026/NT-QT</w:t>
       </w:r>
     </w:p>
     <w:p>
@@ -170,124 +131,25 @@
           <w:sz w:val="26"/>
           <w:szCs w:val="26"/>
         </w:rPr>
-        <w:t xml:space="preserve">, ký ngày </w:t>
-      </w:r>
-      <w:r>
+        <w:t>, ký ngày …. giữa Bên A và Bên B về việc cung cấp địa điểm và các dịch vụ phục vụ chương trình….., được tổ chức vào ngày ….. ;</w:t>
+      </w:r>
+    </w:p>
+    <w:p>
+      <w:pPr>
+        <w:spacing w:line="360" w:lineRule="auto"/>
         <w:rPr>
           <w:i/>
-          <w:iCs/>
-          <w:sz w:val="26"/>
-          <w:szCs w:val="26"/>
-        </w:rPr>
-        <w:t>….</w:t>
-      </w:r>
+          <w:sz w:val="26"/>
+          <w:szCs w:val="26"/>
+        </w:rPr>
+      </w:pPr>
       <w:r>
         <w:rPr>
           <w:i/>
-          <w:iCs/>
-          <w:sz w:val="26"/>
-          <w:szCs w:val="26"/>
-        </w:rPr>
-        <w:t xml:space="preserve"> giữa Bên A và Bên B về việc cung cấp địa điểm và các dịch vụ phục vụ chương trình</w:t>
-      </w:r>
-      <w:proofErr w:type="gramStart"/>
-      <w:r>
-        <w:rPr>
-          <w:i/>
-          <w:iCs/>
-          <w:sz w:val="26"/>
-          <w:szCs w:val="26"/>
-        </w:rPr>
-        <w:t>…..</w:t>
-      </w:r>
-      <w:proofErr w:type="gramEnd"/>
-      <w:r>
-        <w:rPr>
-          <w:i/>
-          <w:iCs/>
-          <w:sz w:val="26"/>
-          <w:szCs w:val="26"/>
-        </w:rPr>
-        <w:t xml:space="preserve">, được tổ chức vào ngày </w:t>
-      </w:r>
-      <w:proofErr w:type="gramStart"/>
-      <w:r>
-        <w:rPr>
-          <w:i/>
-          <w:iCs/>
-          <w:sz w:val="26"/>
-          <w:szCs w:val="26"/>
-        </w:rPr>
-        <w:t>…..</w:t>
-      </w:r>
-      <w:proofErr w:type="gramEnd"/>
-      <w:r>
-        <w:rPr>
-          <w:i/>
-          <w:iCs/>
-          <w:sz w:val="26"/>
-          <w:szCs w:val="26"/>
-        </w:rPr>
-        <w:t xml:space="preserve"> </w:t>
-      </w:r>
-      <w:r>
-        <w:rPr>
-          <w:i/>
-          <w:iCs/>
-          <w:sz w:val="26"/>
-          <w:szCs w:val="26"/>
-        </w:rPr>
-        <w:t>;</w:t>
-      </w:r>
-    </w:p>
-    <w:p>
-      <w:pPr>
-        <w:spacing w:line="360" w:lineRule="auto"/>
-        <w:rPr>
-          <w:i/>
-          <w:sz w:val="26"/>
-          <w:szCs w:val="26"/>
-        </w:rPr>
-      </w:pPr>
-      <w:r>
-        <w:rPr>
-          <w:i/>
-          <w:sz w:val="26"/>
-          <w:szCs w:val="26"/>
-        </w:rPr>
-        <w:t xml:space="preserve">Căn cứ </w:t>
-      </w:r>
-      <w:r>
-        <w:rPr>
-          <w:i/>
-          <w:sz w:val="26"/>
-          <w:szCs w:val="26"/>
-        </w:rPr>
-        <w:t>kết quả thực tế việc cung cấp và sử dụng dịch vụ c</w:t>
-      </w:r>
-      <w:r>
-        <w:rPr>
-          <w:i/>
-          <w:sz w:val="26"/>
-          <w:szCs w:val="26"/>
-        </w:rPr>
-        <w:t>ủa</w:t>
-      </w:r>
-      <w:r>
-        <w:rPr>
-          <w:i/>
-          <w:sz w:val="26"/>
-          <w:szCs w:val="26"/>
-        </w:rPr>
-        <w:t xml:space="preserve"> các Bên</w:t>
-      </w:r>
-      <w:r>
-        <w:rPr>
-          <w:i/>
-          <w:sz w:val="26"/>
-          <w:szCs w:val="26"/>
-        </w:rPr>
-        <w:t>.</w:t>
+          <w:sz w:val="26"/>
+          <w:szCs w:val="26"/>
+        </w:rPr>
+        <w:t>Căn cứ kết quả thực tế việc cung cấp và sử dụng dịch vụ của các Bên.</w:t>
       </w:r>
     </w:p>
     <w:p>
@@ -392,88 +254,309 @@
     </w:p>
     <w:p>
       <w:pPr>
-        <w:spacing w:before="120" w:after="120" w:line="360" w:lineRule="auto"/>
-        <w:ind w:left="2160" w:hanging="2160"/>
-        <w:jc w:val="both"/>
-        <w:rPr>
-          <w:b/>
-          <w:sz w:val="26"/>
-          <w:szCs w:val="26"/>
-          <w:lang w:val="fr-FR"/>
-        </w:rPr>
-      </w:pPr>
-      <w:r>
-        <w:rPr>
+        <w:shd w:val="clear" w:color="auto" w:fill="FFFFFF" w:themeFill="background1"/>
+        <w:spacing w:line="360" w:lineRule="auto"/>
+        <w:ind w:left="59" w:leftChars="0"/>
+        <w:rPr>
+          <w:rFonts w:hint="default" w:ascii="Times New Roman" w:hAnsi="Times New Roman"/>
+          <w:b/>
+          <w:sz w:val="26"/>
+          <w:szCs w:val="26"/>
+          <w:lang w:val="en-US"/>
+        </w:rPr>
+      </w:pPr>
+      <w:r>
+        <w:rPr>
+          <w:rFonts w:ascii="Times New Roman" w:hAnsi="Times New Roman"/>
           <w:b/>
           <w:sz w:val="26"/>
           <w:szCs w:val="26"/>
         </w:rPr>
         <w:t xml:space="preserve">BÊN A: </w:t>
       </w:r>
+      <w:r>
+        <w:rPr>
+          <w:rFonts w:ascii="Times New Roman" w:hAnsi="Times New Roman"/>
+          <w:b/>
+          <w:sz w:val="26"/>
+          <w:szCs w:val="26"/>
+        </w:rPr>
+        <w:tab/>
+      </w:r>
+      <w:r>
+        <w:rPr>
+          <w:rFonts w:ascii="Times New Roman" w:hAnsi="Times New Roman"/>
+          <w:b/>
+          <w:sz w:val="26"/>
+          <w:szCs w:val="26"/>
+        </w:rPr>
+        <w:tab/>
+      </w:r>
+      <w:r>
+        <w:rPr>
+          <w:rFonts w:hint="default" w:ascii="Times New Roman" w:hAnsi="Times New Roman"/>
+          <w:b/>
+          <w:sz w:val="26"/>
+          <w:szCs w:val="26"/>
+          <w:lang w:val="en-US"/>
+        </w:rPr>
+        <w:t>{BenATenCongTy}</w:t>
+      </w:r>
+    </w:p>
+    <w:p>
+      <w:pPr>
+        <w:shd w:val="clear" w:color="auto" w:fill="FFFFFF" w:themeFill="background1"/>
+        <w:spacing w:line="360" w:lineRule="auto"/>
+        <w:ind w:left="59" w:leftChars="0"/>
+        <w:rPr>
+          <w:rFonts w:hint="default" w:ascii="Times New Roman" w:hAnsi="Times New Roman"/>
+          <w:b/>
+          <w:sz w:val="26"/>
+          <w:szCs w:val="26"/>
+          <w:lang w:val="en-US"/>
+        </w:rPr>
+      </w:pPr>
       <w:bookmarkStart w:id="0" w:name="_Hlk135660413"/>
       <w:r>
         <w:rPr>
+          <w:rFonts w:ascii="Times New Roman" w:hAnsi="Times New Roman"/>
+          <w:sz w:val="26"/>
+          <w:szCs w:val="26"/>
+        </w:rPr>
+        <w:t>Đại Diện</w:t>
+      </w:r>
+      <w:r>
+        <w:rPr>
+          <w:rFonts w:ascii="Times New Roman" w:hAnsi="Times New Roman"/>
           <w:b/>
           <w:sz w:val="26"/>
           <w:szCs w:val="26"/>
         </w:rPr>
         <w:tab/>
       </w:r>
-      <w:bookmarkStart w:id="1" w:name="_Hlk205370794"/>
-      <w:r>
-        <w:rPr>
-          <w:b/>
-          <w:sz w:val="26"/>
-          <w:szCs w:val="26"/>
-          <w:lang w:val="fr-FR"/>
-        </w:rPr>
-        <w:t xml:space="preserve">CÔNG TY TNHH </w:t>
-      </w:r>
-      <w:r>
-        <w:rPr>
-          <w:b/>
-          <w:sz w:val="26"/>
-          <w:szCs w:val="26"/>
-        </w:rPr>
-        <w:t>GIẢI TRÍ HOÀNG HẢI</w:t>
-      </w:r>
-      <w:r>
-        <w:rPr>
-          <w:b/>
-          <w:sz w:val="26"/>
-          <w:szCs w:val="26"/>
-          <w:lang w:val="fr-FR"/>
-        </w:rPr>
-        <w:t xml:space="preserve"> </w:t>
-      </w:r>
-      <w:bookmarkEnd w:id="1"/>
-    </w:p>
-    <w:p>
-      <w:pPr>
-        <w:spacing w:before="120" w:after="120" w:line="360" w:lineRule="auto"/>
-        <w:ind w:left="2160" w:hanging="2160"/>
-        <w:jc w:val="both"/>
-        <w:rPr>
-          <w:b/>
-          <w:sz w:val="26"/>
-          <w:szCs w:val="26"/>
-        </w:rPr>
-      </w:pPr>
-      <w:r>
-        <w:rPr>
-          <w:sz w:val="26"/>
-          <w:szCs w:val="26"/>
-        </w:rPr>
-        <w:t>Đại Diện:</w:t>
-      </w:r>
-      <w:r>
-        <w:rPr>
+      <w:r>
+        <w:rPr>
+          <w:rFonts w:ascii="Times New Roman" w:hAnsi="Times New Roman"/>
           <w:b/>
           <w:sz w:val="26"/>
           <w:szCs w:val="26"/>
         </w:rPr>
         <w:tab/>
-        <w:t>Ông LÊ VĂN PHƯỚC</w:t>
+      </w:r>
+      <w:r>
+        <w:rPr>
+          <w:rFonts w:hint="default" w:ascii="Times New Roman" w:hAnsi="Times New Roman"/>
+          <w:b/>
+          <w:sz w:val="26"/>
+          <w:szCs w:val="26"/>
+          <w:lang w:val="en-US"/>
+        </w:rPr>
+        <w:t>{HNNguoiDaiDien}</w:t>
+      </w:r>
+    </w:p>
+    <w:p>
+      <w:pPr>
+        <w:shd w:val="clear" w:color="auto" w:fill="FFFFFF" w:themeFill="background1"/>
+        <w:spacing w:line="360" w:lineRule="auto"/>
+        <w:ind w:left="59" w:leftChars="0"/>
+        <w:rPr>
+          <w:rFonts w:hint="default" w:ascii="Times New Roman" w:hAnsi="Times New Roman"/>
+          <w:sz w:val="26"/>
+          <w:szCs w:val="26"/>
+          <w:lang w:val="en-US"/>
+        </w:rPr>
+      </w:pPr>
+      <w:bookmarkStart w:id="1" w:name="_Hlk164419968"/>
+      <w:r>
+        <w:rPr>
+          <w:rFonts w:ascii="Times New Roman" w:hAnsi="Times New Roman"/>
+          <w:bCs/>
+          <w:sz w:val="26"/>
+          <w:szCs w:val="26"/>
+        </w:rPr>
+        <w:t>Chức Vụ</w:t>
+      </w:r>
+      <w:r>
+        <w:rPr>
+          <w:rFonts w:ascii="Times New Roman" w:hAnsi="Times New Roman"/>
+          <w:sz w:val="26"/>
+          <w:szCs w:val="26"/>
+        </w:rPr>
+        <w:tab/>
+      </w:r>
+      <w:r>
+        <w:rPr>
+          <w:rFonts w:ascii="Times New Roman" w:hAnsi="Times New Roman"/>
+          <w:sz w:val="26"/>
+          <w:szCs w:val="26"/>
+        </w:rPr>
+        <w:tab/>
+      </w:r>
+      <w:r>
+        <w:rPr>
+          <w:rFonts w:hint="default" w:ascii="Times New Roman" w:hAnsi="Times New Roman"/>
+          <w:sz w:val="26"/>
+          <w:szCs w:val="26"/>
+          <w:lang w:val="en-US"/>
+        </w:rPr>
+        <w:t>{HNChucVuNguoiDaiDien}</w:t>
+      </w:r>
+    </w:p>
+    <w:bookmarkEnd w:id="0"/>
+    <w:bookmarkEnd w:id="1"/>
+    <w:p>
+      <w:pPr>
+        <w:shd w:val="clear" w:color="auto" w:fill="FFFFFF" w:themeFill="background1"/>
+        <w:spacing w:line="360" w:lineRule="auto"/>
+        <w:ind w:left="59" w:leftChars="0"/>
+        <w:rPr>
+          <w:rFonts w:hint="default" w:ascii="Times New Roman" w:hAnsi="Times New Roman"/>
+          <w:sz w:val="26"/>
+          <w:szCs w:val="26"/>
+          <w:lang w:val="en-US"/>
+        </w:rPr>
+      </w:pPr>
+      <w:r>
+        <w:rPr>
+          <w:rFonts w:ascii="Times New Roman" w:hAnsi="Times New Roman"/>
+          <w:sz w:val="26"/>
+          <w:szCs w:val="26"/>
+        </w:rPr>
+        <w:t>Địa Chỉ</w:t>
+      </w:r>
+      <w:r>
+        <w:rPr>
+          <w:rFonts w:ascii="Times New Roman" w:hAnsi="Times New Roman"/>
+          <w:sz w:val="26"/>
+          <w:szCs w:val="26"/>
+        </w:rPr>
+        <w:tab/>
+      </w:r>
+      <w:r>
+        <w:rPr>
+          <w:rFonts w:ascii="Times New Roman" w:hAnsi="Times New Roman"/>
+          <w:sz w:val="26"/>
+          <w:szCs w:val="26"/>
+        </w:rPr>
+        <w:tab/>
+      </w:r>
+      <w:r>
+        <w:rPr>
+          <w:rFonts w:hint="default" w:ascii="Times New Roman" w:hAnsi="Times New Roman"/>
+          <w:sz w:val="26"/>
+          <w:szCs w:val="26"/>
+          <w:lang w:val="en-US"/>
+        </w:rPr>
+        <w:t>{BenADiaChi}</w:t>
+      </w:r>
+    </w:p>
+    <w:p>
+      <w:pPr>
+        <w:shd w:val="clear" w:color="auto" w:fill="FFFFFF" w:themeFill="background1"/>
+        <w:spacing w:line="360" w:lineRule="auto"/>
+        <w:ind w:left="59" w:leftChars="0"/>
+        <w:rPr>
+          <w:rFonts w:hint="default" w:ascii="Times New Roman" w:hAnsi="Times New Roman"/>
+          <w:sz w:val="26"/>
+          <w:szCs w:val="26"/>
+          <w:lang w:val="en-US"/>
+        </w:rPr>
+      </w:pPr>
+      <w:r>
+        <w:rPr>
+          <w:rFonts w:ascii="Times New Roman" w:hAnsi="Times New Roman"/>
+          <w:sz w:val="26"/>
+          <w:szCs w:val="26"/>
+        </w:rPr>
+        <w:t>Điện thoại</w:t>
+      </w:r>
+      <w:r>
+        <w:rPr>
+          <w:rFonts w:ascii="Times New Roman" w:hAnsi="Times New Roman"/>
+          <w:sz w:val="26"/>
+          <w:szCs w:val="26"/>
+        </w:rPr>
+        <w:tab/>
+      </w:r>
+      <w:r>
+        <w:rPr>
+          <w:rFonts w:ascii="Times New Roman" w:hAnsi="Times New Roman"/>
+          <w:sz w:val="26"/>
+          <w:szCs w:val="26"/>
+        </w:rPr>
+        <w:tab/>
+      </w:r>
+      <w:r>
+        <w:rPr>
+          <w:rFonts w:hint="default" w:ascii="Times New Roman" w:hAnsi="Times New Roman"/>
+          <w:sz w:val="26"/>
+          <w:szCs w:val="26"/>
+          <w:lang w:val="en-US"/>
+        </w:rPr>
+        <w:t>{</w:t>
+      </w:r>
+      <w:r>
+        <w:rPr>
+          <w:rFonts w:hint="default" w:ascii="Times New Roman" w:hAnsi="Times New Roman"/>
+          <w:sz w:val="26"/>
+          <w:szCs w:val="26"/>
+        </w:rPr>
+        <w:t>BenASDT</w:t>
+      </w:r>
+      <w:r>
+        <w:rPr>
+          <w:rFonts w:hint="default" w:ascii="Times New Roman" w:hAnsi="Times New Roman"/>
+          <w:sz w:val="26"/>
+          <w:szCs w:val="26"/>
+          <w:lang w:val="en-US"/>
+        </w:rPr>
+        <w:t>}</w:t>
+      </w:r>
+    </w:p>
+    <w:p>
+      <w:pPr>
+        <w:shd w:val="clear" w:color="auto" w:fill="FFFFFF" w:themeFill="background1"/>
+        <w:spacing w:line="360" w:lineRule="auto"/>
+        <w:ind w:left="59" w:leftChars="0"/>
+        <w:rPr>
+          <w:rFonts w:hint="default" w:ascii="Times New Roman" w:hAnsi="Times New Roman"/>
+          <w:sz w:val="26"/>
+          <w:szCs w:val="26"/>
+          <w:lang w:val="en-US"/>
+        </w:rPr>
+      </w:pPr>
+      <w:r>
+        <w:rPr>
+          <w:rFonts w:ascii="Times New Roman" w:hAnsi="Times New Roman"/>
+          <w:sz w:val="26"/>
+          <w:szCs w:val="26"/>
+        </w:rPr>
+        <w:t xml:space="preserve">MST </w:t>
+      </w:r>
+      <w:r>
+        <w:rPr>
+          <w:rFonts w:ascii="Times New Roman" w:hAnsi="Times New Roman"/>
+          <w:sz w:val="26"/>
+          <w:szCs w:val="26"/>
+        </w:rPr>
+        <w:tab/>
+      </w:r>
+      <w:r>
+        <w:rPr>
+          <w:rFonts w:ascii="Times New Roman" w:hAnsi="Times New Roman"/>
+          <w:sz w:val="26"/>
+          <w:szCs w:val="26"/>
+        </w:rPr>
+        <w:tab/>
+      </w:r>
+      <w:r>
+        <w:rPr>
+          <w:rFonts w:hint="default" w:ascii="Times New Roman" w:hAnsi="Times New Roman"/>
+          <w:sz w:val="26"/>
+          <w:szCs w:val="26"/>
+          <w:lang w:val="en-US"/>
+        </w:rPr>
+        <w:t>{BenAMST}</w:t>
       </w:r>
     </w:p>
     <w:p>
@@ -481,19 +564,17 @@
         <w:spacing w:before="120" w:after="120" w:line="360" w:lineRule="auto"/>
         <w:jc w:val="both"/>
         <w:rPr>
-          <w:sz w:val="26"/>
-          <w:szCs w:val="26"/>
-        </w:rPr>
-      </w:pPr>
-      <w:bookmarkStart w:id="2" w:name="_Hlk164419968"/>
-      <w:bookmarkEnd w:id="0"/>
-      <w:r>
-        <w:rPr>
           <w:bCs/>
           <w:sz w:val="26"/>
           <w:szCs w:val="26"/>
         </w:rPr>
-        <w:t>Chức Vụ:</w:t>
+      </w:pPr>
+      <w:r>
+        <w:rPr>
+          <w:sz w:val="26"/>
+          <w:szCs w:val="26"/>
+        </w:rPr>
+        <w:t>Số Tài Khoản</w:t>
       </w:r>
       <w:r>
         <w:rPr>
@@ -502,231 +583,64 @@
         </w:rPr>
         <w:tab/>
       </w:r>
-      <w:r>
-        <w:rPr>
-          <w:sz w:val="26"/>
-          <w:szCs w:val="26"/>
-        </w:rPr>
-        <w:tab/>
-        <w:t>Giám Đốc</w:t>
-      </w:r>
-    </w:p>
-    <w:bookmarkEnd w:id="2"/>
-    <w:p>
-      <w:pPr>
-        <w:spacing w:before="120" w:after="120" w:line="360" w:lineRule="auto"/>
-        <w:jc w:val="both"/>
-        <w:rPr>
-          <w:sz w:val="26"/>
-          <w:szCs w:val="26"/>
-        </w:rPr>
-      </w:pPr>
-      <w:r>
-        <w:rPr>
-          <w:sz w:val="26"/>
-          <w:szCs w:val="26"/>
-        </w:rPr>
-        <w:t>Địa Chỉ:</w:t>
-      </w:r>
-      <w:r>
-        <w:rPr>
-          <w:sz w:val="26"/>
-          <w:szCs w:val="26"/>
-        </w:rPr>
-        <w:tab/>
-      </w:r>
-      <w:r>
-        <w:rPr>
-          <w:sz w:val="26"/>
-          <w:szCs w:val="26"/>
-        </w:rPr>
-        <w:tab/>
-      </w:r>
-      <w:bookmarkStart w:id="3" w:name="_Hlk205370822"/>
-      <w:r>
-        <w:rPr>
-          <w:sz w:val="26"/>
-          <w:szCs w:val="26"/>
-        </w:rPr>
-        <w:t>16A Lê Hồng Phong (nối dài), Phường Hoà Hưng, Tp.HCM</w:t>
-      </w:r>
-      <w:bookmarkEnd w:id="3"/>
-    </w:p>
-    <w:p>
-      <w:pPr>
-        <w:pStyle w:val="ListParagraph"/>
-        <w:tabs>
-          <w:tab w:val="left" w:pos="1440"/>
-        </w:tabs>
+      <w:bookmarkStart w:id="2" w:name="_Hlk205370871"/>
+      <w:r>
+        <w:rPr>
+          <w:sz w:val="26"/>
+          <w:szCs w:val="26"/>
+          <w:shd w:val="clear" w:color="auto" w:fill="FFFFFF"/>
+        </w:rPr>
+        <w:t xml:space="preserve">1114 0141 8888 </w:t>
+      </w:r>
+      <w:r>
+        <w:rPr>
+          <w:bCs/>
+          <w:sz w:val="26"/>
+          <w:szCs w:val="26"/>
+          <w:lang w:val="vi-VN"/>
+        </w:rPr>
+        <w:t>(VND)</w:t>
+      </w:r>
+      <w:bookmarkEnd w:id="2"/>
+    </w:p>
+    <w:p>
+      <w:pPr>
+        <w:pStyle w:val="21"/>
         <w:spacing w:line="360" w:lineRule="auto"/>
         <w:ind w:left="0"/>
         <w:jc w:val="both"/>
         <w:rPr>
           <w:sz w:val="26"/>
           <w:szCs w:val="26"/>
-        </w:rPr>
-      </w:pPr>
-      <w:r>
-        <w:rPr>
-          <w:sz w:val="26"/>
-          <w:szCs w:val="26"/>
-        </w:rPr>
-        <w:t>Điện thoại:</w:t>
-      </w:r>
-      <w:r>
-        <w:rPr>
+          <w:shd w:val="clear" w:color="auto" w:fill="FFFFFF"/>
+        </w:rPr>
+      </w:pPr>
+      <w:r>
+        <w:rPr>
+          <w:bCs/>
+          <w:sz w:val="26"/>
+          <w:szCs w:val="26"/>
+        </w:rPr>
+        <w:t>Tại ngân Hàng</w:t>
+      </w:r>
+      <w:r>
+        <w:rPr>
+          <w:bCs/>
           <w:sz w:val="26"/>
           <w:szCs w:val="26"/>
         </w:rPr>
         <w:tab/>
       </w:r>
-      <w:r>
-        <w:rPr>
-          <w:sz w:val="26"/>
-          <w:szCs w:val="26"/>
-        </w:rPr>
-        <w:tab/>
-      </w:r>
-      <w:bookmarkStart w:id="4" w:name="_Hlk205370831"/>
-      <w:r>
-        <w:rPr>
-          <w:sz w:val="26"/>
-          <w:szCs w:val="26"/>
-        </w:rPr>
-        <w:t>(+8428) 38 628 899</w:t>
-      </w:r>
-      <w:bookmarkEnd w:id="4"/>
-    </w:p>
-    <w:p>
-      <w:pPr>
-        <w:spacing w:before="120" w:after="120" w:line="360" w:lineRule="auto"/>
-        <w:jc w:val="both"/>
-        <w:rPr>
-          <w:sz w:val="26"/>
-          <w:szCs w:val="26"/>
-        </w:rPr>
-      </w:pPr>
-      <w:r>
-        <w:rPr>
-          <w:sz w:val="26"/>
-          <w:szCs w:val="26"/>
-        </w:rPr>
-        <w:t xml:space="preserve">Mã số thuế: </w:t>
-      </w:r>
-      <w:r>
-        <w:rPr>
-          <w:sz w:val="26"/>
-          <w:szCs w:val="26"/>
-        </w:rPr>
-        <w:tab/>
-      </w:r>
-      <w:r>
-        <w:rPr>
-          <w:sz w:val="26"/>
-          <w:szCs w:val="26"/>
-        </w:rPr>
-        <w:tab/>
-      </w:r>
-      <w:bookmarkStart w:id="5" w:name="_Hlk205370838"/>
-      <w:r>
-        <w:rPr>
-          <w:sz w:val="26"/>
-          <w:szCs w:val="26"/>
-        </w:rPr>
-        <w:t>0316707853</w:t>
-      </w:r>
-    </w:p>
-    <w:bookmarkEnd w:id="5"/>
-    <w:p>
-      <w:pPr>
-        <w:spacing w:before="120" w:after="120" w:line="360" w:lineRule="auto"/>
-        <w:jc w:val="both"/>
-        <w:rPr>
-          <w:bCs/>
-          <w:sz w:val="26"/>
-          <w:szCs w:val="26"/>
-        </w:rPr>
-      </w:pPr>
-      <w:r>
-        <w:rPr>
-          <w:sz w:val="26"/>
-          <w:szCs w:val="26"/>
-        </w:rPr>
-        <w:t>Số Tài Khoản</w:t>
-      </w:r>
-      <w:r>
-        <w:rPr>
-          <w:sz w:val="26"/>
-          <w:szCs w:val="26"/>
-        </w:rPr>
-        <w:tab/>
-      </w:r>
-      <w:bookmarkStart w:id="6" w:name="_Hlk205370871"/>
+      <w:bookmarkStart w:id="3" w:name="_Hlk205370882"/>
       <w:r>
         <w:rPr>
           <w:sz w:val="26"/>
           <w:szCs w:val="26"/>
           <w:shd w:val="clear" w:color="auto" w:fill="FFFFFF"/>
         </w:rPr>
-        <w:t xml:space="preserve">1114 0141 8888 </w:t>
-      </w:r>
-      <w:r>
-        <w:rPr>
-          <w:bCs/>
-          <w:sz w:val="26"/>
-          <w:szCs w:val="26"/>
-          <w:lang w:val="vi-VN"/>
-        </w:rPr>
-        <w:t>(VND)</w:t>
-      </w:r>
-      <w:bookmarkEnd w:id="6"/>
-    </w:p>
-    <w:p>
-      <w:pPr>
-        <w:pStyle w:val="ListParagraph"/>
-        <w:spacing w:line="360" w:lineRule="auto"/>
-        <w:ind w:left="0"/>
-        <w:jc w:val="both"/>
-        <w:rPr>
-          <w:sz w:val="26"/>
-          <w:szCs w:val="26"/>
-          <w:shd w:val="clear" w:color="auto" w:fill="FFFFFF"/>
-        </w:rPr>
-      </w:pPr>
-      <w:r>
-        <w:rPr>
-          <w:bCs/>
-          <w:sz w:val="26"/>
-          <w:szCs w:val="26"/>
-        </w:rPr>
-        <w:t>Tại n</w:t>
-      </w:r>
-      <w:r>
-        <w:rPr>
-          <w:bCs/>
-          <w:sz w:val="26"/>
-          <w:szCs w:val="26"/>
-        </w:rPr>
-        <w:t>gân Hàng</w:t>
-      </w:r>
-      <w:r>
-        <w:rPr>
-          <w:bCs/>
-          <w:sz w:val="26"/>
-          <w:szCs w:val="26"/>
-        </w:rPr>
-        <w:tab/>
-      </w:r>
-      <w:bookmarkStart w:id="7" w:name="_Hlk205370882"/>
-      <w:r>
-        <w:rPr>
-          <w:sz w:val="26"/>
-          <w:szCs w:val="26"/>
-          <w:shd w:val="clear" w:color="auto" w:fill="FFFFFF"/>
-        </w:rPr>
         <w:t>Việt Nam Thịnh Vượng (VP Bank) – Chi nhánh Hồ Chí Minh</w:t>
       </w:r>
-      <w:bookmarkEnd w:id="7"/>
+      <w:bookmarkEnd w:id="3"/>
     </w:p>
     <w:p>
       <w:pPr>
@@ -754,138 +668,306 @@
     </w:p>
     <w:p>
       <w:pPr>
-        <w:spacing w:before="120" w:after="120" w:line="360" w:lineRule="auto"/>
-        <w:ind w:left="2160" w:hanging="2160"/>
-        <w:jc w:val="both"/>
-        <w:rPr>
+        <w:shd w:val="clear" w:color="auto" w:fill="FFFFFF" w:themeFill="background1"/>
+        <w:spacing w:line="360" w:lineRule="auto"/>
+        <w:ind w:left="59" w:leftChars="0"/>
+        <w:rPr>
+          <w:rFonts w:ascii="Times New Roman" w:hAnsi="Times New Roman"/>
+          <w:b/>
+          <w:sz w:val="26"/>
+          <w:szCs w:val="26"/>
+        </w:rPr>
+      </w:pPr>
+      <w:r>
+        <w:rPr>
+          <w:rFonts w:ascii="Times New Roman" w:hAnsi="Times New Roman"/>
+          <w:b/>
+          <w:sz w:val="26"/>
+          <w:szCs w:val="26"/>
+        </w:rPr>
+        <w:t xml:space="preserve">BÊN B: </w:t>
+      </w:r>
+      <w:r>
+        <w:rPr>
+          <w:rFonts w:ascii="Times New Roman" w:hAnsi="Times New Roman"/>
+          <w:b/>
+          <w:sz w:val="26"/>
+          <w:szCs w:val="26"/>
+        </w:rPr>
+        <w:tab/>
+      </w:r>
+      <w:r>
+        <w:rPr>
+          <w:rFonts w:hint="default" w:ascii="Times New Roman" w:hAnsi="Times New Roman"/>
+          <w:b/>
+          <w:sz w:val="26"/>
+          <w:szCs w:val="26"/>
+          <w:lang w:val="en-US"/>
+        </w:rPr>
+        <w:t xml:space="preserve"> </w:t>
+      </w:r>
+      <w:r>
+        <w:rPr>
+          <w:rFonts w:hint="default" w:ascii="Times New Roman" w:hAnsi="Times New Roman"/>
+          <w:b w:val="0"/>
           <w:bCs/>
           <w:sz w:val="26"/>
           <w:szCs w:val="26"/>
-          <w:lang w:val="fr-FR"/>
-        </w:rPr>
-      </w:pPr>
-      <w:r>
-        <w:t>BÊN B:</w:t>
+        </w:rPr>
+        <w:t>{BenBTenChuTiec}</w:t>
+      </w:r>
+      <w:r>
+        <w:rPr>
+          <w:rFonts w:ascii="Times New Roman" w:hAnsi="Times New Roman"/>
+          <w:b/>
+          <w:sz w:val="26"/>
+          <w:szCs w:val="26"/>
+        </w:rPr>
         <w:tab/>
+      </w:r>
+    </w:p>
+    <w:p>
+      <w:pPr>
+        <w:shd w:val="clear" w:color="auto" w:fill="FFFFFF" w:themeFill="background1"/>
+        <w:spacing w:line="360" w:lineRule="auto"/>
+        <w:ind w:left="59" w:leftChars="0"/>
+        <w:rPr>
+          <w:rFonts w:hint="default" w:ascii="Times New Roman" w:hAnsi="Times New Roman"/>
+          <w:b/>
+          <w:sz w:val="26"/>
+          <w:szCs w:val="26"/>
+          <w:lang w:val="en-US"/>
+        </w:rPr>
+      </w:pPr>
+      <w:r>
+        <w:rPr>
+          <w:rFonts w:ascii="Times New Roman" w:hAnsi="Times New Roman"/>
+          <w:sz w:val="26"/>
+          <w:szCs w:val="26"/>
+        </w:rPr>
+        <w:t>Đại Diện</w:t>
+      </w:r>
+      <w:r>
+        <w:rPr>
+          <w:rFonts w:ascii="Times New Roman" w:hAnsi="Times New Roman"/>
+          <w:b/>
+          <w:sz w:val="26"/>
+          <w:szCs w:val="26"/>
+        </w:rPr>
         <w:tab/>
-        <w:t>{BenB_TenChuTiec}</w:t>
-      </w:r>
-    </w:p>
-    <w:p>
-      <w:pPr>
-        <w:spacing w:before="120" w:after="120" w:line="360" w:lineRule="auto"/>
-        <w:ind w:left="2160" w:hanging="2160"/>
-        <w:jc w:val="both"/>
-        <w:rPr>
+      </w:r>
+      <w:r>
+        <w:rPr>
+          <w:rFonts w:hint="default" w:ascii="Times New Roman" w:hAnsi="Times New Roman"/>
+          <w:b/>
+          <w:sz w:val="26"/>
+          <w:szCs w:val="26"/>
+          <w:lang w:val="en-US"/>
+        </w:rPr>
+        <w:t xml:space="preserve"> </w:t>
+      </w:r>
+      <w:r>
+        <w:rPr>
+          <w:rFonts w:ascii="Times New Roman" w:hAnsi="Times New Roman"/>
+          <w:b w:val="0"/>
           <w:bCs/>
           <w:sz w:val="26"/>
           <w:szCs w:val="26"/>
         </w:rPr>
-      </w:pPr>
-      <w:r>
-        <w:rPr>
+        <w:t>Ông</w:t>
+      </w:r>
+      <w:r>
+        <w:rPr>
+          <w:rFonts w:hint="default" w:ascii="Times New Roman" w:hAnsi="Times New Roman"/>
+          <w:b w:val="0"/>
           <w:bCs/>
           <w:sz w:val="26"/>
           <w:szCs w:val="26"/>
-        </w:rPr>
-        <w:t>Đại Diện:</w:t>
-      </w:r>
-      <w:r>
-        <w:rPr>
+          <w:lang w:val="en-US"/>
+        </w:rPr>
+        <w:t>/Bà {BenBTenDaiDien}</w:t>
+      </w:r>
+    </w:p>
+    <w:p>
+      <w:pPr>
+        <w:shd w:val="clear" w:color="auto" w:fill="FFFFFF" w:themeFill="background1"/>
+        <w:spacing w:line="360" w:lineRule="auto"/>
+        <w:ind w:left="59" w:leftChars="0"/>
+        <w:rPr>
+          <w:rFonts w:ascii="Times New Roman" w:hAnsi="Times New Roman"/>
+          <w:sz w:val="26"/>
+          <w:szCs w:val="26"/>
+        </w:rPr>
+      </w:pPr>
+      <w:r>
+        <w:rPr>
+          <w:rFonts w:ascii="Times New Roman" w:hAnsi="Times New Roman"/>
           <w:bCs/>
           <w:sz w:val="26"/>
           <w:szCs w:val="26"/>
         </w:rPr>
+        <w:t>Chức Vụ</w:t>
+      </w:r>
+      <w:r>
+        <w:rPr>
+          <w:rFonts w:ascii="Times New Roman" w:hAnsi="Times New Roman"/>
+          <w:sz w:val="26"/>
+          <w:szCs w:val="26"/>
+        </w:rPr>
         <w:tab/>
       </w:r>
-    </w:p>
-    <w:p>
-      <w:pPr>
-        <w:spacing w:before="120" w:after="120" w:line="360" w:lineRule="auto"/>
-        <w:ind w:left="2160" w:hanging="2160"/>
-        <w:jc w:val="both"/>
-        <w:rPr>
-          <w:bCs/>
-          <w:sz w:val="26"/>
-          <w:szCs w:val="26"/>
-        </w:rPr>
-      </w:pPr>
-      <w:r>
-        <w:t>Chức Vụ</w:t>
+      <w:r>
+        <w:rPr>
+          <w:rFonts w:hint="default" w:ascii="Times New Roman" w:hAnsi="Times New Roman"/>
+          <w:sz w:val="26"/>
+          <w:szCs w:val="26"/>
+          <w:lang w:val="en-US"/>
+        </w:rPr>
+        <w:t xml:space="preserve"> </w:t>
+      </w:r>
+      <w:r>
+        <w:rPr>
+          <w:rFonts w:hint="default" w:ascii="Times New Roman" w:hAnsi="Times New Roman"/>
+          <w:sz w:val="26"/>
+          <w:szCs w:val="26"/>
+        </w:rPr>
+        <w:t>{BenBChucVu}</w:t>
+      </w:r>
+      <w:r>
+        <w:rPr>
+          <w:rFonts w:ascii="Times New Roman" w:hAnsi="Times New Roman"/>
+          <w:sz w:val="26"/>
+          <w:szCs w:val="26"/>
+        </w:rPr>
         <w:tab/>
+      </w:r>
+    </w:p>
+    <w:p>
+      <w:pPr>
+        <w:shd w:val="clear" w:color="auto" w:fill="FFFFFF" w:themeFill="background1"/>
+        <w:spacing w:line="360" w:lineRule="auto"/>
+        <w:ind w:left="59" w:leftChars="0"/>
+        <w:rPr>
+          <w:rFonts w:ascii="Times New Roman" w:hAnsi="Times New Roman"/>
+          <w:sz w:val="26"/>
+          <w:szCs w:val="26"/>
+        </w:rPr>
+      </w:pPr>
+      <w:r>
+        <w:rPr>
+          <w:rFonts w:ascii="Times New Roman" w:hAnsi="Times New Roman"/>
+          <w:sz w:val="26"/>
+          <w:szCs w:val="26"/>
+        </w:rPr>
+        <w:t>Địa Chỉ</w:t>
+      </w:r>
+      <w:r>
+        <w:rPr>
+          <w:rFonts w:ascii="Times New Roman" w:hAnsi="Times New Roman"/>
+          <w:sz w:val="26"/>
+          <w:szCs w:val="26"/>
+        </w:rPr>
         <w:tab/>
-        <w:t>{BenB_ChucVu}</w:t>
-      </w:r>
-    </w:p>
-    <w:p>
-      <w:pPr>
-        <w:spacing w:before="120" w:after="120" w:line="360" w:lineRule="auto"/>
-        <w:ind w:left="2160" w:hanging="2160"/>
-        <w:jc w:val="both"/>
-        <w:rPr>
-          <w:bCs/>
-          <w:sz w:val="26"/>
-          <w:szCs w:val="26"/>
-        </w:rPr>
-      </w:pPr>
-      <w:r>
-        <w:rPr>
-          <w:bCs/>
-          <w:sz w:val="26"/>
-          <w:szCs w:val="26"/>
-        </w:rPr>
-        <w:t xml:space="preserve">Địa chỉ trụ sở:         </w:t>
-      </w:r>
-      <w:r>
-        <w:rPr>
-          <w:bCs/>
+      </w:r>
+      <w:r>
+        <w:rPr>
+          <w:rFonts w:hint="default" w:ascii="Times New Roman" w:hAnsi="Times New Roman"/>
+          <w:sz w:val="26"/>
+          <w:szCs w:val="26"/>
+          <w:lang w:val="en-US"/>
+        </w:rPr>
+        <w:t xml:space="preserve"> </w:t>
+      </w:r>
+      <w:r>
+        <w:rPr>
+          <w:rFonts w:hint="default" w:ascii="Times New Roman" w:hAnsi="Times New Roman"/>
+          <w:sz w:val="26"/>
+          <w:szCs w:val="26"/>
+        </w:rPr>
+        <w:t>{BenBDiaChi}</w:t>
+      </w:r>
+      <w:r>
+        <w:rPr>
+          <w:rFonts w:ascii="Times New Roman" w:hAnsi="Times New Roman"/>
           <w:sz w:val="26"/>
           <w:szCs w:val="26"/>
         </w:rPr>
         <w:tab/>
       </w:r>
-      <w:r>
-        <w:rPr>
-          <w:bCs/>
-          <w:sz w:val="26"/>
-          <w:szCs w:val="26"/>
-        </w:rPr>
-        <w:t>……….</w:t>
-      </w:r>
-    </w:p>
-    <w:p>
-      <w:pPr>
-        <w:spacing w:before="120" w:after="120" w:line="360" w:lineRule="auto"/>
-        <w:ind w:left="2160" w:hanging="2160"/>
-        <w:jc w:val="both"/>
-        <w:rPr>
-          <w:bCs/>
-          <w:sz w:val="26"/>
-          <w:szCs w:val="26"/>
-        </w:rPr>
-      </w:pPr>
-      <w:r>
+    </w:p>
+    <w:p>
+      <w:pPr>
+        <w:shd w:val="clear" w:color="auto" w:fill="FFFFFF" w:themeFill="background1"/>
+        <w:spacing w:line="360" w:lineRule="auto"/>
+        <w:ind w:left="59" w:leftChars="0"/>
+        <w:rPr>
+          <w:rFonts w:ascii="Times New Roman" w:hAnsi="Times New Roman"/>
+          <w:sz w:val="26"/>
+          <w:szCs w:val="26"/>
+        </w:rPr>
+      </w:pPr>
+      <w:r>
+        <w:rPr>
+          <w:rFonts w:ascii="Times New Roman" w:hAnsi="Times New Roman"/>
+          <w:sz w:val="26"/>
+          <w:szCs w:val="26"/>
+        </w:rPr>
         <w:t>Điện thoại</w:t>
+      </w:r>
+      <w:r>
+        <w:rPr>
+          <w:rFonts w:ascii="Times New Roman" w:hAnsi="Times New Roman"/>
+          <w:sz w:val="26"/>
+          <w:szCs w:val="26"/>
+        </w:rPr>
         <w:tab/>
+      </w:r>
+      <w:r>
+        <w:rPr>
+          <w:rFonts w:hint="default" w:ascii="Times New Roman" w:hAnsi="Times New Roman"/>
+          <w:sz w:val="26"/>
+          <w:szCs w:val="26"/>
+          <w:lang w:val="en-US"/>
+        </w:rPr>
+        <w:t xml:space="preserve"> {BenBDienThoai}</w:t>
+      </w:r>
+      <w:r>
+        <w:rPr>
+          <w:rFonts w:ascii="Times New Roman" w:hAnsi="Times New Roman"/>
+          <w:sz w:val="26"/>
+          <w:szCs w:val="26"/>
+        </w:rPr>
         <w:tab/>
-        <w:t>{BenB_DienThoai}</w:t>
-      </w:r>
-    </w:p>
-    <w:p>
-      <w:pPr>
-        <w:spacing w:before="120" w:after="120" w:line="360" w:lineRule="auto"/>
-        <w:ind w:left="2160" w:hanging="2160"/>
-        <w:jc w:val="both"/>
-        <w:rPr>
-          <w:sz w:val="26"/>
-          <w:szCs w:val="26"/>
-        </w:rPr>
-      </w:pPr>
-      <w:r>
-        <w:t>MST</w:t>
-        <w:tab/>
-        <w:tab/>
-        <w:t>{BenB_CCCD}</w:t>
+      </w:r>
+    </w:p>
+    <w:p>
+      <w:pPr>
+        <w:shd w:val="clear" w:color="auto" w:fill="FFFFFF" w:themeFill="background1"/>
+        <w:spacing w:line="360" w:lineRule="auto"/>
+        <w:ind w:left="59" w:leftChars="0"/>
+        <w:rPr>
+          <w:rFonts w:hint="default" w:ascii="Times New Roman" w:hAnsi="Times New Roman"/>
+          <w:sz w:val="26"/>
+          <w:szCs w:val="26"/>
+          <w:lang w:val="en-US"/>
+        </w:rPr>
+      </w:pPr>
+      <w:r>
+        <w:rPr>
+          <w:rFonts w:ascii="Times New Roman" w:hAnsi="Times New Roman"/>
+          <w:sz w:val="26"/>
+          <w:szCs w:val="26"/>
+        </w:rPr>
+        <w:t xml:space="preserve">MST </w:t>
+      </w:r>
+      <w:r>
+        <w:rPr>
+          <w:rFonts w:hint="default" w:ascii="Times New Roman" w:hAnsi="Times New Roman"/>
+          <w:sz w:val="26"/>
+          <w:szCs w:val="26"/>
+          <w:lang w:val="en-US"/>
+        </w:rPr>
+        <w:t xml:space="preserve">         {BenBCCCD}</w:t>
       </w:r>
     </w:p>
     <w:p>
@@ -904,16 +986,15 @@
           <w:sz w:val="26"/>
           <w:szCs w:val="26"/>
         </w:rPr>
-        <w:lastRenderedPageBreak/>
         <w:t>Sau khi cùng kiểm tra, đối chiếu và đánh giá kết quả thực hiện dịch vụ theo Hợp đồng nêu trên, hai Bên thống nhất xác nhận việc nghiệm thu và quyết toán dịch vụ với các nội dung sau:</w:t>
       </w:r>
     </w:p>
     <w:p>
       <w:pPr>
-        <w:pStyle w:val="ListParagraph"/>
+        <w:pStyle w:val="21"/>
         <w:numPr>
           <w:ilvl w:val="0"/>
-          <w:numId w:val="2"/>
+          <w:numId w:val="1"/>
         </w:numPr>
         <w:tabs>
           <w:tab w:val="left" w:pos="180"/>
@@ -957,6 +1038,13 @@
           <w:szCs w:val="26"/>
         </w:rPr>
         <w:tab/>
+      </w:r>
+      <w:r>
+        <w:rPr>
+          <w:bCs/>
+          <w:sz w:val="26"/>
+          <w:szCs w:val="26"/>
+        </w:rPr>
         <w:t>Hai Bên thống nhất xác nhận Bên A đã hoàn thành việc cung cấp dịch vụ theo Hợp đồng và các nội dung phát sinh được hai Bên xác nhận (nếu có).</w:t>
       </w:r>
     </w:p>
@@ -981,16 +1069,30 @@
           <w:szCs w:val="26"/>
         </w:rPr>
         <w:tab/>
+      </w:r>
+      <w:r>
+        <w:rPr>
+          <w:bCs/>
+          <w:sz w:val="26"/>
+          <w:szCs w:val="26"/>
+        </w:rPr>
         <w:t>Chi tiết giá trị quyết toán như sau:</w:t>
       </w:r>
     </w:p>
     <w:tbl>
       <w:tblPr>
+        <w:tblStyle w:val="3"/>
         <w:tblpPr w:leftFromText="180" w:rightFromText="180" w:vertAnchor="text" w:horzAnchor="page" w:tblpX="1093" w:tblpY="571"/>
         <w:tblOverlap w:val="never"/>
         <w:tblW w:w="10939" w:type="dxa"/>
+        <w:tblInd w:w="0" w:type="dxa"/>
         <w:tblLayout w:type="fixed"/>
-        <w:tblLook w:val="04A0" w:firstRow="1" w:lastRow="0" w:firstColumn="1" w:lastColumn="0" w:noHBand="0" w:noVBand="1"/>
+        <w:tblCellMar>
+          <w:top w:w="0" w:type="dxa"/>
+          <w:left w:w="108" w:type="dxa"/>
+          <w:bottom w:w="0" w:type="dxa"/>
+          <w:right w:w="108" w:type="dxa"/>
+        </w:tblCellMar>
       </w:tblPr>
       <w:tblGrid>
         <w:gridCol w:w="751"/>
@@ -1003,17 +1105,25 @@
         <w:gridCol w:w="1584"/>
       </w:tblGrid>
       <w:tr>
+        <w:tblPrEx>
+          <w:tblCellMar>
+            <w:top w:w="0" w:type="dxa"/>
+            <w:left w:w="108" w:type="dxa"/>
+            <w:bottom w:w="0" w:type="dxa"/>
+            <w:right w:w="108" w:type="dxa"/>
+          </w:tblCellMar>
+        </w:tblPrEx>
         <w:trPr>
-          <w:trHeight w:val="1044"/>
+          <w:trHeight w:val="1044" w:hRule="atLeast"/>
         </w:trPr>
         <w:tc>
           <w:tcPr>
             <w:tcW w:w="751" w:type="dxa"/>
             <w:tcBorders>
-              <w:top w:val="single" w:sz="4" w:space="0" w:color="000000"/>
-              <w:left w:val="single" w:sz="4" w:space="0" w:color="000000"/>
-              <w:bottom w:val="single" w:sz="4" w:space="0" w:color="000000"/>
-              <w:right w:val="single" w:sz="4" w:space="0" w:color="000000"/>
+              <w:top w:val="single" w:color="000000" w:sz="4" w:space="0"/>
+              <w:left w:val="single" w:color="000000" w:sz="4" w:space="0"/>
+              <w:bottom w:val="single" w:color="000000" w:sz="4" w:space="0"/>
+              <w:right w:val="single" w:color="000000" w:sz="4" w:space="0"/>
             </w:tcBorders>
             <w:shd w:val="clear" w:color="auto" w:fill="FFFFFF" w:themeFill="background1"/>
             <w:vAlign w:val="center"/>
@@ -1046,10 +1156,10 @@
           <w:tcPr>
             <w:tcW w:w="2343" w:type="dxa"/>
             <w:tcBorders>
-              <w:top w:val="single" w:sz="4" w:space="0" w:color="000000"/>
-              <w:left w:val="single" w:sz="4" w:space="0" w:color="000000"/>
-              <w:bottom w:val="single" w:sz="4" w:space="0" w:color="000000"/>
-              <w:right w:val="single" w:sz="4" w:space="0" w:color="000000"/>
+              <w:top w:val="single" w:color="000000" w:sz="4" w:space="0"/>
+              <w:left w:val="single" w:color="000000" w:sz="4" w:space="0"/>
+              <w:bottom w:val="single" w:color="000000" w:sz="4" w:space="0"/>
+              <w:right w:val="single" w:color="000000" w:sz="4" w:space="0"/>
             </w:tcBorders>
             <w:shd w:val="clear" w:color="auto" w:fill="FFFFFF" w:themeFill="background1"/>
             <w:vAlign w:val="center"/>
@@ -1074,18 +1184,7 @@
                 <w:szCs w:val="26"/>
                 <w:lang w:eastAsia="zh-CN" w:bidi="ar"/>
               </w:rPr>
-              <w:t xml:space="preserve">NỘI DUNG </w:t>
-            </w:r>
-            <w:r>
-              <w:rPr>
-                <w:rFonts w:eastAsia="SimSun"/>
-                <w:b/>
-                <w:bCs/>
-                <w:sz w:val="26"/>
-                <w:szCs w:val="26"/>
-                <w:lang w:eastAsia="zh-CN" w:bidi="ar"/>
-              </w:rPr>
-              <w:t>DỊCH VỤ</w:t>
+              <w:t>NỘI DUNG DỊCH VỤ</w:t>
             </w:r>
           </w:p>
         </w:tc>
@@ -1093,10 +1192,10 @@
           <w:tcPr>
             <w:tcW w:w="1389" w:type="dxa"/>
             <w:tcBorders>
-              <w:top w:val="single" w:sz="4" w:space="0" w:color="000000"/>
-              <w:left w:val="single" w:sz="4" w:space="0" w:color="000000"/>
-              <w:bottom w:val="single" w:sz="4" w:space="0" w:color="000000"/>
-              <w:right w:val="single" w:sz="4" w:space="0" w:color="000000"/>
+              <w:top w:val="single" w:color="000000" w:sz="4" w:space="0"/>
+              <w:left w:val="single" w:color="000000" w:sz="4" w:space="0"/>
+              <w:bottom w:val="single" w:color="000000" w:sz="4" w:space="0"/>
+              <w:right w:val="single" w:color="000000" w:sz="4" w:space="0"/>
             </w:tcBorders>
             <w:shd w:val="clear" w:color="auto" w:fill="FFFFFF" w:themeFill="background1"/>
             <w:vAlign w:val="center"/>
@@ -1129,10 +1228,10 @@
           <w:tcPr>
             <w:tcW w:w="1392" w:type="dxa"/>
             <w:tcBorders>
-              <w:top w:val="single" w:sz="4" w:space="0" w:color="000000"/>
-              <w:left w:val="single" w:sz="4" w:space="0" w:color="000000"/>
-              <w:bottom w:val="single" w:sz="4" w:space="0" w:color="000000"/>
-              <w:right w:val="single" w:sz="4" w:space="0" w:color="000000"/>
+              <w:top w:val="single" w:color="000000" w:sz="4" w:space="0"/>
+              <w:left w:val="single" w:color="000000" w:sz="4" w:space="0"/>
+              <w:bottom w:val="single" w:color="000000" w:sz="4" w:space="0"/>
+              <w:right w:val="single" w:color="000000" w:sz="4" w:space="0"/>
             </w:tcBorders>
             <w:shd w:val="clear" w:color="auto" w:fill="FFFFFF" w:themeFill="background1"/>
             <w:vAlign w:val="center"/>
@@ -1165,10 +1264,10 @@
           <w:tcPr>
             <w:tcW w:w="1128" w:type="dxa"/>
             <w:tcBorders>
-              <w:top w:val="single" w:sz="4" w:space="0" w:color="000000"/>
-              <w:left w:val="single" w:sz="4" w:space="0" w:color="000000"/>
-              <w:bottom w:val="single" w:sz="4" w:space="0" w:color="000000"/>
-              <w:right w:val="single" w:sz="4" w:space="0" w:color="000000"/>
+              <w:top w:val="single" w:color="000000" w:sz="4" w:space="0"/>
+              <w:left w:val="single" w:color="000000" w:sz="4" w:space="0"/>
+              <w:bottom w:val="single" w:color="000000" w:sz="4" w:space="0"/>
+              <w:right w:val="single" w:color="000000" w:sz="4" w:space="0"/>
             </w:tcBorders>
             <w:shd w:val="clear" w:color="auto" w:fill="FFFFFF" w:themeFill="background1"/>
             <w:vAlign w:val="center"/>
@@ -1201,10 +1300,10 @@
           <w:tcPr>
             <w:tcW w:w="857" w:type="dxa"/>
             <w:tcBorders>
-              <w:top w:val="single" w:sz="4" w:space="0" w:color="000000"/>
-              <w:left w:val="single" w:sz="4" w:space="0" w:color="000000"/>
-              <w:bottom w:val="single" w:sz="4" w:space="0" w:color="000000"/>
-              <w:right w:val="single" w:sz="4" w:space="0" w:color="000000"/>
+              <w:top w:val="single" w:color="000000" w:sz="4" w:space="0"/>
+              <w:left w:val="single" w:color="000000" w:sz="4" w:space="0"/>
+              <w:bottom w:val="single" w:color="000000" w:sz="4" w:space="0"/>
+              <w:right w:val="single" w:color="000000" w:sz="4" w:space="0"/>
             </w:tcBorders>
             <w:shd w:val="clear" w:color="auto" w:fill="FFFFFF" w:themeFill="background1"/>
             <w:vAlign w:val="center"/>
@@ -1237,10 +1336,10 @@
           <w:tcPr>
             <w:tcW w:w="1495" w:type="dxa"/>
             <w:tcBorders>
-              <w:top w:val="single" w:sz="4" w:space="0" w:color="000000"/>
-              <w:left w:val="single" w:sz="4" w:space="0" w:color="000000"/>
-              <w:bottom w:val="single" w:sz="4" w:space="0" w:color="000000"/>
-              <w:right w:val="single" w:sz="4" w:space="0" w:color="000000"/>
+              <w:top w:val="single" w:color="000000" w:sz="4" w:space="0"/>
+              <w:left w:val="single" w:color="000000" w:sz="4" w:space="0"/>
+              <w:bottom w:val="single" w:color="000000" w:sz="4" w:space="0"/>
+              <w:right w:val="single" w:color="000000" w:sz="4" w:space="0"/>
             </w:tcBorders>
             <w:shd w:val="clear" w:color="auto" w:fill="FFFFFF" w:themeFill="background1"/>
             <w:vAlign w:val="center"/>
@@ -1276,7 +1375,17 @@
                 <w:szCs w:val="26"/>
                 <w:lang w:eastAsia="zh-CN" w:bidi="ar"/>
               </w:rPr>
-              <w:br/>
+              <w:br w:type="textWrapping"/>
+            </w:r>
+            <w:r>
+              <w:rPr>
+                <w:rFonts w:eastAsia="SimSun"/>
+                <w:b/>
+                <w:bCs/>
+                <w:sz w:val="26"/>
+                <w:szCs w:val="26"/>
+                <w:lang w:eastAsia="zh-CN" w:bidi="ar"/>
+              </w:rPr>
               <w:t>VNĐ</w:t>
             </w:r>
           </w:p>
@@ -1285,10 +1394,10 @@
           <w:tcPr>
             <w:tcW w:w="1584" w:type="dxa"/>
             <w:tcBorders>
-              <w:top w:val="single" w:sz="4" w:space="0" w:color="000000"/>
-              <w:left w:val="single" w:sz="4" w:space="0" w:color="000000"/>
-              <w:bottom w:val="single" w:sz="4" w:space="0" w:color="000000"/>
-              <w:right w:val="single" w:sz="4" w:space="0" w:color="000000"/>
+              <w:top w:val="single" w:color="000000" w:sz="4" w:space="0"/>
+              <w:left w:val="single" w:color="000000" w:sz="4" w:space="0"/>
+              <w:bottom w:val="single" w:color="000000" w:sz="4" w:space="0"/>
+              <w:right w:val="single" w:color="000000" w:sz="4" w:space="0"/>
             </w:tcBorders>
             <w:shd w:val="clear" w:color="auto" w:fill="FFFFFF" w:themeFill="background1"/>
             <w:vAlign w:val="center"/>
@@ -1324,30 +1433,110 @@
                 <w:szCs w:val="26"/>
                 <w:lang w:eastAsia="zh-CN" w:bidi="ar"/>
               </w:rPr>
-              <w:br/>
+              <w:br w:type="textWrapping"/>
+            </w:r>
+            <w:r>
+              <w:rPr>
+                <w:rFonts w:eastAsia="SimSun"/>
+                <w:b/>
+                <w:bCs/>
+                <w:sz w:val="26"/>
+                <w:szCs w:val="26"/>
+                <w:lang w:eastAsia="zh-CN" w:bidi="ar"/>
+              </w:rPr>
               <w:t>VNĐ</w:t>
             </w:r>
           </w:p>
         </w:tc>
       </w:tr>
       <w:tr>
+        <w:tblPrEx>
+          <w:tblCellMar>
+            <w:top w:w="0" w:type="dxa"/>
+            <w:left w:w="108" w:type="dxa"/>
+            <w:bottom w:w="0" w:type="dxa"/>
+            <w:right w:w="108" w:type="dxa"/>
+          </w:tblCellMar>
+        </w:tblPrEx>
         <w:trPr>
-          <w:trHeight w:val="90"/>
+          <w:trHeight w:val="546" w:hRule="atLeast"/>
+        </w:trPr>
+        <w:tc>
+          <w:tcPr>
+            <w:tcW w:w="10939" w:type="dxa"/>
+            <w:gridSpan w:val="8"/>
+            <w:tcBorders>
+              <w:top w:val="single" w:color="000000" w:sz="4" w:space="0"/>
+              <w:left w:val="single" w:color="000000" w:sz="4" w:space="0"/>
+              <w:bottom w:val="single" w:color="000000" w:sz="4" w:space="0"/>
+              <w:right w:val="single" w:color="000000" w:sz="4" w:space="0"/>
+            </w:tcBorders>
+            <w:vAlign w:val="center"/>
+          </w:tcPr>
+          <w:p>
+            <w:pPr>
+              <w:jc w:val="center"/>
+              <w:textAlignment w:val="center"/>
+              <w:rPr>
+                <w:b/>
+                <w:bCs/>
+                <w:sz w:val="26"/>
+                <w:szCs w:val="26"/>
+              </w:rPr>
+            </w:pPr>
+            <w:r>
+              <w:rPr>
+                <w:rFonts w:hint="default"/>
+              </w:rPr>
+              <w:t>{#DanhSachNgay} {TenNhomNgay}</w:t>
+            </w:r>
+          </w:p>
+        </w:tc>
+      </w:tr>
+      <w:tr>
+        <w:tblPrEx>
+          <w:tblCellMar>
+            <w:top w:w="0" w:type="dxa"/>
+            <w:left w:w="108" w:type="dxa"/>
+            <w:bottom w:w="0" w:type="dxa"/>
+            <w:right w:w="108" w:type="dxa"/>
+          </w:tblCellMar>
+        </w:tblPrEx>
+        <w:trPr>
+          <w:trHeight w:val="90" w:hRule="atLeast"/>
         </w:trPr>
         <w:tc>
           <w:tcPr>
             <w:tcW w:w="751" w:type="dxa"/>
             <w:tcBorders>
-              <w:top w:val="single" w:sz="4" w:space="0" w:color="000000"/>
-              <w:left w:val="single" w:sz="4" w:space="0" w:color="000000"/>
-              <w:bottom w:val="single" w:sz="4" w:space="0" w:color="000000"/>
-              <w:right w:val="single" w:sz="4" w:space="0" w:color="000000"/>
+              <w:top w:val="single" w:color="000000" w:sz="4" w:space="0"/>
+              <w:left w:val="single" w:color="000000" w:sz="4" w:space="0"/>
+              <w:bottom w:val="single" w:color="000000" w:sz="4" w:space="0"/>
+              <w:right w:val="single" w:color="000000" w:sz="4" w:space="0"/>
             </w:tcBorders>
             <w:vAlign w:val="center"/>
           </w:tcPr>
           <w:p>
+            <w:pPr>
+              <w:jc w:val="center"/>
+              <w:textAlignment w:val="center"/>
+              <w:rPr>
+                <w:b/>
+                <w:bCs/>
+                <w:sz w:val="26"/>
+                <w:szCs w:val="26"/>
+              </w:rPr>
+            </w:pPr>
             <w:r>
-              <w:t>{#DichVuBaoGia}{STT}</w:t>
+              <w:rPr>
+                <w:rFonts w:hint="default" w:eastAsia="SimSun"/>
+                <w:b/>
+                <w:bCs/>
+                <w:sz w:val="26"/>
+                <w:szCs w:val="26"/>
+                <w:lang w:eastAsia="zh-CN" w:bidi="ar"/>
+              </w:rPr>
+              <w:t>{#DanhSachDV}{STT}</w:t>
             </w:r>
           </w:p>
         </w:tc>
@@ -1355,16 +1544,29 @@
           <w:tcPr>
             <w:tcW w:w="2343" w:type="dxa"/>
             <w:tcBorders>
-              <w:top w:val="single" w:sz="4" w:space="0" w:color="000000"/>
-              <w:left w:val="single" w:sz="4" w:space="0" w:color="000000"/>
-              <w:bottom w:val="single" w:sz="4" w:space="0" w:color="000000"/>
-              <w:right w:val="single" w:sz="4" w:space="0" w:color="000000"/>
+              <w:top w:val="single" w:color="000000" w:sz="4" w:space="0"/>
+              <w:left w:val="single" w:color="000000" w:sz="4" w:space="0"/>
+              <w:bottom w:val="single" w:color="000000" w:sz="4" w:space="0"/>
+              <w:right w:val="single" w:color="000000" w:sz="4" w:space="0"/>
             </w:tcBorders>
             <w:vAlign w:val="center"/>
           </w:tcPr>
           <w:p>
+            <w:pPr>
+              <w:textAlignment w:val="center"/>
+              <w:rPr>
+                <w:sz w:val="26"/>
+                <w:szCs w:val="26"/>
+              </w:rPr>
+            </w:pPr>
             <w:r>
-              <w:t>{TenDV}</w:t>
+              <w:rPr>
+                <w:rFonts w:hint="default" w:eastAsia="SimSun"/>
+                <w:sz w:val="26"/>
+                <w:szCs w:val="26"/>
+                <w:lang w:eastAsia="zh-CN" w:bidi="ar"/>
+              </w:rPr>
+              <w:t>{TenDichVu}</w:t>
             </w:r>
           </w:p>
         </w:tc>
@@ -1372,34 +1574,65 @@
           <w:tcPr>
             <w:tcW w:w="1389" w:type="dxa"/>
             <w:tcBorders>
-              <w:top w:val="single" w:sz="4" w:space="0" w:color="000000"/>
-              <w:left w:val="single" w:sz="4" w:space="0" w:color="000000"/>
-              <w:bottom w:val="single" w:sz="4" w:space="0" w:color="000000"/>
-              <w:right w:val="single" w:sz="4" w:space="0" w:color="000000"/>
+              <w:top w:val="single" w:color="000000" w:sz="4" w:space="0"/>
+              <w:left w:val="single" w:color="000000" w:sz="4" w:space="0"/>
+              <w:bottom w:val="single" w:color="000000" w:sz="4" w:space="0"/>
+              <w:right w:val="single" w:color="000000" w:sz="4" w:space="0"/>
             </w:tcBorders>
             <w:vAlign w:val="center"/>
           </w:tcPr>
           <w:p>
+            <w:pPr>
+              <w:jc w:val="center"/>
+              <w:textAlignment w:val="center"/>
+              <w:rPr>
+                <w:sz w:val="26"/>
+                <w:szCs w:val="26"/>
+              </w:rPr>
+            </w:pPr>
             <w:r>
-              <w:t>{ThoiGian}</w:t>
+              <w:rPr>
+                <w:rFonts w:hint="default" w:eastAsia="SimSun"/>
+                <w:sz w:val="26"/>
+                <w:szCs w:val="26"/>
+                <w:lang w:eastAsia="zh-CN" w:bidi="ar"/>
+              </w:rPr>
+              <w:t>{KhungGio}</w:t>
             </w:r>
           </w:p>
         </w:tc>
         <w:tc>
           <w:tcPr>
             <w:tcW w:w="1392" w:type="dxa"/>
-            <w:vMerge w:val="restart"/>
             <w:tcBorders>
-              <w:top w:val="single" w:sz="4" w:space="0" w:color="000000"/>
-              <w:left w:val="single" w:sz="4" w:space="0" w:color="000000"/>
+              <w:top w:val="single" w:color="000000" w:sz="4" w:space="0"/>
+              <w:left w:val="single" w:color="000000" w:sz="4" w:space="0"/>
               <w:bottom w:val="nil"/>
-              <w:right w:val="single" w:sz="4" w:space="0" w:color="000000"/>
+              <w:right w:val="single" w:color="000000" w:sz="4" w:space="0"/>
             </w:tcBorders>
             <w:vAlign w:val="center"/>
           </w:tcPr>
           <w:p>
+            <w:pPr>
+              <w:jc w:val="center"/>
+              <w:textAlignment w:val="center"/>
+              <w:rPr>
+                <w:b/>
+                <w:bCs/>
+                <w:sz w:val="26"/>
+                <w:szCs w:val="26"/>
+              </w:rPr>
+            </w:pPr>
             <w:r>
-              <w:t>{Tiec_SanhTiec}</w:t>
+              <w:rPr>
+                <w:rFonts w:hint="default" w:eastAsia="SimSun"/>
+                <w:b/>
+                <w:bCs/>
+                <w:sz w:val="26"/>
+                <w:szCs w:val="26"/>
+                <w:lang w:eastAsia="zh-CN" w:bidi="ar"/>
+              </w:rPr>
+              <w:t>{Sanh}</w:t>
             </w:r>
           </w:p>
         </w:tc>
@@ -1407,15 +1640,29 @@
           <w:tcPr>
             <w:tcW w:w="1128" w:type="dxa"/>
             <w:tcBorders>
-              <w:top w:val="single" w:sz="4" w:space="0" w:color="000000"/>
-              <w:left w:val="single" w:sz="4" w:space="0" w:color="000000"/>
-              <w:bottom w:val="single" w:sz="4" w:space="0" w:color="000000"/>
-              <w:right w:val="single" w:sz="4" w:space="0" w:color="000000"/>
+              <w:top w:val="single" w:color="000000" w:sz="4" w:space="0"/>
+              <w:left w:val="single" w:color="000000" w:sz="4" w:space="0"/>
+              <w:bottom w:val="single" w:color="000000" w:sz="4" w:space="0"/>
+              <w:right w:val="single" w:color="000000" w:sz="4" w:space="0"/>
             </w:tcBorders>
             <w:vAlign w:val="center"/>
           </w:tcPr>
           <w:p>
+            <w:pPr>
+              <w:jc w:val="center"/>
+              <w:textAlignment w:val="center"/>
+              <w:rPr>
+                <w:sz w:val="26"/>
+                <w:szCs w:val="26"/>
+              </w:rPr>
+            </w:pPr>
             <w:r>
+              <w:rPr>
+                <w:rFonts w:hint="default" w:eastAsia="SimSun"/>
+                <w:sz w:val="26"/>
+                <w:szCs w:val="26"/>
+                <w:lang w:eastAsia="zh-CN" w:bidi="ar"/>
+              </w:rPr>
               <w:t>{DVT}</w:t>
             </w:r>
           </w:p>
@@ -1424,16 +1671,30 @@
           <w:tcPr>
             <w:tcW w:w="857" w:type="dxa"/>
             <w:tcBorders>
-              <w:top w:val="single" w:sz="4" w:space="0" w:color="000000"/>
-              <w:left w:val="single" w:sz="4" w:space="0" w:color="000000"/>
-              <w:bottom w:val="single" w:sz="4" w:space="0" w:color="000000"/>
-              <w:right w:val="single" w:sz="4" w:space="0" w:color="000000"/>
+              <w:top w:val="single" w:color="000000" w:sz="4" w:space="0"/>
+              <w:left w:val="single" w:color="000000" w:sz="4" w:space="0"/>
+              <w:bottom w:val="single" w:color="000000" w:sz="4" w:space="0"/>
+              <w:right w:val="single" w:color="000000" w:sz="4" w:space="0"/>
             </w:tcBorders>
             <w:vAlign w:val="center"/>
           </w:tcPr>
           <w:p>
+            <w:pPr>
+              <w:jc w:val="center"/>
+              <w:textAlignment w:val="center"/>
+              <w:rPr>
+                <w:sz w:val="26"/>
+                <w:szCs w:val="26"/>
+              </w:rPr>
+            </w:pPr>
             <w:r>
-              <w:t>{SL}</w:t>
+              <w:rPr>
+                <w:rFonts w:hint="default" w:eastAsia="SimSun"/>
+                <w:sz w:val="26"/>
+                <w:szCs w:val="26"/>
+                <w:lang w:eastAsia="zh-CN" w:bidi="ar"/>
+              </w:rPr>
+              <w:t>{SoLuong}</w:t>
             </w:r>
           </w:p>
         </w:tc>
@@ -1441,15 +1702,25 @@
           <w:tcPr>
             <w:tcW w:w="1495" w:type="dxa"/>
             <w:tcBorders>
-              <w:top w:val="single" w:sz="4" w:space="0" w:color="000000"/>
-              <w:left w:val="single" w:sz="4" w:space="0" w:color="000000"/>
-              <w:bottom w:val="single" w:sz="4" w:space="0" w:color="000000"/>
-              <w:right w:val="single" w:sz="4" w:space="0" w:color="000000"/>
+              <w:top w:val="single" w:color="000000" w:sz="4" w:space="0"/>
+              <w:left w:val="single" w:color="000000" w:sz="4" w:space="0"/>
+              <w:bottom w:val="single" w:color="000000" w:sz="4" w:space="0"/>
+              <w:right w:val="single" w:color="000000" w:sz="4" w:space="0"/>
             </w:tcBorders>
             <w:vAlign w:val="center"/>
           </w:tcPr>
           <w:p>
+            <w:pPr>
+              <w:textAlignment w:val="center"/>
+              <w:rPr>
+                <w:sz w:val="26"/>
+                <w:szCs w:val="26"/>
+              </w:rPr>
+            </w:pPr>
             <w:r>
+              <w:rPr>
+                <w:rFonts w:hint="default"/>
+              </w:rPr>
               <w:t>{DonGia}</w:t>
             </w:r>
           </w:p>
@@ -1458,34 +1729,56 @@
           <w:tcPr>
             <w:tcW w:w="1584" w:type="dxa"/>
             <w:tcBorders>
-              <w:top w:val="single" w:sz="4" w:space="0" w:color="000000"/>
-              <w:left w:val="single" w:sz="4" w:space="0" w:color="000000"/>
-              <w:bottom w:val="single" w:sz="4" w:space="0" w:color="000000"/>
-              <w:right w:val="single" w:sz="4" w:space="0" w:color="000000"/>
+              <w:top w:val="single" w:color="000000" w:sz="4" w:space="0"/>
+              <w:left w:val="single" w:color="000000" w:sz="4" w:space="0"/>
+              <w:bottom w:val="single" w:color="000000" w:sz="4" w:space="0"/>
+              <w:right w:val="single" w:color="000000" w:sz="4" w:space="0"/>
             </w:tcBorders>
             <w:noWrap/>
             <w:vAlign w:val="center"/>
           </w:tcPr>
           <w:p>
+            <w:pPr>
+              <w:jc w:val="right"/>
+              <w:textAlignment w:val="center"/>
+              <w:rPr>
+                <w:sz w:val="26"/>
+                <w:szCs w:val="26"/>
+              </w:rPr>
+            </w:pPr>
             <w:r>
-              <w:t>{ThanhTien}{/DichVuBaoGia}</w:t>
+              <w:rPr>
+                <w:rFonts w:hint="default" w:eastAsia="SimSun"/>
+                <w:sz w:val="26"/>
+                <w:szCs w:val="26"/>
+                <w:lang w:eastAsia="zh-CN" w:bidi="ar"/>
+              </w:rPr>
+              <w:t>{ThanhTien}{/DanhSachDV}{/DanhSachNgay}</w:t>
             </w:r>
           </w:p>
         </w:tc>
       </w:tr>
       <w:tr>
+        <w:tblPrEx>
+          <w:tblCellMar>
+            <w:top w:w="0" w:type="dxa"/>
+            <w:left w:w="108" w:type="dxa"/>
+            <w:bottom w:w="0" w:type="dxa"/>
+            <w:right w:w="108" w:type="dxa"/>
+          </w:tblCellMar>
+        </w:tblPrEx>
         <w:trPr>
-          <w:trHeight w:val="578"/>
+          <w:trHeight w:val="530" w:hRule="atLeast"/>
         </w:trPr>
         <w:tc>
           <w:tcPr>
             <w:tcW w:w="9355" w:type="dxa"/>
             <w:gridSpan w:val="7"/>
             <w:tcBorders>
-              <w:top w:val="single" w:sz="4" w:space="0" w:color="000000"/>
-              <w:left w:val="single" w:sz="4" w:space="0" w:color="000000"/>
-              <w:bottom w:val="single" w:sz="4" w:space="0" w:color="000000"/>
-              <w:right w:val="single" w:sz="4" w:space="0" w:color="000000"/>
+              <w:top w:val="single" w:color="000000" w:sz="4" w:space="0"/>
+              <w:left w:val="single" w:color="000000" w:sz="4" w:space="0"/>
+              <w:bottom w:val="single" w:color="000000" w:sz="4" w:space="0"/>
+              <w:right w:val="single" w:color="000000" w:sz="4" w:space="0"/>
             </w:tcBorders>
             <w:shd w:val="clear" w:color="auto" w:fill="FFFFFF"/>
             <w:vAlign w:val="center"/>
@@ -1495,6 +1788,8 @@
               <w:jc w:val="center"/>
               <w:textAlignment w:val="center"/>
               <w:rPr>
+                <w:b/>
+                <w:bCs/>
                 <w:sz w:val="26"/>
                 <w:szCs w:val="26"/>
               </w:rPr>
@@ -1502,11 +1797,13 @@
             <w:r>
               <w:rPr>
                 <w:rFonts w:eastAsia="SimSun"/>
+                <w:b/>
+                <w:bCs/>
                 <w:sz w:val="26"/>
                 <w:szCs w:val="26"/>
                 <w:lang w:eastAsia="zh-CN" w:bidi="ar"/>
               </w:rPr>
-              <w:t>PHÍ PHỤC VỤ 5% TỔNG HOÁ ĐƠN</w:t>
+              <w:t>THÀNH TIỀN</w:t>
             </w:r>
           </w:p>
         </w:tc>
@@ -1514,35 +1811,58 @@
           <w:tcPr>
             <w:tcW w:w="1584" w:type="dxa"/>
             <w:tcBorders>
-              <w:top w:val="single" w:sz="4" w:space="0" w:color="000000"/>
-              <w:left w:val="single" w:sz="4" w:space="0" w:color="000000"/>
-              <w:bottom w:val="single" w:sz="4" w:space="0" w:color="000000"/>
-              <w:right w:val="single" w:sz="4" w:space="0" w:color="000000"/>
+              <w:top w:val="single" w:color="000000" w:sz="4" w:space="0"/>
+              <w:left w:val="single" w:color="000000" w:sz="4" w:space="0"/>
+              <w:bottom w:val="single" w:color="000000" w:sz="4" w:space="0"/>
+              <w:right w:val="single" w:color="000000" w:sz="4" w:space="0"/>
             </w:tcBorders>
             <w:shd w:val="clear" w:color="auto" w:fill="FFFFFF"/>
             <w:noWrap/>
             <w:vAlign w:val="center"/>
           </w:tcPr>
           <w:p>
+            <w:pPr>
+              <w:jc w:val="right"/>
+              <w:textAlignment w:val="center"/>
+              <w:rPr>
+                <w:b/>
+                <w:bCs/>
+                <w:sz w:val="26"/>
+                <w:szCs w:val="26"/>
+              </w:rPr>
+            </w:pPr>
             <w:r>
-              <w:t>{PhiPhucVu}</w:t>
+              <w:rPr>
+                <w:rFonts w:hint="default" w:ascii="Times New Roman" w:hAnsi="Times New Roman"/>
+                <w:sz w:val="24"/>
+                <w:szCs w:val="24"/>
+              </w:rPr>
+              <w:t>{TongThanhTien}</w:t>
             </w:r>
           </w:p>
         </w:tc>
       </w:tr>
       <w:tr>
+        <w:tblPrEx>
+          <w:tblCellMar>
+            <w:top w:w="0" w:type="dxa"/>
+            <w:left w:w="108" w:type="dxa"/>
+            <w:bottom w:w="0" w:type="dxa"/>
+            <w:right w:w="108" w:type="dxa"/>
+          </w:tblCellMar>
+        </w:tblPrEx>
         <w:trPr>
-          <w:trHeight w:val="532"/>
+          <w:trHeight w:val="578" w:hRule="atLeast"/>
         </w:trPr>
         <w:tc>
           <w:tcPr>
             <w:tcW w:w="9355" w:type="dxa"/>
             <w:gridSpan w:val="7"/>
             <w:tcBorders>
-              <w:top w:val="single" w:sz="4" w:space="0" w:color="000000"/>
-              <w:left w:val="single" w:sz="4" w:space="0" w:color="000000"/>
-              <w:bottom w:val="single" w:sz="4" w:space="0" w:color="000000"/>
-              <w:right w:val="single" w:sz="4" w:space="0" w:color="000000"/>
+              <w:top w:val="single" w:color="000000" w:sz="4" w:space="0"/>
+              <w:left w:val="single" w:color="000000" w:sz="4" w:space="0"/>
+              <w:bottom w:val="single" w:color="000000" w:sz="4" w:space="0"/>
+              <w:right w:val="single" w:color="000000" w:sz="4" w:space="0"/>
             </w:tcBorders>
             <w:shd w:val="clear" w:color="auto" w:fill="FFFFFF"/>
             <w:vAlign w:val="center"/>
@@ -1552,6 +1872,105 @@
               <w:jc w:val="center"/>
               <w:textAlignment w:val="center"/>
               <w:rPr>
+                <w:sz w:val="26"/>
+                <w:szCs w:val="26"/>
+              </w:rPr>
+            </w:pPr>
+            <w:r>
+              <w:rPr>
+                <w:rFonts w:eastAsia="SimSun"/>
+                <w:sz w:val="26"/>
+                <w:szCs w:val="26"/>
+                <w:lang w:eastAsia="zh-CN" w:bidi="ar"/>
+              </w:rPr>
+              <w:t xml:space="preserve">PHÍ PHỤC VỤ </w:t>
+            </w:r>
+            <w:r>
+              <w:rPr>
+                <w:rFonts w:hint="default" w:ascii="Times New Roman" w:hAnsi="Times New Roman"/>
+                <w:sz w:val="24"/>
+                <w:szCs w:val="24"/>
+              </w:rPr>
+              <w:t>{MucPhiPhucVu}</w:t>
+            </w:r>
+            <w:r>
+              <w:rPr>
+                <w:rFonts w:eastAsia="SimSun"/>
+                <w:sz w:val="26"/>
+                <w:szCs w:val="26"/>
+                <w:lang w:eastAsia="zh-CN" w:bidi="ar"/>
+              </w:rPr>
+              <w:t xml:space="preserve"> TỔNG HOÁ ĐƠN</w:t>
+            </w:r>
+          </w:p>
+        </w:tc>
+        <w:tc>
+          <w:tcPr>
+            <w:tcW w:w="1584" w:type="dxa"/>
+            <w:tcBorders>
+              <w:top w:val="single" w:color="000000" w:sz="4" w:space="0"/>
+              <w:left w:val="single" w:color="000000" w:sz="4" w:space="0"/>
+              <w:bottom w:val="single" w:color="000000" w:sz="4" w:space="0"/>
+              <w:right w:val="single" w:color="000000" w:sz="4" w:space="0"/>
+            </w:tcBorders>
+            <w:shd w:val="clear" w:color="auto" w:fill="FFFFFF"/>
+            <w:noWrap/>
+            <w:vAlign w:val="center"/>
+          </w:tcPr>
+          <w:p>
+            <w:pPr>
+              <w:shd w:val="clear" w:color="auto" w:fill="FFFFFF" w:themeFill="background1"/>
+              <w:spacing w:line="312" w:lineRule="auto"/>
+              <w:ind w:left="240" w:leftChars="100"/>
+              <w:jc w:val="right"/>
+              <w:rPr>
+                <w:b/>
+                <w:bCs/>
+                <w:sz w:val="26"/>
+                <w:szCs w:val="26"/>
+              </w:rPr>
+            </w:pPr>
+            <w:r>
+              <w:rPr>
+                <w:rFonts w:hint="default" w:ascii="Times New Roman" w:hAnsi="Times New Roman"/>
+                <w:sz w:val="24"/>
+                <w:szCs w:val="24"/>
+              </w:rPr>
+              <w:t>{PhiPhucVu}</w:t>
+            </w:r>
+          </w:p>
+        </w:tc>
+      </w:tr>
+      <w:tr>
+        <w:tblPrEx>
+          <w:tblCellMar>
+            <w:top w:w="0" w:type="dxa"/>
+            <w:left w:w="108" w:type="dxa"/>
+            <w:bottom w:w="0" w:type="dxa"/>
+            <w:right w:w="108" w:type="dxa"/>
+          </w:tblCellMar>
+        </w:tblPrEx>
+        <w:trPr>
+          <w:trHeight w:val="532" w:hRule="atLeast"/>
+        </w:trPr>
+        <w:tc>
+          <w:tcPr>
+            <w:tcW w:w="9355" w:type="dxa"/>
+            <w:gridSpan w:val="7"/>
+            <w:tcBorders>
+              <w:top w:val="single" w:color="000000" w:sz="4" w:space="0"/>
+              <w:left w:val="single" w:color="000000" w:sz="4" w:space="0"/>
+              <w:bottom w:val="single" w:color="000000" w:sz="4" w:space="0"/>
+              <w:right w:val="single" w:color="000000" w:sz="4" w:space="0"/>
+            </w:tcBorders>
+            <w:shd w:val="clear" w:color="auto" w:fill="FFFFFF"/>
+            <w:vAlign w:val="center"/>
+          </w:tcPr>
+          <w:p>
+            <w:pPr>
+              <w:jc w:val="center"/>
+              <w:textAlignment w:val="center"/>
+              <w:rPr>
                 <w:b/>
                 <w:bCs/>
                 <w:sz w:val="26"/>
@@ -1575,35 +1994,58 @@
           <w:tcPr>
             <w:tcW w:w="1584" w:type="dxa"/>
             <w:tcBorders>
-              <w:top w:val="single" w:sz="4" w:space="0" w:color="000000"/>
-              <w:left w:val="single" w:sz="4" w:space="0" w:color="000000"/>
-              <w:bottom w:val="single" w:sz="4" w:space="0" w:color="000000"/>
-              <w:right w:val="single" w:sz="4" w:space="0" w:color="000000"/>
+              <w:top w:val="single" w:color="000000" w:sz="4" w:space="0"/>
+              <w:left w:val="single" w:color="000000" w:sz="4" w:space="0"/>
+              <w:bottom w:val="single" w:color="000000" w:sz="4" w:space="0"/>
+              <w:right w:val="single" w:color="000000" w:sz="4" w:space="0"/>
             </w:tcBorders>
             <w:shd w:val="clear" w:color="auto" w:fill="FFFFFF"/>
             <w:noWrap/>
             <w:vAlign w:val="center"/>
           </w:tcPr>
           <w:p>
+            <w:pPr>
+              <w:jc w:val="right"/>
+              <w:textAlignment w:val="center"/>
+              <w:rPr>
+                <w:b/>
+                <w:bCs/>
+                <w:sz w:val="26"/>
+                <w:szCs w:val="26"/>
+              </w:rPr>
+            </w:pPr>
             <w:r>
-              <w:t>{TongTienChuaVAT}</w:t>
+              <w:rPr>
+                <w:rFonts w:hint="default" w:ascii="Times New Roman" w:hAnsi="Times New Roman"/>
+                <w:sz w:val="24"/>
+                <w:szCs w:val="24"/>
+              </w:rPr>
+              <w:t>{TongCongChuaVAT}</w:t>
             </w:r>
           </w:p>
         </w:tc>
       </w:tr>
       <w:tr>
+        <w:tblPrEx>
+          <w:tblCellMar>
+            <w:top w:w="0" w:type="dxa"/>
+            <w:left w:w="108" w:type="dxa"/>
+            <w:bottom w:w="0" w:type="dxa"/>
+            <w:right w:w="108" w:type="dxa"/>
+          </w:tblCellMar>
+        </w:tblPrEx>
         <w:trPr>
-          <w:trHeight w:val="566"/>
+          <w:trHeight w:val="566" w:hRule="atLeast"/>
         </w:trPr>
         <w:tc>
           <w:tcPr>
             <w:tcW w:w="9355" w:type="dxa"/>
             <w:gridSpan w:val="7"/>
             <w:tcBorders>
-              <w:top w:val="single" w:sz="4" w:space="0" w:color="000000"/>
-              <w:left w:val="single" w:sz="4" w:space="0" w:color="000000"/>
-              <w:bottom w:val="single" w:sz="4" w:space="0" w:color="000000"/>
-              <w:right w:val="single" w:sz="4" w:space="0" w:color="000000"/>
+              <w:top w:val="single" w:color="000000" w:sz="4" w:space="0"/>
+              <w:left w:val="single" w:color="000000" w:sz="4" w:space="0"/>
+              <w:bottom w:val="single" w:color="000000" w:sz="4" w:space="0"/>
+              <w:right w:val="single" w:color="000000" w:sz="4" w:space="0"/>
             </w:tcBorders>
             <w:shd w:val="clear" w:color="auto" w:fill="FFFFFF"/>
             <w:vAlign w:val="center"/>
@@ -1653,35 +2095,58 @@
           <w:tcPr>
             <w:tcW w:w="1584" w:type="dxa"/>
             <w:tcBorders>
-              <w:top w:val="single" w:sz="4" w:space="0" w:color="000000"/>
-              <w:left w:val="single" w:sz="4" w:space="0" w:color="000000"/>
-              <w:bottom w:val="single" w:sz="4" w:space="0" w:color="000000"/>
-              <w:right w:val="single" w:sz="4" w:space="0" w:color="000000"/>
+              <w:top w:val="single" w:color="000000" w:sz="4" w:space="0"/>
+              <w:left w:val="single" w:color="000000" w:sz="4" w:space="0"/>
+              <w:bottom w:val="single" w:color="000000" w:sz="4" w:space="0"/>
+              <w:right w:val="single" w:color="000000" w:sz="4" w:space="0"/>
             </w:tcBorders>
             <w:shd w:val="clear" w:color="auto" w:fill="FFFFFF"/>
             <w:noWrap/>
             <w:vAlign w:val="center"/>
           </w:tcPr>
           <w:p>
+            <w:pPr>
+              <w:jc w:val="right"/>
+              <w:textAlignment w:val="center"/>
+              <w:rPr>
+                <w:b/>
+                <w:bCs/>
+                <w:sz w:val="26"/>
+                <w:szCs w:val="26"/>
+              </w:rPr>
+            </w:pPr>
             <w:r>
+              <w:rPr>
+                <w:rFonts w:hint="default" w:ascii="Times New Roman" w:hAnsi="Times New Roman"/>
+                <w:sz w:val="24"/>
+                <w:szCs w:val="24"/>
+              </w:rPr>
               <w:t>{VAT8}</w:t>
             </w:r>
           </w:p>
         </w:tc>
       </w:tr>
       <w:tr>
+        <w:tblPrEx>
+          <w:tblCellMar>
+            <w:top w:w="0" w:type="dxa"/>
+            <w:left w:w="108" w:type="dxa"/>
+            <w:bottom w:w="0" w:type="dxa"/>
+            <w:right w:w="108" w:type="dxa"/>
+          </w:tblCellMar>
+        </w:tblPrEx>
         <w:trPr>
-          <w:trHeight w:val="508"/>
+          <w:trHeight w:val="508" w:hRule="atLeast"/>
         </w:trPr>
         <w:tc>
           <w:tcPr>
             <w:tcW w:w="9355" w:type="dxa"/>
             <w:gridSpan w:val="7"/>
             <w:tcBorders>
-              <w:top w:val="single" w:sz="4" w:space="0" w:color="000000"/>
-              <w:left w:val="single" w:sz="4" w:space="0" w:color="000000"/>
-              <w:bottom w:val="single" w:sz="4" w:space="0" w:color="000000"/>
-              <w:right w:val="single" w:sz="4" w:space="0" w:color="000000"/>
+              <w:top w:val="single" w:color="000000" w:sz="4" w:space="0"/>
+              <w:left w:val="single" w:color="000000" w:sz="4" w:space="0"/>
+              <w:bottom w:val="single" w:color="000000" w:sz="4" w:space="0"/>
+              <w:right w:val="single" w:color="000000" w:sz="4" w:space="0"/>
             </w:tcBorders>
             <w:shd w:val="clear" w:color="auto" w:fill="FFFFFF"/>
             <w:vAlign w:val="center"/>
@@ -1710,35 +2175,58 @@
           <w:tcPr>
             <w:tcW w:w="1584" w:type="dxa"/>
             <w:tcBorders>
-              <w:top w:val="single" w:sz="4" w:space="0" w:color="000000"/>
-              <w:left w:val="single" w:sz="4" w:space="0" w:color="000000"/>
-              <w:bottom w:val="single" w:sz="4" w:space="0" w:color="000000"/>
-              <w:right w:val="single" w:sz="4" w:space="0" w:color="000000"/>
+              <w:top w:val="single" w:color="000000" w:sz="4" w:space="0"/>
+              <w:left w:val="single" w:color="000000" w:sz="4" w:space="0"/>
+              <w:bottom w:val="single" w:color="000000" w:sz="4" w:space="0"/>
+              <w:right w:val="single" w:color="000000" w:sz="4" w:space="0"/>
             </w:tcBorders>
             <w:shd w:val="clear" w:color="auto" w:fill="FFFFFF"/>
             <w:noWrap/>
             <w:vAlign w:val="center"/>
           </w:tcPr>
           <w:p>
+            <w:pPr>
+              <w:jc w:val="right"/>
+              <w:textAlignment w:val="center"/>
+              <w:rPr>
+                <w:b/>
+                <w:bCs/>
+                <w:sz w:val="26"/>
+                <w:szCs w:val="26"/>
+              </w:rPr>
+            </w:pPr>
             <w:r>
+              <w:rPr>
+                <w:rFonts w:hint="default" w:ascii="Times New Roman" w:hAnsi="Times New Roman"/>
+                <w:sz w:val="24"/>
+                <w:szCs w:val="24"/>
+              </w:rPr>
               <w:t>{VAT10}</w:t>
             </w:r>
           </w:p>
         </w:tc>
       </w:tr>
       <w:tr>
+        <w:tblPrEx>
+          <w:tblCellMar>
+            <w:top w:w="0" w:type="dxa"/>
+            <w:left w:w="108" w:type="dxa"/>
+            <w:bottom w:w="0" w:type="dxa"/>
+            <w:right w:w="108" w:type="dxa"/>
+          </w:tblCellMar>
+        </w:tblPrEx>
         <w:trPr>
-          <w:trHeight w:val="638"/>
+          <w:trHeight w:val="638" w:hRule="atLeast"/>
         </w:trPr>
         <w:tc>
           <w:tcPr>
             <w:tcW w:w="9355" w:type="dxa"/>
             <w:gridSpan w:val="7"/>
             <w:tcBorders>
-              <w:top w:val="single" w:sz="4" w:space="0" w:color="000000"/>
-              <w:left w:val="single" w:sz="4" w:space="0" w:color="000000"/>
-              <w:bottom w:val="single" w:sz="4" w:space="0" w:color="000000"/>
-              <w:right w:val="single" w:sz="4" w:space="0" w:color="000000"/>
+              <w:top w:val="single" w:color="000000" w:sz="4" w:space="0"/>
+              <w:left w:val="single" w:color="000000" w:sz="4" w:space="0"/>
+              <w:bottom w:val="single" w:color="000000" w:sz="4" w:space="0"/>
+              <w:right w:val="single" w:color="000000" w:sz="4" w:space="0"/>
             </w:tcBorders>
             <w:shd w:val="clear" w:color="auto" w:fill="FFFFFF"/>
             <w:vAlign w:val="center"/>
@@ -1771,18 +2259,50 @@
           <w:tcPr>
             <w:tcW w:w="1584" w:type="dxa"/>
             <w:tcBorders>
-              <w:top w:val="single" w:sz="4" w:space="0" w:color="000000"/>
-              <w:left w:val="single" w:sz="4" w:space="0" w:color="000000"/>
-              <w:bottom w:val="single" w:sz="4" w:space="0" w:color="000000"/>
-              <w:right w:val="single" w:sz="4" w:space="0" w:color="000000"/>
+              <w:top w:val="single" w:color="000000" w:sz="4" w:space="0"/>
+              <w:left w:val="single" w:color="000000" w:sz="4" w:space="0"/>
+              <w:bottom w:val="single" w:color="000000" w:sz="4" w:space="0"/>
+              <w:right w:val="single" w:color="000000" w:sz="4" w:space="0"/>
             </w:tcBorders>
             <w:shd w:val="clear" w:color="auto" w:fill="FFFFFF"/>
             <w:noWrap/>
             <w:vAlign w:val="center"/>
           </w:tcPr>
           <w:p>
+            <w:pPr>
+              <w:jc w:val="right"/>
+              <w:textAlignment w:val="center"/>
+              <w:rPr>
+                <w:b/>
+                <w:bCs/>
+                <w:sz w:val="26"/>
+                <w:szCs w:val="26"/>
+              </w:rPr>
+            </w:pPr>
             <w:r>
-              <w:t>{TongTien}</w:t>
+              <w:rPr>
+                <w:rFonts w:hint="default" w:ascii="Times New Roman" w:hAnsi="Times New Roman"/>
+                <w:sz w:val="24"/>
+                <w:szCs w:val="24"/>
+              </w:rPr>
+              <w:t>{TongGiaTri</w:t>
+            </w:r>
+            <w:r>
+              <w:rPr>
+                <w:rFonts w:hint="default"/>
+                <w:sz w:val="24"/>
+                <w:szCs w:val="24"/>
+                <w:lang w:val="en-US"/>
+              </w:rPr>
+              <w:t>QuyetToan</w:t>
+            </w:r>
+            <w:r>
+              <w:rPr>
+                <w:rFonts w:hint="default" w:ascii="Times New Roman" w:hAnsi="Times New Roman"/>
+                <w:sz w:val="24"/>
+                <w:szCs w:val="24"/>
+              </w:rPr>
+              <w:t>}</w:t>
             </w:r>
           </w:p>
         </w:tc>
@@ -1805,6 +2325,179 @@
     </w:p>
     <w:p>
       <w:pPr>
+        <w:pStyle w:val="21"/>
+        <w:numPr>
+          <w:ilvl w:val="0"/>
+          <w:numId w:val="2"/>
+        </w:numPr>
+        <w:shd w:val="clear" w:color="auto" w:fill="FFFFFF" w:themeFill="background1"/>
+        <w:spacing w:line="312" w:lineRule="auto"/>
+        <w:contextualSpacing/>
+        <w:jc w:val="left"/>
+        <w:rPr>
+          <w:rFonts w:ascii="Times New Roman" w:hAnsi="Times New Roman"/>
+          <w:i/>
+          <w:iCs/>
+          <w:sz w:val="26"/>
+          <w:szCs w:val="26"/>
+        </w:rPr>
+      </w:pPr>
+      <w:bookmarkStart w:id="4" w:name="_MON_1830157658"/>
+      <w:bookmarkEnd w:id="4"/>
+      <w:r>
+        <w:rPr>
+          <w:rFonts w:ascii="Times New Roman" w:hAnsi="Times New Roman"/>
+          <w:sz w:val="26"/>
+          <w:szCs w:val="26"/>
+        </w:rPr>
+        <w:t xml:space="preserve">Tổng giá trị </w:t>
+      </w:r>
+      <w:r>
+        <w:rPr>
+          <w:rFonts w:hint="default"/>
+          <w:sz w:val="26"/>
+          <w:szCs w:val="26"/>
+          <w:lang w:val="en-US"/>
+        </w:rPr>
+        <w:t>Quyết Toán</w:t>
+      </w:r>
+      <w:r>
+        <w:rPr>
+          <w:rFonts w:ascii="Times New Roman" w:hAnsi="Times New Roman"/>
+          <w:sz w:val="26"/>
+          <w:szCs w:val="26"/>
+        </w:rPr>
+        <w:t>:</w:t>
+      </w:r>
+      <w:r>
+        <w:rPr>
+          <w:rFonts w:hint="default" w:ascii="Times New Roman" w:hAnsi="Times New Roman"/>
+          <w:sz w:val="26"/>
+          <w:szCs w:val="26"/>
+        </w:rPr>
+        <w:t>{TongGiaTri</w:t>
+      </w:r>
+      <w:r>
+        <w:rPr>
+          <w:rFonts w:hint="default"/>
+          <w:sz w:val="26"/>
+          <w:szCs w:val="26"/>
+          <w:lang w:val="en-US"/>
+        </w:rPr>
+        <w:t>QuyetToan</w:t>
+      </w:r>
+      <w:r>
+        <w:rPr>
+          <w:rFonts w:hint="default" w:ascii="Times New Roman" w:hAnsi="Times New Roman"/>
+          <w:sz w:val="26"/>
+          <w:szCs w:val="26"/>
+        </w:rPr>
+        <w:t>}</w:t>
+      </w:r>
+      <w:r>
+        <w:rPr>
+          <w:rFonts w:ascii="Times New Roman" w:hAnsi="Times New Roman"/>
+          <w:b/>
+          <w:sz w:val="26"/>
+          <w:szCs w:val="26"/>
+        </w:rPr>
+        <w:t xml:space="preserve">VNĐ </w:t>
+      </w:r>
+      <w:r>
+        <w:rPr>
+          <w:rFonts w:ascii="Times New Roman" w:hAnsi="Times New Roman"/>
+          <w:i/>
+          <w:iCs/>
+          <w:sz w:val="26"/>
+          <w:szCs w:val="26"/>
+        </w:rPr>
+        <w:t>(Bằng</w:t>
+      </w:r>
+      <w:r>
+        <w:rPr>
+          <w:rFonts w:hint="default" w:ascii="Times New Roman" w:hAnsi="Times New Roman"/>
+          <w:i/>
+          <w:iCs/>
+          <w:sz w:val="26"/>
+          <w:szCs w:val="26"/>
+          <w:lang w:val="en-US"/>
+        </w:rPr>
+        <w:t xml:space="preserve"> </w:t>
+      </w:r>
+      <w:r>
+        <w:rPr>
+          <w:rFonts w:ascii="Times New Roman" w:hAnsi="Times New Roman"/>
+          <w:i/>
+          <w:iCs/>
+          <w:sz w:val="26"/>
+          <w:szCs w:val="26"/>
+        </w:rPr>
+        <w:t>chữ:</w:t>
+      </w:r>
+      <w:r>
+        <w:rPr>
+          <w:rFonts w:hint="default" w:ascii="Times New Roman" w:hAnsi="Times New Roman"/>
+          <w:i/>
+          <w:iCs/>
+          <w:sz w:val="26"/>
+          <w:szCs w:val="26"/>
+          <w:lang w:val="en-US"/>
+        </w:rPr>
+        <w:t xml:space="preserve"> </w:t>
+      </w:r>
+      <w:r>
+        <w:rPr>
+          <w:rFonts w:hint="default" w:ascii="Times New Roman" w:hAnsi="Times New Roman"/>
+          <w:i/>
+          <w:iCs/>
+          <w:sz w:val="26"/>
+          <w:szCs w:val="26"/>
+        </w:rPr>
+        <w:t>{TongGiaTri</w:t>
+      </w:r>
+      <w:r>
+        <w:rPr>
+          <w:rFonts w:hint="default"/>
+          <w:sz w:val="26"/>
+          <w:szCs w:val="26"/>
+          <w:lang w:val="en-US"/>
+        </w:rPr>
+        <w:t>QuyetToan</w:t>
+      </w:r>
+      <w:r>
+        <w:rPr>
+          <w:rFonts w:hint="default" w:ascii="Times New Roman" w:hAnsi="Times New Roman"/>
+          <w:i/>
+          <w:iCs/>
+          <w:sz w:val="26"/>
+          <w:szCs w:val="26"/>
+        </w:rPr>
+        <w:t>BangChu}</w:t>
+      </w:r>
+      <w:r>
+        <w:rPr>
+          <w:rFonts w:hint="default" w:ascii="Times New Roman" w:hAnsi="Times New Roman"/>
+          <w:i/>
+          <w:iCs/>
+          <w:sz w:val="26"/>
+          <w:szCs w:val="26"/>
+          <w:lang w:val="en-US"/>
+        </w:rPr>
+        <w:t xml:space="preserve"> </w:t>
+      </w:r>
+      <w:r>
+        <w:rPr>
+          <w:rFonts w:ascii="Times New Roman" w:hAnsi="Times New Roman"/>
+          <w:i/>
+          <w:iCs/>
+          <w:sz w:val="26"/>
+          <w:szCs w:val="26"/>
+        </w:rPr>
+        <w:t>đồng./.)</w:t>
+      </w:r>
+    </w:p>
+    <w:p>
+      <w:pPr>
         <w:tabs>
           <w:tab w:val="left" w:pos="630"/>
         </w:tabs>
@@ -1815,31 +2508,6 @@
           <w:szCs w:val="26"/>
         </w:rPr>
       </w:pPr>
-      <w:bookmarkStart w:id="8" w:name="_MON_1830157658"/>
-      <w:bookmarkEnd w:id="8"/>
-      <w:r>
-        <w:rPr>
-          <w:sz w:val="26"/>
-          <w:szCs w:val="26"/>
-        </w:rPr>
-        <w:t xml:space="preserve">(Bằng </w:t>
-      </w:r>
-      <w:proofErr w:type="gramStart"/>
-      <w:r>
-        <w:rPr>
-          <w:sz w:val="26"/>
-          <w:szCs w:val="26"/>
-        </w:rPr>
-        <w:t>chữ:…</w:t>
-      </w:r>
-      <w:proofErr w:type="gramEnd"/>
-      <w:r>
-        <w:rPr>
-          <w:sz w:val="26"/>
-          <w:szCs w:val="26"/>
-        </w:rPr>
-        <w:t>..)</w:t>
-      </w:r>
     </w:p>
     <w:p>
       <w:pPr>
@@ -1853,9 +2521,21 @@
           <w:szCs w:val="26"/>
         </w:rPr>
       </w:pPr>
-    </w:p>
-    <w:p>
-      <w:pPr>
+      <w:r>
+        <w:rPr>
+          <w:sz w:val="26"/>
+          <w:szCs w:val="26"/>
+        </w:rPr>
+        <w:t>Hai Bên thống nhất xác nhận:</w:t>
+      </w:r>
+    </w:p>
+    <w:p>
+      <w:pPr>
+        <w:pStyle w:val="21"/>
+        <w:numPr>
+          <w:ilvl w:val="0"/>
+          <w:numId w:val="3"/>
+        </w:numPr>
         <w:tabs>
           <w:tab w:val="left" w:pos="630"/>
         </w:tabs>
@@ -1871,13 +2551,236 @@
           <w:sz w:val="26"/>
           <w:szCs w:val="26"/>
         </w:rPr>
-        <w:lastRenderedPageBreak/>
-        <w:t>Hai Bên thống nhất xác nhận:</w:t>
-      </w:r>
-    </w:p>
-    <w:p>
-      <w:pPr>
-        <w:pStyle w:val="ListParagraph"/>
+        <w:t>Bên A đã hoàn thành việc cung cấp dịch vụ theo Hợp đồng và các nội dung phát sinh được hai Bên xác nhận (nếu có).</w:t>
+      </w:r>
+    </w:p>
+    <w:p>
+      <w:pPr>
+        <w:pStyle w:val="21"/>
+        <w:numPr>
+          <w:ilvl w:val="0"/>
+          <w:numId w:val="3"/>
+        </w:numPr>
+        <w:tabs>
+          <w:tab w:val="left" w:pos="630"/>
+        </w:tabs>
+        <w:spacing w:before="120" w:after="120" w:line="360" w:lineRule="auto"/>
+        <w:jc w:val="both"/>
+        <w:rPr>
+          <w:sz w:val="26"/>
+          <w:szCs w:val="26"/>
+        </w:rPr>
+      </w:pPr>
+      <w:r>
+        <w:rPr>
+          <w:sz w:val="26"/>
+          <w:szCs w:val="26"/>
+        </w:rPr>
+        <w:t>Các khoản phát sinh (nếu có) đã được hai Bên kiểm tra và thống nhất.</w:t>
+      </w:r>
+    </w:p>
+    <w:p>
+      <w:pPr>
+        <w:pStyle w:val="21"/>
+        <w:numPr>
+          <w:ilvl w:val="0"/>
+          <w:numId w:val="3"/>
+        </w:numPr>
+        <w:tabs>
+          <w:tab w:val="left" w:pos="630"/>
+        </w:tabs>
+        <w:spacing w:before="120" w:after="120" w:line="360" w:lineRule="auto"/>
+        <w:jc w:val="both"/>
+        <w:rPr>
+          <w:sz w:val="26"/>
+          <w:szCs w:val="26"/>
+        </w:rPr>
+      </w:pPr>
+      <w:r>
+        <w:rPr>
+          <w:sz w:val="26"/>
+          <w:szCs w:val="26"/>
+        </w:rPr>
+        <w:t>Tổng giá trị quyết toán là:</w:t>
+      </w:r>
+      <w:r>
+        <w:rPr>
+          <w:rFonts w:hint="default" w:ascii="Times New Roman" w:hAnsi="Times New Roman"/>
+          <w:sz w:val="26"/>
+          <w:szCs w:val="26"/>
+        </w:rPr>
+        <w:t>{TongGiaTri</w:t>
+      </w:r>
+      <w:r>
+        <w:rPr>
+          <w:rFonts w:hint="default"/>
+          <w:sz w:val="26"/>
+          <w:szCs w:val="26"/>
+          <w:lang w:val="en-US"/>
+        </w:rPr>
+        <w:t>QuyetToan</w:t>
+      </w:r>
+      <w:r>
+        <w:rPr>
+          <w:rFonts w:hint="default" w:ascii="Times New Roman" w:hAnsi="Times New Roman"/>
+          <w:sz w:val="26"/>
+          <w:szCs w:val="26"/>
+        </w:rPr>
+        <w:t>}</w:t>
+      </w:r>
+      <w:r>
+        <w:rPr>
+          <w:sz w:val="26"/>
+          <w:szCs w:val="26"/>
+        </w:rPr>
+        <w:t>VNĐ</w:t>
+      </w:r>
+    </w:p>
+    <w:p>
+      <w:pPr>
+        <w:pStyle w:val="21"/>
+        <w:numPr>
+          <w:ilvl w:val="0"/>
+          <w:numId w:val="3"/>
+        </w:numPr>
+        <w:tabs>
+          <w:tab w:val="left" w:pos="630"/>
+        </w:tabs>
+        <w:spacing w:before="120" w:after="120" w:line="360" w:lineRule="auto"/>
+        <w:jc w:val="both"/>
+        <w:rPr>
+          <w:sz w:val="26"/>
+          <w:szCs w:val="26"/>
+        </w:rPr>
+      </w:pPr>
+      <w:r>
+        <w:rPr>
+          <w:sz w:val="26"/>
+          <w:szCs w:val="26"/>
+        </w:rPr>
+        <w:t xml:space="preserve">Số tiền Bên B đã đặt cọc giữ chỗ và đảm bảo thực hiện hợp đồng là: </w:t>
+      </w:r>
+      <w:r>
+        <w:rPr>
+          <w:rFonts w:hint="default"/>
+          <w:sz w:val="26"/>
+          <w:szCs w:val="26"/>
+          <w:lang w:val="en-US"/>
+        </w:rPr>
+        <w:t>{SoTienDaDatCoc}</w:t>
+      </w:r>
+      <w:r>
+        <w:rPr>
+          <w:sz w:val="26"/>
+          <w:szCs w:val="26"/>
+        </w:rPr>
+        <w:t xml:space="preserve"> VNĐ (Ngày thanh toán: </w:t>
+      </w:r>
+      <w:r>
+        <w:rPr>
+          <w:rFonts w:hint="default"/>
+          <w:sz w:val="26"/>
+          <w:szCs w:val="26"/>
+          <w:lang w:val="en-US"/>
+        </w:rPr>
+        <w:t>{NgayThanhToanDatCoc}</w:t>
+      </w:r>
+      <w:r>
+        <w:rPr>
+          <w:sz w:val="26"/>
+          <w:szCs w:val="26"/>
+        </w:rPr>
+        <w:t>)</w:t>
+      </w:r>
+    </w:p>
+    <w:p>
+      <w:pPr>
+        <w:pStyle w:val="21"/>
+        <w:numPr>
+          <w:ilvl w:val="0"/>
+          <w:numId w:val="3"/>
+        </w:numPr>
+        <w:tabs>
+          <w:tab w:val="left" w:pos="630"/>
+        </w:tabs>
+        <w:spacing w:before="120" w:after="120" w:line="360" w:lineRule="auto"/>
+        <w:jc w:val="both"/>
+        <w:rPr>
+          <w:sz w:val="26"/>
+          <w:szCs w:val="26"/>
+        </w:rPr>
+      </w:pPr>
+      <w:r>
+        <w:rPr>
+          <w:sz w:val="26"/>
+          <w:szCs w:val="26"/>
+        </w:rPr>
+        <w:t xml:space="preserve">Số tiền Bên B còn phải thanh toán cho Bên A là: </w:t>
+      </w:r>
+      <w:r>
+        <w:rPr>
+          <w:rFonts w:hint="default"/>
+          <w:sz w:val="26"/>
+          <w:szCs w:val="26"/>
+          <w:lang w:val="en-US"/>
+        </w:rPr>
+        <w:t>{SoTienConLai}</w:t>
+      </w:r>
+      <w:r>
+        <w:rPr>
+          <w:sz w:val="26"/>
+          <w:szCs w:val="26"/>
+        </w:rPr>
+        <w:t xml:space="preserve"> (Bằng chữ:</w:t>
+      </w:r>
+      <w:r>
+        <w:rPr>
+          <w:rFonts w:hint="default"/>
+          <w:sz w:val="26"/>
+          <w:szCs w:val="26"/>
+        </w:rPr>
+        <w:t>{SoTienConLaiBangChu}</w:t>
+      </w:r>
+      <w:bookmarkStart w:id="5" w:name="_GoBack"/>
+      <w:bookmarkEnd w:id="5"/>
+      <w:r>
+        <w:rPr>
+          <w:sz w:val="26"/>
+          <w:szCs w:val="26"/>
+        </w:rPr>
+        <w:t>)</w:t>
+      </w:r>
+    </w:p>
+    <w:p>
+      <w:pPr>
+        <w:pStyle w:val="21"/>
+        <w:numPr>
+          <w:ilvl w:val="0"/>
+          <w:numId w:val="1"/>
+        </w:numPr>
+        <w:tabs>
+          <w:tab w:val="left" w:pos="630"/>
+        </w:tabs>
+        <w:spacing w:before="120" w:after="120" w:line="360" w:lineRule="auto"/>
+        <w:jc w:val="both"/>
+        <w:rPr>
+          <w:b/>
+          <w:sz w:val="26"/>
+          <w:szCs w:val="26"/>
+        </w:rPr>
+      </w:pPr>
+      <w:r>
+        <w:rPr>
+          <w:b/>
+          <w:sz w:val="26"/>
+          <w:szCs w:val="26"/>
+        </w:rPr>
+        <w:t>CAM KẾT THỰC HIỆN</w:t>
+      </w:r>
+    </w:p>
+    <w:p>
+      <w:pPr>
+        <w:pStyle w:val="21"/>
         <w:numPr>
           <w:ilvl w:val="0"/>
           <w:numId w:val="4"/>
@@ -1888,28 +2791,23 @@
         <w:spacing w:before="120" w:after="120" w:line="360" w:lineRule="auto"/>
         <w:jc w:val="both"/>
         <w:rPr>
-          <w:sz w:val="26"/>
-          <w:szCs w:val="26"/>
-        </w:rPr>
-      </w:pPr>
-      <w:r>
-        <w:rPr>
-          <w:sz w:val="26"/>
-          <w:szCs w:val="26"/>
-        </w:rPr>
-        <w:t>Bên A đã hoàn thành việc cung cấp dịch vụ theo Hợp đồng</w:t>
-      </w:r>
-      <w:r>
-        <w:rPr>
-          <w:sz w:val="26"/>
-          <w:szCs w:val="26"/>
-        </w:rPr>
-        <w:t xml:space="preserve"> và các nội dung phát sinh được hai Bên xác nhận (nếu có).</w:t>
-      </w:r>
-    </w:p>
-    <w:p>
-      <w:pPr>
-        <w:pStyle w:val="ListParagraph"/>
+          <w:b/>
+          <w:sz w:val="26"/>
+          <w:szCs w:val="26"/>
+        </w:rPr>
+      </w:pPr>
+      <w:r>
+        <w:rPr>
+          <w:bCs/>
+          <w:sz w:val="26"/>
+          <w:szCs w:val="26"/>
+        </w:rPr>
+        <w:t>Bên A thực hiện xuất Hóa đơn GTGT theo Tổng giá trị quyết toán được hai Bên xác nhận tại Biên bản này.</w:t>
+      </w:r>
+    </w:p>
+    <w:p>
+      <w:pPr>
+        <w:pStyle w:val="21"/>
         <w:numPr>
           <w:ilvl w:val="0"/>
           <w:numId w:val="4"/>
@@ -1920,21 +2818,23 @@
         <w:spacing w:before="120" w:after="120" w:line="360" w:lineRule="auto"/>
         <w:jc w:val="both"/>
         <w:rPr>
-          <w:sz w:val="26"/>
-          <w:szCs w:val="26"/>
-        </w:rPr>
-      </w:pPr>
-      <w:r>
-        <w:rPr>
-          <w:sz w:val="26"/>
-          <w:szCs w:val="26"/>
-        </w:rPr>
-        <w:t>Các khoản phát sinh (nếu có) đã được hai Bên kiểm tra và thống nhất.</w:t>
-      </w:r>
-    </w:p>
-    <w:p>
-      <w:pPr>
-        <w:pStyle w:val="ListParagraph"/>
+          <w:b/>
+          <w:sz w:val="26"/>
+          <w:szCs w:val="26"/>
+        </w:rPr>
+      </w:pPr>
+      <w:r>
+        <w:rPr>
+          <w:bCs/>
+          <w:sz w:val="26"/>
+          <w:szCs w:val="26"/>
+        </w:rPr>
+        <w:t>Bên B cam kết thanh toán số tiền còn phải thanh toán cho Bên A trong thời hạn quy định tại Hợp đồng.</w:t>
+      </w:r>
+    </w:p>
+    <w:p>
+      <w:pPr>
+        <w:pStyle w:val="21"/>
         <w:numPr>
           <w:ilvl w:val="0"/>
           <w:numId w:val="4"/>
@@ -1945,189 +2845,6 @@
         <w:spacing w:before="120" w:after="120" w:line="360" w:lineRule="auto"/>
         <w:jc w:val="both"/>
         <w:rPr>
-          <w:sz w:val="26"/>
-          <w:szCs w:val="26"/>
-        </w:rPr>
-      </w:pPr>
-      <w:r>
-        <w:rPr>
-          <w:sz w:val="26"/>
-          <w:szCs w:val="26"/>
-        </w:rPr>
-        <w:t xml:space="preserve">Tổng giá trị quyết toán </w:t>
-      </w:r>
-      <w:r>
-        <w:rPr>
-          <w:sz w:val="26"/>
-          <w:szCs w:val="26"/>
-        </w:rPr>
-        <w:t>là: …… VNĐ</w:t>
-      </w:r>
-    </w:p>
-    <w:p>
-      <w:pPr>
-        <w:pStyle w:val="ListParagraph"/>
-        <w:numPr>
-          <w:ilvl w:val="0"/>
-          <w:numId w:val="4"/>
-        </w:numPr>
-        <w:tabs>
-          <w:tab w:val="left" w:pos="630"/>
-        </w:tabs>
-        <w:spacing w:before="120" w:after="120" w:line="360" w:lineRule="auto"/>
-        <w:jc w:val="both"/>
-        <w:rPr>
-          <w:sz w:val="26"/>
-          <w:szCs w:val="26"/>
-        </w:rPr>
-      </w:pPr>
-      <w:r>
-        <w:rPr>
-          <w:sz w:val="26"/>
-          <w:szCs w:val="26"/>
-        </w:rPr>
-        <w:t xml:space="preserve">Số tiền </w:t>
-      </w:r>
-      <w:r>
-        <w:rPr>
-          <w:sz w:val="26"/>
-          <w:szCs w:val="26"/>
-        </w:rPr>
-        <w:t xml:space="preserve">Bên B đã đặt </w:t>
-      </w:r>
-      <w:r>
-        <w:rPr>
-          <w:sz w:val="26"/>
-          <w:szCs w:val="26"/>
-        </w:rPr>
-        <w:t xml:space="preserve">cọc giữ chỗ và đảm bảo thực hiện hợp đồng là: ……. VNĐ </w:t>
-      </w:r>
-      <w:r>
-        <w:rPr>
-          <w:sz w:val="26"/>
-          <w:szCs w:val="26"/>
-        </w:rPr>
-        <w:t xml:space="preserve">(Ngày </w:t>
-      </w:r>
-      <w:r>
-        <w:rPr>
-          <w:sz w:val="26"/>
-          <w:szCs w:val="26"/>
-        </w:rPr>
-        <w:t>thanh toán</w:t>
-      </w:r>
-      <w:r>
-        <w:rPr>
-          <w:sz w:val="26"/>
-          <w:szCs w:val="26"/>
-        </w:rPr>
-        <w:t xml:space="preserve">: </w:t>
-      </w:r>
-      <w:proofErr w:type="gramStart"/>
-      <w:r>
-        <w:rPr>
-          <w:sz w:val="26"/>
-          <w:szCs w:val="26"/>
-        </w:rPr>
-        <w:t>…..</w:t>
-      </w:r>
-      <w:proofErr w:type="gramEnd"/>
-      <w:r>
-        <w:rPr>
-          <w:sz w:val="26"/>
-          <w:szCs w:val="26"/>
-        </w:rPr>
-        <w:t>)</w:t>
-      </w:r>
-    </w:p>
-    <w:p>
-      <w:pPr>
-        <w:pStyle w:val="ListParagraph"/>
-        <w:numPr>
-          <w:ilvl w:val="0"/>
-          <w:numId w:val="4"/>
-        </w:numPr>
-        <w:tabs>
-          <w:tab w:val="left" w:pos="630"/>
-        </w:tabs>
-        <w:spacing w:before="120" w:after="120" w:line="360" w:lineRule="auto"/>
-        <w:jc w:val="both"/>
-        <w:rPr>
-          <w:sz w:val="26"/>
-          <w:szCs w:val="26"/>
-        </w:rPr>
-      </w:pPr>
-      <w:r>
-        <w:rPr>
-          <w:sz w:val="26"/>
-          <w:szCs w:val="26"/>
-        </w:rPr>
-        <w:t>Số tiền Bên B còn phải thanh toán cho Bên A là: …</w:t>
-      </w:r>
-      <w:r>
-        <w:rPr>
-          <w:sz w:val="26"/>
-          <w:szCs w:val="26"/>
-        </w:rPr>
-        <w:t xml:space="preserve"> (Bằng </w:t>
-      </w:r>
-      <w:proofErr w:type="gramStart"/>
-      <w:r>
-        <w:rPr>
-          <w:sz w:val="26"/>
-          <w:szCs w:val="26"/>
-        </w:rPr>
-        <w:t>chữ:…</w:t>
-      </w:r>
-      <w:proofErr w:type="gramEnd"/>
-      <w:r>
-        <w:rPr>
-          <w:sz w:val="26"/>
-          <w:szCs w:val="26"/>
-        </w:rPr>
-        <w:t>.)</w:t>
-      </w:r>
-    </w:p>
-    <w:p>
-      <w:pPr>
-        <w:pStyle w:val="ListParagraph"/>
-        <w:numPr>
-          <w:ilvl w:val="0"/>
-          <w:numId w:val="2"/>
-        </w:numPr>
-        <w:tabs>
-          <w:tab w:val="left" w:pos="630"/>
-        </w:tabs>
-        <w:spacing w:before="120" w:after="120" w:line="360" w:lineRule="auto"/>
-        <w:jc w:val="both"/>
-        <w:rPr>
-          <w:b/>
-          <w:sz w:val="26"/>
-          <w:szCs w:val="26"/>
-        </w:rPr>
-      </w:pPr>
-      <w:r>
-        <w:rPr>
-          <w:b/>
-          <w:sz w:val="26"/>
-          <w:szCs w:val="26"/>
-        </w:rPr>
-        <w:t>CAM KẾT THỰC HIỆN</w:t>
-      </w:r>
-    </w:p>
-    <w:p>
-      <w:pPr>
-        <w:pStyle w:val="ListParagraph"/>
-        <w:numPr>
-          <w:ilvl w:val="0"/>
-          <w:numId w:val="5"/>
-        </w:numPr>
-        <w:tabs>
-          <w:tab w:val="left" w:pos="630"/>
-        </w:tabs>
-        <w:spacing w:before="120" w:after="120" w:line="360" w:lineRule="auto"/>
-        <w:jc w:val="both"/>
-        <w:rPr>
           <w:b/>
           <w:sz w:val="26"/>
           <w:szCs w:val="26"/>
@@ -2139,117 +2856,7 @@
           <w:sz w:val="26"/>
           <w:szCs w:val="26"/>
         </w:rPr>
-        <w:t xml:space="preserve">Bên A thực hiện xuất Hóa đơn GTGT theo </w:t>
-      </w:r>
-      <w:r>
-        <w:rPr>
-          <w:bCs/>
-          <w:sz w:val="26"/>
-          <w:szCs w:val="26"/>
-        </w:rPr>
-        <w:t xml:space="preserve">Tổng </w:t>
-      </w:r>
-      <w:r>
-        <w:rPr>
-          <w:bCs/>
-          <w:sz w:val="26"/>
-          <w:szCs w:val="26"/>
-        </w:rPr>
-        <w:t xml:space="preserve">giá trị quyết toán được </w:t>
-      </w:r>
-      <w:r>
-        <w:rPr>
-          <w:bCs/>
-          <w:sz w:val="26"/>
-          <w:szCs w:val="26"/>
-        </w:rPr>
-        <w:t>hai Bên xác nhận tại Biên bản này.</w:t>
-      </w:r>
-    </w:p>
-    <w:p>
-      <w:pPr>
-        <w:pStyle w:val="ListParagraph"/>
-        <w:numPr>
-          <w:ilvl w:val="0"/>
-          <w:numId w:val="5"/>
-        </w:numPr>
-        <w:tabs>
-          <w:tab w:val="left" w:pos="630"/>
-        </w:tabs>
-        <w:spacing w:before="120" w:after="120" w:line="360" w:lineRule="auto"/>
-        <w:jc w:val="both"/>
-        <w:rPr>
-          <w:b/>
-          <w:sz w:val="26"/>
-          <w:szCs w:val="26"/>
-        </w:rPr>
-      </w:pPr>
-      <w:r>
-        <w:rPr>
-          <w:bCs/>
-          <w:sz w:val="26"/>
-          <w:szCs w:val="26"/>
-        </w:rPr>
-        <w:t>Bên B cam kết thanh toán số tiền còn phải thanh toán cho Bên A trong thời hạn quy định tại Hợp đồng.</w:t>
-      </w:r>
-    </w:p>
-    <w:p>
-      <w:pPr>
-        <w:pStyle w:val="ListParagraph"/>
-        <w:numPr>
-          <w:ilvl w:val="0"/>
-          <w:numId w:val="5"/>
-        </w:numPr>
-        <w:tabs>
-          <w:tab w:val="left" w:pos="630"/>
-        </w:tabs>
-        <w:spacing w:before="120" w:after="120" w:line="360" w:lineRule="auto"/>
-        <w:jc w:val="both"/>
-        <w:rPr>
-          <w:b/>
-          <w:sz w:val="26"/>
-          <w:szCs w:val="26"/>
-        </w:rPr>
-      </w:pPr>
-      <w:r>
-        <w:rPr>
-          <w:bCs/>
-          <w:sz w:val="26"/>
-          <w:szCs w:val="26"/>
-        </w:rPr>
-        <w:t>Biên bản này là căn cứ để đối chiếu công nợ</w:t>
-      </w:r>
-      <w:r>
-        <w:rPr>
-          <w:bCs/>
-          <w:sz w:val="26"/>
-          <w:szCs w:val="26"/>
-        </w:rPr>
-        <w:t>,</w:t>
-      </w:r>
-      <w:r>
-        <w:rPr>
-          <w:bCs/>
-          <w:sz w:val="26"/>
-          <w:szCs w:val="26"/>
-        </w:rPr>
-        <w:t xml:space="preserve"> xuất hóa đơn</w:t>
-      </w:r>
-      <w:r>
-        <w:rPr>
-          <w:bCs/>
-          <w:sz w:val="26"/>
-          <w:szCs w:val="26"/>
-        </w:rPr>
-        <w:t xml:space="preserve"> và thanh toán</w:t>
-      </w:r>
-      <w:r>
-        <w:rPr>
-          <w:bCs/>
-          <w:sz w:val="26"/>
-          <w:szCs w:val="26"/>
-        </w:rPr>
-        <w:t xml:space="preserve"> theo quy định của Hợp đồng.</w:t>
+        <w:t>Biên bản này là căn cứ để đối chiếu công nợ, xuất hóa đơn và thanh toán theo quy định của Hợp đồng.</w:t>
       </w:r>
     </w:p>
     <w:p>
@@ -2340,6 +2947,14 @@
           <w:lang w:val="fr-FR"/>
         </w:rPr>
         <w:tab/>
+      </w:r>
+      <w:r>
+        <w:rPr>
+          <w:b/>
+          <w:sz w:val="26"/>
+          <w:szCs w:val="26"/>
+          <w:lang w:val="fr-FR"/>
+        </w:rPr>
         <w:t xml:space="preserve">             ĐẠI DIỆN BÊN B</w:t>
       </w:r>
     </w:p>
@@ -2415,27 +3030,7 @@
           <w:szCs w:val="26"/>
           <w:lang w:val="fr-FR"/>
         </w:rPr>
-        <w:t xml:space="preserve">   </w:t>
-      </w:r>
-      <w:proofErr w:type="gramStart"/>
-      <w:r>
-        <w:rPr>
-          <w:b/>
-          <w:sz w:val="26"/>
-          <w:szCs w:val="26"/>
-          <w:lang w:val="fr-FR"/>
-        </w:rPr>
-        <w:t>Ký:</w:t>
-      </w:r>
-      <w:proofErr w:type="gramEnd"/>
-      <w:r>
-        <w:rPr>
-          <w:b/>
-          <w:sz w:val="26"/>
-          <w:szCs w:val="26"/>
-          <w:lang w:val="fr-FR"/>
-        </w:rPr>
-        <w:t xml:space="preserve"> </w:t>
+        <w:t xml:space="preserve">   Ký: </w:t>
       </w:r>
       <w:r>
         <w:rPr>
@@ -2525,6 +3120,15 @@
           <w:lang w:val="fr-FR"/>
         </w:rPr>
         <w:tab/>
+      </w:r>
+      <w:r>
+        <w:rPr>
+          <w:b/>
+          <w:sz w:val="26"/>
+          <w:szCs w:val="26"/>
+          <w:u w:val="single"/>
+          <w:lang w:val="fr-FR"/>
+        </w:rPr>
         <w:t xml:space="preserve">    </w:t>
       </w:r>
     </w:p>
@@ -2555,6 +3159,14 @@
           <w:lang w:val="fr-FR"/>
         </w:rPr>
         <w:tab/>
+      </w:r>
+      <w:r>
+        <w:rPr>
+          <w:b/>
+          <w:sz w:val="26"/>
+          <w:szCs w:val="26"/>
+          <w:lang w:val="fr-FR"/>
+        </w:rPr>
         <w:t xml:space="preserve">                                Ông : </w:t>
       </w:r>
       <w:r>
@@ -2579,50 +3191,28 @@
       </w:r>
     </w:p>
     <w:sectPr>
-      <w:headerReference w:type="default" r:id="rId9"/>
-      <w:footerReference w:type="default" r:id="rId10"/>
+      <w:headerReference r:id="rId3" w:type="default"/>
+      <w:footerReference r:id="rId4" w:type="default"/>
       <w:pgSz w:w="12240" w:h="15840"/>
       <w:pgMar w:top="750" w:right="960" w:bottom="1440" w:left="1440" w:header="720" w:footer="720" w:gutter="0"/>
-      <w:cols w:space="720"/>
-      <w:docGrid w:linePitch="360"/>
+      <w:cols w:space="720" w:num="1"/>
+      <w:docGrid w:linePitch="360" w:charSpace="0"/>
     </w:sectPr>
   </w:body>
 </w:document>
 </file>
 
-<file path=word/endnotes.xml><?xml version="1.0" encoding="utf-8"?>
-<w:endnotes xmlns:wpc="http://schemas.microsoft.com/office/word/2010/wordprocessingCanvas" xmlns:cx="http://schemas.microsoft.com/office/drawing/2014/chartex" xmlns:cx1="http://schemas.microsoft.com/office/drawing/2015/9/8/chartex" xmlns:cx2="http://schemas.microsoft.com/office/drawing/2015/10/21/chartex" xmlns:cx3="http://schemas.microsoft.com/office/drawing/2016/5/9/chartex" xmlns:cx4="http://schemas.microsoft.com/office/drawing/2016/5/10/chartex" xmlns:cx5="http://schemas.microsoft.com/office/drawing/2016/5/11/chartex" xmlns:cx6="http://schemas.microsoft.com/office/drawing/2016/5/12/chartex" xmlns:cx7="http://schemas.microsoft.com/office/drawing/2016/5/13/chartex" xmlns:cx8="http://schemas.microsoft.com/office/drawing/2016/5/14/chartex" xmlns:mc="http://schemas.openxmlformats.org/markup-compatibility/2006" xmlns:aink="http://schemas.microsoft.com/office/drawing/2016/ink" xmlns:am3d="http://schemas.microsoft.com/office/drawing/2017/model3d" xmlns:o="urn:schemas-microsoft-com:office:office" xmlns:oel="http://schemas.microsoft.com/office/2019/extlst" xmlns:r="http://schemas.openxmlformats.org/officeDocument/2006/relationships" xmlns:m="http://schemas.openxmlformats.org/officeDocument/2006/math" xmlns:v="urn:schemas-microsoft-com:vml" xmlns:wp14="http://schemas.microsoft.com/office/word/2010/wordprocessingDrawing" xmlns:wp="http://schemas.openxmlformats.org/drawingml/2006/wordprocessingDrawing" xmlns:w10="urn:schemas-microsoft-com:office:word" xmlns:w="http://schemas.openxmlformats.org/wordprocessingml/2006/main" xmlns:w14="http://schemas.microsoft.com/office/word/2010/wordml" xmlns:w15="http://schemas.microsoft.com/office/word/2012/wordml" xmlns:w16cex="http://schemas.microsoft.com/office/word/2018/wordml/cex" xmlns:w16cid="http://schemas.microsoft.com/office/word/2016/wordml/cid" xmlns:w16="http://schemas.microsoft.com/office/word/2018/wordml" xmlns:w16du="http://schemas.microsoft.com/office/word/2023/wordml/word16du" xmlns:w16sdtdh="http://schemas.microsoft.com/office/word/2020/wordml/sdtdatahash" xmlns:w16sdtfl="http://schemas.microsoft.com/office/word/2024/wordml/sdtformatlock" xmlns:w16se="http://schemas.microsoft.com/office/word/2015/wordml/symex" xmlns:wpg="http://schemas.microsoft.com/office/word/2010/wordprocessingGroup" xmlns:wpi="http://schemas.microsoft.com/office/word/2010/wordprocessingInk" xmlns:wne="http://schemas.microsoft.com/office/word/2006/wordml" xmlns:wps="http://schemas.microsoft.com/office/word/2010/wordprocessingShape" mc:Ignorable="w14 w15 w16se w16cid w16 w16cex w16sdtdh w16sdtfl w16du wp14">
-  <w:endnote w:type="separator" w:id="-1">
-    <w:p>
-      <w:r>
-        <w:separator/>
-      </w:r>
-    </w:p>
-  </w:endnote>
-  <w:endnote w:type="continuationSeparator" w:id="0">
-    <w:p>
-      <w:r>
-        <w:continuationSeparator/>
-      </w:r>
-    </w:p>
-  </w:endnote>
-</w:endnotes>
-</file>
-
 <file path=word/footer1.xml><?xml version="1.0" encoding="utf-8"?>
-<w:ftr xmlns:wpc="http://schemas.microsoft.com/office/word/2010/wordprocessingCanvas" xmlns:cx="http://schemas.microsoft.com/office/drawing/2014/chartex" xmlns:cx1="http://schemas.microsoft.com/office/drawing/2015/9/8/chartex" xmlns:cx2="http://schemas.microsoft.com/office/drawing/2015/10/21/chartex" xmlns:cx3="http://schemas.microsoft.com/office/drawing/2016/5/9/chartex" xmlns:cx4="http://schemas.microsoft.com/office/drawing/2016/5/10/chartex" xmlns:cx5="http://schemas.microsoft.com/office/drawing/2016/5/11/chartex" xmlns:cx6="http://schemas.microsoft.com/office/drawing/2016/5/12/chartex" xmlns:cx7="http://schemas.microsoft.com/office/drawing/2016/5/13/chartex" xmlns:cx8="http://schemas.microsoft.com/office/drawing/2016/5/14/chartex" xmlns:mc="http://schemas.openxmlformats.org/markup-compatibility/2006" xmlns:aink="http://schemas.microsoft.com/office/drawing/2016/ink" xmlns:am3d="http://schemas.microsoft.com/office/drawing/2017/model3d" xmlns:o="urn:schemas-microsoft-com:office:office" xmlns:oel="http://schemas.microsoft.com/office/2019/extlst" xmlns:r="http://schemas.openxmlformats.org/officeDocument/2006/relationships" xmlns:m="http://schemas.openxmlformats.org/officeDocument/2006/math" xmlns:v="urn:schemas-microsoft-com:vml" xmlns:wp14="http://schemas.microsoft.com/office/word/2010/wordprocessingDrawing" xmlns:wp="http://schemas.openxmlformats.org/drawingml/2006/wordprocessingDrawing" xmlns:w10="urn:schemas-microsoft-com:office:word" xmlns:w="http://schemas.openxmlformats.org/wordprocessingml/2006/main" xmlns:w14="http://schemas.microsoft.com/office/word/2010/wordml" xmlns:w15="http://schemas.microsoft.com/office/word/2012/wordml" xmlns:w16cex="http://schemas.microsoft.com/office/word/2018/wordml/cex" xmlns:w16cid="http://schemas.microsoft.com/office/word/2016/wordml/cid" xmlns:w16="http://schemas.microsoft.com/office/word/2018/wordml" xmlns:w16du="http://schemas.microsoft.com/office/word/2023/wordml/word16du" xmlns:w16sdtdh="http://schemas.microsoft.com/office/word/2020/wordml/sdtdatahash" xmlns:w16sdtfl="http://schemas.microsoft.com/office/word/2024/wordml/sdtformatlock" xmlns:w16se="http://schemas.microsoft.com/office/word/2015/wordml/symex" xmlns:wpg="http://schemas.microsoft.com/office/word/2010/wordprocessingGroup" xmlns:wpi="http://schemas.microsoft.com/office/word/2010/wordprocessingInk" xmlns:wne="http://schemas.microsoft.com/office/word/2006/wordml" xmlns:wps="http://schemas.microsoft.com/office/word/2010/wordprocessingShape" mc:Ignorable="w14 w15 w16se w16cid w16 w16cex w16sdtdh w16sdtfl w16du wp14">
+<w:ftr xmlns:wpc="http://schemas.microsoft.com/office/word/2010/wordprocessingCanvas" xmlns:mc="http://schemas.openxmlformats.org/markup-compatibility/2006" xmlns:o="urn:schemas-microsoft-com:office:office" xmlns:r="http://schemas.openxmlformats.org/officeDocument/2006/relationships" xmlns:m="http://schemas.openxmlformats.org/officeDocument/2006/math" xmlns:v="urn:schemas-microsoft-com:vml" xmlns:wp14="http://schemas.microsoft.com/office/word/2010/wordprocessingDrawing" xmlns:wp="http://schemas.openxmlformats.org/drawingml/2006/wordprocessingDrawing" xmlns:w10="urn:schemas-microsoft-com:office:word" xmlns:w="http://schemas.openxmlformats.org/wordprocessingml/2006/main" xmlns:w14="http://schemas.microsoft.com/office/word/2010/wordml" xmlns:w15="http://schemas.microsoft.com/office/word/2012/wordml" xmlns:wpg="http://schemas.microsoft.com/office/word/2010/wordprocessingGroup" xmlns:wpi="http://schemas.microsoft.com/office/word/2010/wordprocessingInk" xmlns:wne="http://schemas.microsoft.com/office/word/2006/wordml" xmlns:wps="http://schemas.microsoft.com/office/word/2010/wordprocessingShape" xmlns:wpsCustomData="http://www.wps.cn/officeDocument/2013/wpsCustomData" mc:Ignorable="w14 w15 wp14">
   <w:p>
     <w:pPr>
-      <w:pStyle w:val="Footer"/>
+      <w:pStyle w:val="9"/>
     </w:pPr>
     <w:r>
-      <w:rPr>
-        <w:noProof/>
-      </w:rPr>
       <mc:AlternateContent>
         <mc:Choice Requires="wps">
           <w:drawing>
-            <wp:anchor distT="0" distB="0" distL="114300" distR="114300" simplePos="0" relativeHeight="251659264" behindDoc="0" locked="0" layoutInCell="1" allowOverlap="1" wp14:anchorId="2B47D1AD" wp14:editId="2B47D1AE">
+            <wp:anchor distT="0" distB="0" distL="114300" distR="114300" simplePos="0" relativeHeight="251659264" behindDoc="0" locked="0" layoutInCell="1" allowOverlap="1">
               <wp:simplePos x="0" y="0"/>
               <wp:positionH relativeFrom="column">
                 <wp:posOffset>-857250</wp:posOffset>
@@ -2742,7 +3332,11 @@
         </mc:Choice>
         <mc:Fallback>
           <w:pict>
-            <v:rect w14:anchorId="2B47D1AD" id="Rectangle 2" o:spid="_x0000_s1026" style="position:absolute;margin-left:-67.5pt;margin-top:-20.7pt;width:604.5pt;height:67.5pt;z-index:251659264;visibility:visible;mso-wrap-style:square;mso-wrap-distance-left:9pt;mso-wrap-distance-top:0;mso-wrap-distance-right:9pt;mso-wrap-distance-bottom:0;mso-position-horizontal:absolute;mso-position-horizontal-relative:text;mso-position-vertical:absolute;mso-position-vertical-relative:text;v-text-anchor:middle" o:gfxdata="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" filled="f" stroked="f" strokeweight="2pt">
+            <v:rect id="_x0000_s1026" o:spid="_x0000_s1026" o:spt="1" style="position:absolute;left:0pt;margin-left:-67.5pt;margin-top:-20.7pt;height:67.5pt;width:604.5pt;z-index:251659264;v-text-anchor:middle;mso-width-relative:page;mso-height-relative:page;" filled="f" stroked="f" coordsize="21600,21600" o:gfxdata="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">
+              <v:fill on="f" focussize="0,0"/>
+              <v:stroke on="f" weight="2pt"/>
+              <v:imagedata o:title=""/>
+              <o:lock v:ext="edit" aspectratio="f"/>
               <v:textbox>
                 <w:txbxContent>
                   <w:p>
@@ -2815,30 +3409,11 @@
 </w:ftr>
 </file>
 
-<file path=word/footnotes.xml><?xml version="1.0" encoding="utf-8"?>
-<w:footnotes xmlns:wpc="http://schemas.microsoft.com/office/word/2010/wordprocessingCanvas" xmlns:cx="http://schemas.microsoft.com/office/drawing/2014/chartex" xmlns:cx1="http://schemas.microsoft.com/office/drawing/2015/9/8/chartex" xmlns:cx2="http://schemas.microsoft.com/office/drawing/2015/10/21/chartex" xmlns:cx3="http://schemas.microsoft.com/office/drawing/2016/5/9/chartex" xmlns:cx4="http://schemas.microsoft.com/office/drawing/2016/5/10/chartex" xmlns:cx5="http://schemas.microsoft.com/office/drawing/2016/5/11/chartex" xmlns:cx6="http://schemas.microsoft.com/office/drawing/2016/5/12/chartex" xmlns:cx7="http://schemas.microsoft.com/office/drawing/2016/5/13/chartex" xmlns:cx8="http://schemas.microsoft.com/office/drawing/2016/5/14/chartex" xmlns:mc="http://schemas.openxmlformats.org/markup-compatibility/2006" xmlns:aink="http://schemas.microsoft.com/office/drawing/2016/ink" xmlns:am3d="http://schemas.microsoft.com/office/drawing/2017/model3d" xmlns:o="urn:schemas-microsoft-com:office:office" xmlns:oel="http://schemas.microsoft.com/office/2019/extlst" xmlns:r="http://schemas.openxmlformats.org/officeDocument/2006/relationships" xmlns:m="http://schemas.openxmlformats.org/officeDocument/2006/math" xmlns:v="urn:schemas-microsoft-com:vml" xmlns:wp14="http://schemas.microsoft.com/office/word/2010/wordprocessingDrawing" xmlns:wp="http://schemas.openxmlformats.org/drawingml/2006/wordprocessingDrawing" xmlns:w10="urn:schemas-microsoft-com:office:word" xmlns:w="http://schemas.openxmlformats.org/wordprocessingml/2006/main" xmlns:w14="http://schemas.microsoft.com/office/word/2010/wordml" xmlns:w15="http://schemas.microsoft.com/office/word/2012/wordml" xmlns:w16cex="http://schemas.microsoft.com/office/word/2018/wordml/cex" xmlns:w16cid="http://schemas.microsoft.com/office/word/2016/wordml/cid" xmlns:w16="http://schemas.microsoft.com/office/word/2018/wordml" xmlns:w16du="http://schemas.microsoft.com/office/word/2023/wordml/word16du" xmlns:w16sdtdh="http://schemas.microsoft.com/office/word/2020/wordml/sdtdatahash" xmlns:w16sdtfl="http://schemas.microsoft.com/office/word/2024/wordml/sdtformatlock" xmlns:w16se="http://schemas.microsoft.com/office/word/2015/wordml/symex" xmlns:wpg="http://schemas.microsoft.com/office/word/2010/wordprocessingGroup" xmlns:wpi="http://schemas.microsoft.com/office/word/2010/wordprocessingInk" xmlns:wne="http://schemas.microsoft.com/office/word/2006/wordml" xmlns:wps="http://schemas.microsoft.com/office/word/2010/wordprocessingShape" mc:Ignorable="w14 w15 w16se w16cid w16 w16cex w16sdtdh w16sdtfl w16du wp14">
-  <w:footnote w:type="separator" w:id="-1">
-    <w:p>
-      <w:r>
-        <w:separator/>
-      </w:r>
-    </w:p>
-  </w:footnote>
-  <w:footnote w:type="continuationSeparator" w:id="0">
-    <w:p>
-      <w:r>
-        <w:continuationSeparator/>
-      </w:r>
-    </w:p>
-  </w:footnote>
-</w:footnotes>
-</file>
-
 <file path=word/header1.xml><?xml version="1.0" encoding="utf-8"?>
-<w:hdr xmlns:wpc="http://schemas.microsoft.com/office/word/2010/wordprocessingCanvas" xmlns:cx="http://schemas.microsoft.com/office/drawing/2014/chartex" xmlns:cx1="http://schemas.microsoft.com/office/drawing/2015/9/8/chartex" xmlns:cx2="http://schemas.microsoft.com/office/drawing/2015/10/21/chartex" xmlns:cx3="http://schemas.microsoft.com/office/drawing/2016/5/9/chartex" xmlns:cx4="http://schemas.microsoft.com/office/drawing/2016/5/10/chartex" xmlns:cx5="http://schemas.microsoft.com/office/drawing/2016/5/11/chartex" xmlns:cx6="http://schemas.microsoft.com/office/drawing/2016/5/12/chartex" xmlns:cx7="http://schemas.microsoft.com/office/drawing/2016/5/13/chartex" xmlns:cx8="http://schemas.microsoft.com/office/drawing/2016/5/14/chartex" xmlns:mc="http://schemas.openxmlformats.org/markup-compatibility/2006" xmlns:aink="http://schemas.microsoft.com/office/drawing/2016/ink" xmlns:am3d="http://schemas.microsoft.com/office/drawing/2017/model3d" xmlns:o="urn:schemas-microsoft-com:office:office" xmlns:oel="http://schemas.microsoft.com/office/2019/extlst" xmlns:r="http://schemas.openxmlformats.org/officeDocument/2006/relationships" xmlns:m="http://schemas.openxmlformats.org/officeDocument/2006/math" xmlns:v="urn:schemas-microsoft-com:vml" xmlns:wp14="http://schemas.microsoft.com/office/word/2010/wordprocessingDrawing" xmlns:wp="http://schemas.openxmlformats.org/drawingml/2006/wordprocessingDrawing" xmlns:w10="urn:schemas-microsoft-com:office:word" xmlns:w="http://schemas.openxmlformats.org/wordprocessingml/2006/main" xmlns:w14="http://schemas.microsoft.com/office/word/2010/wordml" xmlns:w15="http://schemas.microsoft.com/office/word/2012/wordml" xmlns:w16cex="http://schemas.microsoft.com/office/word/2018/wordml/cex" xmlns:w16cid="http://schemas.microsoft.com/office/word/2016/wordml/cid" xmlns:w16="http://schemas.microsoft.com/office/word/2018/wordml" xmlns:w16du="http://schemas.microsoft.com/office/word/2023/wordml/word16du" xmlns:w16sdtdh="http://schemas.microsoft.com/office/word/2020/wordml/sdtdatahash" xmlns:w16sdtfl="http://schemas.microsoft.com/office/word/2024/wordml/sdtformatlock" xmlns:w16se="http://schemas.microsoft.com/office/word/2015/wordml/symex" xmlns:wpg="http://schemas.microsoft.com/office/word/2010/wordprocessingGroup" xmlns:wpi="http://schemas.microsoft.com/office/word/2010/wordprocessingInk" xmlns:wne="http://schemas.microsoft.com/office/word/2006/wordml" xmlns:wps="http://schemas.microsoft.com/office/word/2010/wordprocessingShape" mc:Ignorable="w14 w15 w16se w16cid w16 w16cex w16sdtdh w16sdtfl w16du wp14">
+<w:hdr xmlns:wpc="http://schemas.microsoft.com/office/word/2010/wordprocessingCanvas" xmlns:mc="http://schemas.openxmlformats.org/markup-compatibility/2006" xmlns:o="urn:schemas-microsoft-com:office:office" xmlns:r="http://schemas.openxmlformats.org/officeDocument/2006/relationships" xmlns:m="http://schemas.openxmlformats.org/officeDocument/2006/math" xmlns:v="urn:schemas-microsoft-com:vml" xmlns:wp14="http://schemas.microsoft.com/office/word/2010/wordprocessingDrawing" xmlns:wp="http://schemas.openxmlformats.org/drawingml/2006/wordprocessingDrawing" xmlns:w10="urn:schemas-microsoft-com:office:word" xmlns:w="http://schemas.openxmlformats.org/wordprocessingml/2006/main" xmlns:w14="http://schemas.microsoft.com/office/word/2010/wordml" xmlns:w15="http://schemas.microsoft.com/office/word/2012/wordml" xmlns:wpg="http://schemas.microsoft.com/office/word/2010/wordprocessingGroup" xmlns:wpi="http://schemas.microsoft.com/office/word/2010/wordprocessingInk" xmlns:wne="http://schemas.microsoft.com/office/word/2006/wordml" xmlns:wps="http://schemas.microsoft.com/office/word/2010/wordprocessingShape" xmlns:wpsCustomData="http://www.wps.cn/officeDocument/2013/wpsCustomData" mc:Ignorable="w14 w15 wp14">
   <w:p>
     <w:pPr>
-      <w:pStyle w:val="Header"/>
+      <w:pStyle w:val="10"/>
       <w:tabs>
         <w:tab w:val="left" w:pos="810"/>
       </w:tabs>
@@ -2852,12 +3427,12 @@
 </file>
 
 <file path=word/numbering.xml><?xml version="1.0" encoding="utf-8"?>
-<w:numbering xmlns:wpc="http://schemas.microsoft.com/office/word/2010/wordprocessingCanvas" xmlns:cx="http://schemas.microsoft.com/office/drawing/2014/chartex" xmlns:cx1="http://schemas.microsoft.com/office/drawing/2015/9/8/chartex" xmlns:cx2="http://schemas.microsoft.com/office/drawing/2015/10/21/chartex" xmlns:cx3="http://schemas.microsoft.com/office/drawing/2016/5/9/chartex" xmlns:cx4="http://schemas.microsoft.com/office/drawing/2016/5/10/chartex" xmlns:cx5="http://schemas.microsoft.com/office/drawing/2016/5/11/chartex" xmlns:cx6="http://schemas.microsoft.com/office/drawing/2016/5/12/chartex" xmlns:cx7="http://schemas.microsoft.com/office/drawing/2016/5/13/chartex" xmlns:cx8="http://schemas.microsoft.com/office/drawing/2016/5/14/chartex" xmlns:mc="http://schemas.openxmlformats.org/markup-compatibility/2006" xmlns:aink="http://schemas.microsoft.com/office/drawing/2016/ink" xmlns:am3d="http://schemas.microsoft.com/office/drawing/2017/model3d" xmlns:o="urn:schemas-microsoft-com:office:office" xmlns:oel="http://schemas.microsoft.com/office/2019/extlst" xmlns:r="http://schemas.openxmlformats.org/officeDocument/2006/relationships" xmlns:m="http://schemas.openxmlformats.org/officeDocument/2006/math" xmlns:v="urn:schemas-microsoft-com:vml" xmlns:wp14="http://schemas.microsoft.com/office/word/2010/wordprocessingDrawing" xmlns:wp="http://schemas.openxmlformats.org/drawingml/2006/wordprocessingDrawing" xmlns:w10="urn:schemas-microsoft-com:office:word" xmlns:w="http://schemas.openxmlformats.org/wordprocessingml/2006/main" xmlns:w14="http://schemas.microsoft.com/office/word/2010/wordml" xmlns:w15="http://schemas.microsoft.com/office/word/2012/wordml" xmlns:w16cex="http://schemas.microsoft.com/office/word/2018/wordml/cex" xmlns:w16cid="http://schemas.microsoft.com/office/word/2016/wordml/cid" xmlns:w16="http://schemas.microsoft.com/office/word/2018/wordml" xmlns:w16du="http://schemas.microsoft.com/office/word/2023/wordml/word16du" xmlns:w16sdtdh="http://schemas.microsoft.com/office/word/2020/wordml/sdtdatahash" xmlns:w16sdtfl="http://schemas.microsoft.com/office/word/2024/wordml/sdtformatlock" xmlns:w16se="http://schemas.microsoft.com/office/word/2015/wordml/symex" xmlns:wpg="http://schemas.microsoft.com/office/word/2010/wordprocessingGroup" xmlns:wpi="http://schemas.microsoft.com/office/word/2010/wordprocessingInk" xmlns:wne="http://schemas.microsoft.com/office/word/2006/wordml" xmlns:wps="http://schemas.microsoft.com/office/word/2010/wordprocessingShape" mc:Ignorable="w14 w15 w16se w16cid w16 w16cex w16sdtdh w16sdtfl w16du wp14">
-  <w:abstractNum w:abstractNumId="0" w15:restartNumberingAfterBreak="0">
+<w:numbering xmlns:wpc="http://schemas.microsoft.com/office/word/2010/wordprocessingCanvas" xmlns:mc="http://schemas.openxmlformats.org/markup-compatibility/2006" xmlns:o="urn:schemas-microsoft-com:office:office" xmlns:r="http://schemas.openxmlformats.org/officeDocument/2006/relationships" xmlns:m="http://schemas.openxmlformats.org/officeDocument/2006/math" xmlns:v="urn:schemas-microsoft-com:vml" xmlns:wp14="http://schemas.microsoft.com/office/word/2010/wordprocessingDrawing" xmlns:wp="http://schemas.openxmlformats.org/drawingml/2006/wordprocessingDrawing" xmlns:w10="urn:schemas-microsoft-com:office:word" xmlns:w="http://schemas.openxmlformats.org/wordprocessingml/2006/main" xmlns:w14="http://schemas.microsoft.com/office/word/2010/wordml" xmlns:wpg="http://schemas.microsoft.com/office/word/2010/wordprocessingGroup" xmlns:wpi="http://schemas.microsoft.com/office/word/2010/wordprocessingInk" xmlns:wne="http://schemas.microsoft.com/office/word/2006/wordml" xmlns:wps="http://schemas.microsoft.com/office/word/2010/wordprocessingShape" xmlns:wpsCustomData="http://www.wps.cn/officeDocument/2013/wpsCustomData" mc:Ignorable="w14 wp14">
+  <w:abstractNum w:abstractNumId="0">
     <w:nsid w:val="239703BD"/>
-    <w:multiLevelType w:val="hybridMultilevel"/>
-    <w:tmpl w:val="54B04884"/>
-    <w:lvl w:ilvl="0" w:tplc="04090001">
+    <w:multiLevelType w:val="multilevel"/>
+    <w:tmpl w:val="239703BD"/>
+    <w:lvl w:ilvl="0" w:tentative="0">
       <w:start w:val="1"/>
       <w:numFmt w:val="bullet"/>
       <w:lvlText w:val=""/>
@@ -2866,10 +3441,10 @@
         <w:ind w:left="720" w:hanging="360"/>
       </w:pPr>
       <w:rPr>
-        <w:rFonts w:ascii="Symbol" w:hAnsi="Symbol" w:hint="default"/>
+        <w:rFonts w:hint="default" w:ascii="Symbol" w:hAnsi="Symbol"/>
       </w:rPr>
     </w:lvl>
-    <w:lvl w:ilvl="1" w:tplc="04090003" w:tentative="1">
+    <w:lvl w:ilvl="1" w:tentative="0">
       <w:start w:val="1"/>
       <w:numFmt w:val="bullet"/>
       <w:lvlText w:val="o"/>
@@ -2878,10 +3453,10 @@
         <w:ind w:left="1440" w:hanging="360"/>
       </w:pPr>
       <w:rPr>
-        <w:rFonts w:ascii="Courier New" w:hAnsi="Courier New" w:cs="Courier New" w:hint="default"/>
+        <w:rFonts w:hint="default" w:ascii="Courier New" w:hAnsi="Courier New" w:cs="Courier New"/>
       </w:rPr>
     </w:lvl>
-    <w:lvl w:ilvl="2" w:tplc="04090005" w:tentative="1">
+    <w:lvl w:ilvl="2" w:tentative="0">
       <w:start w:val="1"/>
       <w:numFmt w:val="bullet"/>
       <w:lvlText w:val=""/>
@@ -2890,10 +3465,10 @@
         <w:ind w:left="2160" w:hanging="360"/>
       </w:pPr>
       <w:rPr>
-        <w:rFonts w:ascii="Wingdings" w:hAnsi="Wingdings" w:hint="default"/>
+        <w:rFonts w:hint="default" w:ascii="Wingdings" w:hAnsi="Wingdings"/>
       </w:rPr>
     </w:lvl>
-    <w:lvl w:ilvl="3" w:tplc="04090001" w:tentative="1">
+    <w:lvl w:ilvl="3" w:tentative="0">
       <w:start w:val="1"/>
       <w:numFmt w:val="bullet"/>
       <w:lvlText w:val=""/>
@@ -2902,10 +3477,10 @@
         <w:ind w:left="2880" w:hanging="360"/>
       </w:pPr>
       <w:rPr>
-        <w:rFonts w:ascii="Symbol" w:hAnsi="Symbol" w:hint="default"/>
+        <w:rFonts w:hint="default" w:ascii="Symbol" w:hAnsi="Symbol"/>
       </w:rPr>
     </w:lvl>
-    <w:lvl w:ilvl="4" w:tplc="04090003" w:tentative="1">
+    <w:lvl w:ilvl="4" w:tentative="0">
       <w:start w:val="1"/>
       <w:numFmt w:val="bullet"/>
       <w:lvlText w:val="o"/>
@@ -2914,10 +3489,10 @@
         <w:ind w:left="3600" w:hanging="360"/>
       </w:pPr>
       <w:rPr>
-        <w:rFonts w:ascii="Courier New" w:hAnsi="Courier New" w:cs="Courier New" w:hint="default"/>
+        <w:rFonts w:hint="default" w:ascii="Courier New" w:hAnsi="Courier New" w:cs="Courier New"/>
       </w:rPr>
     </w:lvl>
-    <w:lvl w:ilvl="5" w:tplc="04090005" w:tentative="1">
+    <w:lvl w:ilvl="5" w:tentative="0">
       <w:start w:val="1"/>
       <w:numFmt w:val="bullet"/>
       <w:lvlText w:val=""/>
@@ -2926,10 +3501,10 @@
         <w:ind w:left="4320" w:hanging="360"/>
       </w:pPr>
       <w:rPr>
-        <w:rFonts w:ascii="Wingdings" w:hAnsi="Wingdings" w:hint="default"/>
+        <w:rFonts w:hint="default" w:ascii="Wingdings" w:hAnsi="Wingdings"/>
       </w:rPr>
     </w:lvl>
-    <w:lvl w:ilvl="6" w:tplc="04090001" w:tentative="1">
+    <w:lvl w:ilvl="6" w:tentative="0">
       <w:start w:val="1"/>
       <w:numFmt w:val="bullet"/>
       <w:lvlText w:val=""/>
@@ -2938,10 +3513,10 @@
         <w:ind w:left="5040" w:hanging="360"/>
       </w:pPr>
       <w:rPr>
-        <w:rFonts w:ascii="Symbol" w:hAnsi="Symbol" w:hint="default"/>
+        <w:rFonts w:hint="default" w:ascii="Symbol" w:hAnsi="Symbol"/>
       </w:rPr>
     </w:lvl>
-    <w:lvl w:ilvl="7" w:tplc="04090003" w:tentative="1">
+    <w:lvl w:ilvl="7" w:tentative="0">
       <w:start w:val="1"/>
       <w:numFmt w:val="bullet"/>
       <w:lvlText w:val="o"/>
@@ -2950,10 +3525,10 @@
         <w:ind w:left="5760" w:hanging="360"/>
       </w:pPr>
       <w:rPr>
-        <w:rFonts w:ascii="Courier New" w:hAnsi="Courier New" w:cs="Courier New" w:hint="default"/>
+        <w:rFonts w:hint="default" w:ascii="Courier New" w:hAnsi="Courier New" w:cs="Courier New"/>
       </w:rPr>
     </w:lvl>
-    <w:lvl w:ilvl="8" w:tplc="04090005" w:tentative="1">
+    <w:lvl w:ilvl="8" w:tentative="0">
       <w:start w:val="1"/>
       <w:numFmt w:val="bullet"/>
       <w:lvlText w:val=""/>
@@ -2962,15 +3537,155 @@
         <w:ind w:left="6480" w:hanging="360"/>
       </w:pPr>
       <w:rPr>
-        <w:rFonts w:ascii="Wingdings" w:hAnsi="Wingdings" w:hint="default"/>
+        <w:rFonts w:hint="default" w:ascii="Wingdings" w:hAnsi="Wingdings"/>
       </w:rPr>
     </w:lvl>
   </w:abstractNum>
-  <w:abstractNum w:abstractNumId="1" w15:restartNumberingAfterBreak="0">
+  <w:abstractNum w:abstractNumId="1">
+    <w:nsid w:val="49EF0BFE"/>
+    <w:multiLevelType w:val="multilevel"/>
+    <w:tmpl w:val="49EF0BFE"/>
+    <w:lvl w:ilvl="0" w:tentative="0">
+      <w:start w:val="0"/>
+      <w:numFmt w:val="bullet"/>
+      <w:lvlText w:val="-"/>
+      <w:lvlJc w:val="left"/>
+      <w:pPr>
+        <w:tabs>
+          <w:tab w:val="left" w:pos="360"/>
+        </w:tabs>
+        <w:ind w:left="360" w:hanging="360"/>
+      </w:pPr>
+      <w:rPr>
+        <w:rFonts w:hint="default" w:ascii="VNI-Times" w:hAnsi="VNI-Times" w:eastAsia="Times New Roman" w:cs="Times New Roman"/>
+      </w:rPr>
+    </w:lvl>
+    <w:lvl w:ilvl="1" w:tentative="0">
+      <w:start w:val="1"/>
+      <w:numFmt w:val="bullet"/>
+      <w:lvlText w:val="o"/>
+      <w:lvlJc w:val="left"/>
+      <w:pPr>
+        <w:tabs>
+          <w:tab w:val="left" w:pos="1080"/>
+        </w:tabs>
+        <w:ind w:left="1080" w:hanging="360"/>
+      </w:pPr>
+      <w:rPr>
+        <w:rFonts w:hint="default" w:ascii="Courier New" w:hAnsi="Courier New" w:cs="Courier New"/>
+      </w:rPr>
+    </w:lvl>
+    <w:lvl w:ilvl="2" w:tentative="0">
+      <w:start w:val="1"/>
+      <w:numFmt w:val="bullet"/>
+      <w:lvlText w:val=""/>
+      <w:lvlJc w:val="left"/>
+      <w:pPr>
+        <w:tabs>
+          <w:tab w:val="left" w:pos="1800"/>
+        </w:tabs>
+        <w:ind w:left="1800" w:hanging="360"/>
+      </w:pPr>
+      <w:rPr>
+        <w:rFonts w:hint="default" w:ascii="Wingdings" w:hAnsi="Wingdings"/>
+      </w:rPr>
+    </w:lvl>
+    <w:lvl w:ilvl="3" w:tentative="0">
+      <w:start w:val="1"/>
+      <w:numFmt w:val="bullet"/>
+      <w:lvlText w:val=""/>
+      <w:lvlJc w:val="left"/>
+      <w:pPr>
+        <w:tabs>
+          <w:tab w:val="left" w:pos="2520"/>
+        </w:tabs>
+        <w:ind w:left="2520" w:hanging="360"/>
+      </w:pPr>
+      <w:rPr>
+        <w:rFonts w:hint="default" w:ascii="Symbol" w:hAnsi="Symbol"/>
+      </w:rPr>
+    </w:lvl>
+    <w:lvl w:ilvl="4" w:tentative="0">
+      <w:start w:val="1"/>
+      <w:numFmt w:val="bullet"/>
+      <w:lvlText w:val="o"/>
+      <w:lvlJc w:val="left"/>
+      <w:pPr>
+        <w:tabs>
+          <w:tab w:val="left" w:pos="3240"/>
+        </w:tabs>
+        <w:ind w:left="3240" w:hanging="360"/>
+      </w:pPr>
+      <w:rPr>
+        <w:rFonts w:hint="default" w:ascii="Courier New" w:hAnsi="Courier New" w:cs="Courier New"/>
+      </w:rPr>
+    </w:lvl>
+    <w:lvl w:ilvl="5" w:tentative="0">
+      <w:start w:val="1"/>
+      <w:numFmt w:val="bullet"/>
+      <w:lvlText w:val=""/>
+      <w:lvlJc w:val="left"/>
+      <w:pPr>
+        <w:tabs>
+          <w:tab w:val="left" w:pos="3960"/>
+        </w:tabs>
+        <w:ind w:left="3960" w:hanging="360"/>
+      </w:pPr>
+      <w:rPr>
+        <w:rFonts w:hint="default" w:ascii="Wingdings" w:hAnsi="Wingdings"/>
+      </w:rPr>
+    </w:lvl>
+    <w:lvl w:ilvl="6" w:tentative="0">
+      <w:start w:val="1"/>
+      <w:numFmt w:val="bullet"/>
+      <w:lvlText w:val=""/>
+      <w:lvlJc w:val="left"/>
+      <w:pPr>
+        <w:tabs>
+          <w:tab w:val="left" w:pos="4680"/>
+        </w:tabs>
+        <w:ind w:left="4680" w:hanging="360"/>
+      </w:pPr>
+      <w:rPr>
+        <w:rFonts w:hint="default" w:ascii="Symbol" w:hAnsi="Symbol"/>
+      </w:rPr>
+    </w:lvl>
+    <w:lvl w:ilvl="7" w:tentative="0">
+      <w:start w:val="1"/>
+      <w:numFmt w:val="bullet"/>
+      <w:lvlText w:val="o"/>
+      <w:lvlJc w:val="left"/>
+      <w:pPr>
+        <w:tabs>
+          <w:tab w:val="left" w:pos="5400"/>
+        </w:tabs>
+        <w:ind w:left="5400" w:hanging="360"/>
+      </w:pPr>
+      <w:rPr>
+        <w:rFonts w:hint="default" w:ascii="Courier New" w:hAnsi="Courier New" w:cs="Courier New"/>
+      </w:rPr>
+    </w:lvl>
+    <w:lvl w:ilvl="8" w:tentative="0">
+      <w:start w:val="1"/>
+      <w:numFmt w:val="bullet"/>
+      <w:lvlText w:val=""/>
+      <w:lvlJc w:val="left"/>
+      <w:pPr>
+        <w:tabs>
+          <w:tab w:val="left" w:pos="6120"/>
+        </w:tabs>
+        <w:ind w:left="6120" w:hanging="360"/>
+      </w:pPr>
+      <w:rPr>
+        <w:rFonts w:hint="default" w:ascii="Wingdings" w:hAnsi="Wingdings"/>
+      </w:rPr>
+    </w:lvl>
+  </w:abstractNum>
+  <w:abstractNum w:abstractNumId="2">
     <w:nsid w:val="622574C5"/>
-    <w:multiLevelType w:val="hybridMultilevel"/>
-    <w:tmpl w:val="0402249A"/>
-    <w:lvl w:ilvl="0" w:tplc="98929516">
+    <w:multiLevelType w:val="multilevel"/>
+    <w:tmpl w:val="622574C5"/>
+    <w:lvl w:ilvl="0" w:tentative="0">
       <w:start w:val="1"/>
       <w:numFmt w:val="upperRoman"/>
       <w:lvlText w:val="%1."/>
@@ -2982,7 +3697,7 @@
         <w:rFonts w:hint="default"/>
       </w:rPr>
     </w:lvl>
-    <w:lvl w:ilvl="1" w:tplc="04090019" w:tentative="1">
+    <w:lvl w:ilvl="1" w:tentative="0">
       <w:start w:val="1"/>
       <w:numFmt w:val="lowerLetter"/>
       <w:lvlText w:val="%2."/>
@@ -2991,7 +3706,7 @@
         <w:ind w:left="1440" w:hanging="360"/>
       </w:pPr>
     </w:lvl>
-    <w:lvl w:ilvl="2" w:tplc="0409001B" w:tentative="1">
+    <w:lvl w:ilvl="2" w:tentative="0">
       <w:start w:val="1"/>
       <w:numFmt w:val="lowerRoman"/>
       <w:lvlText w:val="%3."/>
@@ -3000,7 +3715,7 @@
         <w:ind w:left="2160" w:hanging="180"/>
       </w:pPr>
     </w:lvl>
-    <w:lvl w:ilvl="3" w:tplc="0409000F" w:tentative="1">
+    <w:lvl w:ilvl="3" w:tentative="0">
       <w:start w:val="1"/>
       <w:numFmt w:val="decimal"/>
       <w:lvlText w:val="%4."/>
@@ -3009,7 +3724,7 @@
         <w:ind w:left="2880" w:hanging="360"/>
       </w:pPr>
     </w:lvl>
-    <w:lvl w:ilvl="4" w:tplc="04090019" w:tentative="1">
+    <w:lvl w:ilvl="4" w:tentative="0">
       <w:start w:val="1"/>
       <w:numFmt w:val="lowerLetter"/>
       <w:lvlText w:val="%5."/>
@@ -3018,7 +3733,7 @@
         <w:ind w:left="3600" w:hanging="360"/>
       </w:pPr>
     </w:lvl>
-    <w:lvl w:ilvl="5" w:tplc="0409001B" w:tentative="1">
+    <w:lvl w:ilvl="5" w:tentative="0">
       <w:start w:val="1"/>
       <w:numFmt w:val="lowerRoman"/>
       <w:lvlText w:val="%6."/>
@@ -3027,7 +3742,7 @@
         <w:ind w:left="4320" w:hanging="180"/>
       </w:pPr>
     </w:lvl>
-    <w:lvl w:ilvl="6" w:tplc="0409000F" w:tentative="1">
+    <w:lvl w:ilvl="6" w:tentative="0">
       <w:start w:val="1"/>
       <w:numFmt w:val="decimal"/>
       <w:lvlText w:val="%7."/>
@@ -3036,7 +3751,7 @@
         <w:ind w:left="5040" w:hanging="360"/>
       </w:pPr>
     </w:lvl>
-    <w:lvl w:ilvl="7" w:tplc="04090019" w:tentative="1">
+    <w:lvl w:ilvl="7" w:tentative="0">
       <w:start w:val="1"/>
       <w:numFmt w:val="lowerLetter"/>
       <w:lvlText w:val="%8."/>
@@ -3045,7 +3760,7 @@
         <w:ind w:left="5760" w:hanging="360"/>
       </w:pPr>
     </w:lvl>
-    <w:lvl w:ilvl="8" w:tplc="0409001B" w:tentative="1">
+    <w:lvl w:ilvl="8" w:tentative="0">
       <w:start w:val="1"/>
       <w:numFmt w:val="lowerRoman"/>
       <w:lvlText w:val="%9."/>
@@ -3055,100 +3770,11 @@
       </w:pPr>
     </w:lvl>
   </w:abstractNum>
-  <w:abstractNum w:abstractNumId="2" w15:restartNumberingAfterBreak="0">
-    <w:nsid w:val="6ADD01A2"/>
-    <w:multiLevelType w:val="hybridMultilevel"/>
-    <w:tmpl w:val="AA3E8FEA"/>
-    <w:lvl w:ilvl="0" w:tplc="0409000F">
-      <w:start w:val="1"/>
-      <w:numFmt w:val="decimal"/>
-      <w:lvlText w:val="%1."/>
-      <w:lvlJc w:val="left"/>
-      <w:pPr>
-        <w:ind w:left="720" w:hanging="360"/>
-      </w:pPr>
-      <w:rPr>
-        <w:rFonts w:hint="default"/>
-      </w:rPr>
-    </w:lvl>
-    <w:lvl w:ilvl="1" w:tplc="04090019" w:tentative="1">
-      <w:start w:val="1"/>
-      <w:numFmt w:val="lowerLetter"/>
-      <w:lvlText w:val="%2."/>
-      <w:lvlJc w:val="left"/>
-      <w:pPr>
-        <w:ind w:left="1440" w:hanging="360"/>
-      </w:pPr>
-    </w:lvl>
-    <w:lvl w:ilvl="2" w:tplc="0409001B" w:tentative="1">
-      <w:start w:val="1"/>
-      <w:numFmt w:val="lowerRoman"/>
-      <w:lvlText w:val="%3."/>
-      <w:lvlJc w:val="right"/>
-      <w:pPr>
-        <w:ind w:left="2160" w:hanging="180"/>
-      </w:pPr>
-    </w:lvl>
-    <w:lvl w:ilvl="3" w:tplc="0409000F" w:tentative="1">
-      <w:start w:val="1"/>
-      <w:numFmt w:val="decimal"/>
-      <w:lvlText w:val="%4."/>
-      <w:lvlJc w:val="left"/>
-      <w:pPr>
-        <w:ind w:left="2880" w:hanging="360"/>
-      </w:pPr>
-    </w:lvl>
-    <w:lvl w:ilvl="4" w:tplc="04090019" w:tentative="1">
-      <w:start w:val="1"/>
-      <w:numFmt w:val="lowerLetter"/>
-      <w:lvlText w:val="%5."/>
-      <w:lvlJc w:val="left"/>
-      <w:pPr>
-        <w:ind w:left="3600" w:hanging="360"/>
-      </w:pPr>
-    </w:lvl>
-    <w:lvl w:ilvl="5" w:tplc="0409001B" w:tentative="1">
-      <w:start w:val="1"/>
-      <w:numFmt w:val="lowerRoman"/>
-      <w:lvlText w:val="%6."/>
-      <w:lvlJc w:val="right"/>
-      <w:pPr>
-        <w:ind w:left="4320" w:hanging="180"/>
-      </w:pPr>
-    </w:lvl>
-    <w:lvl w:ilvl="6" w:tplc="0409000F" w:tentative="1">
-      <w:start w:val="1"/>
-      <w:numFmt w:val="decimal"/>
-      <w:lvlText w:val="%7."/>
-      <w:lvlJc w:val="left"/>
-      <w:pPr>
-        <w:ind w:left="5040" w:hanging="360"/>
-      </w:pPr>
-    </w:lvl>
-    <w:lvl w:ilvl="7" w:tplc="04090019" w:tentative="1">
-      <w:start w:val="1"/>
-      <w:numFmt w:val="lowerLetter"/>
-      <w:lvlText w:val="%8."/>
-      <w:lvlJc w:val="left"/>
-      <w:pPr>
-        <w:ind w:left="5760" w:hanging="360"/>
-      </w:pPr>
-    </w:lvl>
-    <w:lvl w:ilvl="8" w:tplc="0409001B" w:tentative="1">
-      <w:start w:val="1"/>
-      <w:numFmt w:val="lowerRoman"/>
-      <w:lvlText w:val="%9."/>
-      <w:lvlJc w:val="right"/>
-      <w:pPr>
-        <w:ind w:left="6480" w:hanging="180"/>
-      </w:pPr>
-    </w:lvl>
-  </w:abstractNum>
-  <w:abstractNum w:abstractNumId="3" w15:restartNumberingAfterBreak="0">
+  <w:abstractNum w:abstractNumId="3">
     <w:nsid w:val="6EAA462C"/>
-    <w:multiLevelType w:val="hybridMultilevel"/>
-    <w:tmpl w:val="36A02922"/>
-    <w:lvl w:ilvl="0" w:tplc="A266A08A">
+    <w:multiLevelType w:val="multilevel"/>
+    <w:tmpl w:val="6EAA462C"/>
+    <w:lvl w:ilvl="0" w:tentative="0">
       <w:start w:val="2"/>
       <w:numFmt w:val="bullet"/>
       <w:lvlText w:val="-"/>
@@ -3157,10 +3783,10 @@
         <w:ind w:left="720" w:hanging="360"/>
       </w:pPr>
       <w:rPr>
-        <w:rFonts w:ascii="Times New Roman" w:eastAsia="Times New Roman" w:hAnsi="Times New Roman" w:cs="Times New Roman" w:hint="default"/>
+        <w:rFonts w:hint="default" w:ascii="Times New Roman" w:hAnsi="Times New Roman" w:eastAsia="Times New Roman" w:cs="Times New Roman"/>
       </w:rPr>
     </w:lvl>
-    <w:lvl w:ilvl="1" w:tplc="04090003" w:tentative="1">
+    <w:lvl w:ilvl="1" w:tentative="0">
       <w:start w:val="1"/>
       <w:numFmt w:val="bullet"/>
       <w:lvlText w:val="o"/>
@@ -3169,10 +3795,10 @@
         <w:ind w:left="1440" w:hanging="360"/>
       </w:pPr>
       <w:rPr>
-        <w:rFonts w:ascii="Courier New" w:hAnsi="Courier New" w:cs="Courier New" w:hint="default"/>
+        <w:rFonts w:hint="default" w:ascii="Courier New" w:hAnsi="Courier New" w:cs="Courier New"/>
       </w:rPr>
     </w:lvl>
-    <w:lvl w:ilvl="2" w:tplc="04090005" w:tentative="1">
+    <w:lvl w:ilvl="2" w:tentative="0">
       <w:start w:val="1"/>
       <w:numFmt w:val="bullet"/>
       <w:lvlText w:val=""/>
@@ -3181,10 +3807,10 @@
         <w:ind w:left="2160" w:hanging="360"/>
       </w:pPr>
       <w:rPr>
-        <w:rFonts w:ascii="Wingdings" w:hAnsi="Wingdings" w:hint="default"/>
+        <w:rFonts w:hint="default" w:ascii="Wingdings" w:hAnsi="Wingdings"/>
       </w:rPr>
     </w:lvl>
-    <w:lvl w:ilvl="3" w:tplc="04090001" w:tentative="1">
+    <w:lvl w:ilvl="3" w:tentative="0">
       <w:start w:val="1"/>
       <w:numFmt w:val="bullet"/>
       <w:lvlText w:val=""/>
@@ -3193,10 +3819,10 @@
         <w:ind w:left="2880" w:hanging="360"/>
       </w:pPr>
       <w:rPr>
-        <w:rFonts w:ascii="Symbol" w:hAnsi="Symbol" w:hint="default"/>
+        <w:rFonts w:hint="default" w:ascii="Symbol" w:hAnsi="Symbol"/>
       </w:rPr>
     </w:lvl>
-    <w:lvl w:ilvl="4" w:tplc="04090003" w:tentative="1">
+    <w:lvl w:ilvl="4" w:tentative="0">
       <w:start w:val="1"/>
       <w:numFmt w:val="bullet"/>
       <w:lvlText w:val="o"/>
@@ -3205,10 +3831,10 @@
         <w:ind w:left="3600" w:hanging="360"/>
       </w:pPr>
       <w:rPr>
-        <w:rFonts w:ascii="Courier New" w:hAnsi="Courier New" w:cs="Courier New" w:hint="default"/>
+        <w:rFonts w:hint="default" w:ascii="Courier New" w:hAnsi="Courier New" w:cs="Courier New"/>
       </w:rPr>
     </w:lvl>
-    <w:lvl w:ilvl="5" w:tplc="04090005" w:tentative="1">
+    <w:lvl w:ilvl="5" w:tentative="0">
       <w:start w:val="1"/>
       <w:numFmt w:val="bullet"/>
       <w:lvlText w:val=""/>
@@ -3217,10 +3843,10 @@
         <w:ind w:left="4320" w:hanging="360"/>
       </w:pPr>
       <w:rPr>
-        <w:rFonts w:ascii="Wingdings" w:hAnsi="Wingdings" w:hint="default"/>
+        <w:rFonts w:hint="default" w:ascii="Wingdings" w:hAnsi="Wingdings"/>
       </w:rPr>
     </w:lvl>
-    <w:lvl w:ilvl="6" w:tplc="04090001" w:tentative="1">
+    <w:lvl w:ilvl="6" w:tentative="0">
       <w:start w:val="1"/>
       <w:numFmt w:val="bullet"/>
       <w:lvlText w:val=""/>
@@ -3229,10 +3855,10 @@
         <w:ind w:left="5040" w:hanging="360"/>
       </w:pPr>
       <w:rPr>
-        <w:rFonts w:ascii="Symbol" w:hAnsi="Symbol" w:hint="default"/>
+        <w:rFonts w:hint="default" w:ascii="Symbol" w:hAnsi="Symbol"/>
       </w:rPr>
     </w:lvl>
-    <w:lvl w:ilvl="7" w:tplc="04090003" w:tentative="1">
+    <w:lvl w:ilvl="7" w:tentative="0">
       <w:start w:val="1"/>
       <w:numFmt w:val="bullet"/>
       <w:lvlText w:val="o"/>
@@ -3241,10 +3867,10 @@
         <w:ind w:left="5760" w:hanging="360"/>
       </w:pPr>
       <w:rPr>
-        <w:rFonts w:ascii="Courier New" w:hAnsi="Courier New" w:cs="Courier New" w:hint="default"/>
+        <w:rFonts w:hint="default" w:ascii="Courier New" w:hAnsi="Courier New" w:cs="Courier New"/>
       </w:rPr>
     </w:lvl>
-    <w:lvl w:ilvl="8" w:tplc="04090005" w:tentative="1">
+    <w:lvl w:ilvl="8" w:tentative="0">
       <w:start w:val="1"/>
       <w:numFmt w:val="bullet"/>
       <w:lvlText w:val=""/>
@@ -3253,552 +3879,311 @@
         <w:ind w:left="6480" w:hanging="360"/>
       </w:pPr>
       <w:rPr>
-        <w:rFonts w:ascii="Wingdings" w:hAnsi="Wingdings" w:hint="default"/>
+        <w:rFonts w:hint="default" w:ascii="Wingdings" w:hAnsi="Wingdings"/>
       </w:rPr>
     </w:lvl>
   </w:abstractNum>
-  <w:abstractNum w:abstractNumId="4" w15:restartNumberingAfterBreak="0">
-    <w:nsid w:val="79CB44F7"/>
-    <w:multiLevelType w:val="multilevel"/>
-    <w:tmpl w:val="79CB44F7"/>
-    <w:lvl w:ilvl="0">
-      <w:start w:val="1"/>
-      <w:numFmt w:val="decimal"/>
-      <w:lvlText w:val="%1."/>
-      <w:lvlJc w:val="left"/>
-      <w:pPr>
-        <w:tabs>
-          <w:tab w:val="left" w:pos="630"/>
-        </w:tabs>
-        <w:ind w:left="630" w:hanging="360"/>
-      </w:pPr>
-    </w:lvl>
-    <w:lvl w:ilvl="1">
-      <w:start w:val="1"/>
-      <w:numFmt w:val="lowerLetter"/>
-      <w:lvlText w:val="%2."/>
-      <w:lvlJc w:val="left"/>
-      <w:pPr>
-        <w:tabs>
-          <w:tab w:val="left" w:pos="1800"/>
-        </w:tabs>
-        <w:ind w:left="1800" w:hanging="360"/>
-      </w:pPr>
-    </w:lvl>
-    <w:lvl w:ilvl="2">
-      <w:start w:val="1"/>
-      <w:numFmt w:val="lowerRoman"/>
-      <w:lvlText w:val="%3."/>
-      <w:lvlJc w:val="right"/>
-      <w:pPr>
-        <w:tabs>
-          <w:tab w:val="left" w:pos="2520"/>
-        </w:tabs>
-        <w:ind w:left="2520" w:hanging="180"/>
-      </w:pPr>
-    </w:lvl>
-    <w:lvl w:ilvl="3">
-      <w:start w:val="1"/>
-      <w:numFmt w:val="decimal"/>
-      <w:lvlText w:val="%4."/>
-      <w:lvlJc w:val="left"/>
-      <w:pPr>
-        <w:tabs>
-          <w:tab w:val="left" w:pos="3240"/>
-        </w:tabs>
-        <w:ind w:left="3240" w:hanging="360"/>
-      </w:pPr>
-    </w:lvl>
-    <w:lvl w:ilvl="4">
-      <w:start w:val="1"/>
-      <w:numFmt w:val="lowerLetter"/>
-      <w:lvlText w:val="%5."/>
-      <w:lvlJc w:val="left"/>
-      <w:pPr>
-        <w:tabs>
-          <w:tab w:val="left" w:pos="3960"/>
-        </w:tabs>
-        <w:ind w:left="3960" w:hanging="360"/>
-      </w:pPr>
-    </w:lvl>
-    <w:lvl w:ilvl="5">
-      <w:start w:val="1"/>
-      <w:numFmt w:val="lowerRoman"/>
-      <w:lvlText w:val="%6."/>
-      <w:lvlJc w:val="right"/>
-      <w:pPr>
-        <w:tabs>
-          <w:tab w:val="left" w:pos="4680"/>
-        </w:tabs>
-        <w:ind w:left="4680" w:hanging="180"/>
-      </w:pPr>
-    </w:lvl>
-    <w:lvl w:ilvl="6">
-      <w:start w:val="1"/>
-      <w:numFmt w:val="decimal"/>
-      <w:lvlText w:val="%7."/>
-      <w:lvlJc w:val="left"/>
-      <w:pPr>
-        <w:tabs>
-          <w:tab w:val="left" w:pos="5400"/>
-        </w:tabs>
-        <w:ind w:left="5400" w:hanging="360"/>
-      </w:pPr>
-    </w:lvl>
-    <w:lvl w:ilvl="7">
-      <w:start w:val="1"/>
-      <w:numFmt w:val="lowerLetter"/>
-      <w:lvlText w:val="%8."/>
-      <w:lvlJc w:val="left"/>
-      <w:pPr>
-        <w:tabs>
-          <w:tab w:val="left" w:pos="6120"/>
-        </w:tabs>
-        <w:ind w:left="6120" w:hanging="360"/>
-      </w:pPr>
-    </w:lvl>
-    <w:lvl w:ilvl="8">
-      <w:start w:val="1"/>
-      <w:numFmt w:val="lowerRoman"/>
-      <w:lvlText w:val="%9."/>
-      <w:lvlJc w:val="right"/>
-      <w:pPr>
-        <w:tabs>
-          <w:tab w:val="left" w:pos="6840"/>
-        </w:tabs>
-        <w:ind w:left="6840" w:hanging="180"/>
-      </w:pPr>
-    </w:lvl>
-  </w:abstractNum>
-  <w:num w:numId="1" w16cid:durableId="245385407">
-    <w:abstractNumId w:val="4"/>
+  <w:num w:numId="1">
+    <w:abstractNumId w:val="2"/>
   </w:num>
-  <w:num w:numId="2" w16cid:durableId="59061863">
+  <w:num w:numId="2">
     <w:abstractNumId w:val="1"/>
   </w:num>
-  <w:num w:numId="3" w16cid:durableId="273367429">
-    <w:abstractNumId w:val="2"/>
-  </w:num>
-  <w:num w:numId="4" w16cid:durableId="610282152">
+  <w:num w:numId="3">
     <w:abstractNumId w:val="0"/>
   </w:num>
-  <w:num w:numId="5" w16cid:durableId="100995091">
+  <w:num w:numId="4">
     <w:abstractNumId w:val="3"/>
   </w:num>
 </w:numbering>
 </file>
 
 <file path=word/styles.xml><?xml version="1.0" encoding="utf-8"?>
-<w:styles xmlns:mc="http://schemas.openxmlformats.org/markup-compatibility/2006" xmlns:r="http://schemas.openxmlformats.org/officeDocument/2006/relationships" xmlns:w="http://schemas.openxmlformats.org/wordprocessingml/2006/main" xmlns:w14="http://schemas.microsoft.com/office/word/2010/wordml" xmlns:w15="http://schemas.microsoft.com/office/word/2012/wordml" xmlns:w16cex="http://schemas.microsoft.com/office/word/2018/wordml/cex" xmlns:w16cid="http://schemas.microsoft.com/office/word/2016/wordml/cid" xmlns:w16="http://schemas.microsoft.com/office/word/2018/wordml" xmlns:w16du="http://schemas.microsoft.com/office/word/2023/wordml/word16du" xmlns:w16sdtdh="http://schemas.microsoft.com/office/word/2020/wordml/sdtdatahash" xmlns:w16sdtfl="http://schemas.microsoft.com/office/word/2024/wordml/sdtformatlock" xmlns:w16se="http://schemas.microsoft.com/office/word/2015/wordml/symex" mc:Ignorable="w14 w15 w16se w16cid w16 w16cex w16sdtdh w16sdtfl w16du">
+<w:styles xmlns:mc="http://schemas.openxmlformats.org/markup-compatibility/2006" xmlns:o="urn:schemas-microsoft-com:office:office" xmlns:r="http://schemas.openxmlformats.org/officeDocument/2006/relationships" xmlns:m="http://schemas.openxmlformats.org/officeDocument/2006/math" xmlns:v="urn:schemas-microsoft-com:vml" xmlns:w="http://schemas.openxmlformats.org/wordprocessingml/2006/main" xmlns:w14="http://schemas.microsoft.com/office/word/2010/wordml" xmlns:w10="urn:schemas-microsoft-com:office:word" xmlns:sl="http://schemas.openxmlformats.org/schemaLibrary/2006/main" xmlns:wpsCustomData="http://www.wps.cn/officeDocument/2013/wpsCustomData" mc:Ignorable="w14">
   <w:docDefaults>
     <w:rPrDefault>
       <w:rPr>
-        <w:rFonts w:ascii="Times New Roman" w:eastAsia="SimSun" w:hAnsi="Times New Roman" w:cs="Times New Roman"/>
-        <w:lang w:val="en-US" w:eastAsia="en-US" w:bidi="ar-SA"/>
+        <w:rFonts w:ascii="Times New Roman" w:hAnsi="Times New Roman" w:eastAsia="SimSun" w:cs="Times New Roman"/>
       </w:rPr>
     </w:rPrDefault>
     <w:pPrDefault/>
   </w:docDefaults>
-  <w:latentStyles w:defLockedState="0" w:defUIPriority="99" w:defSemiHidden="0" w:defUnhideWhenUsed="0" w:defQFormat="0" w:count="376">
-    <w:lsdException w:name="Normal" w:uiPriority="0" w:qFormat="1"/>
-    <w:lsdException w:name="heading 1" w:uiPriority="9" w:qFormat="1"/>
-    <w:lsdException w:name="heading 2" w:semiHidden="1" w:uiPriority="9" w:unhideWhenUsed="1" w:qFormat="1"/>
-    <w:lsdException w:name="heading 3" w:semiHidden="1" w:uiPriority="9" w:unhideWhenUsed="1" w:qFormat="1"/>
-    <w:lsdException w:name="heading 4" w:semiHidden="1" w:uiPriority="9" w:unhideWhenUsed="1" w:qFormat="1"/>
-    <w:lsdException w:name="heading 5" w:semiHidden="1" w:uiPriority="9" w:unhideWhenUsed="1" w:qFormat="1"/>
-    <w:lsdException w:name="heading 6" w:semiHidden="1" w:uiPriority="9" w:unhideWhenUsed="1" w:qFormat="1"/>
-    <w:lsdException w:name="heading 7" w:semiHidden="1" w:uiPriority="9" w:unhideWhenUsed="1" w:qFormat="1"/>
-    <w:lsdException w:name="heading 8" w:semiHidden="1" w:uiPriority="9" w:unhideWhenUsed="1" w:qFormat="1"/>
-    <w:lsdException w:name="heading 9" w:semiHidden="1" w:uiPriority="9" w:unhideWhenUsed="1" w:qFormat="1"/>
-    <w:lsdException w:name="index 1" w:semiHidden="1" w:unhideWhenUsed="1"/>
-    <w:lsdException w:name="index 2" w:semiHidden="1" w:unhideWhenUsed="1"/>
-    <w:lsdException w:name="index 3" w:semiHidden="1" w:unhideWhenUsed="1"/>
-    <w:lsdException w:name="index 4" w:semiHidden="1" w:unhideWhenUsed="1"/>
-    <w:lsdException w:name="index 5" w:semiHidden="1" w:unhideWhenUsed="1"/>
-    <w:lsdException w:name="index 6" w:semiHidden="1" w:unhideWhenUsed="1"/>
-    <w:lsdException w:name="index 7" w:semiHidden="1" w:unhideWhenUsed="1"/>
-    <w:lsdException w:name="index 8" w:semiHidden="1" w:unhideWhenUsed="1"/>
-    <w:lsdException w:name="index 9" w:semiHidden="1" w:unhideWhenUsed="1"/>
-    <w:lsdException w:name="toc 1" w:semiHidden="1" w:uiPriority="39" w:unhideWhenUsed="1"/>
-    <w:lsdException w:name="toc 2" w:semiHidden="1" w:uiPriority="39" w:unhideWhenUsed="1"/>
-    <w:lsdException w:name="toc 3" w:semiHidden="1" w:uiPriority="39" w:unhideWhenUsed="1"/>
-    <w:lsdException w:name="toc 4" w:semiHidden="1" w:uiPriority="39" w:unhideWhenUsed="1"/>
-    <w:lsdException w:name="toc 5" w:semiHidden="1" w:uiPriority="39" w:unhideWhenUsed="1"/>
-    <w:lsdException w:name="toc 6" w:semiHidden="1" w:uiPriority="39" w:unhideWhenUsed="1"/>
-    <w:lsdException w:name="toc 7" w:semiHidden="1" w:uiPriority="39" w:unhideWhenUsed="1"/>
-    <w:lsdException w:name="toc 8" w:semiHidden="1" w:uiPriority="39" w:unhideWhenUsed="1"/>
-    <w:lsdException w:name="toc 9" w:semiHidden="1" w:uiPriority="39" w:unhideWhenUsed="1"/>
-    <w:lsdException w:name="Normal Indent" w:semiHidden="1" w:unhideWhenUsed="1"/>
-    <w:lsdException w:name="footnote text" w:semiHidden="1" w:unhideWhenUsed="1"/>
-    <w:lsdException w:name="annotation text" w:semiHidden="1" w:unhideWhenUsed="1" w:qFormat="1"/>
-    <w:lsdException w:name="header" w:uiPriority="0" w:unhideWhenUsed="1" w:qFormat="1"/>
-    <w:lsdException w:name="footer" w:unhideWhenUsed="1" w:qFormat="1"/>
-    <w:lsdException w:name="index heading" w:semiHidden="1" w:unhideWhenUsed="1"/>
-    <w:lsdException w:name="caption" w:semiHidden="1" w:uiPriority="35" w:unhideWhenUsed="1" w:qFormat="1"/>
-    <w:lsdException w:name="table of figures" w:semiHidden="1" w:unhideWhenUsed="1"/>
-    <w:lsdException w:name="envelope address" w:semiHidden="1" w:unhideWhenUsed="1"/>
-    <w:lsdException w:name="envelope return" w:semiHidden="1" w:unhideWhenUsed="1"/>
-    <w:lsdException w:name="footnote reference" w:semiHidden="1" w:unhideWhenUsed="1"/>
-    <w:lsdException w:name="annotation reference" w:semiHidden="1" w:unhideWhenUsed="1" w:qFormat="1"/>
-    <w:lsdException w:name="line number" w:semiHidden="1" w:unhideWhenUsed="1"/>
-    <w:lsdException w:name="page number" w:semiHidden="1" w:unhideWhenUsed="1"/>
-    <w:lsdException w:name="endnote reference" w:semiHidden="1" w:unhideWhenUsed="1"/>
-    <w:lsdException w:name="endnote text" w:semiHidden="1" w:unhideWhenUsed="1"/>
-    <w:lsdException w:name="table of authorities" w:semiHidden="1" w:unhideWhenUsed="1"/>
-    <w:lsdException w:name="macro" w:semiHidden="1" w:unhideWhenUsed="1"/>
-    <w:lsdException w:name="toa heading" w:semiHidden="1" w:unhideWhenUsed="1"/>
-    <w:lsdException w:name="List" w:semiHidden="1" w:unhideWhenUsed="1"/>
-    <w:lsdException w:name="List Bullet" w:semiHidden="1" w:unhideWhenUsed="1"/>
-    <w:lsdException w:name="List Number" w:semiHidden="1" w:unhideWhenUsed="1"/>
-    <w:lsdException w:name="List 2" w:semiHidden="1" w:unhideWhenUsed="1"/>
-    <w:lsdException w:name="List 3" w:semiHidden="1" w:unhideWhenUsed="1"/>
-    <w:lsdException w:name="List 4" w:semiHidden="1" w:unhideWhenUsed="1"/>
-    <w:lsdException w:name="List 5" w:semiHidden="1" w:unhideWhenUsed="1"/>
-    <w:lsdException w:name="List Bullet 2" w:semiHidden="1" w:unhideWhenUsed="1"/>
-    <w:lsdException w:name="List Bullet 3" w:semiHidden="1" w:unhideWhenUsed="1"/>
-    <w:lsdException w:name="List Bullet 4" w:semiHidden="1" w:unhideWhenUsed="1"/>
-    <w:lsdException w:name="List Bullet 5" w:semiHidden="1" w:unhideWhenUsed="1"/>
-    <w:lsdException w:name="List Number 2" w:semiHidden="1" w:unhideWhenUsed="1"/>
-    <w:lsdException w:name="List Number 3" w:semiHidden="1" w:unhideWhenUsed="1"/>
-    <w:lsdException w:name="List Number 4" w:semiHidden="1" w:unhideWhenUsed="1"/>
-    <w:lsdException w:name="List Number 5" w:semiHidden="1" w:unhideWhenUsed="1"/>
-    <w:lsdException w:name="Title" w:uiPriority="10" w:qFormat="1"/>
-    <w:lsdException w:name="Closing" w:semiHidden="1" w:unhideWhenUsed="1"/>
-    <w:lsdException w:name="Signature" w:semiHidden="1" w:unhideWhenUsed="1"/>
-    <w:lsdException w:name="Default Paragraph Font" w:semiHidden="1" w:uiPriority="1" w:unhideWhenUsed="1" w:qFormat="1"/>
-    <w:lsdException w:name="Body Text" w:semiHidden="1" w:unhideWhenUsed="1" w:qFormat="1"/>
-    <w:lsdException w:name="Body Text Indent" w:semiHidden="1" w:unhideWhenUsed="1"/>
-    <w:lsdException w:name="List Continue" w:semiHidden="1" w:unhideWhenUsed="1"/>
-    <w:lsdException w:name="List Continue 2" w:semiHidden="1" w:unhideWhenUsed="1"/>
-    <w:lsdException w:name="List Continue 3" w:semiHidden="1" w:unhideWhenUsed="1"/>
-    <w:lsdException w:name="List Continue 4" w:semiHidden="1" w:unhideWhenUsed="1"/>
-    <w:lsdException w:name="List Continue 5" w:semiHidden="1" w:unhideWhenUsed="1"/>
-    <w:lsdException w:name="Message Header" w:semiHidden="1" w:unhideWhenUsed="1"/>
-    <w:lsdException w:name="Subtitle" w:uiPriority="11" w:qFormat="1"/>
-    <w:lsdException w:name="Salutation" w:semiHidden="1" w:unhideWhenUsed="1"/>
-    <w:lsdException w:name="Date" w:semiHidden="1" w:unhideWhenUsed="1"/>
-    <w:lsdException w:name="Body Text First Indent" w:semiHidden="1" w:unhideWhenUsed="1"/>
-    <w:lsdException w:name="Body Text First Indent 2" w:semiHidden="1" w:unhideWhenUsed="1"/>
-    <w:lsdException w:name="Note Heading" w:semiHidden="1" w:unhideWhenUsed="1"/>
-    <w:lsdException w:name="Body Text 2" w:semiHidden="1" w:unhideWhenUsed="1"/>
-    <w:lsdException w:name="Body Text 3" w:semiHidden="1" w:unhideWhenUsed="1"/>
-    <w:lsdException w:name="Body Text Indent 2" w:semiHidden="1" w:unhideWhenUsed="1"/>
-    <w:lsdException w:name="Body Text Indent 3" w:semiHidden="1" w:unhideWhenUsed="1"/>
-    <w:lsdException w:name="Block Text" w:semiHidden="1" w:unhideWhenUsed="1"/>
-    <w:lsdException w:name="Hyperlink" w:semiHidden="1" w:unhideWhenUsed="1"/>
-    <w:lsdException w:name="FollowedHyperlink" w:semiHidden="1" w:unhideWhenUsed="1"/>
-    <w:lsdException w:name="Strong" w:uiPriority="22" w:qFormat="1"/>
-    <w:lsdException w:name="Emphasis" w:uiPriority="20" w:qFormat="1"/>
-    <w:lsdException w:name="Document Map" w:semiHidden="1" w:unhideWhenUsed="1"/>
-    <w:lsdException w:name="Plain Text" w:unhideWhenUsed="1" w:qFormat="1"/>
-    <w:lsdException w:name="E-mail Signature" w:semiHidden="1" w:unhideWhenUsed="1"/>
-    <w:lsdException w:name="HTML Top of Form" w:semiHidden="1" w:unhideWhenUsed="1"/>
-    <w:lsdException w:name="HTML Bottom of Form" w:semiHidden="1" w:unhideWhenUsed="1"/>
-    <w:lsdException w:name="Normal (Web)" w:semiHidden="1" w:unhideWhenUsed="1"/>
-    <w:lsdException w:name="HTML Acronym" w:semiHidden="1" w:unhideWhenUsed="1"/>
-    <w:lsdException w:name="HTML Address" w:semiHidden="1" w:unhideWhenUsed="1"/>
-    <w:lsdException w:name="HTML Cite" w:semiHidden="1" w:unhideWhenUsed="1"/>
-    <w:lsdException w:name="HTML Code" w:semiHidden="1" w:unhideWhenUsed="1"/>
-    <w:lsdException w:name="HTML Definition" w:semiHidden="1" w:unhideWhenUsed="1"/>
-    <w:lsdException w:name="HTML Keyboard" w:semiHidden="1" w:unhideWhenUsed="1"/>
-    <w:lsdException w:name="HTML Preformatted" w:semiHidden="1" w:unhideWhenUsed="1"/>
-    <w:lsdException w:name="HTML Sample" w:semiHidden="1" w:unhideWhenUsed="1"/>
-    <w:lsdException w:name="HTML Typewriter" w:semiHidden="1" w:unhideWhenUsed="1"/>
-    <w:lsdException w:name="HTML Variable" w:semiHidden="1" w:unhideWhenUsed="1"/>
-    <w:lsdException w:name="Normal Table" w:semiHidden="1" w:unhideWhenUsed="1" w:qFormat="1"/>
-    <w:lsdException w:name="annotation subject" w:semiHidden="1" w:unhideWhenUsed="1" w:qFormat="1"/>
-    <w:lsdException w:name="No List" w:semiHidden="1" w:unhideWhenUsed="1"/>
-    <w:lsdException w:name="Outline List 1" w:semiHidden="1" w:unhideWhenUsed="1"/>
-    <w:lsdException w:name="Outline List 2" w:semiHidden="1" w:unhideWhenUsed="1"/>
-    <w:lsdException w:name="Outline List 3" w:semiHidden="1" w:unhideWhenUsed="1"/>
-    <w:lsdException w:name="Table Simple 1" w:semiHidden="1" w:unhideWhenUsed="1"/>
-    <w:lsdException w:name="Table Simple 2" w:semiHidden="1" w:unhideWhenUsed="1"/>
-    <w:lsdException w:name="Table Simple 3" w:semiHidden="1" w:unhideWhenUsed="1"/>
-    <w:lsdException w:name="Table Classic 1" w:semiHidden="1" w:unhideWhenUsed="1"/>
-    <w:lsdException w:name="Table Classic 2" w:semiHidden="1" w:unhideWhenUsed="1"/>
-    <w:lsdException w:name="Table Classic 3" w:semiHidden="1" w:unhideWhenUsed="1"/>
-    <w:lsdException w:name="Table Classic 4" w:semiHidden="1" w:unhideWhenUsed="1"/>
-    <w:lsdException w:name="Table Colorful 1" w:semiHidden="1" w:unhideWhenUsed="1"/>
-    <w:lsdException w:name="Table Colorful 2" w:semiHidden="1" w:unhideWhenUsed="1"/>
-    <w:lsdException w:name="Table Colorful 3" w:semiHidden="1" w:unhideWhenUsed="1"/>
-    <w:lsdException w:name="Table Columns 1" w:semiHidden="1" w:unhideWhenUsed="1"/>
-    <w:lsdException w:name="Table Columns 2" w:semiHidden="1" w:unhideWhenUsed="1"/>
-    <w:lsdException w:name="Table Columns 3" w:semiHidden="1" w:unhideWhenUsed="1"/>
-    <w:lsdException w:name="Table Columns 4" w:semiHidden="1" w:unhideWhenUsed="1"/>
-    <w:lsdException w:name="Table Columns 5" w:semiHidden="1" w:unhideWhenUsed="1"/>
-    <w:lsdException w:name="Table Grid 1" w:semiHidden="1" w:unhideWhenUsed="1"/>
-    <w:lsdException w:name="Table Grid 2" w:semiHidden="1" w:unhideWhenUsed="1"/>
-    <w:lsdException w:name="Table Grid 3" w:semiHidden="1" w:unhideWhenUsed="1"/>
-    <w:lsdException w:name="Table Grid 4" w:semiHidden="1" w:unhideWhenUsed="1"/>
-    <w:lsdException w:name="Table Grid 5" w:semiHidden="1" w:unhideWhenUsed="1"/>
-    <w:lsdException w:name="Table Grid 6" w:semiHidden="1" w:unhideWhenUsed="1"/>
-    <w:lsdException w:name="Table Grid 7" w:semiHidden="1" w:unhideWhenUsed="1"/>
-    <w:lsdException w:name="Table Grid 8" w:semiHidden="1" w:unhideWhenUsed="1"/>
-    <w:lsdException w:name="Table List 1" w:semiHidden="1" w:unhideWhenUsed="1"/>
-    <w:lsdException w:name="Table List 2" w:semiHidden="1" w:unhideWhenUsed="1"/>
-    <w:lsdException w:name="Table List 3" w:semiHidden="1" w:unhideWhenUsed="1"/>
-    <w:lsdException w:name="Table List 4" w:semiHidden="1" w:unhideWhenUsed="1"/>
-    <w:lsdException w:name="Table List 5" w:semiHidden="1" w:unhideWhenUsed="1"/>
-    <w:lsdException w:name="Table List 6" w:semiHidden="1" w:unhideWhenUsed="1"/>
-    <w:lsdException w:name="Table List 7" w:semiHidden="1" w:unhideWhenUsed="1"/>
-    <w:lsdException w:name="Table List 8" w:semiHidden="1" w:unhideWhenUsed="1"/>
-    <w:lsdException w:name="Table 3D effects 1" w:semiHidden="1" w:unhideWhenUsed="1"/>
-    <w:lsdException w:name="Table 3D effects 2" w:semiHidden="1" w:unhideWhenUsed="1"/>
-    <w:lsdException w:name="Table 3D effects 3" w:semiHidden="1" w:unhideWhenUsed="1"/>
-    <w:lsdException w:name="Table Contemporary" w:semiHidden="1" w:unhideWhenUsed="1"/>
-    <w:lsdException w:name="Table Elegant" w:semiHidden="1" w:unhideWhenUsed="1"/>
-    <w:lsdException w:name="Table Professional" w:semiHidden="1" w:unhideWhenUsed="1"/>
-    <w:lsdException w:name="Table Subtle 1" w:semiHidden="1" w:unhideWhenUsed="1"/>
-    <w:lsdException w:name="Table Subtle 2" w:semiHidden="1" w:unhideWhenUsed="1"/>
-    <w:lsdException w:name="Table Web 1" w:semiHidden="1" w:unhideWhenUsed="1"/>
-    <w:lsdException w:name="Table Web 2" w:semiHidden="1" w:unhideWhenUsed="1"/>
-    <w:lsdException w:name="Table Web 3" w:semiHidden="1" w:unhideWhenUsed="1"/>
-    <w:lsdException w:name="Balloon Text" w:semiHidden="1" w:unhideWhenUsed="1" w:qFormat="1"/>
-    <w:lsdException w:name="Table Grid" w:uiPriority="59"/>
-    <w:lsdException w:name="Table Theme" w:semiHidden="1" w:unhideWhenUsed="1"/>
-    <w:lsdException w:name="Placeholder Text" w:semiHidden="1" w:unhideWhenUsed="1"/>
-    <w:lsdException w:name="No Spacing" w:semiHidden="1" w:unhideWhenUsed="1"/>
-    <w:lsdException w:name="Light Shading" w:uiPriority="60"/>
-    <w:lsdException w:name="Light List" w:uiPriority="61"/>
-    <w:lsdException w:name="Light Grid" w:uiPriority="62"/>
-    <w:lsdException w:name="Medium Shading 1" w:uiPriority="63"/>
-    <w:lsdException w:name="Medium Shading 2" w:uiPriority="64"/>
-    <w:lsdException w:name="Medium List 1" w:uiPriority="65"/>
-    <w:lsdException w:name="Medium List 2" w:uiPriority="66"/>
-    <w:lsdException w:name="Medium Grid 1" w:uiPriority="67"/>
-    <w:lsdException w:name="Medium Grid 2" w:uiPriority="68"/>
-    <w:lsdException w:name="Medium Grid 3" w:uiPriority="69"/>
-    <w:lsdException w:name="Dark List" w:uiPriority="70"/>
-    <w:lsdException w:name="Colorful Shading" w:uiPriority="71"/>
-    <w:lsdException w:name="Colorful List" w:uiPriority="72"/>
-    <w:lsdException w:name="Colorful Grid" w:uiPriority="73"/>
-    <w:lsdException w:name="Light Shading Accent 1" w:uiPriority="60"/>
-    <w:lsdException w:name="Light List Accent 1" w:uiPriority="61"/>
-    <w:lsdException w:name="Light Grid Accent 1" w:uiPriority="62"/>
-    <w:lsdException w:name="Medium Shading 1 Accent 1" w:uiPriority="63"/>
-    <w:lsdException w:name="Medium Shading 2 Accent 1" w:uiPriority="64"/>
-    <w:lsdException w:name="Medium List 1 Accent 1" w:uiPriority="65"/>
-    <w:lsdException w:name="Revision" w:semiHidden="1" w:unhideWhenUsed="1"/>
-    <w:lsdException w:name="List Paragraph" w:uiPriority="34" w:qFormat="1"/>
-    <w:lsdException w:name="Quote" w:semiHidden="1" w:unhideWhenUsed="1"/>
-    <w:lsdException w:name="Intense Quote" w:semiHidden="1" w:unhideWhenUsed="1"/>
-    <w:lsdException w:name="Medium List 2 Accent 1" w:uiPriority="66"/>
-    <w:lsdException w:name="Medium Grid 1 Accent 1" w:uiPriority="67"/>
-    <w:lsdException w:name="Medium Grid 2 Accent 1" w:uiPriority="68"/>
-    <w:lsdException w:name="Medium Grid 3 Accent 1" w:uiPriority="69"/>
-    <w:lsdException w:name="Dark List Accent 1" w:uiPriority="70"/>
-    <w:lsdException w:name="Colorful Shading Accent 1" w:uiPriority="71"/>
-    <w:lsdException w:name="Colorful List Accent 1" w:uiPriority="72"/>
-    <w:lsdException w:name="Colorful Grid Accent 1" w:uiPriority="73"/>
-    <w:lsdException w:name="Light Shading Accent 2" w:uiPriority="60"/>
-    <w:lsdException w:name="Light List Accent 2" w:uiPriority="61"/>
-    <w:lsdException w:name="Light Grid Accent 2" w:uiPriority="62"/>
-    <w:lsdException w:name="Medium Shading 1 Accent 2" w:uiPriority="63"/>
-    <w:lsdException w:name="Medium Shading 2 Accent 2" w:uiPriority="64"/>
-    <w:lsdException w:name="Medium List 1 Accent 2" w:uiPriority="65"/>
-    <w:lsdException w:name="Medium List 2 Accent 2" w:uiPriority="66"/>
-    <w:lsdException w:name="Medium Grid 1 Accent 2" w:uiPriority="67"/>
-    <w:lsdException w:name="Medium Grid 2 Accent 2" w:uiPriority="68"/>
-    <w:lsdException w:name="Medium Grid 3 Accent 2" w:uiPriority="69"/>
-    <w:lsdException w:name="Dark List Accent 2" w:uiPriority="70"/>
-    <w:lsdException w:name="Colorful Shading Accent 2" w:uiPriority="71"/>
-    <w:lsdException w:name="Colorful List Accent 2" w:uiPriority="72"/>
-    <w:lsdException w:name="Colorful Grid Accent 2" w:uiPriority="73"/>
-    <w:lsdException w:name="Light Shading Accent 3" w:uiPriority="60"/>
-    <w:lsdException w:name="Light List Accent 3" w:uiPriority="61"/>
-    <w:lsdException w:name="Light Grid Accent 3" w:uiPriority="62"/>
-    <w:lsdException w:name="Medium Shading 1 Accent 3" w:uiPriority="63"/>
-    <w:lsdException w:name="Medium Shading 2 Accent 3" w:uiPriority="64"/>
-    <w:lsdException w:name="Medium List 1 Accent 3" w:uiPriority="65"/>
-    <w:lsdException w:name="Medium List 2 Accent 3" w:uiPriority="66"/>
-    <w:lsdException w:name="Medium Grid 1 Accent 3" w:uiPriority="67"/>
-    <w:lsdException w:name="Medium Grid 2 Accent 3" w:uiPriority="68"/>
-    <w:lsdException w:name="Medium Grid 3 Accent 3" w:uiPriority="69"/>
-    <w:lsdException w:name="Dark List Accent 3" w:uiPriority="70"/>
-    <w:lsdException w:name="Colorful Shading Accent 3" w:uiPriority="71"/>
-    <w:lsdException w:name="Colorful List Accent 3" w:uiPriority="72"/>
-    <w:lsdException w:name="Colorful Grid Accent 3" w:uiPriority="73"/>
-    <w:lsdException w:name="Light Shading Accent 4" w:uiPriority="60"/>
-    <w:lsdException w:name="Light List Accent 4" w:uiPriority="61"/>
-    <w:lsdException w:name="Light Grid Accent 4" w:uiPriority="62"/>
-    <w:lsdException w:name="Medium Shading 1 Accent 4" w:uiPriority="63"/>
-    <w:lsdException w:name="Medium Shading 2 Accent 4" w:uiPriority="64"/>
-    <w:lsdException w:name="Medium List 1 Accent 4" w:uiPriority="65"/>
-    <w:lsdException w:name="Medium List 2 Accent 4" w:uiPriority="66"/>
-    <w:lsdException w:name="Medium Grid 1 Accent 4" w:uiPriority="67"/>
-    <w:lsdException w:name="Medium Grid 2 Accent 4" w:uiPriority="68"/>
-    <w:lsdException w:name="Medium Grid 3 Accent 4" w:uiPriority="69"/>
-    <w:lsdException w:name="Dark List Accent 4" w:uiPriority="70"/>
-    <w:lsdException w:name="Colorful Shading Accent 4" w:uiPriority="71"/>
-    <w:lsdException w:name="Colorful List Accent 4" w:uiPriority="72"/>
-    <w:lsdException w:name="Colorful Grid Accent 4" w:uiPriority="73"/>
-    <w:lsdException w:name="Light Shading Accent 5" w:uiPriority="60"/>
-    <w:lsdException w:name="Light List Accent 5" w:uiPriority="61"/>
-    <w:lsdException w:name="Light Grid Accent 5" w:uiPriority="62"/>
-    <w:lsdException w:name="Medium Shading 1 Accent 5" w:uiPriority="63"/>
-    <w:lsdException w:name="Medium Shading 2 Accent 5" w:uiPriority="64"/>
-    <w:lsdException w:name="Medium List 1 Accent 5" w:uiPriority="65"/>
-    <w:lsdException w:name="Medium List 2 Accent 5" w:uiPriority="66"/>
-    <w:lsdException w:name="Medium Grid 1 Accent 5" w:uiPriority="67"/>
-    <w:lsdException w:name="Medium Grid 2 Accent 5" w:uiPriority="68"/>
-    <w:lsdException w:name="Medium Grid 3 Accent 5" w:uiPriority="69"/>
-    <w:lsdException w:name="Dark List Accent 5" w:uiPriority="70"/>
-    <w:lsdException w:name="Colorful Shading Accent 5" w:uiPriority="71"/>
-    <w:lsdException w:name="Colorful List Accent 5" w:uiPriority="72"/>
-    <w:lsdException w:name="Colorful Grid Accent 5" w:uiPriority="73"/>
-    <w:lsdException w:name="Light Shading Accent 6" w:uiPriority="60"/>
-    <w:lsdException w:name="Light List Accent 6" w:uiPriority="61"/>
-    <w:lsdException w:name="Light Grid Accent 6" w:uiPriority="62"/>
-    <w:lsdException w:name="Medium Shading 1 Accent 6" w:uiPriority="63"/>
-    <w:lsdException w:name="Medium Shading 2 Accent 6" w:uiPriority="64"/>
-    <w:lsdException w:name="Medium List 1 Accent 6" w:uiPriority="65"/>
-    <w:lsdException w:name="Medium List 2 Accent 6" w:uiPriority="66"/>
-    <w:lsdException w:name="Medium Grid 1 Accent 6" w:uiPriority="67"/>
-    <w:lsdException w:name="Medium Grid 2 Accent 6" w:uiPriority="68"/>
-    <w:lsdException w:name="Medium Grid 3 Accent 6" w:uiPriority="69"/>
-    <w:lsdException w:name="Dark List Accent 6" w:uiPriority="70"/>
-    <w:lsdException w:name="Colorful Shading Accent 6" w:uiPriority="71"/>
-    <w:lsdException w:name="Colorful List Accent 6" w:uiPriority="72"/>
-    <w:lsdException w:name="Colorful Grid Accent 6" w:uiPriority="73"/>
-    <w:lsdException w:name="Subtle Emphasis" w:uiPriority="19" w:qFormat="1"/>
-    <w:lsdException w:name="Intense Emphasis" w:uiPriority="21" w:qFormat="1"/>
-    <w:lsdException w:name="Subtle Reference" w:uiPriority="31" w:qFormat="1"/>
-    <w:lsdException w:name="Intense Reference" w:uiPriority="32" w:qFormat="1"/>
-    <w:lsdException w:name="Book Title" w:uiPriority="33" w:qFormat="1"/>
-    <w:lsdException w:name="Bibliography" w:semiHidden="1" w:uiPriority="37" w:unhideWhenUsed="1"/>
-    <w:lsdException w:name="TOC Heading" w:semiHidden="1" w:uiPriority="39" w:unhideWhenUsed="1" w:qFormat="1"/>
-    <w:lsdException w:name="Plain Table 1" w:uiPriority="41"/>
-    <w:lsdException w:name="Plain Table 2" w:uiPriority="42"/>
-    <w:lsdException w:name="Plain Table 3" w:uiPriority="43"/>
-    <w:lsdException w:name="Plain Table 4" w:uiPriority="44"/>
-    <w:lsdException w:name="Plain Table 5" w:uiPriority="45"/>
-    <w:lsdException w:name="Grid Table Light" w:uiPriority="40"/>
-    <w:lsdException w:name="Grid Table 1 Light" w:uiPriority="46"/>
-    <w:lsdException w:name="Grid Table 2" w:uiPriority="47"/>
-    <w:lsdException w:name="Grid Table 3" w:uiPriority="48"/>
-    <w:lsdException w:name="Grid Table 4" w:uiPriority="49"/>
-    <w:lsdException w:name="Grid Table 5 Dark" w:uiPriority="50"/>
-    <w:lsdException w:name="Grid Table 6 Colorful" w:uiPriority="51"/>
-    <w:lsdException w:name="Grid Table 7 Colorful" w:uiPriority="52"/>
-    <w:lsdException w:name="Grid Table 1 Light Accent 1" w:uiPriority="46"/>
-    <w:lsdException w:name="Grid Table 2 Accent 1" w:uiPriority="47"/>
-    <w:lsdException w:name="Grid Table 3 Accent 1" w:uiPriority="48"/>
-    <w:lsdException w:name="Grid Table 4 Accent 1" w:uiPriority="49"/>
-    <w:lsdException w:name="Grid Table 5 Dark Accent 1" w:uiPriority="50"/>
-    <w:lsdException w:name="Grid Table 6 Colorful Accent 1" w:uiPriority="51"/>
-    <w:lsdException w:name="Grid Table 7 Colorful Accent 1" w:uiPriority="52"/>
-    <w:lsdException w:name="Grid Table 1 Light Accent 2" w:uiPriority="46"/>
-    <w:lsdException w:name="Grid Table 2 Accent 2" w:uiPriority="47"/>
-    <w:lsdException w:name="Grid Table 3 Accent 2" w:uiPriority="48"/>
-    <w:lsdException w:name="Grid Table 4 Accent 2" w:uiPriority="49"/>
-    <w:lsdException w:name="Grid Table 5 Dark Accent 2" w:uiPriority="50"/>
-    <w:lsdException w:name="Grid Table 6 Colorful Accent 2" w:uiPriority="51"/>
-    <w:lsdException w:name="Grid Table 7 Colorful Accent 2" w:uiPriority="52"/>
-    <w:lsdException w:name="Grid Table 1 Light Accent 3" w:uiPriority="46"/>
-    <w:lsdException w:name="Grid Table 2 Accent 3" w:uiPriority="47"/>
-    <w:lsdException w:name="Grid Table 3 Accent 3" w:uiPriority="48"/>
-    <w:lsdException w:name="Grid Table 4 Accent 3" w:uiPriority="49"/>
-    <w:lsdException w:name="Grid Table 5 Dark Accent 3" w:uiPriority="50"/>
-    <w:lsdException w:name="Grid Table 6 Colorful Accent 3" w:uiPriority="51"/>
-    <w:lsdException w:name="Grid Table 7 Colorful Accent 3" w:uiPriority="52"/>
-    <w:lsdException w:name="Grid Table 1 Light Accent 4" w:uiPriority="46"/>
-    <w:lsdException w:name="Grid Table 2 Accent 4" w:uiPriority="47"/>
-    <w:lsdException w:name="Grid Table 3 Accent 4" w:uiPriority="48"/>
-    <w:lsdException w:name="Grid Table 4 Accent 4" w:uiPriority="49"/>
-    <w:lsdException w:name="Grid Table 5 Dark Accent 4" w:uiPriority="50"/>
-    <w:lsdException w:name="Grid Table 6 Colorful Accent 4" w:uiPriority="51"/>
-    <w:lsdException w:name="Grid Table 7 Colorful Accent 4" w:uiPriority="52"/>
-    <w:lsdException w:name="Grid Table 1 Light Accent 5" w:uiPriority="46"/>
-    <w:lsdException w:name="Grid Table 2 Accent 5" w:uiPriority="47"/>
-    <w:lsdException w:name="Grid Table 3 Accent 5" w:uiPriority="48"/>
-    <w:lsdException w:name="Grid Table 4 Accent 5" w:uiPriority="49"/>
-    <w:lsdException w:name="Grid Table 5 Dark Accent 5" w:uiPriority="50"/>
-    <w:lsdException w:name="Grid Table 6 Colorful Accent 5" w:uiPriority="51"/>
-    <w:lsdException w:name="Grid Table 7 Colorful Accent 5" w:uiPriority="52"/>
-    <w:lsdException w:name="Grid Table 1 Light Accent 6" w:uiPriority="46"/>
-    <w:lsdException w:name="Grid Table 2 Accent 6" w:uiPriority="47"/>
-    <w:lsdException w:name="Grid Table 3 Accent 6" w:uiPriority="48"/>
-    <w:lsdException w:name="Grid Table 4 Accent 6" w:uiPriority="49"/>
-    <w:lsdException w:name="Grid Table 5 Dark Accent 6" w:uiPriority="50"/>
-    <w:lsdException w:name="Grid Table 6 Colorful Accent 6" w:uiPriority="51"/>
-    <w:lsdException w:name="Grid Table 7 Colorful Accent 6" w:uiPriority="52"/>
-    <w:lsdException w:name="List Table 1 Light" w:uiPriority="46"/>
-    <w:lsdException w:name="List Table 2" w:uiPriority="47"/>
-    <w:lsdException w:name="List Table 3" w:uiPriority="48"/>
-    <w:lsdException w:name="List Table 4" w:uiPriority="49"/>
-    <w:lsdException w:name="List Table 5 Dark" w:uiPriority="50"/>
-    <w:lsdException w:name="List Table 6 Colorful" w:uiPriority="51"/>
-    <w:lsdException w:name="List Table 7 Colorful" w:uiPriority="52"/>
-    <w:lsdException w:name="List Table 1 Light Accent 1" w:uiPriority="46"/>
-    <w:lsdException w:name="List Table 2 Accent 1" w:uiPriority="47"/>
-    <w:lsdException w:name="List Table 3 Accent 1" w:uiPriority="48"/>
-    <w:lsdException w:name="List Table 4 Accent 1" w:uiPriority="49"/>
-    <w:lsdException w:name="List Table 5 Dark Accent 1" w:uiPriority="50"/>
-    <w:lsdException w:name="List Table 6 Colorful Accent 1" w:uiPriority="51"/>
-    <w:lsdException w:name="List Table 7 Colorful Accent 1" w:uiPriority="52"/>
-    <w:lsdException w:name="List Table 1 Light Accent 2" w:uiPriority="46"/>
-    <w:lsdException w:name="List Table 2 Accent 2" w:uiPriority="47"/>
-    <w:lsdException w:name="List Table 3 Accent 2" w:uiPriority="48"/>
-    <w:lsdException w:name="List Table 4 Accent 2" w:uiPriority="49"/>
-    <w:lsdException w:name="List Table 5 Dark Accent 2" w:uiPriority="50"/>
-    <w:lsdException w:name="List Table 6 Colorful Accent 2" w:uiPriority="51"/>
-    <w:lsdException w:name="List Table 7 Colorful Accent 2" w:uiPriority="52"/>
-    <w:lsdException w:name="List Table 1 Light Accent 3" w:uiPriority="46"/>
-    <w:lsdException w:name="List Table 2 Accent 3" w:uiPriority="47"/>
-    <w:lsdException w:name="List Table 3 Accent 3" w:uiPriority="48"/>
-    <w:lsdException w:name="List Table 4 Accent 3" w:uiPriority="49"/>
-    <w:lsdException w:name="List Table 5 Dark Accent 3" w:uiPriority="50"/>
-    <w:lsdException w:name="List Table 6 Colorful Accent 3" w:uiPriority="51"/>
-    <w:lsdException w:name="List Table 7 Colorful Accent 3" w:uiPriority="52"/>
-    <w:lsdException w:name="List Table 1 Light Accent 4" w:uiPriority="46"/>
-    <w:lsdException w:name="List Table 2 Accent 4" w:uiPriority="47"/>
-    <w:lsdException w:name="List Table 3 Accent 4" w:uiPriority="48"/>
-    <w:lsdException w:name="List Table 4 Accent 4" w:uiPriority="49"/>
-    <w:lsdException w:name="List Table 5 Dark Accent 4" w:uiPriority="50"/>
-    <w:lsdException w:name="List Table 6 Colorful Accent 4" w:uiPriority="51"/>
-    <w:lsdException w:name="List Table 7 Colorful Accent 4" w:uiPriority="52"/>
-    <w:lsdException w:name="List Table 1 Light Accent 5" w:uiPriority="46"/>
-    <w:lsdException w:name="List Table 2 Accent 5" w:uiPriority="47"/>
-    <w:lsdException w:name="List Table 3 Accent 5" w:uiPriority="48"/>
-    <w:lsdException w:name="List Table 4 Accent 5" w:uiPriority="49"/>
-    <w:lsdException w:name="List Table 5 Dark Accent 5" w:uiPriority="50"/>
-    <w:lsdException w:name="List Table 6 Colorful Accent 5" w:uiPriority="51"/>
-    <w:lsdException w:name="List Table 7 Colorful Accent 5" w:uiPriority="52"/>
-    <w:lsdException w:name="List Table 1 Light Accent 6" w:uiPriority="46"/>
-    <w:lsdException w:name="List Table 2 Accent 6" w:uiPriority="47"/>
-    <w:lsdException w:name="List Table 3 Accent 6" w:uiPriority="48"/>
-    <w:lsdException w:name="List Table 4 Accent 6" w:uiPriority="49"/>
-    <w:lsdException w:name="List Table 5 Dark Accent 6" w:uiPriority="50"/>
-    <w:lsdException w:name="List Table 6 Colorful Accent 6" w:uiPriority="51"/>
-    <w:lsdException w:name="List Table 7 Colorful Accent 6" w:uiPriority="52"/>
-    <w:lsdException w:name="Mention" w:semiHidden="1" w:unhideWhenUsed="1"/>
-    <w:lsdException w:name="Smart Hyperlink" w:semiHidden="1" w:unhideWhenUsed="1"/>
-    <w:lsdException w:name="Hashtag" w:semiHidden="1" w:unhideWhenUsed="1"/>
-    <w:lsdException w:name="Unresolved Mention" w:semiHidden="1" w:unhideWhenUsed="1"/>
-    <w:lsdException w:name="Smart Link" w:semiHidden="1" w:unhideWhenUsed="1"/>
+  <w:latentStyles w:count="260" w:defQFormat="0" w:defUnhideWhenUsed="1" w:defSemiHidden="1" w:defUIPriority="99" w:defLockedState="0">
+    <w:lsdException w:qFormat="1" w:unhideWhenUsed="0" w:uiPriority="0" w:semiHidden="0" w:name="Normal"/>
+    <w:lsdException w:qFormat="1" w:unhideWhenUsed="0" w:uiPriority="9" w:semiHidden="0" w:name="heading 1"/>
+    <w:lsdException w:qFormat="1" w:uiPriority="9" w:name="heading 2"/>
+    <w:lsdException w:qFormat="1" w:uiPriority="9" w:name="heading 3"/>
+    <w:lsdException w:qFormat="1" w:uiPriority="9" w:name="heading 4"/>
+    <w:lsdException w:qFormat="1" w:uiPriority="9" w:name="heading 5"/>
+    <w:lsdException w:qFormat="1" w:uiPriority="9" w:name="heading 6"/>
+    <w:lsdException w:qFormat="1" w:uiPriority="9" w:name="heading 7"/>
+    <w:lsdException w:qFormat="1" w:uiPriority="9" w:name="heading 8"/>
+    <w:lsdException w:qFormat="1" w:uiPriority="9" w:name="heading 9"/>
+    <w:lsdException w:uiPriority="99" w:name="index 1"/>
+    <w:lsdException w:uiPriority="99" w:name="index 2"/>
+    <w:lsdException w:uiPriority="99" w:name="index 3"/>
+    <w:lsdException w:uiPriority="99" w:name="index 4"/>
+    <w:lsdException w:uiPriority="99" w:name="index 5"/>
+    <w:lsdException w:uiPriority="99" w:name="index 6"/>
+    <w:lsdException w:uiPriority="99" w:name="index 7"/>
+    <w:lsdException w:uiPriority="99" w:name="index 8"/>
+    <w:lsdException w:uiPriority="99" w:name="index 9"/>
+    <w:lsdException w:uiPriority="39" w:name="toc 1"/>
+    <w:lsdException w:uiPriority="39" w:name="toc 2"/>
+    <w:lsdException w:uiPriority="39" w:name="toc 3"/>
+    <w:lsdException w:uiPriority="39" w:name="toc 4"/>
+    <w:lsdException w:uiPriority="39" w:name="toc 5"/>
+    <w:lsdException w:uiPriority="39" w:name="toc 6"/>
+    <w:lsdException w:uiPriority="39" w:name="toc 7"/>
+    <w:lsdException w:uiPriority="39" w:name="toc 8"/>
+    <w:lsdException w:uiPriority="39" w:name="toc 9"/>
+    <w:lsdException w:uiPriority="99" w:name="Normal Indent"/>
+    <w:lsdException w:uiPriority="99" w:name="footnote text"/>
+    <w:lsdException w:qFormat="1" w:uiPriority="99" w:name="annotation text"/>
+    <w:lsdException w:qFormat="1" w:uiPriority="0" w:semiHidden="0" w:name="header"/>
+    <w:lsdException w:qFormat="1" w:uiPriority="99" w:semiHidden="0" w:name="footer"/>
+    <w:lsdException w:uiPriority="99" w:name="index heading"/>
+    <w:lsdException w:qFormat="1" w:uiPriority="35" w:name="caption"/>
+    <w:lsdException w:uiPriority="99" w:name="table of figures"/>
+    <w:lsdException w:uiPriority="99" w:name="envelope address"/>
+    <w:lsdException w:uiPriority="99" w:name="envelope return"/>
+    <w:lsdException w:uiPriority="99" w:name="footnote reference"/>
+    <w:lsdException w:qFormat="1" w:uiPriority="99" w:name="annotation reference"/>
+    <w:lsdException w:uiPriority="99" w:name="line number"/>
+    <w:lsdException w:uiPriority="99" w:name="page number"/>
+    <w:lsdException w:uiPriority="99" w:name="endnote reference"/>
+    <w:lsdException w:uiPriority="99" w:name="endnote text"/>
+    <w:lsdException w:uiPriority="99" w:name="table of authorities"/>
+    <w:lsdException w:uiPriority="99" w:name="macro"/>
+    <w:lsdException w:uiPriority="99" w:name="toa heading"/>
+    <w:lsdException w:uiPriority="99" w:name="List"/>
+    <w:lsdException w:uiPriority="99" w:name="List Bullet"/>
+    <w:lsdException w:uiPriority="99" w:name="List Number"/>
+    <w:lsdException w:uiPriority="99" w:name="List 2"/>
+    <w:lsdException w:uiPriority="99" w:name="List 3"/>
+    <w:lsdException w:uiPriority="99" w:name="List 4"/>
+    <w:lsdException w:uiPriority="99" w:name="List 5"/>
+    <w:lsdException w:uiPriority="99" w:name="List Bullet 2"/>
+    <w:lsdException w:uiPriority="99" w:name="List Bullet 3"/>
+    <w:lsdException w:uiPriority="99" w:name="List Bullet 4"/>
+    <w:lsdException w:uiPriority="99" w:name="List Bullet 5"/>
+    <w:lsdException w:uiPriority="99" w:name="List Number 2"/>
+    <w:lsdException w:uiPriority="99" w:name="List Number 3"/>
+    <w:lsdException w:uiPriority="99" w:name="List Number 4"/>
+    <w:lsdException w:uiPriority="99" w:name="List Number 5"/>
+    <w:lsdException w:qFormat="1" w:unhideWhenUsed="0" w:uiPriority="10" w:semiHidden="0" w:name="Title"/>
+    <w:lsdException w:uiPriority="99" w:name="Closing"/>
+    <w:lsdException w:uiPriority="99" w:name="Signature"/>
+    <w:lsdException w:qFormat="1" w:uiPriority="1" w:name="Default Paragraph Font"/>
+    <w:lsdException w:qFormat="1" w:uiPriority="99" w:name="Body Text"/>
+    <w:lsdException w:uiPriority="99" w:name="Body Text Indent"/>
+    <w:lsdException w:uiPriority="99" w:name="List Continue"/>
+    <w:lsdException w:uiPriority="99" w:name="List Continue 2"/>
+    <w:lsdException w:uiPriority="99" w:name="List Continue 3"/>
+    <w:lsdException w:uiPriority="99" w:name="List Continue 4"/>
+    <w:lsdException w:uiPriority="99" w:name="List Continue 5"/>
+    <w:lsdException w:uiPriority="99" w:name="Message Header"/>
+    <w:lsdException w:qFormat="1" w:unhideWhenUsed="0" w:uiPriority="11" w:semiHidden="0" w:name="Subtitle"/>
+    <w:lsdException w:uiPriority="99" w:name="Salutation"/>
+    <w:lsdException w:uiPriority="99" w:name="Date"/>
+    <w:lsdException w:uiPriority="99" w:name="Body Text First Indent"/>
+    <w:lsdException w:uiPriority="99" w:name="Body Text First Indent 2"/>
+    <w:lsdException w:uiPriority="99" w:name="Note Heading"/>
+    <w:lsdException w:uiPriority="99" w:name="Body Text 2"/>
+    <w:lsdException w:uiPriority="99" w:name="Body Text 3"/>
+    <w:lsdException w:uiPriority="99" w:name="Body Text Indent 2"/>
+    <w:lsdException w:uiPriority="99" w:name="Body Text Indent 3"/>
+    <w:lsdException w:uiPriority="99" w:name="Block Text"/>
+    <w:lsdException w:uiPriority="99" w:name="Hyperlink"/>
+    <w:lsdException w:uiPriority="99" w:name="FollowedHyperlink"/>
+    <w:lsdException w:qFormat="1" w:unhideWhenUsed="0" w:uiPriority="22" w:semiHidden="0" w:name="Strong"/>
+    <w:lsdException w:qFormat="1" w:unhideWhenUsed="0" w:uiPriority="20" w:semiHidden="0" w:name="Emphasis"/>
+    <w:lsdException w:uiPriority="99" w:name="Document Map"/>
+    <w:lsdException w:qFormat="1" w:uiPriority="99" w:semiHidden="0" w:name="Plain Text"/>
+    <w:lsdException w:uiPriority="99" w:name="E-mail Signature"/>
+    <w:lsdException w:uiPriority="99" w:name="Normal (Web)"/>
+    <w:lsdException w:uiPriority="99" w:name="HTML Acronym"/>
+    <w:lsdException w:uiPriority="99" w:name="HTML Address"/>
+    <w:lsdException w:uiPriority="99" w:name="HTML Cite"/>
+    <w:lsdException w:uiPriority="99" w:name="HTML Code"/>
+    <w:lsdException w:uiPriority="99" w:name="HTML Definition"/>
+    <w:lsdException w:uiPriority="99" w:name="HTML Keyboard"/>
+    <w:lsdException w:uiPriority="99" w:name="HTML Preformatted"/>
+    <w:lsdException w:uiPriority="99" w:name="HTML Sample"/>
+    <w:lsdException w:uiPriority="99" w:name="HTML Typewriter"/>
+    <w:lsdException w:uiPriority="99" w:name="HTML Variable"/>
+    <w:lsdException w:qFormat="1" w:uiPriority="99" w:name="Normal Table"/>
+    <w:lsdException w:qFormat="1" w:uiPriority="99" w:name="annotation subject"/>
+    <w:lsdException w:uiPriority="99" w:name="Table Simple 1"/>
+    <w:lsdException w:uiPriority="99" w:name="Table Simple 2"/>
+    <w:lsdException w:uiPriority="99" w:name="Table Simple 3"/>
+    <w:lsdException w:uiPriority="99" w:name="Table Classic 1"/>
+    <w:lsdException w:uiPriority="99" w:name="Table Classic 2"/>
+    <w:lsdException w:uiPriority="99" w:name="Table Classic 3"/>
+    <w:lsdException w:uiPriority="99" w:name="Table Classic 4"/>
+    <w:lsdException w:uiPriority="99" w:name="Table Colorful 1"/>
+    <w:lsdException w:uiPriority="99" w:name="Table Colorful 2"/>
+    <w:lsdException w:uiPriority="99" w:name="Table Colorful 3"/>
+    <w:lsdException w:uiPriority="99" w:name="Table Columns 1"/>
+    <w:lsdException w:uiPriority="99" w:name="Table Columns 2"/>
+    <w:lsdException w:uiPriority="99" w:name="Table Columns 3"/>
+    <w:lsdException w:uiPriority="99" w:name="Table Columns 4"/>
+    <w:lsdException w:uiPriority="99" w:name="Table Columns 5"/>
+    <w:lsdException w:uiPriority="99" w:name="Table Grid 1"/>
+    <w:lsdException w:uiPriority="99" w:name="Table Grid 2"/>
+    <w:lsdException w:uiPriority="99" w:name="Table Grid 3"/>
+    <w:lsdException w:uiPriority="99" w:name="Table Grid 4"/>
+    <w:lsdException w:uiPriority="99" w:name="Table Grid 5"/>
+    <w:lsdException w:uiPriority="99" w:name="Table Grid 6"/>
+    <w:lsdException w:uiPriority="99" w:name="Table Grid 7"/>
+    <w:lsdException w:uiPriority="99" w:name="Table Grid 8"/>
+    <w:lsdException w:uiPriority="99" w:name="Table List 1"/>
+    <w:lsdException w:uiPriority="99" w:name="Table List 2"/>
+    <w:lsdException w:uiPriority="99" w:name="Table List 3"/>
+    <w:lsdException w:uiPriority="99" w:name="Table List 4"/>
+    <w:lsdException w:uiPriority="99" w:name="Table List 5"/>
+    <w:lsdException w:uiPriority="99" w:name="Table List 6"/>
+    <w:lsdException w:uiPriority="99" w:name="Table List 7"/>
+    <w:lsdException w:uiPriority="99" w:name="Table List 8"/>
+    <w:lsdException w:uiPriority="99" w:name="Table 3D effects 1"/>
+    <w:lsdException w:uiPriority="99" w:name="Table 3D effects 2"/>
+    <w:lsdException w:uiPriority="99" w:name="Table 3D effects 3"/>
+    <w:lsdException w:uiPriority="99" w:name="Table Contemporary"/>
+    <w:lsdException w:uiPriority="99" w:name="Table Elegant"/>
+    <w:lsdException w:uiPriority="99" w:name="Table Professional"/>
+    <w:lsdException w:uiPriority="99" w:name="Table Subtle 1"/>
+    <w:lsdException w:uiPriority="99" w:name="Table Subtle 2"/>
+    <w:lsdException w:uiPriority="99" w:name="Table Web 1"/>
+    <w:lsdException w:uiPriority="99" w:name="Table Web 2"/>
+    <w:lsdException w:uiPriority="99" w:name="Table Web 3"/>
+    <w:lsdException w:qFormat="1" w:uiPriority="99" w:name="Balloon Text"/>
+    <w:lsdException w:qFormat="1" w:unhideWhenUsed="0" w:uiPriority="59" w:semiHidden="0" w:name="Table Grid"/>
+    <w:lsdException w:uiPriority="99" w:name="Table Theme"/>
+    <w:lsdException w:unhideWhenUsed="0" w:uiPriority="60" w:semiHidden="0" w:name="Light Shading"/>
+    <w:lsdException w:unhideWhenUsed="0" w:uiPriority="61" w:semiHidden="0" w:name="Light List"/>
+    <w:lsdException w:unhideWhenUsed="0" w:uiPriority="62" w:semiHidden="0" w:name="Light Grid"/>
+    <w:lsdException w:unhideWhenUsed="0" w:uiPriority="63" w:semiHidden="0" w:name="Medium Shading 1"/>
+    <w:lsdException w:unhideWhenUsed="0" w:uiPriority="64" w:semiHidden="0" w:name="Medium Shading 2"/>
+    <w:lsdException w:unhideWhenUsed="0" w:uiPriority="65" w:semiHidden="0" w:name="Medium List 1"/>
+    <w:lsdException w:unhideWhenUsed="0" w:uiPriority="66" w:semiHidden="0" w:name="Medium List 2"/>
+    <w:lsdException w:unhideWhenUsed="0" w:uiPriority="67" w:semiHidden="0" w:name="Medium Grid 1"/>
+    <w:lsdException w:unhideWhenUsed="0" w:uiPriority="68" w:semiHidden="0" w:name="Medium Grid 2"/>
+    <w:lsdException w:unhideWhenUsed="0" w:uiPriority="69" w:semiHidden="0" w:name="Medium Grid 3"/>
+    <w:lsdException w:unhideWhenUsed="0" w:uiPriority="70" w:semiHidden="0" w:name="Dark List"/>
+    <w:lsdException w:unhideWhenUsed="0" w:uiPriority="71" w:semiHidden="0" w:name="Colorful Shading"/>
+    <w:lsdException w:unhideWhenUsed="0" w:uiPriority="72" w:semiHidden="0" w:name="Colorful List"/>
+    <w:lsdException w:unhideWhenUsed="0" w:uiPriority="73" w:semiHidden="0" w:name="Colorful Grid"/>
+    <w:lsdException w:unhideWhenUsed="0" w:uiPriority="60" w:semiHidden="0" w:name="Light Shading Accent 1"/>
+    <w:lsdException w:unhideWhenUsed="0" w:uiPriority="61" w:semiHidden="0" w:name="Light List Accent 1"/>
+    <w:lsdException w:unhideWhenUsed="0" w:uiPriority="62" w:semiHidden="0" w:name="Light Grid Accent 1"/>
+    <w:lsdException w:unhideWhenUsed="0" w:uiPriority="63" w:semiHidden="0" w:name="Medium Shading 1 Accent 1"/>
+    <w:lsdException w:unhideWhenUsed="0" w:uiPriority="64" w:semiHidden="0" w:name="Medium Shading 2 Accent 1"/>
+    <w:lsdException w:unhideWhenUsed="0" w:uiPriority="65" w:semiHidden="0" w:name="Medium List 1 Accent 1"/>
+    <w:lsdException w:qFormat="1" w:unhideWhenUsed="0" w:uiPriority="34" w:semiHidden="0" w:name="List Paragraph"/>
+    <w:lsdException w:unhideWhenUsed="0" w:uiPriority="66" w:semiHidden="0" w:name="Medium List 2 Accent 1"/>
+    <w:lsdException w:unhideWhenUsed="0" w:uiPriority="67" w:semiHidden="0" w:name="Medium Grid 1 Accent 1"/>
+    <w:lsdException w:unhideWhenUsed="0" w:uiPriority="68" w:semiHidden="0" w:name="Medium Grid 2 Accent 1"/>
+    <w:lsdException w:unhideWhenUsed="0" w:uiPriority="69" w:semiHidden="0" w:name="Medium Grid 3 Accent 1"/>
+    <w:lsdException w:unhideWhenUsed="0" w:uiPriority="70" w:semiHidden="0" w:name="Dark List Accent 1"/>
+    <w:lsdException w:unhideWhenUsed="0" w:uiPriority="71" w:semiHidden="0" w:name="Colorful Shading Accent 1"/>
+    <w:lsdException w:unhideWhenUsed="0" w:uiPriority="72" w:semiHidden="0" w:name="Colorful List Accent 1"/>
+    <w:lsdException w:unhideWhenUsed="0" w:uiPriority="73" w:semiHidden="0" w:name="Colorful Grid Accent 1"/>
+    <w:lsdException w:unhideWhenUsed="0" w:uiPriority="60" w:semiHidden="0" w:name="Light Shading Accent 2"/>
+    <w:lsdException w:unhideWhenUsed="0" w:uiPriority="61" w:semiHidden="0" w:name="Light List Accent 2"/>
+    <w:lsdException w:unhideWhenUsed="0" w:uiPriority="62" w:semiHidden="0" w:name="Light Grid Accent 2"/>
+    <w:lsdException w:unhideWhenUsed="0" w:uiPriority="63" w:semiHidden="0" w:name="Medium Shading 1 Accent 2"/>
+    <w:lsdException w:unhideWhenUsed="0" w:uiPriority="64" w:semiHidden="0" w:name="Medium Shading 2 Accent 2"/>
+    <w:lsdException w:unhideWhenUsed="0" w:uiPriority="65" w:semiHidden="0" w:name="Medium List 1 Accent 2"/>
+    <w:lsdException w:unhideWhenUsed="0" w:uiPriority="66" w:semiHidden="0" w:name="Medium List 2 Accent 2"/>
+    <w:lsdException w:unhideWhenUsed="0" w:uiPriority="67" w:semiHidden="0" w:name="Medium Grid 1 Accent 2"/>
+    <w:lsdException w:unhideWhenUsed="0" w:uiPriority="68" w:semiHidden="0" w:name="Medium Grid 2 Accent 2"/>
+    <w:lsdException w:unhideWhenUsed="0" w:uiPriority="69" w:semiHidden="0" w:name="Medium Grid 3 Accent 2"/>
+    <w:lsdException w:unhideWhenUsed="0" w:uiPriority="70" w:semiHidden="0" w:name="Dark List Accent 2"/>
+    <w:lsdException w:unhideWhenUsed="0" w:uiPriority="71" w:semiHidden="0" w:name="Colorful Shading Accent 2"/>
+    <w:lsdException w:unhideWhenUsed="0" w:uiPriority="72" w:semiHidden="0" w:name="Colorful List Accent 2"/>
+    <w:lsdException w:unhideWhenUsed="0" w:uiPriority="73" w:semiHidden="0" w:name="Colorful Grid Accent 2"/>
+    <w:lsdException w:unhideWhenUsed="0" w:uiPriority="60" w:semiHidden="0" w:name="Light Shading Accent 3"/>
+    <w:lsdException w:unhideWhenUsed="0" w:uiPriority="61" w:semiHidden="0" w:name="Light List Accent 3"/>
+    <w:lsdException w:unhideWhenUsed="0" w:uiPriority="62" w:semiHidden="0" w:name="Light Grid Accent 3"/>
+    <w:lsdException w:unhideWhenUsed="0" w:uiPriority="63" w:semiHidden="0" w:name="Medium Shading 1 Accent 3"/>
+    <w:lsdException w:unhideWhenUsed="0" w:uiPriority="64" w:semiHidden="0" w:name="Medium Shading 2 Accent 3"/>
+    <w:lsdException w:unhideWhenUsed="0" w:uiPriority="65" w:semiHidden="0" w:name="Medium List 1 Accent 3"/>
+    <w:lsdException w:unhideWhenUsed="0" w:uiPriority="66" w:semiHidden="0" w:name="Medium List 2 Accent 3"/>
+    <w:lsdException w:unhideWhenUsed="0" w:uiPriority="67" w:semiHidden="0" w:name="Medium Grid 1 Accent 3"/>
+    <w:lsdException w:unhideWhenUsed="0" w:uiPriority="68" w:semiHidden="0" w:name="Medium Grid 2 Accent 3"/>
+    <w:lsdException w:unhideWhenUsed="0" w:uiPriority="69" w:semiHidden="0" w:name="Medium Grid 3 Accent 3"/>
+    <w:lsdException w:unhideWhenUsed="0" w:uiPriority="70" w:semiHidden="0" w:name="Dark List Accent 3"/>
+    <w:lsdException w:unhideWhenUsed="0" w:uiPriority="71" w:semiHidden="0" w:name="Colorful Shading Accent 3"/>
+    <w:lsdException w:unhideWhenUsed="0" w:uiPriority="72" w:semiHidden="0" w:name="Colorful List Accent 3"/>
+    <w:lsdException w:unhideWhenUsed="0" w:uiPriority="73" w:semiHidden="0" w:name="Colorful Grid Accent 3"/>
+    <w:lsdException w:unhideWhenUsed="0" w:uiPriority="60" w:semiHidden="0" w:name="Light Shading Accent 4"/>
+    <w:lsdException w:unhideWhenUsed="0" w:uiPriority="61" w:semiHidden="0" w:name="Light List Accent 4"/>
+    <w:lsdException w:unhideWhenUsed="0" w:uiPriority="62" w:semiHidden="0" w:name="Light Grid Accent 4"/>
+    <w:lsdException w:unhideWhenUsed="0" w:uiPriority="63" w:semiHidden="0" w:name="Medium Shading 1 Accent 4"/>
+    <w:lsdException w:unhideWhenUsed="0" w:uiPriority="64" w:semiHidden="0" w:name="Medium Shading 2 Accent 4"/>
+    <w:lsdException w:unhideWhenUsed="0" w:uiPriority="65" w:semiHidden="0" w:name="Medium List 1 Accent 4"/>
+    <w:lsdException w:unhideWhenUsed="0" w:uiPriority="66" w:semiHidden="0" w:name="Medium List 2 Accent 4"/>
+    <w:lsdException w:unhideWhenUsed="0" w:uiPriority="67" w:semiHidden="0" w:name="Medium Grid 1 Accent 4"/>
+    <w:lsdException w:unhideWhenUsed="0" w:uiPriority="68" w:semiHidden="0" w:name="Medium Grid 2 Accent 4"/>
+    <w:lsdException w:unhideWhenUsed="0" w:uiPriority="69" w:semiHidden="0" w:name="Medium Grid 3 Accent 4"/>
+    <w:lsdException w:unhideWhenUsed="0" w:uiPriority="70" w:semiHidden="0" w:name="Dark List Accent 4"/>
+    <w:lsdException w:unhideWhenUsed="0" w:uiPriority="71" w:semiHidden="0" w:name="Colorful Shading Accent 4"/>
+    <w:lsdException w:unhideWhenUsed="0" w:uiPriority="72" w:semiHidden="0" w:name="Colorful List Accent 4"/>
+    <w:lsdException w:unhideWhenUsed="0" w:uiPriority="73" w:semiHidden="0" w:name="Colorful Grid Accent 4"/>
+    <w:lsdException w:unhideWhenUsed="0" w:uiPriority="60" w:semiHidden="0" w:name="Light Shading Accent 5"/>
+    <w:lsdException w:unhideWhenUsed="0" w:uiPriority="61" w:semiHidden="0" w:name="Light List Accent 5"/>
+    <w:lsdException w:unhideWhenUsed="0" w:uiPriority="62" w:semiHidden="0" w:name="Light Grid Accent 5"/>
+    <w:lsdException w:unhideWhenUsed="0" w:uiPriority="63" w:semiHidden="0" w:name="Medium Shading 1 Accent 5"/>
+    <w:lsdException w:unhideWhenUsed="0" w:uiPriority="64" w:semiHidden="0" w:name="Medium Shading 2 Accent 5"/>
+    <w:lsdException w:unhideWhenUsed="0" w:uiPriority="65" w:semiHidden="0" w:name="Medium List 1 Accent 5"/>
+    <w:lsdException w:unhideWhenUsed="0" w:uiPriority="66" w:semiHidden="0" w:name="Medium List 2 Accent 5"/>
+    <w:lsdException w:unhideWhenUsed="0" w:uiPriority="67" w:semiHidden="0" w:name="Medium Grid 1 Accent 5"/>
+    <w:lsdException w:unhideWhenUsed="0" w:uiPriority="68" w:semiHidden="0" w:name="Medium Grid 2 Accent 5"/>
+    <w:lsdException w:unhideWhenUsed="0" w:uiPriority="69" w:semiHidden="0" w:name="Medium Grid 3 Accent 5"/>
+    <w:lsdException w:unhideWhenUsed="0" w:uiPriority="70" w:semiHidden="0" w:name="Dark List Accent 5"/>
+    <w:lsdException w:unhideWhenUsed="0" w:uiPriority="71" w:semiHidden="0" w:name="Colorful Shading Accent 5"/>
+    <w:lsdException w:unhideWhenUsed="0" w:uiPriority="72" w:semiHidden="0" w:name="Colorful List Accent 5"/>
+    <w:lsdException w:unhideWhenUsed="0" w:uiPriority="73" w:semiHidden="0" w:name="Colorful Grid Accent 5"/>
+    <w:lsdException w:unhideWhenUsed="0" w:uiPriority="60" w:semiHidden="0" w:name="Light Shading Accent 6"/>
+    <w:lsdException w:unhideWhenUsed="0" w:uiPriority="61" w:semiHidden="0" w:name="Light List Accent 6"/>
+    <w:lsdException w:unhideWhenUsed="0" w:uiPriority="62" w:semiHidden="0" w:name="Light Grid Accent 6"/>
+    <w:lsdException w:unhideWhenUsed="0" w:uiPriority="63" w:semiHidden="0" w:name="Medium Shading 1 Accent 6"/>
+    <w:lsdException w:unhideWhenUsed="0" w:uiPriority="64" w:semiHidden="0" w:name="Medium Shading 2 Accent 6"/>
+    <w:lsdException w:unhideWhenUsed="0" w:uiPriority="65" w:semiHidden="0" w:name="Medium List 1 Accent 6"/>
+    <w:lsdException w:unhideWhenUsed="0" w:uiPriority="66" w:semiHidden="0" w:name="Medium List 2 Accent 6"/>
+    <w:lsdException w:unhideWhenUsed="0" w:uiPriority="67" w:semiHidden="0" w:name="Medium Grid 1 Accent 6"/>
+    <w:lsdException w:unhideWhenUsed="0" w:uiPriority="68" w:semiHidden="0" w:name="Medium Grid 2 Accent 6"/>
+    <w:lsdException w:unhideWhenUsed="0" w:uiPriority="69" w:semiHidden="0" w:name="Medium Grid 3 Accent 6"/>
+    <w:lsdException w:unhideWhenUsed="0" w:uiPriority="70" w:semiHidden="0" w:name="Dark List Accent 6"/>
+    <w:lsdException w:unhideWhenUsed="0" w:uiPriority="71" w:semiHidden="0" w:name="Colorful Shading Accent 6"/>
+    <w:lsdException w:unhideWhenUsed="0" w:uiPriority="72" w:semiHidden="0" w:name="Colorful List Accent 6"/>
+    <w:lsdException w:unhideWhenUsed="0" w:uiPriority="73" w:semiHidden="0" w:name="Colorful Grid Accent 6"/>
   </w:latentStyles>
-  <w:style w:type="paragraph" w:default="1" w:styleId="Normal">
+  <w:style w:type="paragraph" w:default="1" w:styleId="1">
     <w:name w:val="Normal"/>
     <w:qFormat/>
+    <w:uiPriority w:val="0"/>
     <w:rPr>
-      <w:rFonts w:eastAsia="Times New Roman"/>
+      <w:rFonts w:ascii="Times New Roman" w:hAnsi="Times New Roman" w:eastAsia="Times New Roman" w:cs="Times New Roman"/>
       <w:sz w:val="24"/>
       <w:szCs w:val="24"/>
+      <w:lang w:val="en-US" w:eastAsia="en-US" w:bidi="ar-SA"/>
     </w:rPr>
   </w:style>
-  <w:style w:type="character" w:default="1" w:styleId="DefaultParagraphFont">
+  <w:style w:type="character" w:default="1" w:styleId="2">
     <w:name w:val="Default Paragraph Font"/>
-    <w:uiPriority w:val="1"/>
     <w:semiHidden/>
     <w:unhideWhenUsed/>
+    <w:qFormat/>
+    <w:uiPriority w:val="1"/>
   </w:style>
-  <w:style w:type="table" w:default="1" w:styleId="TableNormal">
+  <w:style w:type="table" w:default="1" w:styleId="3">
     <w:name w:val="Normal Table"/>
-    <w:uiPriority w:val="99"/>
     <w:semiHidden/>
     <w:unhideWhenUsed/>
+    <w:qFormat/>
+    <w:uiPriority w:val="99"/>
     <w:tblPr>
-      <w:tblInd w:w="0" w:type="dxa"/>
       <w:tblCellMar>
         <w:top w:w="0" w:type="dxa"/>
         <w:left w:w="108" w:type="dxa"/>
@@ -3807,34 +4192,28 @@
       </w:tblCellMar>
     </w:tblPr>
   </w:style>
-  <w:style w:type="numbering" w:default="1" w:styleId="NoList">
-    <w:name w:val="No List"/>
-    <w:uiPriority w:val="99"/>
-    <w:semiHidden/>
-    <w:unhideWhenUsed/>
-  </w:style>
-  <w:style w:type="paragraph" w:styleId="BalloonText">
+  <w:style w:type="paragraph" w:styleId="4">
     <w:name w:val="Balloon Text"/>
-    <w:basedOn w:val="Normal"/>
-    <w:link w:val="BalloonTextChar"/>
-    <w:uiPriority w:val="99"/>
+    <w:basedOn w:val="1"/>
+    <w:link w:val="15"/>
     <w:semiHidden/>
     <w:unhideWhenUsed/>
     <w:qFormat/>
+    <w:uiPriority w:val="99"/>
     <w:rPr>
       <w:rFonts w:ascii="Tahoma" w:hAnsi="Tahoma" w:cs="Tahoma"/>
       <w:sz w:val="16"/>
       <w:szCs w:val="16"/>
     </w:rPr>
   </w:style>
-  <w:style w:type="paragraph" w:styleId="BodyText">
+  <w:style w:type="paragraph" w:styleId="5">
     <w:name w:val="Body Text"/>
-    <w:basedOn w:val="Normal"/>
-    <w:link w:val="BodyTextChar"/>
-    <w:uiPriority w:val="99"/>
+    <w:basedOn w:val="1"/>
+    <w:link w:val="18"/>
     <w:semiHidden/>
     <w:unhideWhenUsed/>
     <w:qFormat/>
+    <w:uiPriority w:val="99"/>
     <w:pPr>
       <w:spacing w:after="120"/>
     </w:pPr>
@@ -3844,52 +4223,52 @@
       <w:lang w:val="zh-CN" w:eastAsia="zh-CN"/>
     </w:rPr>
   </w:style>
-  <w:style w:type="character" w:styleId="CommentReference">
+  <w:style w:type="character" w:styleId="6">
     <w:name w:val="annotation reference"/>
-    <w:basedOn w:val="DefaultParagraphFont"/>
-    <w:uiPriority w:val="99"/>
+    <w:basedOn w:val="2"/>
     <w:semiHidden/>
     <w:unhideWhenUsed/>
     <w:qFormat/>
+    <w:uiPriority w:val="99"/>
     <w:rPr>
       <w:sz w:val="16"/>
       <w:szCs w:val="16"/>
     </w:rPr>
   </w:style>
-  <w:style w:type="paragraph" w:styleId="CommentText">
+  <w:style w:type="paragraph" w:styleId="7">
     <w:name w:val="annotation text"/>
-    <w:basedOn w:val="Normal"/>
-    <w:link w:val="CommentTextChar"/>
-    <w:uiPriority w:val="99"/>
+    <w:basedOn w:val="1"/>
+    <w:link w:val="25"/>
     <w:semiHidden/>
     <w:unhideWhenUsed/>
     <w:qFormat/>
+    <w:uiPriority w:val="99"/>
     <w:rPr>
       <w:sz w:val="20"/>
       <w:szCs w:val="20"/>
     </w:rPr>
   </w:style>
-  <w:style w:type="paragraph" w:styleId="CommentSubject">
+  <w:style w:type="paragraph" w:styleId="8">
     <w:name w:val="annotation subject"/>
-    <w:basedOn w:val="CommentText"/>
-    <w:next w:val="CommentText"/>
-    <w:link w:val="CommentSubjectChar"/>
-    <w:uiPriority w:val="99"/>
+    <w:basedOn w:val="7"/>
+    <w:next w:val="7"/>
+    <w:link w:val="26"/>
     <w:semiHidden/>
     <w:unhideWhenUsed/>
     <w:qFormat/>
+    <w:uiPriority w:val="99"/>
     <w:rPr>
       <w:b/>
       <w:bCs/>
     </w:rPr>
   </w:style>
-  <w:style w:type="paragraph" w:styleId="Footer">
+  <w:style w:type="paragraph" w:styleId="9">
     <w:name w:val="footer"/>
-    <w:basedOn w:val="Normal"/>
-    <w:link w:val="FooterChar"/>
-    <w:uiPriority w:val="99"/>
+    <w:basedOn w:val="1"/>
+    <w:link w:val="14"/>
     <w:unhideWhenUsed/>
     <w:qFormat/>
+    <w:uiPriority w:val="99"/>
     <w:pPr>
       <w:tabs>
         <w:tab w:val="center" w:pos="4680"/>
@@ -3897,12 +4276,13 @@
       </w:tabs>
     </w:pPr>
   </w:style>
-  <w:style w:type="paragraph" w:styleId="Header">
+  <w:style w:type="paragraph" w:styleId="10">
     <w:name w:val="header"/>
-    <w:basedOn w:val="Normal"/>
-    <w:link w:val="HeaderChar"/>
+    <w:basedOn w:val="1"/>
+    <w:link w:val="13"/>
     <w:unhideWhenUsed/>
     <w:qFormat/>
+    <w:uiPriority w:val="0"/>
     <w:pPr>
       <w:tabs>
         <w:tab w:val="center" w:pos="4680"/>
@@ -3910,13 +4290,13 @@
       </w:tabs>
     </w:pPr>
   </w:style>
-  <w:style w:type="paragraph" w:styleId="PlainText">
+  <w:style w:type="paragraph" w:styleId="11">
     <w:name w:val="Plain Text"/>
-    <w:basedOn w:val="Normal"/>
-    <w:link w:val="PlainTextChar"/>
-    <w:uiPriority w:val="99"/>
+    <w:basedOn w:val="1"/>
+    <w:link w:val="17"/>
     <w:unhideWhenUsed/>
     <w:qFormat/>
+    <w:uiPriority w:val="99"/>
     <w:rPr>
       <w:rFonts w:ascii="Arial" w:hAnsi="Arial"/>
       <w:color w:val="17365D"/>
@@ -3924,72 +4304,90 @@
       <w:szCs w:val="21"/>
     </w:rPr>
   </w:style>
-  <w:style w:type="character" w:customStyle="1" w:styleId="HeaderChar">
+  <w:style w:type="table" w:styleId="12">
+    <w:name w:val="Table Grid"/>
+    <w:basedOn w:val="3"/>
+    <w:qFormat/>
+    <w:uiPriority w:val="59"/>
+    <w:tblPr>
+      <w:tblBorders>
+        <w:top w:val="single" w:color="auto" w:sz="4" w:space="0"/>
+        <w:left w:val="single" w:color="auto" w:sz="4" w:space="0"/>
+        <w:bottom w:val="single" w:color="auto" w:sz="4" w:space="0"/>
+        <w:right w:val="single" w:color="auto" w:sz="4" w:space="0"/>
+        <w:insideH w:val="single" w:color="auto" w:sz="4" w:space="0"/>
+        <w:insideV w:val="single" w:color="auto" w:sz="4" w:space="0"/>
+      </w:tblBorders>
+    </w:tblPr>
+  </w:style>
+  <w:style w:type="character" w:customStyle="1" w:styleId="13">
     <w:name w:val="Header Char"/>
-    <w:basedOn w:val="DefaultParagraphFont"/>
-    <w:link w:val="Header"/>
+    <w:basedOn w:val="2"/>
+    <w:link w:val="10"/>
+    <w:qFormat/>
     <w:uiPriority w:val="99"/>
+  </w:style>
+  <w:style w:type="character" w:customStyle="1" w:styleId="14">
+    <w:name w:val="Footer Char"/>
+    <w:basedOn w:val="2"/>
+    <w:link w:val="9"/>
     <w:qFormat/>
+    <w:uiPriority w:val="99"/>
   </w:style>
-  <w:style w:type="character" w:customStyle="1" w:styleId="FooterChar">
-    <w:name w:val="Footer Char"/>
-    <w:basedOn w:val="DefaultParagraphFont"/>
-    <w:link w:val="Footer"/>
-    <w:uiPriority w:val="99"/>
-    <w:qFormat/>
-  </w:style>
-  <w:style w:type="character" w:customStyle="1" w:styleId="BalloonTextChar">
+  <w:style w:type="character" w:customStyle="1" w:styleId="15">
     <w:name w:val="Balloon Text Char"/>
-    <w:basedOn w:val="DefaultParagraphFont"/>
-    <w:link w:val="BalloonText"/>
-    <w:uiPriority w:val="99"/>
+    <w:basedOn w:val="2"/>
+    <w:link w:val="4"/>
     <w:semiHidden/>
     <w:qFormat/>
+    <w:uiPriority w:val="99"/>
     <w:rPr>
       <w:rFonts w:ascii="Tahoma" w:hAnsi="Tahoma" w:cs="Tahoma"/>
       <w:sz w:val="16"/>
       <w:szCs w:val="16"/>
     </w:rPr>
   </w:style>
-  <w:style w:type="paragraph" w:customStyle="1" w:styleId="pbody">
+  <w:style w:type="paragraph" w:customStyle="1" w:styleId="16">
     <w:name w:val="pbody"/>
-    <w:basedOn w:val="Normal"/>
+    <w:basedOn w:val="1"/>
     <w:qFormat/>
+    <w:uiPriority w:val="0"/>
     <w:pPr>
       <w:spacing w:before="100" w:beforeAutospacing="1" w:after="100" w:afterAutospacing="1"/>
     </w:pPr>
   </w:style>
-  <w:style w:type="character" w:customStyle="1" w:styleId="PlainTextChar">
+  <w:style w:type="character" w:customStyle="1" w:styleId="17">
     <w:name w:val="Plain Text Char"/>
-    <w:basedOn w:val="DefaultParagraphFont"/>
-    <w:link w:val="PlainText"/>
+    <w:basedOn w:val="2"/>
+    <w:link w:val="11"/>
+    <w:qFormat/>
     <w:uiPriority w:val="99"/>
-    <w:qFormat/>
     <w:rPr>
-      <w:rFonts w:ascii="Arial" w:eastAsia="Times New Roman" w:hAnsi="Arial" w:cs="Times New Roman"/>
+      <w:rFonts w:ascii="Arial" w:hAnsi="Arial" w:eastAsia="Times New Roman" w:cs="Times New Roman"/>
       <w:color w:val="17365D"/>
       <w:sz w:val="20"/>
       <w:szCs w:val="21"/>
     </w:rPr>
   </w:style>
-  <w:style w:type="character" w:customStyle="1" w:styleId="BodyTextChar">
+  <w:style w:type="character" w:customStyle="1" w:styleId="18">
     <w:name w:val="Body Text Char"/>
-    <w:basedOn w:val="DefaultParagraphFont"/>
-    <w:link w:val="BodyText"/>
-    <w:uiPriority w:val="99"/>
+    <w:basedOn w:val="2"/>
+    <w:link w:val="5"/>
     <w:semiHidden/>
     <w:qFormat/>
+    <w:uiPriority w:val="99"/>
     <w:rPr>
-      <w:rFonts w:ascii="Times New Roman" w:eastAsia="Times New Roman" w:hAnsi="Times New Roman" w:cs="Times New Roman"/>
+      <w:rFonts w:ascii="Times New Roman" w:hAnsi="Times New Roman" w:eastAsia="Times New Roman" w:cs="Times New Roman"/>
       <w:sz w:val="20"/>
       <w:szCs w:val="20"/>
       <w:lang w:val="zh-CN" w:eastAsia="zh-CN"/>
     </w:rPr>
   </w:style>
-  <w:style w:type="paragraph" w:customStyle="1" w:styleId="a">
+  <w:style w:type="paragraph" w:customStyle="1" w:styleId="19">
     <w:name w:val="a"/>
-    <w:basedOn w:val="Normal"/>
+    <w:basedOn w:val="1"/>
     <w:qFormat/>
+    <w:uiPriority w:val="0"/>
     <w:rPr>
       <w:rFonts w:ascii="VNI-Times" w:hAnsi="VNI-Times"/>
       <w:b/>
@@ -3997,10 +4395,11 @@
       <w:szCs w:val="20"/>
     </w:rPr>
   </w:style>
-  <w:style w:type="paragraph" w:customStyle="1" w:styleId="c">
+  <w:style w:type="paragraph" w:customStyle="1" w:styleId="20">
     <w:name w:val="c"/>
-    <w:basedOn w:val="Normal"/>
+    <w:basedOn w:val="1"/>
     <w:qFormat/>
+    <w:uiPriority w:val="0"/>
     <w:pPr>
       <w:ind w:left="360" w:hanging="360"/>
       <w:jc w:val="both"/>
@@ -4011,72 +4410,75 @@
       <w:szCs w:val="20"/>
     </w:rPr>
   </w:style>
-  <w:style w:type="paragraph" w:styleId="ListParagraph">
+  <w:style w:type="paragraph" w:styleId="21">
     <w:name w:val="List Paragraph"/>
-    <w:basedOn w:val="Normal"/>
+    <w:basedOn w:val="1"/>
+    <w:qFormat/>
     <w:uiPriority w:val="34"/>
-    <w:qFormat/>
     <w:pPr>
       <w:ind w:left="720"/>
       <w:contextualSpacing/>
     </w:pPr>
   </w:style>
-  <w:style w:type="paragraph" w:customStyle="1" w:styleId="db9fe9049761426654245bb2dd862eecmsonormal">
+  <w:style w:type="paragraph" w:customStyle="1" w:styleId="22">
     <w:name w:val="db9fe9049761426654245bb2dd862eecmsonormal"/>
-    <w:basedOn w:val="Normal"/>
+    <w:basedOn w:val="1"/>
     <w:qFormat/>
+    <w:uiPriority w:val="0"/>
     <w:pPr>
       <w:spacing w:before="100" w:beforeAutospacing="1" w:after="100" w:afterAutospacing="1"/>
     </w:pPr>
   </w:style>
-  <w:style w:type="character" w:customStyle="1" w:styleId="wmi-callto">
+  <w:style w:type="character" w:customStyle="1" w:styleId="23">
     <w:name w:val="wmi-callto"/>
-    <w:basedOn w:val="DefaultParagraphFont"/>
+    <w:basedOn w:val="2"/>
     <w:qFormat/>
+    <w:uiPriority w:val="0"/>
   </w:style>
-  <w:style w:type="character" w:customStyle="1" w:styleId="fontstyle21">
+  <w:style w:type="character" w:customStyle="1" w:styleId="24">
     <w:name w:val="fontstyle21"/>
     <w:qFormat/>
+    <w:uiPriority w:val="0"/>
     <w:rPr>
-      <w:rFonts w:ascii="Times New Roman" w:hAnsi="Times New Roman" w:cs="Times New Roman" w:hint="default"/>
+      <w:rFonts w:hint="default" w:ascii="Times New Roman" w:hAnsi="Times New Roman" w:cs="Times New Roman"/>
       <w:color w:val="000000"/>
       <w:sz w:val="24"/>
       <w:szCs w:val="24"/>
     </w:rPr>
   </w:style>
-  <w:style w:type="character" w:customStyle="1" w:styleId="CommentTextChar">
+  <w:style w:type="character" w:customStyle="1" w:styleId="25">
     <w:name w:val="Comment Text Char"/>
-    <w:basedOn w:val="DefaultParagraphFont"/>
-    <w:link w:val="CommentText"/>
-    <w:uiPriority w:val="99"/>
+    <w:basedOn w:val="2"/>
+    <w:link w:val="7"/>
     <w:semiHidden/>
     <w:qFormat/>
+    <w:uiPriority w:val="99"/>
     <w:rPr>
-      <w:rFonts w:ascii="Times New Roman" w:eastAsia="Times New Roman" w:hAnsi="Times New Roman" w:cs="Times New Roman"/>
+      <w:rFonts w:ascii="Times New Roman" w:hAnsi="Times New Roman" w:eastAsia="Times New Roman" w:cs="Times New Roman"/>
       <w:sz w:val="20"/>
       <w:szCs w:val="20"/>
     </w:rPr>
   </w:style>
-  <w:style w:type="character" w:customStyle="1" w:styleId="CommentSubjectChar">
+  <w:style w:type="character" w:customStyle="1" w:styleId="26">
     <w:name w:val="Comment Subject Char"/>
-    <w:basedOn w:val="CommentTextChar"/>
-    <w:link w:val="CommentSubject"/>
-    <w:uiPriority w:val="99"/>
+    <w:basedOn w:val="25"/>
+    <w:link w:val="8"/>
     <w:semiHidden/>
     <w:qFormat/>
+    <w:uiPriority w:val="99"/>
     <w:rPr>
-      <w:rFonts w:ascii="Times New Roman" w:eastAsia="Times New Roman" w:hAnsi="Times New Roman" w:cs="Times New Roman"/>
+      <w:rFonts w:ascii="Times New Roman" w:hAnsi="Times New Roman" w:eastAsia="Times New Roman" w:cs="Times New Roman"/>
       <w:b/>
       <w:bCs/>
       <w:sz w:val="20"/>
       <w:szCs w:val="20"/>
     </w:rPr>
   </w:style>
-  <w:style w:type="paragraph" w:customStyle="1" w:styleId="TableParagraph">
+  <w:style w:type="paragraph" w:customStyle="1" w:styleId="27">
     <w:name w:val="Table Paragraph"/>
-    <w:basedOn w:val="Normal"/>
+    <w:basedOn w:val="1"/>
+    <w:qFormat/>
     <w:uiPriority w:val="1"/>
-    <w:qFormat/>
     <w:pPr>
       <w:widowControl w:val="0"/>
       <w:autoSpaceDE w:val="0"/>
@@ -4088,20 +4490,24 @@
       <w:lang w:val="vi"/>
     </w:rPr>
   </w:style>
-  <w:style w:type="character" w:customStyle="1" w:styleId="font51">
+  <w:style w:type="character" w:customStyle="1" w:styleId="28">
     <w:name w:val="font51"/>
+    <w:qFormat/>
+    <w:uiPriority w:val="0"/>
     <w:rPr>
-      <w:rFonts w:ascii="Times New Roman" w:hAnsi="Times New Roman" w:cs="Times New Roman" w:hint="default"/>
+      <w:rFonts w:hint="default" w:ascii="Times New Roman" w:hAnsi="Times New Roman" w:cs="Times New Roman"/>
       <w:color w:val="000000"/>
       <w:sz w:val="38"/>
       <w:szCs w:val="38"/>
       <w:u w:val="none"/>
     </w:rPr>
   </w:style>
-  <w:style w:type="character" w:customStyle="1" w:styleId="font81">
+  <w:style w:type="character" w:customStyle="1" w:styleId="29">
     <w:name w:val="font81"/>
+    <w:qFormat/>
+    <w:uiPriority w:val="0"/>
     <w:rPr>
-      <w:rFonts w:ascii="Times New Roman" w:hAnsi="Times New Roman" w:cs="Times New Roman" w:hint="default"/>
+      <w:rFonts w:hint="default" w:ascii="Times New Roman" w:hAnsi="Times New Roman" w:cs="Times New Roman"/>
       <w:i/>
       <w:iCs/>
       <w:color w:val="FF0000"/>
@@ -4394,7 +4800,6 @@
     </a:fmtScheme>
   </a:themeElements>
   <a:objectDefaults/>
-  <a:extraClrSchemeLst/>
 </a:theme>
 </file>
 

--- a/backend-app/samples/FILE MAU HOP DONG CÒN LẠI/4. BBNT VÀ QUYẾT TOÁN DỊCH VỤ - 0406 (DÙNG CHUNG CHO 2.1,2.2,3.1,3.2).docx
+++ b/backend-app/samples/FILE MAU HOP DONG CÒN LẠI/4. BBNT VÀ QUYẾT TOÁN DỊCH VỤ - 0406 (DÙNG CHUNG CHO 2.1,2.2,3.1,3.2).docx
@@ -1,5 +1,74 @@
 
-<file path=word/document.xml><?xml version="1.0" encoding="utf-8"?>
+<file path=customXml\item1.xml><?xml version="1.0" encoding="utf-8"?>
+<s:customData xmlns="http://www.wps.cn/officeDocument/2013/wpsCustomData" xmlns:s="http://www.wps.cn/officeDocument/2013/wpsCustomData">
+  <customSectProps/>
+  <customShpExts>
+    <customShpInfo spid="_x0000_s1026" textRotate="1"/>
+  </customShpExts>
+</s:customData>
+</file>
+
+<file path=customXml\item2.xml><?xml version="1.0" encoding="utf-8"?>
+<b:Sources xmlns:b="http://schemas.openxmlformats.org/officeDocument/2006/bibliography" xmlns="http://schemas.openxmlformats.org/officeDocument/2006/bibliography" SelectedStyle="\APA.XSL" StyleName="APA"/>
+</file>
+
+<file path=customXml\itemProps1.xml><?xml version="1.0" encoding="utf-8"?>
+<ds:datastoreItem xmlns:ds="http://schemas.openxmlformats.org/officeDocument/2006/customXml" ds:itemID="{B1977F7D-205B-4081-913C-38D41E755F92}">
+  <ds:schemaRefs>
+    <ds:schemaRef ds:uri="http://www.wps.cn/officeDocument/2013/wpsCustomData"/>
+  </ds:schemaRefs>
+</ds:datastoreItem>
+</file>
+
+<file path=customXml\itemProps2.xml><?xml version="1.0" encoding="utf-8"?>
+<ds:datastoreItem xmlns:ds="http://schemas.openxmlformats.org/officeDocument/2006/customXml" ds:itemID="{3DC3CAC5-9965-44EC-9251-B02AE47EF587}">
+  <ds:schemaRefs/>
+</ds:datastoreItem>
+</file>
+
+<file path=docProps\app.xml><?xml version="1.0" encoding="utf-8"?>
+<Properties xmlns="http://schemas.openxmlformats.org/officeDocument/2006/extended-properties" xmlns:vt="http://schemas.openxmlformats.org/officeDocument/2006/docPropsVTypes">
+  <Template>Normal</Template>
+  <Pages>3</Pages>
+  <Words>583</Words>
+  <Characters>2211</Characters>
+  <Lines>21</Lines>
+  <Paragraphs>6</Paragraphs>
+  <TotalTime>4</TotalTime>
+  <ScaleCrop>false</ScaleCrop>
+  <LinksUpToDate>false</LinksUpToDate>
+  <CharactersWithSpaces>2882</CharactersWithSpaces>
+  <Application>WPS Office_12.1.0.26880_F1E327BC-269C-435d-A152-05C5408002CA</Application>
+  <DocSecurity>0</DocSecurity>
+</Properties>
+</file>
+
+<file path=docProps\core.xml><?xml version="1.0" encoding="utf-8"?>
+<cp:coreProperties xmlns:cp="http://schemas.openxmlformats.org/package/2006/metadata/core-properties" xmlns:dc="http://purl.org/dc/elements/1.1/" xmlns:dcterms="http://purl.org/dc/terms/" xmlns:dcmitype="http://purl.org/dc/dcmitype/" xmlns:xsi="http://www.w3.org/2001/XMLSchema-instance">
+  <dcterms:created xsi:type="dcterms:W3CDTF">2026-02-02T08:30:00Z</dcterms:created>
+  <dc:creator>KHANHDHP</dc:creator>
+  <cp:lastModifiedBy>Dell3070</cp:lastModifiedBy>
+  <cp:lastPrinted>2026-04-02T08:06:00Z</cp:lastPrinted>
+  <dcterms:modified xsi:type="dcterms:W3CDTF">2026-06-10T04:04:30Z</dcterms:modified>
+  <cp:revision>75</cp:revision>
+</cp:coreProperties>
+</file>
+
+<file path=docProps\custom.xml><?xml version="1.0" encoding="utf-8"?>
+<Properties xmlns="http://schemas.openxmlformats.org/officeDocument/2006/custom-properties" xmlns:vt="http://schemas.openxmlformats.org/officeDocument/2006/docPropsVTypes">
+  <property fmtid="{D5CDD505-2E9C-101B-9397-08002B2CF9AE}" pid="2" name="KSOProductBuildVer">
+    <vt:lpwstr>1033-12.1.0.26880</vt:lpwstr>
+  </property>
+  <property fmtid="{D5CDD505-2E9C-101B-9397-08002B2CF9AE}" pid="3" name="ICV">
+    <vt:lpwstr>60DA44A057B94537B559F8F2E67AD9CE_12</vt:lpwstr>
+  </property>
+  <property fmtid="{D5CDD505-2E9C-101B-9397-08002B2CF9AE}" pid="4" name="KSOTemplateDocerSaveRecord">
+    <vt:lpwstr>eyJoZGlkIjoiYTJmYzZiNzA0MjJkZjA3YmRmYTQ1N2VlZWVlZDk3MzgifQ==</vt:lpwstr>
+  </property>
+</Properties>
+</file>
+
+<file path=word\document.xml><?xml version="1.0" encoding="utf-8"?>
 <w:document xmlns:wpc="http://schemas.microsoft.com/office/word/2010/wordprocessingCanvas" xmlns:mc="http://schemas.openxmlformats.org/markup-compatibility/2006" xmlns:o="urn:schemas-microsoft-com:office:office" xmlns:r="http://schemas.openxmlformats.org/officeDocument/2006/relationships" xmlns:m="http://schemas.openxmlformats.org/officeDocument/2006/math" xmlns:v="urn:schemas-microsoft-com:vml" xmlns:wp14="http://schemas.microsoft.com/office/word/2010/wordprocessingDrawing" xmlns:wp="http://schemas.openxmlformats.org/drawingml/2006/wordprocessingDrawing" xmlns:w="http://schemas.openxmlformats.org/wordprocessingml/2006/main" xmlns:w14="http://schemas.microsoft.com/office/word/2010/wordml" xmlns:w10="urn:schemas-microsoft-com:office:word" xmlns:w15="http://schemas.microsoft.com/office/word/2012/wordml" xmlns:wpg="http://schemas.microsoft.com/office/word/2010/wordprocessingGroup" xmlns:wpi="http://schemas.microsoft.com/office/word/2010/wordprocessingInk" xmlns:wne="http://schemas.microsoft.com/office/word/2006/wordml" xmlns:wps="http://schemas.microsoft.com/office/word/2010/wordprocessingShape" xmlns:wpsCustomData="http://www.wps.cn/officeDocument/2013/wpsCustomData" mc:Ignorable="w14 w15 wp14">
   <w:body>
     <w:p>
@@ -351,7 +420,7 @@
           <w:szCs w:val="26"/>
           <w:lang w:val="en-US"/>
         </w:rPr>
-        <w:t>{HNNguoiDaiDien}</w:t>
+        <w:t>{BenADaiDien}</w:t>
       </w:r>
     </w:p>
     <w:p>
@@ -399,7 +468,7 @@
           <w:szCs w:val="26"/>
           <w:lang w:val="en-US"/>
         </w:rPr>
-        <w:t>{HNChucVuNguoiDaiDien}</w:t>
+        <w:t>{BenAChucVuDaiDien}</w:t>
       </w:r>
     </w:p>
     <w:bookmarkEnd w:id="0"/>
@@ -714,7 +783,7 @@
           <w:sz w:val="26"/>
           <w:szCs w:val="26"/>
         </w:rPr>
-        <w:t>{BenBTenChuTiec}</w:t>
+        <w:t>{BenBTenDaiDien}</w:t>
       </w:r>
       <w:r>
         <w:rPr>
@@ -1837,7 +1906,7 @@
                 <w:sz w:val="24"/>
                 <w:szCs w:val="24"/>
               </w:rPr>
-              <w:t>{TongThanhTien}</w:t>
+              <w:t>{TongTienDichVu}</w:t>
             </w:r>
           </w:p>
         </w:tc>
@@ -3202,7 +3271,129 @@
 </w:document>
 </file>
 
-<file path=word/footer1.xml><?xml version="1.0" encoding="utf-8"?>
+<file path=word\fontTable.xml><?xml version="1.0" encoding="utf-8"?>
+<w:fonts xmlns:mc="http://schemas.openxmlformats.org/markup-compatibility/2006" xmlns:r="http://schemas.openxmlformats.org/officeDocument/2006/relationships" xmlns:w="http://schemas.openxmlformats.org/wordprocessingml/2006/main" xmlns:w14="http://schemas.microsoft.com/office/word/2010/wordml" mc:Ignorable="w14">
+  <w:font w:name="Times New Roman">
+    <w:panose1 w:val="02020603050405020304"/>
+    <w:charset w:val="00"/>
+    <w:family w:val="roman"/>
+    <w:pitch w:val="variable"/>
+    <w:sig w:usb0="20007A87" w:usb1="80000000" w:usb2="00000008" w:usb3="00000000" w:csb0="000001FF" w:csb1="00000000"/>
+  </w:font>
+  <w:font w:name="宋体">
+    <w:altName w:val="SimSun"/>
+    <w:panose1 w:val="02010600030101010101"/>
+    <w:charset w:val="86"/>
+    <w:family w:val="auto"/>
+    <w:pitch w:val="variable"/>
+    <w:sig w:usb0="00000003" w:usb1="080E0000" w:usb2="00000010" w:usb3="00000000" w:csb0="00040001" w:csb1="00000000"/>
+  </w:font>
+  <w:font w:name="SimSun">
+    <w:panose1 w:val="02010600030101010101"/>
+    <w:charset w:val="86"/>
+    <w:family w:val="auto"/>
+    <w:pitch w:val="default"/>
+    <w:sig w:usb0="00000203" w:usb1="288F0000" w:usb2="00000006" w:usb3="00000000" w:csb0="00040001" w:csb1="00000000"/>
+  </w:font>
+  <w:font w:name="Arial">
+    <w:panose1 w:val="020B0604020202020204"/>
+    <w:charset w:val="00"/>
+    <w:family w:val="swiss"/>
+    <w:pitch w:val="default"/>
+    <w:sig w:usb0="E0002EFF" w:usb1="C000785B" w:usb2="00000009" w:usb3="00000000" w:csb0="400001FF" w:csb1="FFFF0000"/>
+  </w:font>
+  <w:font w:name="黑体">
+    <w:altName w:val="SimSun"/>
+    <w:panose1 w:val="02010600030101010101"/>
+    <w:charset w:val="86"/>
+    <w:family w:val="auto"/>
+    <w:pitch w:val="default"/>
+    <w:sig w:usb0="00000001" w:usb1="080E0000" w:usb2="00000010" w:usb3="00000000" w:csb0="00040000" w:csb1="00000000"/>
+  </w:font>
+  <w:font w:name="Courier New">
+    <w:panose1 w:val="02070309020205020404"/>
+    <w:charset w:val="00"/>
+    <w:family w:val="modern"/>
+    <w:pitch w:val="default"/>
+    <w:sig w:usb0="E0002EFF" w:usb1="C0007843" w:usb2="00000009" w:usb3="00000000" w:csb0="400001FF" w:csb1="FFFF0000"/>
+  </w:font>
+  <w:font w:name="Wingdings">
+    <w:panose1 w:val="05000000000000000000"/>
+    <w:charset w:val="02"/>
+    <w:family w:val="auto"/>
+    <w:pitch w:val="default"/>
+    <w:sig w:usb0="00000000" w:usb1="00000000" w:usb2="00000000" w:usb3="00000000" w:csb0="80000000" w:csb1="00000000"/>
+  </w:font>
+  <w:font w:name="Calibri">
+    <w:panose1 w:val="020F0502020204030204"/>
+    <w:charset w:val="00"/>
+    <w:family w:val="swiss"/>
+    <w:pitch w:val="default"/>
+    <w:sig w:usb0="E4002EFF" w:usb1="C200247B" w:usb2="00000009" w:usb3="00000000" w:csb0="200001FF" w:csb1="00000000"/>
+  </w:font>
+  <w:font w:name="等线">
+    <w:altName w:val="Microsoft YaHei"/>
+    <w:panose1 w:val="00000000000000000000"/>
+    <w:charset w:val="86"/>
+    <w:family w:val="auto"/>
+    <w:pitch w:val="default"/>
+    <w:sig w:usb0="00000000" w:usb1="00000000" w:usb2="00000000" w:usb3="00000000" w:csb0="00000000" w:csb1="00000000"/>
+  </w:font>
+  <w:font w:name="Tahoma">
+    <w:panose1 w:val="020B0604030504040204"/>
+    <w:charset w:val="00"/>
+    <w:family w:val="swiss"/>
+    <w:pitch w:val="default"/>
+    <w:sig w:usb0="E1002EFF" w:usb1="C000605B" w:usb2="00000029" w:usb3="00000000" w:csb0="200101FF" w:csb1="20280000"/>
+  </w:font>
+  <w:font w:name="VNI-Times">
+    <w:altName w:val="Segoe Print"/>
+    <w:panose1 w:val="00000000000000000000"/>
+    <w:charset w:val="00"/>
+    <w:family w:val="auto"/>
+    <w:pitch w:val="default"/>
+    <w:sig w:usb0="00000000" w:usb1="00000000" w:usb2="00000000" w:usb3="00000000" w:csb0="00000013" w:csb1="00000000"/>
+  </w:font>
+  <w:font w:name="Segoe Print">
+    <w:panose1 w:val="02000600000000000000"/>
+    <w:charset w:val="00"/>
+    <w:family w:val="auto"/>
+    <w:pitch w:val="default"/>
+    <w:sig w:usb0="0000028F" w:usb1="00000000" w:usb2="00000000" w:usb3="00000000" w:csb0="2000009F" w:csb1="47010000"/>
+  </w:font>
+  <w:font w:name="Symbol">
+    <w:panose1 w:val="05050102010706020507"/>
+    <w:charset w:val="02"/>
+    <w:family w:val="roman"/>
+    <w:pitch w:val="default"/>
+    <w:sig w:usb0="00000000" w:usb1="00000000" w:usb2="00000000" w:usb3="00000000" w:csb0="80000000" w:csb1="00000000"/>
+  </w:font>
+  <w:font w:name="Microsoft YaHei">
+    <w:panose1 w:val="020B0503020204020204"/>
+    <w:charset w:val="86"/>
+    <w:family w:val="auto"/>
+    <w:pitch w:val="default"/>
+    <w:sig w:usb0="80000287" w:usb1="2ACF3C50" w:usb2="00000016" w:usb3="00000000" w:csb0="0004001F" w:csb1="00000000"/>
+  </w:font>
+  <w:font w:name="VNI-Broad">
+    <w:altName w:val="Microsoft YaHei"/>
+    <w:panose1 w:val="00000000000000000000"/>
+    <w:charset w:val="00"/>
+    <w:family w:val="auto"/>
+    <w:pitch w:val="default"/>
+    <w:sig w:usb0="00000000" w:usb1="00000000" w:usb2="00000000" w:usb3="00000000" w:csb0="00000001" w:csb1="00000000"/>
+  </w:font>
+  <w:font w:name="Consolas">
+    <w:panose1 w:val="020B0609020204030204"/>
+    <w:charset w:val="00"/>
+    <w:family w:val="auto"/>
+    <w:pitch w:val="default"/>
+    <w:sig w:usb0="E00006FF" w:usb1="0000FCFF" w:usb2="00000001" w:usb3="00000000" w:csb0="6000019F" w:csb1="DFD70000"/>
+  </w:font>
+</w:fonts>
+</file>
+
+<file path=word\footer1.xml><?xml version="1.0" encoding="utf-8"?>
 <w:ftr xmlns:wpc="http://schemas.microsoft.com/office/word/2010/wordprocessingCanvas" xmlns:mc="http://schemas.openxmlformats.org/markup-compatibility/2006" xmlns:o="urn:schemas-microsoft-com:office:office" xmlns:r="http://schemas.openxmlformats.org/officeDocument/2006/relationships" xmlns:m="http://schemas.openxmlformats.org/officeDocument/2006/math" xmlns:v="urn:schemas-microsoft-com:vml" xmlns:wp14="http://schemas.microsoft.com/office/word/2010/wordprocessingDrawing" xmlns:wp="http://schemas.openxmlformats.org/drawingml/2006/wordprocessingDrawing" xmlns:w10="urn:schemas-microsoft-com:office:word" xmlns:w="http://schemas.openxmlformats.org/wordprocessingml/2006/main" xmlns:w14="http://schemas.microsoft.com/office/word/2010/wordml" xmlns:w15="http://schemas.microsoft.com/office/word/2012/wordml" xmlns:wpg="http://schemas.microsoft.com/office/word/2010/wordprocessingGroup" xmlns:wpi="http://schemas.microsoft.com/office/word/2010/wordprocessingInk" xmlns:wne="http://schemas.microsoft.com/office/word/2006/wordml" xmlns:wps="http://schemas.microsoft.com/office/word/2010/wordprocessingShape" xmlns:wpsCustomData="http://www.wps.cn/officeDocument/2013/wpsCustomData" mc:Ignorable="w14 w15 wp14">
   <w:p>
     <w:pPr>
@@ -3409,7 +3600,7 @@
 </w:ftr>
 </file>
 
-<file path=word/header1.xml><?xml version="1.0" encoding="utf-8"?>
+<file path=word\header1.xml><?xml version="1.0" encoding="utf-8"?>
 <w:hdr xmlns:wpc="http://schemas.microsoft.com/office/word/2010/wordprocessingCanvas" xmlns:mc="http://schemas.openxmlformats.org/markup-compatibility/2006" xmlns:o="urn:schemas-microsoft-com:office:office" xmlns:r="http://schemas.openxmlformats.org/officeDocument/2006/relationships" xmlns:m="http://schemas.openxmlformats.org/officeDocument/2006/math" xmlns:v="urn:schemas-microsoft-com:vml" xmlns:wp14="http://schemas.microsoft.com/office/word/2010/wordprocessingDrawing" xmlns:wp="http://schemas.openxmlformats.org/drawingml/2006/wordprocessingDrawing" xmlns:w10="urn:schemas-microsoft-com:office:word" xmlns:w="http://schemas.openxmlformats.org/wordprocessingml/2006/main" xmlns:w14="http://schemas.microsoft.com/office/word/2010/wordml" xmlns:w15="http://schemas.microsoft.com/office/word/2012/wordml" xmlns:wpg="http://schemas.microsoft.com/office/word/2010/wordprocessingGroup" xmlns:wpi="http://schemas.microsoft.com/office/word/2010/wordprocessingInk" xmlns:wne="http://schemas.microsoft.com/office/word/2006/wordml" xmlns:wps="http://schemas.microsoft.com/office/word/2010/wordprocessingShape" xmlns:wpsCustomData="http://www.wps.cn/officeDocument/2013/wpsCustomData" mc:Ignorable="w14 w15 wp14">
   <w:p>
     <w:pPr>
@@ -3426,7 +3617,7 @@
 </w:hdr>
 </file>
 
-<file path=word/numbering.xml><?xml version="1.0" encoding="utf-8"?>
+<file path=word\numbering.xml><?xml version="1.0" encoding="utf-8"?>
 <w:numbering xmlns:wpc="http://schemas.microsoft.com/office/word/2010/wordprocessingCanvas" xmlns:mc="http://schemas.openxmlformats.org/markup-compatibility/2006" xmlns:o="urn:schemas-microsoft-com:office:office" xmlns:r="http://schemas.openxmlformats.org/officeDocument/2006/relationships" xmlns:m="http://schemas.openxmlformats.org/officeDocument/2006/math" xmlns:v="urn:schemas-microsoft-com:vml" xmlns:wp14="http://schemas.microsoft.com/office/word/2010/wordprocessingDrawing" xmlns:wp="http://schemas.openxmlformats.org/drawingml/2006/wordprocessingDrawing" xmlns:w10="urn:schemas-microsoft-com:office:word" xmlns:w="http://schemas.openxmlformats.org/wordprocessingml/2006/main" xmlns:w14="http://schemas.microsoft.com/office/word/2010/wordml" xmlns:wpg="http://schemas.microsoft.com/office/word/2010/wordprocessingGroup" xmlns:wpi="http://schemas.microsoft.com/office/word/2010/wordprocessingInk" xmlns:wne="http://schemas.microsoft.com/office/word/2006/wordml" xmlns:wps="http://schemas.microsoft.com/office/word/2010/wordprocessingShape" xmlns:wpsCustomData="http://www.wps.cn/officeDocument/2013/wpsCustomData" mc:Ignorable="w14 wp14">
   <w:abstractNum w:abstractNumId="0">
     <w:nsid w:val="239703BD"/>
@@ -3898,7 +4089,559 @@
 </w:numbering>
 </file>
 
-<file path=word/styles.xml><?xml version="1.0" encoding="utf-8"?>
+<file path=word\settings.xml><?xml version="1.0" encoding="utf-8"?>
+<w:settings xmlns:mc="http://schemas.openxmlformats.org/markup-compatibility/2006" xmlns:o="urn:schemas-microsoft-com:office:office" xmlns:r="http://schemas.openxmlformats.org/officeDocument/2006/relationships" xmlns:m="http://schemas.openxmlformats.org/officeDocument/2006/math" xmlns:v="urn:schemas-microsoft-com:vml" xmlns:w10="urn:schemas-microsoft-com:office:word" xmlns:w="http://schemas.openxmlformats.org/wordprocessingml/2006/main" xmlns:w14="http://schemas.microsoft.com/office/word/2010/wordml" xmlns:sl="http://schemas.openxmlformats.org/schemaLibrary/2006/main" xmlns:wpsCustomData="http://www.wps.cn/officeDocument/2013/wpsCustomData" mc:Ignorable="w14">
+  <w:zoom w:percent="150"/>
+  <w:bordersDoNotSurroundHeader w:val="0"/>
+  <w:bordersDoNotSurroundFooter w:val="0"/>
+  <w:hideSpellingErrors/>
+  <w:documentProtection w:enforcement="0"/>
+  <w:defaultTabStop w:val="720"/>
+  <w:displayHorizontalDrawingGridEvery w:val="1"/>
+  <w:displayVerticalDrawingGridEvery w:val="1"/>
+  <w:noPunctuationKerning w:val="1"/>
+  <w:characterSpacingControl w:val="doNotCompress"/>
+  <w:compat>
+    <w:doNotExpandShiftReturn/>
+    <w:doNotWrapTextWithPunct/>
+    <w:doNotUseEastAsianBreakRules/>
+    <w:compatSetting w:name="compatibilityMode" w:uri="http://schemas.microsoft.com/office/word" w:val="15"/>
+    <w:compatSetting w:name="overrideTableStyleFontSizeAndJustification" w:uri="http://schemas.microsoft.com/office/word" w:val="1"/>
+    <w:compatSetting w:name="enableOpenTypeFeatures" w:uri="http://schemas.microsoft.com/office/word" w:val="1"/>
+    <w:compatSetting w:name="doNotFlipMirrorIndents" w:uri="http://schemas.microsoft.com/office/word" w:val="1"/>
+    <w:compatSetting w:name="differentiateMultirowTableHeaders" w:uri="http://schemas.microsoft.com/office/word" w:val="1"/>
+  </w:compat>
+  <w:rsids>
+    <w:rsidRoot w:val="00446466"/>
+    <w:rsid w:val="00000DC2"/>
+    <w:rsid w:val="00013553"/>
+    <w:rsid w:val="0002028B"/>
+    <w:rsid w:val="00024A40"/>
+    <w:rsid w:val="000342B2"/>
+    <w:rsid w:val="000404FD"/>
+    <w:rsid w:val="00042482"/>
+    <w:rsid w:val="00044A9D"/>
+    <w:rsid w:val="00050266"/>
+    <w:rsid w:val="00053351"/>
+    <w:rsid w:val="00054101"/>
+    <w:rsid w:val="000551D2"/>
+    <w:rsid w:val="000726C7"/>
+    <w:rsid w:val="000827A4"/>
+    <w:rsid w:val="000979DF"/>
+    <w:rsid w:val="000A20FA"/>
+    <w:rsid w:val="000A310B"/>
+    <w:rsid w:val="000A5520"/>
+    <w:rsid w:val="000B0A63"/>
+    <w:rsid w:val="000C5075"/>
+    <w:rsid w:val="000D7372"/>
+    <w:rsid w:val="000E42E0"/>
+    <w:rsid w:val="000E47CD"/>
+    <w:rsid w:val="000F66E8"/>
+    <w:rsid w:val="00101950"/>
+    <w:rsid w:val="001173BA"/>
+    <w:rsid w:val="00120B87"/>
+    <w:rsid w:val="0012635D"/>
+    <w:rsid w:val="0014192A"/>
+    <w:rsid w:val="0014347D"/>
+    <w:rsid w:val="00145270"/>
+    <w:rsid w:val="00154536"/>
+    <w:rsid w:val="001551FD"/>
+    <w:rsid w:val="00155721"/>
+    <w:rsid w:val="00156887"/>
+    <w:rsid w:val="00162A36"/>
+    <w:rsid w:val="00163688"/>
+    <w:rsid w:val="00163EB1"/>
+    <w:rsid w:val="00165C66"/>
+    <w:rsid w:val="001716CA"/>
+    <w:rsid w:val="001731E1"/>
+    <w:rsid w:val="001741C4"/>
+    <w:rsid w:val="00186607"/>
+    <w:rsid w:val="00191E4E"/>
+    <w:rsid w:val="001A0C64"/>
+    <w:rsid w:val="001A5F85"/>
+    <w:rsid w:val="001B580F"/>
+    <w:rsid w:val="001B5F97"/>
+    <w:rsid w:val="001B6EA7"/>
+    <w:rsid w:val="001B7E73"/>
+    <w:rsid w:val="001C1574"/>
+    <w:rsid w:val="001D28D4"/>
+    <w:rsid w:val="001D4925"/>
+    <w:rsid w:val="001D5768"/>
+    <w:rsid w:val="001E1B3E"/>
+    <w:rsid w:val="001E2264"/>
+    <w:rsid w:val="001E28B0"/>
+    <w:rsid w:val="001E3E8A"/>
+    <w:rsid w:val="001F114E"/>
+    <w:rsid w:val="001F3BAC"/>
+    <w:rsid w:val="002378B8"/>
+    <w:rsid w:val="00243959"/>
+    <w:rsid w:val="002448C0"/>
+    <w:rsid w:val="002542EC"/>
+    <w:rsid w:val="00263704"/>
+    <w:rsid w:val="002660D9"/>
+    <w:rsid w:val="00266B3B"/>
+    <w:rsid w:val="0027342E"/>
+    <w:rsid w:val="00275BC1"/>
+    <w:rsid w:val="0027627A"/>
+    <w:rsid w:val="00280ED1"/>
+    <w:rsid w:val="00285192"/>
+    <w:rsid w:val="0028655F"/>
+    <w:rsid w:val="00292517"/>
+    <w:rsid w:val="002A2A86"/>
+    <w:rsid w:val="002A7AB7"/>
+    <w:rsid w:val="002B0030"/>
+    <w:rsid w:val="002C3A22"/>
+    <w:rsid w:val="002C5C6F"/>
+    <w:rsid w:val="002E132D"/>
+    <w:rsid w:val="00330079"/>
+    <w:rsid w:val="00336727"/>
+    <w:rsid w:val="003563FB"/>
+    <w:rsid w:val="00356A0D"/>
+    <w:rsid w:val="003609B8"/>
+    <w:rsid w:val="0037048B"/>
+    <w:rsid w:val="003855BE"/>
+    <w:rsid w:val="0038569A"/>
+    <w:rsid w:val="00397294"/>
+    <w:rsid w:val="003A0253"/>
+    <w:rsid w:val="003A5DD3"/>
+    <w:rsid w:val="003A698D"/>
+    <w:rsid w:val="003B31C8"/>
+    <w:rsid w:val="003B619E"/>
+    <w:rsid w:val="003B67F9"/>
+    <w:rsid w:val="003B6B39"/>
+    <w:rsid w:val="003D0441"/>
+    <w:rsid w:val="003D4271"/>
+    <w:rsid w:val="003D504C"/>
+    <w:rsid w:val="003D643D"/>
+    <w:rsid w:val="003E2175"/>
+    <w:rsid w:val="003E3A0F"/>
+    <w:rsid w:val="003E6450"/>
+    <w:rsid w:val="003F51D2"/>
+    <w:rsid w:val="003F5B18"/>
+    <w:rsid w:val="004020F6"/>
+    <w:rsid w:val="004132E1"/>
+    <w:rsid w:val="00413A60"/>
+    <w:rsid w:val="00420F0D"/>
+    <w:rsid w:val="0042203A"/>
+    <w:rsid w:val="00423977"/>
+    <w:rsid w:val="004360AF"/>
+    <w:rsid w:val="00436B8C"/>
+    <w:rsid w:val="00443561"/>
+    <w:rsid w:val="00446466"/>
+    <w:rsid w:val="00456ABF"/>
+    <w:rsid w:val="00456EEE"/>
+    <w:rsid w:val="004607FE"/>
+    <w:rsid w:val="00466119"/>
+    <w:rsid w:val="004716EA"/>
+    <w:rsid w:val="0047679C"/>
+    <w:rsid w:val="00484F4E"/>
+    <w:rsid w:val="0048648F"/>
+    <w:rsid w:val="0049352A"/>
+    <w:rsid w:val="004947DE"/>
+    <w:rsid w:val="00497F56"/>
+    <w:rsid w:val="004B1896"/>
+    <w:rsid w:val="004B3195"/>
+    <w:rsid w:val="004B40DA"/>
+    <w:rsid w:val="004C0D96"/>
+    <w:rsid w:val="004C15D2"/>
+    <w:rsid w:val="004C3D51"/>
+    <w:rsid w:val="004C4A7F"/>
+    <w:rsid w:val="004C6D49"/>
+    <w:rsid w:val="004D6DEB"/>
+    <w:rsid w:val="004E25DD"/>
+    <w:rsid w:val="004F137D"/>
+    <w:rsid w:val="004F3D79"/>
+    <w:rsid w:val="00500C4C"/>
+    <w:rsid w:val="00526F2A"/>
+    <w:rsid w:val="0053057F"/>
+    <w:rsid w:val="005331FE"/>
+    <w:rsid w:val="0053760A"/>
+    <w:rsid w:val="00560301"/>
+    <w:rsid w:val="00563023"/>
+    <w:rsid w:val="00581517"/>
+    <w:rsid w:val="0058364B"/>
+    <w:rsid w:val="0058439B"/>
+    <w:rsid w:val="00590093"/>
+    <w:rsid w:val="0059021C"/>
+    <w:rsid w:val="005D7C37"/>
+    <w:rsid w:val="005D7E27"/>
+    <w:rsid w:val="005E2B0C"/>
+    <w:rsid w:val="005E7ADB"/>
+    <w:rsid w:val="006013BA"/>
+    <w:rsid w:val="00604027"/>
+    <w:rsid w:val="00607D61"/>
+    <w:rsid w:val="00621455"/>
+    <w:rsid w:val="00632A2B"/>
+    <w:rsid w:val="00633B1D"/>
+    <w:rsid w:val="00637562"/>
+    <w:rsid w:val="00641412"/>
+    <w:rsid w:val="00650190"/>
+    <w:rsid w:val="0066177A"/>
+    <w:rsid w:val="006708F6"/>
+    <w:rsid w:val="0068052D"/>
+    <w:rsid w:val="00680FA1"/>
+    <w:rsid w:val="006905C6"/>
+    <w:rsid w:val="00692E36"/>
+    <w:rsid w:val="00694E5F"/>
+    <w:rsid w:val="006A48EE"/>
+    <w:rsid w:val="006B3CFD"/>
+    <w:rsid w:val="006B44EA"/>
+    <w:rsid w:val="006B628A"/>
+    <w:rsid w:val="006B7A99"/>
+    <w:rsid w:val="006C2A25"/>
+    <w:rsid w:val="006C6CB3"/>
+    <w:rsid w:val="006D4DEF"/>
+    <w:rsid w:val="006D6D0F"/>
+    <w:rsid w:val="006E0BF1"/>
+    <w:rsid w:val="006E574C"/>
+    <w:rsid w:val="006E6B3D"/>
+    <w:rsid w:val="006F3ABB"/>
+    <w:rsid w:val="0070355B"/>
+    <w:rsid w:val="0070517D"/>
+    <w:rsid w:val="00706AAC"/>
+    <w:rsid w:val="0072003D"/>
+    <w:rsid w:val="0072200D"/>
+    <w:rsid w:val="00723FA7"/>
+    <w:rsid w:val="0073432F"/>
+    <w:rsid w:val="00740AAA"/>
+    <w:rsid w:val="0074398A"/>
+    <w:rsid w:val="0075306D"/>
+    <w:rsid w:val="007759BD"/>
+    <w:rsid w:val="00780BD0"/>
+    <w:rsid w:val="007878E8"/>
+    <w:rsid w:val="007915A8"/>
+    <w:rsid w:val="007948E9"/>
+    <w:rsid w:val="007A4420"/>
+    <w:rsid w:val="007A67A1"/>
+    <w:rsid w:val="007A7D3B"/>
+    <w:rsid w:val="007B0B4C"/>
+    <w:rsid w:val="007C3E26"/>
+    <w:rsid w:val="007C44D9"/>
+    <w:rsid w:val="007C47F2"/>
+    <w:rsid w:val="007D0260"/>
+    <w:rsid w:val="007E0E22"/>
+    <w:rsid w:val="007E3ACD"/>
+    <w:rsid w:val="007F3EE6"/>
+    <w:rsid w:val="00800171"/>
+    <w:rsid w:val="00802727"/>
+    <w:rsid w:val="00815BD7"/>
+    <w:rsid w:val="00815E3B"/>
+    <w:rsid w:val="0081736E"/>
+    <w:rsid w:val="00822EE4"/>
+    <w:rsid w:val="0082419B"/>
+    <w:rsid w:val="008353E4"/>
+    <w:rsid w:val="00847B3C"/>
+    <w:rsid w:val="008565DF"/>
+    <w:rsid w:val="008570F1"/>
+    <w:rsid w:val="008608C7"/>
+    <w:rsid w:val="00861FC1"/>
+    <w:rsid w:val="00874CA7"/>
+    <w:rsid w:val="00877F8B"/>
+    <w:rsid w:val="00880EE1"/>
+    <w:rsid w:val="0089016A"/>
+    <w:rsid w:val="008A29DD"/>
+    <w:rsid w:val="008B1A32"/>
+    <w:rsid w:val="008C0E0E"/>
+    <w:rsid w:val="008C3F3E"/>
+    <w:rsid w:val="008C4383"/>
+    <w:rsid w:val="008C6F04"/>
+    <w:rsid w:val="008E0A91"/>
+    <w:rsid w:val="008E490B"/>
+    <w:rsid w:val="008E5311"/>
+    <w:rsid w:val="008F6FFF"/>
+    <w:rsid w:val="008F75C1"/>
+    <w:rsid w:val="00913DDF"/>
+    <w:rsid w:val="0093481C"/>
+    <w:rsid w:val="00950514"/>
+    <w:rsid w:val="00953F13"/>
+    <w:rsid w:val="009550EA"/>
+    <w:rsid w:val="00957FF5"/>
+    <w:rsid w:val="00974C41"/>
+    <w:rsid w:val="00977AE5"/>
+    <w:rsid w:val="009819CB"/>
+    <w:rsid w:val="00987F7C"/>
+    <w:rsid w:val="009A452F"/>
+    <w:rsid w:val="009B67E1"/>
+    <w:rsid w:val="009C2B67"/>
+    <w:rsid w:val="009C668E"/>
+    <w:rsid w:val="009E08C9"/>
+    <w:rsid w:val="009E4B4F"/>
+    <w:rsid w:val="00A140F4"/>
+    <w:rsid w:val="00A141E0"/>
+    <w:rsid w:val="00A16DEB"/>
+    <w:rsid w:val="00A22A87"/>
+    <w:rsid w:val="00A242DA"/>
+    <w:rsid w:val="00A25351"/>
+    <w:rsid w:val="00A30646"/>
+    <w:rsid w:val="00A3064A"/>
+    <w:rsid w:val="00A34CD9"/>
+    <w:rsid w:val="00A3615F"/>
+    <w:rsid w:val="00A5119D"/>
+    <w:rsid w:val="00A612BD"/>
+    <w:rsid w:val="00A702B4"/>
+    <w:rsid w:val="00A75B54"/>
+    <w:rsid w:val="00A814C6"/>
+    <w:rsid w:val="00A82D71"/>
+    <w:rsid w:val="00A83CF3"/>
+    <w:rsid w:val="00A83F00"/>
+    <w:rsid w:val="00A851FB"/>
+    <w:rsid w:val="00A92678"/>
+    <w:rsid w:val="00A97DCA"/>
+    <w:rsid w:val="00AA64BA"/>
+    <w:rsid w:val="00AB1A5A"/>
+    <w:rsid w:val="00AC2F6B"/>
+    <w:rsid w:val="00AE0134"/>
+    <w:rsid w:val="00B076BE"/>
+    <w:rsid w:val="00B11D3C"/>
+    <w:rsid w:val="00B20EC7"/>
+    <w:rsid w:val="00B30A1C"/>
+    <w:rsid w:val="00B44C80"/>
+    <w:rsid w:val="00B469CD"/>
+    <w:rsid w:val="00B47CF8"/>
+    <w:rsid w:val="00B615E1"/>
+    <w:rsid w:val="00B63EB0"/>
+    <w:rsid w:val="00B6543F"/>
+    <w:rsid w:val="00B6571B"/>
+    <w:rsid w:val="00B667F0"/>
+    <w:rsid w:val="00B9517E"/>
+    <w:rsid w:val="00B957B3"/>
+    <w:rsid w:val="00BA09E4"/>
+    <w:rsid w:val="00BA4259"/>
+    <w:rsid w:val="00BA5A03"/>
+    <w:rsid w:val="00BB3C88"/>
+    <w:rsid w:val="00BC7FA1"/>
+    <w:rsid w:val="00BD1A72"/>
+    <w:rsid w:val="00BD205A"/>
+    <w:rsid w:val="00BE4AB6"/>
+    <w:rsid w:val="00BE5F0C"/>
+    <w:rsid w:val="00BF07CD"/>
+    <w:rsid w:val="00BF7A2A"/>
+    <w:rsid w:val="00C00090"/>
+    <w:rsid w:val="00C17603"/>
+    <w:rsid w:val="00C25927"/>
+    <w:rsid w:val="00C27482"/>
+    <w:rsid w:val="00C33A17"/>
+    <w:rsid w:val="00C36144"/>
+    <w:rsid w:val="00C3667A"/>
+    <w:rsid w:val="00C42653"/>
+    <w:rsid w:val="00C42F3E"/>
+    <w:rsid w:val="00C43258"/>
+    <w:rsid w:val="00C4662F"/>
+    <w:rsid w:val="00C5084A"/>
+    <w:rsid w:val="00C55451"/>
+    <w:rsid w:val="00C557BA"/>
+    <w:rsid w:val="00C60E92"/>
+    <w:rsid w:val="00C63B4D"/>
+    <w:rsid w:val="00C7072C"/>
+    <w:rsid w:val="00C76E57"/>
+    <w:rsid w:val="00C823CD"/>
+    <w:rsid w:val="00C85621"/>
+    <w:rsid w:val="00C91677"/>
+    <w:rsid w:val="00C94B40"/>
+    <w:rsid w:val="00CA0943"/>
+    <w:rsid w:val="00CA6C01"/>
+    <w:rsid w:val="00CB42EB"/>
+    <w:rsid w:val="00CC6CB7"/>
+    <w:rsid w:val="00CC702B"/>
+    <w:rsid w:val="00CD3307"/>
+    <w:rsid w:val="00CD3E6D"/>
+    <w:rsid w:val="00CD4C15"/>
+    <w:rsid w:val="00CE1291"/>
+    <w:rsid w:val="00CE6ED0"/>
+    <w:rsid w:val="00CF353A"/>
+    <w:rsid w:val="00CF635A"/>
+    <w:rsid w:val="00CF70C4"/>
+    <w:rsid w:val="00D046DC"/>
+    <w:rsid w:val="00D10C38"/>
+    <w:rsid w:val="00D1175A"/>
+    <w:rsid w:val="00D13DE1"/>
+    <w:rsid w:val="00D15A80"/>
+    <w:rsid w:val="00D16997"/>
+    <w:rsid w:val="00D20106"/>
+    <w:rsid w:val="00D27244"/>
+    <w:rsid w:val="00D274B8"/>
+    <w:rsid w:val="00D30401"/>
+    <w:rsid w:val="00D36EEA"/>
+    <w:rsid w:val="00D42079"/>
+    <w:rsid w:val="00D460FA"/>
+    <w:rsid w:val="00D55815"/>
+    <w:rsid w:val="00D623C1"/>
+    <w:rsid w:val="00D62A39"/>
+    <w:rsid w:val="00D62BFE"/>
+    <w:rsid w:val="00D65FCC"/>
+    <w:rsid w:val="00D67EDD"/>
+    <w:rsid w:val="00D71546"/>
+    <w:rsid w:val="00D76671"/>
+    <w:rsid w:val="00D76756"/>
+    <w:rsid w:val="00D87DA7"/>
+    <w:rsid w:val="00D91BC6"/>
+    <w:rsid w:val="00D97129"/>
+    <w:rsid w:val="00DA75D9"/>
+    <w:rsid w:val="00DB0455"/>
+    <w:rsid w:val="00DB44B4"/>
+    <w:rsid w:val="00DB61FD"/>
+    <w:rsid w:val="00DC1D00"/>
+    <w:rsid w:val="00DE32CA"/>
+    <w:rsid w:val="00DE5345"/>
+    <w:rsid w:val="00DE7586"/>
+    <w:rsid w:val="00DF3635"/>
+    <w:rsid w:val="00DF3A25"/>
+    <w:rsid w:val="00DF5071"/>
+    <w:rsid w:val="00E00AE5"/>
+    <w:rsid w:val="00E01AF4"/>
+    <w:rsid w:val="00E11EDE"/>
+    <w:rsid w:val="00E14A8B"/>
+    <w:rsid w:val="00E202FB"/>
+    <w:rsid w:val="00E20C4C"/>
+    <w:rsid w:val="00E268D4"/>
+    <w:rsid w:val="00E443C6"/>
+    <w:rsid w:val="00E548D1"/>
+    <w:rsid w:val="00E553D5"/>
+    <w:rsid w:val="00E5577D"/>
+    <w:rsid w:val="00E55BBE"/>
+    <w:rsid w:val="00E702DE"/>
+    <w:rsid w:val="00E71858"/>
+    <w:rsid w:val="00E8468C"/>
+    <w:rsid w:val="00E87BC2"/>
+    <w:rsid w:val="00E94BE8"/>
+    <w:rsid w:val="00EA02AA"/>
+    <w:rsid w:val="00EA6860"/>
+    <w:rsid w:val="00EB6FF1"/>
+    <w:rsid w:val="00EC646E"/>
+    <w:rsid w:val="00EC7DD1"/>
+    <w:rsid w:val="00EE2AB9"/>
+    <w:rsid w:val="00EE653F"/>
+    <w:rsid w:val="00F13109"/>
+    <w:rsid w:val="00F21B58"/>
+    <w:rsid w:val="00F239D0"/>
+    <w:rsid w:val="00F24171"/>
+    <w:rsid w:val="00F2534C"/>
+    <w:rsid w:val="00F26371"/>
+    <w:rsid w:val="00F309BD"/>
+    <w:rsid w:val="00F40A98"/>
+    <w:rsid w:val="00F410B3"/>
+    <w:rsid w:val="00F428A1"/>
+    <w:rsid w:val="00F54674"/>
+    <w:rsid w:val="00F61AA5"/>
+    <w:rsid w:val="00F6321C"/>
+    <w:rsid w:val="00F80EF3"/>
+    <w:rsid w:val="00F84EB0"/>
+    <w:rsid w:val="00F92F7E"/>
+    <w:rsid w:val="00F947E6"/>
+    <w:rsid w:val="00F94B91"/>
+    <w:rsid w:val="00FA30BE"/>
+    <w:rsid w:val="00FA45DB"/>
+    <w:rsid w:val="00FC4CD1"/>
+    <w:rsid w:val="00FD7C67"/>
+    <w:rsid w:val="00FE1E3D"/>
+    <w:rsid w:val="00FE5C4E"/>
+    <w:rsid w:val="00FE6B82"/>
+    <w:rsid w:val="00FF3290"/>
+    <w:rsid w:val="04F93000"/>
+    <w:rsid w:val="07D721EC"/>
+    <w:rsid w:val="080F2346"/>
+    <w:rsid w:val="08D20524"/>
+    <w:rsid w:val="0E0A1FE1"/>
+    <w:rsid w:val="0E225D1E"/>
+    <w:rsid w:val="118E44DC"/>
+    <w:rsid w:val="14B8240A"/>
+    <w:rsid w:val="14E92BF6"/>
+    <w:rsid w:val="15CF79D4"/>
+    <w:rsid w:val="17552B41"/>
+    <w:rsid w:val="18104DBC"/>
+    <w:rsid w:val="18E524E5"/>
+    <w:rsid w:val="195536B5"/>
+    <w:rsid w:val="1A011568"/>
+    <w:rsid w:val="1AB0041E"/>
+    <w:rsid w:val="1B181758"/>
+    <w:rsid w:val="1BDD5A46"/>
+    <w:rsid w:val="1BEA2D5B"/>
+    <w:rsid w:val="1CF063DF"/>
+    <w:rsid w:val="1D073B8B"/>
+    <w:rsid w:val="1D4C1835"/>
+    <w:rsid w:val="20EA2C10"/>
+    <w:rsid w:val="21E872AF"/>
+    <w:rsid w:val="22BB3EB7"/>
+    <w:rsid w:val="22FB5E73"/>
+    <w:rsid w:val="245C3057"/>
+    <w:rsid w:val="24A429AB"/>
+    <w:rsid w:val="26806A39"/>
+    <w:rsid w:val="29051C5B"/>
+    <w:rsid w:val="29FB7994"/>
+    <w:rsid w:val="2E3F0BEE"/>
+    <w:rsid w:val="313363D5"/>
+    <w:rsid w:val="33417A27"/>
+    <w:rsid w:val="33B3113C"/>
+    <w:rsid w:val="34B9050D"/>
+    <w:rsid w:val="37445638"/>
+    <w:rsid w:val="37905E72"/>
+    <w:rsid w:val="39A572D1"/>
+    <w:rsid w:val="3D4E29E8"/>
+    <w:rsid w:val="3DA336B6"/>
+    <w:rsid w:val="3FB1448E"/>
+    <w:rsid w:val="40880C6E"/>
+    <w:rsid w:val="427C45A1"/>
+    <w:rsid w:val="42C96227"/>
+    <w:rsid w:val="4B1C4ECA"/>
+    <w:rsid w:val="4BED3F1E"/>
+    <w:rsid w:val="4ECF059A"/>
+    <w:rsid w:val="4F222301"/>
+    <w:rsid w:val="509C41C4"/>
+    <w:rsid w:val="51B36318"/>
+    <w:rsid w:val="52F0514F"/>
+    <w:rsid w:val="562A2543"/>
+    <w:rsid w:val="566B2EE5"/>
+    <w:rsid w:val="58950F2C"/>
+    <w:rsid w:val="5A1225D4"/>
+    <w:rsid w:val="5ADC5520"/>
+    <w:rsid w:val="5C6A1868"/>
+    <w:rsid w:val="5C80613E"/>
+    <w:rsid w:val="5E0A62C7"/>
+    <w:rsid w:val="5E0F1B60"/>
+    <w:rsid w:val="5FEA48E9"/>
+    <w:rsid w:val="63130619"/>
+    <w:rsid w:val="644572C2"/>
+    <w:rsid w:val="691E6BE3"/>
+    <w:rsid w:val="6A580905"/>
+    <w:rsid w:val="6D263022"/>
+    <w:rsid w:val="6ECD4657"/>
+    <w:rsid w:val="73306E0A"/>
+    <w:rsid w:val="73962032"/>
+    <w:rsid w:val="7483022A"/>
+    <w:rsid w:val="7486193A"/>
+    <w:rsid w:val="756A1283"/>
+    <w:rsid w:val="75BB69C6"/>
+    <w:rsid w:val="77A41857"/>
+    <w:rsid w:val="77C20AFB"/>
+    <w:rsid w:val="77DD7433"/>
+    <w:rsid w:val="79E9746E"/>
+    <w:rsid w:val="7D3352BC"/>
+    <w:rsid w:val="7F0F5DA1"/>
+  </w:rsids>
+  <m:mathPr>
+    <m:mathFont m:val="Cambria Math"/>
+    <m:brkBin m:val="before"/>
+    <m:brkBinSub m:val="--"/>
+    <m:smallFrac m:val="0"/>
+    <m:dispDef/>
+    <m:lMargin m:val="0"/>
+    <m:rMargin m:val="0"/>
+    <m:defJc m:val="centerGroup"/>
+    <m:wrapIndent m:val="1440"/>
+    <m:intLim m:val="subSup"/>
+    <m:naryLim m:val="undOvr"/>
+  </m:mathPr>
+  <w:themeFontLang w:val="en-US" w:eastAsia="zh-CN"/>
+  <w:clrSchemeMapping w:bg1="light1" w:t1="dark1" w:bg2="light2" w:t2="dark2" w:accent1="accent1" w:accent2="accent2" w:accent3="accent3" w:accent4="accent4" w:accent5="accent5" w:accent6="accent6" w:hyperlink="hyperlink" w:followedHyperlink="followedHyperlink"/>
+  <mc:AlternateContent>
+    <mc:Choice Requires="wpsCustomData">
+      <wpsCustomData:typoFeatureVersion val="1"/>
+    </mc:Choice>
+  </mc:AlternateContent>
+</w:settings>
+</file>
+
+<file path=word\styles.xml><?xml version="1.0" encoding="utf-8"?>
 <w:styles xmlns:mc="http://schemas.openxmlformats.org/markup-compatibility/2006" xmlns:o="urn:schemas-microsoft-com:office:office" xmlns:r="http://schemas.openxmlformats.org/officeDocument/2006/relationships" xmlns:m="http://schemas.openxmlformats.org/officeDocument/2006/math" xmlns:v="urn:schemas-microsoft-com:vml" xmlns:w="http://schemas.openxmlformats.org/wordprocessingml/2006/main" xmlns:w14="http://schemas.microsoft.com/office/word/2010/wordml" xmlns:w10="urn:schemas-microsoft-com:office:word" xmlns:sl="http://schemas.openxmlformats.org/schemaLibrary/2006/main" xmlns:wpsCustomData="http://www.wps.cn/officeDocument/2013/wpsCustomData" mc:Ignorable="w14">
   <w:docDefaults>
     <w:rPrDefault>
@@ -4519,7 +5262,7 @@
 </w:styles>
 </file>
 
-<file path=word/theme/theme1.xml><?xml version="1.0" encoding="utf-8"?>
+<file path=word\theme\theme1.xml><?xml version="1.0" encoding="utf-8"?>
 <a:theme xmlns:a="http://schemas.openxmlformats.org/drawingml/2006/main" name="Office Theme">
   <a:themeElements>
     <a:clrScheme name="Office">
@@ -4801,31 +5544,4 @@
   </a:themeElements>
   <a:objectDefaults/>
 </a:theme>
-</file>
-
-<file path=customXml/item1.xml><?xml version="1.0" encoding="utf-8"?>
-<s:customData xmlns="http://www.wps.cn/officeDocument/2013/wpsCustomData" xmlns:s="http://www.wps.cn/officeDocument/2013/wpsCustomData">
-  <customSectProps/>
-  <customShpExts>
-    <customShpInfo spid="_x0000_s1026" textRotate="1"/>
-  </customShpExts>
-</s:customData>
-</file>
-
-<file path=customXml/item2.xml><?xml version="1.0" encoding="utf-8"?>
-<b:Sources xmlns:b="http://schemas.openxmlformats.org/officeDocument/2006/bibliography" xmlns="http://schemas.openxmlformats.org/officeDocument/2006/bibliography" SelectedStyle="\APA.XSL" StyleName="APA"/>
-</file>
-
-<file path=customXml/itemProps1.xml><?xml version="1.0" encoding="utf-8"?>
-<ds:datastoreItem xmlns:ds="http://schemas.openxmlformats.org/officeDocument/2006/customXml" ds:itemID="{B1977F7D-205B-4081-913C-38D41E755F92}">
-  <ds:schemaRefs>
-    <ds:schemaRef ds:uri="http://www.wps.cn/officeDocument/2013/wpsCustomData"/>
-  </ds:schemaRefs>
-</ds:datastoreItem>
-</file>
-
-<file path=customXml/itemProps2.xml><?xml version="1.0" encoding="utf-8"?>
-<ds:datastoreItem xmlns:ds="http://schemas.openxmlformats.org/officeDocument/2006/customXml" ds:itemID="{3DC3CAC5-9965-44EC-9251-B02AE47EF587}">
-  <ds:schemaRefs/>
-</ds:datastoreItem>
 </file>
--- a/backend-app/samples/FILE MAU HOP DONG CÒN LẠI/4. BBNT VÀ QUYẾT TOÁN DỊCH VỤ - 0406 (DÙNG CHUNG CHO 2.1,2.2,3.1,3.2).docx
+++ b/backend-app/samples/FILE MAU HOP DONG CÒN LẠI/4. BBNT VÀ QUYẾT TOÁN DỊCH VỤ - 0406 (DÙNG CHUNG CHO 2.1,2.2,3.1,3.2).docx
@@ -562,24 +562,7 @@
           <w:szCs w:val="26"/>
           <w:lang w:val="en-US"/>
         </w:rPr>
-        <w:t>{</w:t>
-      </w:r>
-      <w:r>
-        <w:rPr>
-          <w:rFonts w:hint="default" w:ascii="Times New Roman" w:hAnsi="Times New Roman"/>
-          <w:sz w:val="26"/>
-          <w:szCs w:val="26"/>
-        </w:rPr>
-        <w:t>BenASDT</w:t>
-      </w:r>
-      <w:r>
-        <w:rPr>
-          <w:rFonts w:hint="default" w:ascii="Times New Roman" w:hAnsi="Times New Roman"/>
-          <w:sz w:val="26"/>
-          <w:szCs w:val="26"/>
-          <w:lang w:val="en-US"/>
-        </w:rPr>
-        <w:t>}</w:t>
+        <w:t>{BenASDT}</w:t>
       </w:r>
     </w:p>
     <w:p>
@@ -2354,24 +2337,7 @@
                 <w:sz w:val="24"/>
                 <w:szCs w:val="24"/>
               </w:rPr>
-              <w:t>{TongGiaTri</w:t>
-            </w:r>
-            <w:r>
-              <w:rPr>
-                <w:rFonts w:hint="default"/>
-                <w:sz w:val="24"/>
-                <w:szCs w:val="24"/>
-                <w:lang w:val="en-US"/>
-              </w:rPr>
-              <w:t>QuyetToan</w:t>
-            </w:r>
-            <w:r>
-              <w:rPr>
-                <w:rFonts w:hint="default" w:ascii="Times New Roman" w:hAnsi="Times New Roman"/>
-                <w:sz w:val="24"/>
-                <w:szCs w:val="24"/>
-              </w:rPr>
-              <w:t>}</w:t>
+              <w:t>{TongGiaTriQuyetToan}</w:t>
             </w:r>
           </w:p>
         </w:tc>
@@ -2444,24 +2410,7 @@
           <w:sz w:val="26"/>
           <w:szCs w:val="26"/>
         </w:rPr>
-        <w:t>{TongGiaTri</w:t>
-      </w:r>
-      <w:r>
-        <w:rPr>
-          <w:rFonts w:hint="default"/>
-          <w:sz w:val="26"/>
-          <w:szCs w:val="26"/>
-          <w:lang w:val="en-US"/>
-        </w:rPr>
-        <w:t>QuyetToan</w:t>
-      </w:r>
-      <w:r>
-        <w:rPr>
-          <w:rFonts w:hint="default" w:ascii="Times New Roman" w:hAnsi="Times New Roman"/>
-          <w:sz w:val="26"/>
-          <w:szCs w:val="26"/>
-        </w:rPr>
-        <w:t>}</w:t>
+        <w:t>{TongGiaTriQuyetToan}</w:t>
       </w:r>
       <w:r>
         <w:rPr>
@@ -2522,26 +2471,7 @@
           <w:sz w:val="26"/>
           <w:szCs w:val="26"/>
         </w:rPr>
-        <w:t>{TongGiaTri</w:t>
-      </w:r>
-      <w:r>
-        <w:rPr>
-          <w:rFonts w:hint="default"/>
-          <w:sz w:val="26"/>
-          <w:szCs w:val="26"/>
-          <w:lang w:val="en-US"/>
-        </w:rPr>
-        <w:t>QuyetToan</w:t>
-      </w:r>
-      <w:r>
-        <w:rPr>
-          <w:rFonts w:hint="default" w:ascii="Times New Roman" w:hAnsi="Times New Roman"/>
-          <w:i/>
-          <w:iCs/>
-          <w:sz w:val="26"/>
-          <w:szCs w:val="26"/>
-        </w:rPr>
-        <w:t>BangChu}</w:t>
+        <w:t>{TongGiaTriQuyetToanBangChu}</w:t>
       </w:r>
       <w:r>
         <w:rPr>
@@ -2678,24 +2608,7 @@
           <w:sz w:val="26"/>
           <w:szCs w:val="26"/>
         </w:rPr>
-        <w:t>{TongGiaTri</w:t>
-      </w:r>
-      <w:r>
-        <w:rPr>
-          <w:rFonts w:hint="default"/>
-          <w:sz w:val="26"/>
-          <w:szCs w:val="26"/>
-          <w:lang w:val="en-US"/>
-        </w:rPr>
-        <w:t>QuyetToan</w:t>
-      </w:r>
-      <w:r>
-        <w:rPr>
-          <w:rFonts w:hint="default" w:ascii="Times New Roman" w:hAnsi="Times New Roman"/>
-          <w:sz w:val="26"/>
-          <w:szCs w:val="26"/>
-        </w:rPr>
-        <w:t>}</w:t>
+        <w:t>{TongGiaTriQuyetToan}</w:t>
       </w:r>
       <w:r>
         <w:rPr>

--- a/backend-app/samples/FILE MAU HOP DONG CÒN LẠI/4. BBNT VÀ QUYẾT TOÁN DỊCH VỤ - 0406 (DÙNG CHUNG CHO 2.1,2.2,3.1,3.2).docx
+++ b/backend-app/samples/FILE MAU HOP DONG CÒN LẠI/4. BBNT VÀ QUYẾT TOÁN DỊCH VỤ - 0406 (DÙNG CHUNG CHO 2.1,2.2,3.1,3.2).docx
@@ -1,6 +1,3019 @@
 
-<file path=word/document.xml><?xml version="1.0" encoding="UTF-8" standalone="yes"?>
-<w:document xmlns:wpc="http://schemas.microsoft.com/office/word/2010/wordprocessingCanvas" xmlns:mc="http://schemas.openxmlformats.org/markup-compatibility/2006" xmlns:o="urn:schemas-microsoft-com:office:office" xmlns:r="http://schemas.openxmlformats.org/officeDocument/2006/relationships" xmlns:m="http://schemas.openxmlformats.org/officeDocument/2006/math" xmlns:v="urn:schemas-microsoft-com:vml" xmlns:wp14="http://schemas.microsoft.com/office/word/2010/wordprocessingDrawing" xmlns:wp="http://schemas.openxmlformats.org/drawingml/2006/wordprocessingDrawing" xmlns:w="http://schemas.openxmlformats.org/wordprocessingml/2006/main" xmlns:w14="http://schemas.microsoft.com/office/word/2010/wordml" xmlns:w10="urn:schemas-microsoft-com:office:word" xmlns:w15="http://schemas.microsoft.com/office/word/2012/wordml" xmlns:wpg="http://schemas.microsoft.com/office/word/2010/wordprocessingGroup" xmlns:wpi="http://schemas.microsoft.com/office/word/2010/wordprocessingInk" xmlns:wne="http://schemas.microsoft.com/office/word/2006/wordml" xmlns:wps="http://schemas.microsoft.com/office/word/2010/wordprocessingShape" xmlns:wpsCustomData="http://www.wps.cn/officeDocument/2013/wpsCustomData" mc:Ignorable="w14 w15 wp14"><w:body><w:p><w:pPr><w:spacing w:before="120" w:after="120"/><w:jc w:val="center"/><w:rPr><w:b/></w:rPr></w:pPr><w:r><w:rPr><w:b/></w:rPr><w:t xml:space="preserve"> Cộng Hòa Xã Hội Chủ Nghĩa Việt Nam</w:t></w:r></w:p><w:p><w:pPr><w:spacing w:before="120" w:after="120"/><w:jc w:val="center"/><w:rPr><w:b/></w:rPr></w:pPr><w:r><w:rPr><w:b/></w:rPr><w:t>Độc Lập – Tự Do – Hạnh Phúc</w:t></w:r></w:p><w:p><w:pPr><w:spacing w:before="120" w:after="120"/><w:jc w:val="center"/><w:rPr><w:b/></w:rPr></w:pPr><w:r><w:rPr><w:b/></w:rPr><w:t>----------------</w:t></w:r></w:p><w:p><w:pPr><w:spacing w:before="120" w:after="120"/><w:jc w:val="center"/><w:rPr><w:b/><w:sz w:val="36"/><w:szCs w:val="36"/></w:rPr></w:pPr><w:r><w:rPr><w:b/><w:sz w:val="36"/><w:szCs w:val="36"/></w:rPr><w:t>BIÊN BẢN NGHIỆM THU VÀ QUYẾT TOÁN DỊCH VỤ</w:t></w:r></w:p><w:p><w:pPr><w:jc w:val="center"/></w:pPr><w:r><w:rPr><w:b/><w:bCs/><w:lang w:eastAsia="zh-CN"/></w:rPr><w:t>BBNT&amp;QTDV số: …</w:t></w:r><w:r><w:rPr><w:b/><w:bCs/></w:rPr><w:t>/CTY - HHKH/2026/NT-QT</w:t></w:r></w:p><w:p><w:pPr><w:spacing w:line="276" w:lineRule="auto"/><w:ind w:firstLine="10"/><w:jc w:val="center"/></w:pPr></w:p><w:p><w:pPr><w:spacing w:line="360" w:lineRule="auto"/><w:jc w:val="both"/><w:rPr><w:i/><w:iCs/><w:sz w:val="26"/><w:szCs w:val="26"/></w:rPr></w:pPr><w:r><w:rPr><w:i/><w:iCs/><w:sz w:val="26"/><w:szCs w:val="26"/></w:rPr><w:t>Căn cứ Hợp đồng số</w:t></w:r><w:r><w:rPr><w:b/><w:bCs/><w:i/><w:iCs/><w:sz w:val="26"/><w:szCs w:val="26"/></w:rPr><w:t xml:space="preserve"> ……</w:t></w:r><w:r><w:rPr><w:i/><w:iCs/><w:sz w:val="26"/><w:szCs w:val="26"/></w:rPr><w:t>, ký ngày …. giữa Bên A và Bên B về việc cung cấp địa điểm và các dịch vụ phục vụ chương trình….., được tổ chức vào ngày ….. ;</w:t></w:r></w:p><w:p><w:pPr><w:spacing w:line="360" w:lineRule="auto"/><w:rPr><w:i/><w:sz w:val="26"/><w:szCs w:val="26"/></w:rPr></w:pPr><w:r><w:rPr><w:i/><w:sz w:val="26"/><w:szCs w:val="26"/></w:rPr><w:t>Căn cứ kết quả thực tế việc cung cấp và sử dụng dịch vụ của các Bên.</w:t></w:r></w:p><w:p><w:pPr><w:autoSpaceDE w:val="0"/><w:autoSpaceDN w:val="0"/><w:adjustRightInd w:val="0"/><w:spacing w:line="360" w:lineRule="auto"/><w:jc w:val="both"/><w:rPr><w:bCs/><w:i/><w:iCs/><w:sz w:val="26"/><w:szCs w:val="26"/></w:rPr></w:pPr></w:p><w:p><w:pPr><w:autoSpaceDE w:val="0"/><w:autoSpaceDN w:val="0"/><w:adjustRightInd w:val="0"/><w:spacing w:line="360" w:lineRule="auto"/><w:jc w:val="both"/><w:rPr><w:i/><w:sz w:val="26"/><w:szCs w:val="26"/></w:rPr></w:pPr><w:r><w:rPr><w:bCs/><w:i/><w:iCs/><w:sz w:val="26"/><w:szCs w:val="26"/></w:rPr><w:t xml:space="preserve">Hôm nay, ngày </w:t></w:r><w:r><w:rPr><w:b/><w:i/><w:iCs/><w:sz w:val="26"/><w:szCs w:val="26"/></w:rPr><w:t>…</w:t></w:r><w:r><w:rPr><w:bCs/><w:i/><w:iCs/><w:sz w:val="26"/><w:szCs w:val="26"/></w:rPr><w:t xml:space="preserve"> Tháng </w:t></w:r><w:r><w:rPr><w:b/><w:i/><w:iCs/><w:sz w:val="26"/><w:szCs w:val="26"/></w:rPr><w:t>…</w:t></w:r><w:r><w:rPr><w:bCs/><w:i/><w:iCs/><w:sz w:val="26"/><w:szCs w:val="26"/></w:rPr><w:t xml:space="preserve"> năm </w:t></w:r><w:r><w:rPr><w:b/><w:i/><w:iCs/><w:sz w:val="26"/><w:szCs w:val="26"/></w:rPr><w:t>2026</w:t></w:r><w:r><w:rPr><w:bCs/><w:i/><w:iCs/><w:sz w:val="26"/><w:szCs w:val="26"/></w:rPr><w:t xml:space="preserve">, chúng tôi gồm: </w:t></w:r></w:p><w:p><w:pPr><w:shd w:val="clear" w:color="auto" w:fill="FFFFFF" w:themeFill="background1"/><w:spacing w:line="360" w:lineRule="auto"/><w:ind w:left="59" w:leftChars="0"/><w:rPr><w:rFonts w:hint="default" w:ascii="Times New Roman" w:hAnsi="Times New Roman"/><w:b/><w:sz w:val="26"/><w:szCs w:val="26"/><w:lang w:val="en-US"/></w:rPr></w:pPr><w:r><w:rPr><w:rFonts w:ascii="Times New Roman" w:hAnsi="Times New Roman"/><w:b/><w:sz w:val="26"/><w:szCs w:val="26"/></w:rPr><w:t xml:space="preserve">BÊN A: </w:t></w:r><w:r><w:rPr><w:rFonts w:ascii="Times New Roman" w:hAnsi="Times New Roman"/><w:b/><w:sz w:val="26"/><w:szCs w:val="26"/></w:rPr><w:tab/></w:r><w:r><w:rPr><w:rFonts w:ascii="Times New Roman" w:hAnsi="Times New Roman"/><w:b/><w:sz w:val="26"/><w:szCs w:val="26"/></w:rPr><w:tab/></w:r><w:r><w:rPr><w:rFonts w:hint="default" w:ascii="Times New Roman" w:hAnsi="Times New Roman"/><w:b/><w:sz w:val="26"/><w:szCs w:val="26"/><w:lang w:val="en-US"/></w:rPr><w:t>{BenATenCongTy}</w:t></w:r></w:p><w:p><w:pPr><w:shd w:val="clear" w:color="auto" w:fill="FFFFFF" w:themeFill="background1"/><w:spacing w:line="360" w:lineRule="auto"/><w:ind w:left="59" w:leftChars="0"/><w:rPr><w:rFonts w:hint="default" w:ascii="Times New Roman" w:hAnsi="Times New Roman"/><w:b/><w:sz w:val="26"/><w:szCs w:val="26"/><w:lang w:val="en-US"/></w:rPr></w:pPr><w:bookmarkStart w:id="0" w:name="_Hlk135660413"/><w:r><w:rPr><w:rFonts w:ascii="Times New Roman" w:hAnsi="Times New Roman"/><w:sz w:val="26"/><w:szCs w:val="26"/></w:rPr><w:t>Đại diện: <w:t>{BenADaiDien}</w:t></w:r></w:p><w:p><w:pPr><w:shd w:val="clear" w:color="auto" w:fill="FFFFFF" w:themeFill="background1"/><w:spacing w:line="360" w:lineRule="auto"/><w:ind w:left="59" w:leftChars="0"/><w:rPr><w:rFonts w:hint="default" w:ascii="Times New Roman" w:hAnsi="Times New Roman"/><w:sz w:val="26"/><w:szCs w:val="26"/><w:lang w:val="en-US"/></w:rPr></w:pPr><w:bookmarkStart w:id="1" w:name="_Hlk164419968"/><w:r><w:rPr><w:rFonts w:ascii="Times New Roman" w:hAnsi="Times New Roman"/><w:bCs/><w:sz w:val="26"/><w:szCs w:val="26"/></w:rPr><w:t>Chức vụ: <w:t>{BenAChucVuDaiDien}</w:t></w:r></w:p><w:bookmarkEnd w:id="0"/><w:bookmarkEnd w:id="1"/><w:p><w:pPr><w:shd w:val="clear" w:color="auto" w:fill="FFFFFF" w:themeFill="background1"/><w:spacing w:line="360" w:lineRule="auto"/><w:ind w:left="59" w:leftChars="0"/><w:rPr><w:rFonts w:hint="default" w:ascii="Times New Roman" w:hAnsi="Times New Roman"/><w:sz w:val="26"/><w:szCs w:val="26"/><w:lang w:val="en-US"/></w:rPr></w:pPr><w:r><w:rPr><w:rFonts w:ascii="Times New Roman" w:hAnsi="Times New Roman"/><w:sz w:val="26"/><w:szCs w:val="26"/></w:rPr><w:t>Địa chỉ: <w:t>{BenADiaChi}</w:t></w:r></w:p><w:p><w:pPr><w:shd w:val="clear" w:color="auto" w:fill="FFFFFF" w:themeFill="background1"/><w:spacing w:line="360" w:lineRule="auto"/><w:ind w:left="59" w:leftChars="0"/><w:rPr><w:rFonts w:hint="default" w:ascii="Times New Roman" w:hAnsi="Times New Roman"/><w:sz w:val="26"/><w:szCs w:val="26"/><w:lang w:val="en-US"/></w:rPr></w:pPr><w:r><w:rPr><w:rFonts w:ascii="Times New Roman" w:hAnsi="Times New Roman"/><w:sz w:val="26"/><w:szCs w:val="26"/></w:rPr><w:t>Điện thoại: <w:t>{BenASDT}</w:t></w:r></w:p><w:p><w:pPr><w:shd w:val="clear" w:color="auto" w:fill="FFFFFF" w:themeFill="background1"/><w:spacing w:line="360" w:lineRule="auto"/><w:ind w:left="59" w:leftChars="0"/><w:rPr><w:rFonts w:hint="default" w:ascii="Times New Roman" w:hAnsi="Times New Roman"/><w:sz w:val="26"/><w:szCs w:val="26"/><w:lang w:val="en-US"/></w:rPr></w:pPr><w:r><w:rPr><w:rFonts w:ascii="Times New Roman" w:hAnsi="Times New Roman"/><w:sz w:val="26"/><w:szCs w:val="26"/></w:rPr><w:t xml:space="preserve">MST </w:t></w:r><w:r><w:rPr><w:rFonts w:ascii="Times New Roman" w:hAnsi="Times New Roman"/><w:sz w:val="26"/><w:szCs w:val="26"/></w:rPr><w:tab/></w:r><w:r><w:rPr><w:rFonts w:ascii="Times New Roman" w:hAnsi="Times New Roman"/><w:sz w:val="26"/><w:szCs w:val="26"/></w:rPr><w:tab/></w:r><w:r><w:rPr><w:rFonts w:hint="default" w:ascii="Times New Roman" w:hAnsi="Times New Roman"/><w:sz w:val="26"/><w:szCs w:val="26"/><w:lang w:val="en-US"/></w:rPr><w:t>{BenAMST}</w:t></w:r></w:p><w:p><w:pPr><w:spacing w:before="120" w:after="120" w:line="360" w:lineRule="auto"/><w:jc w:val="both"/><w:rPr><w:bCs/><w:sz w:val="26"/><w:szCs w:val="26"/></w:rPr></w:pPr><w:r><w:rPr><w:sz w:val="26"/><w:szCs w:val="26"/></w:rPr><w:t>Số Tài Khoản</w:t></w:r><w:r><w:rPr><w:sz w:val="26"/><w:szCs w:val="26"/></w:rPr><w:tab/></w:r><w:bookmarkStart w:id="2" w:name="_Hlk205370871"/><w:r><w:rPr><w:sz w:val="26"/><w:szCs w:val="26"/><w:shd w:val="clear" w:color="auto" w:fill="FFFFFF"/></w:rPr><w:t xml:space="preserve">1114 0141 8888 </w:t></w:r><w:r><w:rPr><w:bCs/><w:sz w:val="26"/><w:szCs w:val="26"/><w:lang w:val="vi-VN"/></w:rPr><w:t>(VND)</w:t></w:r><w:bookmarkEnd w:id="2"/></w:p><w:p><w:pPr><w:pStyle w:val="21"/><w:spacing w:line="360" w:lineRule="auto"/><w:ind w:left="0"/><w:jc w:val="both"/><w:rPr><w:sz w:val="26"/><w:szCs w:val="26"/><w:shd w:val="clear" w:color="auto" w:fill="FFFFFF"/></w:rPr></w:pPr><w:r><w:rPr><w:bCs/><w:sz w:val="26"/><w:szCs w:val="26"/></w:rPr><w:t>Tại ngân Hàng</w:t></w:r><w:r><w:rPr><w:bCs/><w:sz w:val="26"/><w:szCs w:val="26"/></w:rPr><w:tab/></w:r><w:bookmarkStart w:id="3" w:name="_Hlk205370882"/><w:r><w:rPr><w:sz w:val="26"/><w:szCs w:val="26"/><w:shd w:val="clear" w:color="auto" w:fill="FFFFFF"/></w:rPr><w:t>Việt Nam Thịnh Vượng (VP Bank) – Chi nhánh Hồ Chí Minh</w:t></w:r><w:bookmarkEnd w:id="3"/></w:p><w:p><w:pPr><w:overflowPunct w:val="0"/><w:autoSpaceDE w:val="0"/><w:autoSpaceDN w:val="0"/><w:adjustRightInd w:val="0"/><w:spacing w:before="120" w:after="120" w:line="360" w:lineRule="auto"/><w:ind w:left="1530" w:hanging="1530"/><w:jc w:val="both"/><w:rPr><w:b/><w:caps/><w:sz w:val="26"/><w:szCs w:val="26"/></w:rPr></w:pPr><w:r><w:rPr><w:sz w:val="26"/><w:szCs w:val="26"/></w:rPr><w:t>Và</w:t></w:r></w:p><w:p><w:pPr><w:shd w:val="clear" w:color="auto" w:fill="FFFFFF" w:themeFill="background1"/><w:spacing w:line="360" w:lineRule="auto"/><w:ind w:left="59" w:leftChars="0"/><w:rPr><w:rFonts w:ascii="Times New Roman" w:hAnsi="Times New Roman"/><w:b/><w:sz w:val="26"/><w:szCs w:val="26"/></w:rPr></w:pPr><w:r><w:rPr><w:rFonts w:ascii="Times New Roman" w:hAnsi="Times New Roman"/><w:b/><w:sz w:val="26"/><w:szCs w:val="26"/></w:rPr><w:t xml:space="preserve">BÊN B: </w:t></w:r><w:r><w:rPr><w:rFonts w:ascii="Times New Roman" w:hAnsi="Times New Roman"/><w:b/><w:sz w:val="26"/><w:szCs w:val="26"/></w:rPr><w:tab/></w:r><w:r><w:rPr><w:rFonts w:hint="default" w:ascii="Times New Roman" w:hAnsi="Times New Roman"/><w:b/><w:sz w:val="26"/><w:szCs w:val="26"/><w:lang w:val="en-US"/></w:rPr><w:t xml:space="preserve"> </w:t></w:r><w:r><w:rPr><w:rFonts w:hint="default" w:ascii="Times New Roman" w:hAnsi="Times New Roman"/><w:b w:val="0"/><w:bCs/><w:sz w:val="26"/><w:szCs w:val="26"/></w:rPr><w:t>{BenBTenDaiDien}</w:t></w:r><w:r><w:rPr><w:rFonts w:ascii="Times New Roman" w:hAnsi="Times New Roman"/><w:b/><w:sz w:val="26"/><w:szCs w:val="26"/></w:rPr><w:tab/></w:r></w:p><w:p><w:pPr><w:shd w:val="clear" w:color="auto" w:fill="FFFFFF" w:themeFill="background1"/><w:spacing w:line="360" w:lineRule="auto"/><w:ind w:left="59" w:leftChars="0"/><w:rPr><w:rFonts w:hint="default" w:ascii="Times New Roman" w:hAnsi="Times New Roman"/><w:b/><w:sz w:val="26"/><w:szCs w:val="26"/><w:lang w:val="en-US"/></w:rPr></w:pPr><w:r><w:rPr><w:rFonts w:ascii="Times New Roman" w:hAnsi="Times New Roman"/><w:sz w:val="26"/><w:szCs w:val="26"/></w:rPr><w:t>Đại Diện</w:t></w:r><w:r><w:rPr><w:rFonts w:ascii="Times New Roman" w:hAnsi="Times New Roman"/><w:b/><w:sz w:val="26"/><w:szCs w:val="26"/></w:rPr><w:tab/></w:r><w:r><w:rPr><w:rFonts w:hint="default" w:ascii="Times New Roman" w:hAnsi="Times New Roman"/><w:b/><w:sz w:val="26"/><w:szCs w:val="26"/><w:lang w:val="en-US"/></w:rPr><w:t xml:space="preserve"> </w:t></w:r><w:r><w:rPr><w:rFonts w:ascii="Times New Roman" w:hAnsi="Times New Roman"/><w:b w:val="0"/><w:bCs/><w:sz w:val="26"/><w:szCs w:val="26"/></w:rPr><w:t>Ông</w:t></w:r><w:r><w:rPr><w:rFonts w:hint="default" w:ascii="Times New Roman" w:hAnsi="Times New Roman"/><w:b w:val="0"/><w:bCs/><w:sz w:val="26"/><w:szCs w:val="26"/><w:lang w:val="en-US"/></w:rPr><w:t>/Bà {BenBTenDaiDien}</w:t></w:r></w:p><w:p><w:pPr><w:shd w:val="clear" w:color="auto" w:fill="FFFFFF" w:themeFill="background1"/><w:spacing w:line="360" w:lineRule="auto"/><w:ind w:left="59" w:leftChars="0"/><w:rPr><w:rFonts w:ascii="Times New Roman" w:hAnsi="Times New Roman"/><w:sz w:val="26"/><w:szCs w:val="26"/></w:rPr></w:pPr><w:r><w:rPr><w:rFonts w:ascii="Times New Roman" w:hAnsi="Times New Roman"/><w:bCs/><w:sz w:val="26"/><w:szCs w:val="26"/></w:rPr><w:t>Chức Vụ</w:t></w:r><w:r><w:rPr><w:rFonts w:ascii="Times New Roman" w:hAnsi="Times New Roman"/><w:sz w:val="26"/><w:szCs w:val="26"/></w:rPr><w:tab/></w:r><w:r><w:rPr><w:rFonts w:hint="default" w:ascii="Times New Roman" w:hAnsi="Times New Roman"/><w:sz w:val="26"/><w:szCs w:val="26"/><w:lang w:val="en-US"/></w:rPr><w:t xml:space="preserve"> </w:t></w:r><w:r><w:rPr><w:rFonts w:hint="default" w:ascii="Times New Roman" w:hAnsi="Times New Roman"/><w:sz w:val="26"/><w:szCs w:val="26"/></w:rPr><w:t>{BenBChucVu}</w:t></w:r><w:r><w:rPr><w:rFonts w:ascii="Times New Roman" w:hAnsi="Times New Roman"/><w:sz w:val="26"/><w:szCs w:val="26"/></w:rPr><w:tab/></w:r></w:p><w:p><w:pPr><w:shd w:val="clear" w:color="auto" w:fill="FFFFFF" w:themeFill="background1"/><w:spacing w:line="360" w:lineRule="auto"/><w:ind w:left="59" w:leftChars="0"/><w:rPr><w:rFonts w:ascii="Times New Roman" w:hAnsi="Times New Roman"/><w:sz w:val="26"/><w:szCs w:val="26"/></w:rPr></w:pPr><w:r><w:rPr><w:rFonts w:ascii="Times New Roman" w:hAnsi="Times New Roman"/><w:sz w:val="26"/><w:szCs w:val="26"/></w:rPr><w:t>Địa Chỉ</w:t></w:r><w:r><w:rPr><w:rFonts w:ascii="Times New Roman" w:hAnsi="Times New Roman"/><w:sz w:val="26"/><w:szCs w:val="26"/></w:rPr><w:tab/></w:r><w:r><w:rPr><w:rFonts w:hint="default" w:ascii="Times New Roman" w:hAnsi="Times New Roman"/><w:sz w:val="26"/><w:szCs w:val="26"/><w:lang w:val="en-US"/></w:rPr><w:t xml:space="preserve"> </w:t></w:r><w:r><w:rPr><w:rFonts w:hint="default" w:ascii="Times New Roman" w:hAnsi="Times New Roman"/><w:sz w:val="26"/><w:szCs w:val="26"/></w:rPr><w:t>{BenBDiaChi}</w:t></w:r><w:r><w:rPr><w:rFonts w:ascii="Times New Roman" w:hAnsi="Times New Roman"/><w:sz w:val="26"/><w:szCs w:val="26"/></w:rPr><w:tab/></w:r></w:p><w:p><w:pPr><w:shd w:val="clear" w:color="auto" w:fill="FFFFFF" w:themeFill="background1"/><w:spacing w:line="360" w:lineRule="auto"/><w:ind w:left="59" w:leftChars="0"/><w:rPr><w:rFonts w:ascii="Times New Roman" w:hAnsi="Times New Roman"/><w:sz w:val="26"/><w:szCs w:val="26"/></w:rPr></w:pPr><w:r><w:rPr><w:rFonts w:ascii="Times New Roman" w:hAnsi="Times New Roman"/><w:sz w:val="26"/><w:szCs w:val="26"/></w:rPr><w:t>Điện thoại</w:t></w:r><w:r><w:rPr><w:rFonts w:ascii="Times New Roman" w:hAnsi="Times New Roman"/><w:sz w:val="26"/><w:szCs w:val="26"/></w:rPr><w:tab/></w:r><w:r><w:rPr><w:rFonts w:hint="default" w:ascii="Times New Roman" w:hAnsi="Times New Roman"/><w:sz w:val="26"/><w:szCs w:val="26"/><w:lang w:val="en-US"/></w:rPr><w:t xml:space="preserve"> {BenBDienThoai}</w:t></w:r><w:r><w:rPr><w:rFonts w:ascii="Times New Roman" w:hAnsi="Times New Roman"/><w:sz w:val="26"/><w:szCs w:val="26"/></w:rPr><w:tab/></w:r></w:p><w:p><w:pPr><w:shd w:val="clear" w:color="auto" w:fill="FFFFFF" w:themeFill="background1"/><w:spacing w:line="360" w:lineRule="auto"/><w:ind w:left="59" w:leftChars="0"/><w:rPr><w:rFonts w:hint="default" w:ascii="Times New Roman" w:hAnsi="Times New Roman"/><w:sz w:val="26"/><w:szCs w:val="26"/><w:lang w:val="en-US"/></w:rPr></w:pPr><w:r><w:rPr><w:rFonts w:ascii="Times New Roman" w:hAnsi="Times New Roman"/><w:sz w:val="26"/><w:szCs w:val="26"/></w:rPr><w:t xml:space="preserve">MST </w:t></w:r><w:r><w:rPr><w:rFonts w:hint="default" w:ascii="Times New Roman" w:hAnsi="Times New Roman"/><w:sz w:val="26"/><w:szCs w:val="26"/><w:lang w:val="en-US"/></w:rPr><w:t xml:space="preserve">         {BenBCCCD}</w:t></w:r></w:p><w:p><w:pPr><w:spacing w:line="360" w:lineRule="auto"/><w:ind w:firstLine="360"/><w:jc w:val="both"/><w:rPr><w:b/><w:sz w:val="26"/><w:szCs w:val="26"/></w:rPr></w:pPr><w:r><w:rPr><w:sz w:val="26"/><w:szCs w:val="26"/></w:rPr><w:t>Sau khi cùng kiểm tra, đối chiếu và đánh giá kết quả thực hiện dịch vụ theo Hợp đồng nêu trên, hai Bên thống nhất xác nhận việc nghiệm thu và quyết toán dịch vụ với các nội dung sau:</w:t></w:r></w:p><w:p><w:pPr><w:pStyle w:val="21"/><w:numPr><w:ilvl w:val="0"/><w:numId w:val="1"/></w:numPr><w:tabs><w:tab w:val="left" w:pos="180"/><w:tab w:val="left" w:pos="630"/></w:tabs><w:spacing w:before="120" w:after="120" w:line="360" w:lineRule="auto"/><w:jc w:val="both"/><w:rPr><w:b/><w:sz w:val="26"/><w:szCs w:val="26"/></w:rPr></w:pPr><w:r><w:rPr><w:b/><w:sz w:val="26"/><w:szCs w:val="26"/></w:rPr><w:t>NGHIỆM THU VÀ QUYẾT TOÁN DỊCH VỤ</w:t></w:r></w:p><w:p><w:pPr><w:tabs><w:tab w:val="left" w:pos="180"/><w:tab w:val="left" w:pos="630"/></w:tabs><w:spacing w:before="120" w:after="120" w:line="360" w:lineRule="auto"/><w:jc w:val="both"/><w:rPr><w:bCs/><w:sz w:val="26"/><w:szCs w:val="26"/></w:rPr></w:pPr><w:r><w:rPr><w:bCs/><w:sz w:val="26"/><w:szCs w:val="26"/></w:rPr><w:tab/></w:r><w:r><w:rPr><w:bCs/><w:sz w:val="26"/><w:szCs w:val="26"/></w:rPr><w:t>Hai Bên thống nhất xác nhận Bên A đã hoàn thành việc cung cấp dịch vụ theo Hợp đồng và các nội dung phát sinh được hai Bên xác nhận (nếu có).</w:t></w:r></w:p><w:p><w:pPr><w:tabs><w:tab w:val="left" w:pos="180"/><w:tab w:val="left" w:pos="630"/></w:tabs><w:spacing w:before="120" w:after="120" w:line="360" w:lineRule="auto"/><w:jc w:val="both"/><w:rPr><w:bCs/><w:sz w:val="26"/><w:szCs w:val="26"/></w:rPr></w:pPr><w:r><w:rPr><w:bCs/><w:sz w:val="26"/><w:szCs w:val="26"/></w:rPr><w:tab/></w:r><w:r><w:rPr><w:bCs/><w:sz w:val="26"/><w:szCs w:val="26"/></w:rPr><w:t>Chi tiết giá trị quyết toán như sau:</w:t></w:r></w:p><w:tbl><w:tblPr><w:tblStyle w:val="3"/><w:tblpPr w:leftFromText="180" w:rightFromText="180" w:vertAnchor="text" w:horzAnchor="page" w:tblpX="1093" w:tblpY="571"/><w:tblOverlap w:val="never"/><w:tblW w:w="10939" w:type="dxa"/><w:tblInd w:w="0" w:type="dxa"/><w:tblLayout w:type="fixed"/><w:tblCellMar><w:top w:w="0" w:type="dxa"/><w:left w:w="108" w:type="dxa"/><w:bottom w:w="0" w:type="dxa"/><w:right w:w="108" w:type="dxa"/></w:tblCellMar></w:tblPr><w:tblGrid><w:gridCol w:w="751"/><w:gridCol w:w="2343"/><w:gridCol w:w="1389"/><w:gridCol w:w="1392"/><w:gridCol w:w="1128"/><w:gridCol w:w="857"/><w:gridCol w:w="1495"/><w:gridCol w:w="1584"/></w:tblGrid><w:tr><w:tblPrEx><w:tblCellMar><w:top w:w="0" w:type="dxa"/><w:left w:w="108" w:type="dxa"/><w:bottom w:w="0" w:type="dxa"/><w:right w:w="108" w:type="dxa"/></w:tblCellMar></w:tblPrEx><w:trPr><w:trHeight w:val="1044" w:hRule="atLeast"/></w:trPr><w:tc><w:tcPr><w:tcW w:w="751" w:type="dxa"/><w:tcBorders><w:top w:val="single" w:color="000000" w:sz="4" w:space="0"/><w:left w:val="single" w:color="000000" w:sz="4" w:space="0"/><w:bottom w:val="single" w:color="000000" w:sz="4" w:space="0"/><w:right w:val="single" w:color="000000" w:sz="4" w:space="0"/></w:tcBorders><w:shd w:val="clear" w:color="auto" w:fill="FFFFFF" w:themeFill="background1"/><w:vAlign w:val="center"/></w:tcPr><w:p><w:pPr><w:jc w:val="center"/><w:textAlignment w:val="center"/><w:rPr><w:b/><w:bCs/><w:sz w:val="26"/><w:szCs w:val="26"/></w:rPr></w:pPr><w:r><w:rPr><w:rFonts w:eastAsia="SimSun"/><w:b/><w:bCs/><w:sz w:val="26"/><w:szCs w:val="26"/><w:lang w:eastAsia="zh-CN" w:bidi="ar"/></w:rPr><w:t>STT</w:t></w:r></w:p></w:tc><w:tc><w:tcPr><w:tcW w:w="2343" w:type="dxa"/><w:tcBorders><w:top w:val="single" w:color="000000" w:sz="4" w:space="0"/><w:left w:val="single" w:color="000000" w:sz="4" w:space="0"/><w:bottom w:val="single" w:color="000000" w:sz="4" w:space="0"/><w:right w:val="single" w:color="000000" w:sz="4" w:space="0"/></w:tcBorders><w:shd w:val="clear" w:color="auto" w:fill="FFFFFF" w:themeFill="background1"/><w:vAlign w:val="center"/></w:tcPr><w:p><w:pPr><w:jc w:val="center"/><w:textAlignment w:val="center"/><w:rPr><w:b/><w:bCs/><w:sz w:val="26"/><w:szCs w:val="26"/></w:rPr></w:pPr><w:r><w:rPr><w:rFonts w:eastAsia="SimSun"/><w:b/><w:bCs/><w:sz w:val="26"/><w:szCs w:val="26"/><w:lang w:eastAsia="zh-CN" w:bidi="ar"/></w:rPr><w:t>NỘI DUNG DỊCH VỤ</w:t></w:r></w:p></w:tc><w:tc><w:tcPr><w:tcW w:w="1389" w:type="dxa"/><w:tcBorders><w:top w:val="single" w:color="000000" w:sz="4" w:space="0"/><w:left w:val="single" w:color="000000" w:sz="4" w:space="0"/><w:bottom w:val="single" w:color="000000" w:sz="4" w:space="0"/><w:right w:val="single" w:color="000000" w:sz="4" w:space="0"/></w:tcBorders><w:shd w:val="clear" w:color="auto" w:fill="FFFFFF" w:themeFill="background1"/><w:vAlign w:val="center"/></w:tcPr><w:p><w:pPr><w:jc w:val="center"/><w:textAlignment w:val="center"/><w:rPr><w:b/><w:bCs/><w:sz w:val="26"/><w:szCs w:val="26"/></w:rPr></w:pPr><w:r><w:rPr><w:rFonts w:eastAsia="SimSun"/><w:b/><w:bCs/><w:sz w:val="26"/><w:szCs w:val="26"/><w:lang w:eastAsia="zh-CN" w:bidi="ar"/></w:rPr><w:t>THỜI GIAN</w:t></w:r></w:p></w:tc><w:tc><w:tcPr><w:tcW w:w="1392" w:type="dxa"/><w:tcBorders><w:top w:val="single" w:color="000000" w:sz="4" w:space="0"/><w:left w:val="single" w:color="000000" w:sz="4" w:space="0"/><w:bottom w:val="single" w:color="000000" w:sz="4" w:space="0"/><w:right w:val="single" w:color="000000" w:sz="4" w:space="0"/></w:tcBorders><w:shd w:val="clear" w:color="auto" w:fill="FFFFFF" w:themeFill="background1"/><w:vAlign w:val="center"/></w:tcPr><w:p><w:pPr><w:jc w:val="center"/><w:textAlignment w:val="center"/><w:rPr><w:b/><w:bCs/><w:sz w:val="26"/><w:szCs w:val="26"/></w:rPr></w:pPr><w:r><w:rPr><w:rFonts w:eastAsia="SimSun"/><w:b/><w:bCs/><w:sz w:val="26"/><w:szCs w:val="26"/><w:lang w:eastAsia="zh-CN" w:bidi="ar"/></w:rPr><w:t>SẢNH</w:t></w:r></w:p></w:tc><w:tc><w:tcPr><w:tcW w:w="1128" w:type="dxa"/><w:tcBorders><w:top w:val="single" w:color="000000" w:sz="4" w:space="0"/><w:left w:val="single" w:color="000000" w:sz="4" w:space="0"/><w:bottom w:val="single" w:color="000000" w:sz="4" w:space="0"/><w:right w:val="single" w:color="000000" w:sz="4" w:space="0"/></w:tcBorders><w:shd w:val="clear" w:color="auto" w:fill="FFFFFF" w:themeFill="background1"/><w:vAlign w:val="center"/></w:tcPr><w:p><w:pPr><w:jc w:val="center"/><w:textAlignment w:val="center"/><w:rPr><w:b/><w:bCs/><w:sz w:val="26"/><w:szCs w:val="26"/></w:rPr></w:pPr><w:r><w:rPr><w:rFonts w:eastAsia="SimSun"/><w:b/><w:bCs/><w:sz w:val="26"/><w:szCs w:val="26"/><w:lang w:eastAsia="zh-CN" w:bidi="ar"/></w:rPr><w:t>ĐVT</w:t></w:r></w:p></w:tc><w:tc><w:tcPr><w:tcW w:w="857" w:type="dxa"/><w:tcBorders><w:top w:val="single" w:color="000000" w:sz="4" w:space="0"/><w:left w:val="single" w:color="000000" w:sz="4" w:space="0"/><w:bottom w:val="single" w:color="000000" w:sz="4" w:space="0"/><w:right w:val="single" w:color="000000" w:sz="4" w:space="0"/></w:tcBorders><w:shd w:val="clear" w:color="auto" w:fill="FFFFFF" w:themeFill="background1"/><w:vAlign w:val="center"/></w:tcPr><w:p><w:pPr><w:jc w:val="center"/><w:textAlignment w:val="center"/><w:rPr><w:b/><w:bCs/><w:sz w:val="26"/><w:szCs w:val="26"/></w:rPr></w:pPr><w:r><w:rPr><w:rFonts w:eastAsia="SimSun"/><w:b/><w:bCs/><w:sz w:val="26"/><w:szCs w:val="26"/><w:lang w:eastAsia="zh-CN" w:bidi="ar"/></w:rPr><w:t>SL</w:t></w:r></w:p></w:tc><w:tc><w:tcPr><w:tcW w:w="1495" w:type="dxa"/><w:tcBorders><w:top w:val="single" w:color="000000" w:sz="4" w:space="0"/><w:left w:val="single" w:color="000000" w:sz="4" w:space="0"/><w:bottom w:val="single" w:color="000000" w:sz="4" w:space="0"/><w:right w:val="single" w:color="000000" w:sz="4" w:space="0"/></w:tcBorders><w:shd w:val="clear" w:color="auto" w:fill="FFFFFF" w:themeFill="background1"/><w:vAlign w:val="center"/></w:tcPr><w:p><w:pPr><w:jc w:val="center"/><w:textAlignment w:val="center"/><w:rPr><w:b/><w:bCs/><w:sz w:val="26"/><w:szCs w:val="26"/></w:rPr></w:pPr><w:r><w:rPr><w:rFonts w:eastAsia="SimSun"/><w:b/><w:bCs/><w:sz w:val="26"/><w:szCs w:val="26"/><w:lang w:eastAsia="zh-CN" w:bidi="ar"/></w:rPr><w:t xml:space="preserve">ĐƠN GIÁ </w:t></w:r><w:r><w:rPr><w:rFonts w:eastAsia="SimSun"/><w:b/><w:bCs/><w:sz w:val="26"/><w:szCs w:val="26"/><w:lang w:eastAsia="zh-CN" w:bidi="ar"/></w:rPr><w:br w:type="textWrapping"/></w:r><w:r><w:rPr><w:rFonts w:eastAsia="SimSun"/><w:b/><w:bCs/><w:sz w:val="26"/><w:szCs w:val="26"/><w:lang w:eastAsia="zh-CN" w:bidi="ar"/></w:rPr><w:t>VNĐ</w:t></w:r></w:p></w:tc><w:tc><w:tcPr><w:tcW w:w="1584" w:type="dxa"/><w:tcBorders><w:top w:val="single" w:color="000000" w:sz="4" w:space="0"/><w:left w:val="single" w:color="000000" w:sz="4" w:space="0"/><w:bottom w:val="single" w:color="000000" w:sz="4" w:space="0"/><w:right w:val="single" w:color="000000" w:sz="4" w:space="0"/></w:tcBorders><w:shd w:val="clear" w:color="auto" w:fill="FFFFFF" w:themeFill="background1"/><w:vAlign w:val="center"/></w:tcPr><w:p><w:pPr><w:jc w:val="center"/><w:textAlignment w:val="center"/><w:rPr><w:b/><w:bCs/><w:sz w:val="26"/><w:szCs w:val="26"/></w:rPr></w:pPr><w:r><w:rPr><w:rFonts w:eastAsia="SimSun"/><w:b/><w:bCs/><w:sz w:val="26"/><w:szCs w:val="26"/><w:lang w:eastAsia="zh-CN" w:bidi="ar"/></w:rPr><w:t>THÀNH TIỀN</w:t></w:r><w:r><w:rPr><w:rFonts w:eastAsia="SimSun"/><w:b/><w:bCs/><w:sz w:val="26"/><w:szCs w:val="26"/><w:lang w:eastAsia="zh-CN" w:bidi="ar"/></w:rPr><w:br w:type="textWrapping"/></w:r><w:r><w:rPr><w:rFonts w:eastAsia="SimSun"/><w:b/><w:bCs/><w:sz w:val="26"/><w:szCs w:val="26"/><w:lang w:eastAsia="zh-CN" w:bidi="ar"/></w:rPr><w:t>VNĐ</w:t></w:r></w:p></w:tc></w:tr><w:tr><w:tblPrEx><w:tblCellMar><w:top w:w="0" w:type="dxa"/><w:left w:w="108" w:type="dxa"/><w:bottom w:w="0" w:type="dxa"/><w:right w:w="108" w:type="dxa"/></w:tblCellMar></w:tblPrEx><w:trPr><w:trHeight w:val="546" w:hRule="atLeast"/></w:trPr><w:tc><w:tcPr><w:tcW w:w="10939" w:type="dxa"/><w:gridSpan w:val="8"/><w:tcBorders><w:top w:val="single" w:color="000000" w:sz="4" w:space="0"/><w:left w:val="single" w:color="000000" w:sz="4" w:space="0"/><w:bottom w:val="single" w:color="000000" w:sz="4" w:space="0"/><w:right w:val="single" w:color="000000" w:sz="4" w:space="0"/></w:tcBorders><w:vAlign w:val="center"/></w:tcPr><w:p><w:pPr><w:jc w:val="center"/><w:textAlignment w:val="center"/><w:rPr><w:b/><w:bCs/><w:sz w:val="26"/><w:szCs w:val="26"/></w:rPr></w:pPr><w:r><w:rPr><w:rFonts w:hint="default"/></w:rPr><w:t>{#DanhSachNgay} {TenNhomNgay}</w:t></w:r></w:p></w:tc></w:tr><w:tr><w:tblPrEx><w:tblCellMar><w:top w:w="0" w:type="dxa"/><w:left w:w="108" w:type="dxa"/><w:bottom w:w="0" w:type="dxa"/><w:right w:w="108" w:type="dxa"/></w:tblCellMar></w:tblPrEx><w:trPr><w:trHeight w:val="90" w:hRule="atLeast"/></w:trPr><w:tc><w:tcPr><w:tcW w:w="751" w:type="dxa"/><w:tcBorders><w:top w:val="single" w:color="000000" w:sz="4" w:space="0"/><w:left w:val="single" w:color="000000" w:sz="4" w:space="0"/><w:bottom w:val="single" w:color="000000" w:sz="4" w:space="0"/><w:right w:val="single" w:color="000000" w:sz="4" w:space="0"/></w:tcBorders><w:vAlign w:val="center"/></w:tcPr><w:p><w:pPr><w:jc w:val="center"/><w:textAlignment w:val="center"/><w:rPr><w:b/><w:bCs/><w:sz w:val="26"/><w:szCs w:val="26"/></w:rPr></w:pPr><w:r><w:rPr><w:rFonts w:hint="default" w:eastAsia="SimSun"/><w:b/><w:bCs/><w:sz w:val="26"/><w:szCs w:val="26"/><w:lang w:eastAsia="zh-CN" w:bidi="ar"/></w:rPr><w:t>{#DanhSachDV}{STT}</w:t></w:r></w:p></w:tc><w:tc><w:tcPr><w:tcW w:w="2343" w:type="dxa"/><w:tcBorders><w:top w:val="single" w:color="000000" w:sz="4" w:space="0"/><w:left w:val="single" w:color="000000" w:sz="4" w:space="0"/><w:bottom w:val="single" w:color="000000" w:sz="4" w:space="0"/><w:right w:val="single" w:color="000000" w:sz="4" w:space="0"/></w:tcBorders><w:vAlign w:val="center"/></w:tcPr><w:p><w:pPr><w:textAlignment w:val="center"/><w:rPr><w:sz w:val="26"/><w:szCs w:val="26"/></w:rPr></w:pPr><w:r><w:rPr><w:rFonts w:hint="default" w:eastAsia="SimSun"/><w:sz w:val="26"/><w:szCs w:val="26"/><w:lang w:eastAsia="zh-CN" w:bidi="ar"/></w:rPr><w:t>{TenDichVu}</w:t></w:r></w:p></w:tc><w:tc><w:tcPr><w:tcW w:w="1389" w:type="dxa"/><w:tcBorders><w:top w:val="single" w:color="000000" w:sz="4" w:space="0"/><w:left w:val="single" w:color="000000" w:sz="4" w:space="0"/><w:bottom w:val="single" w:color="000000" w:sz="4" w:space="0"/><w:right w:val="single" w:color="000000" w:sz="4" w:space="0"/></w:tcBorders><w:vAlign w:val="center"/></w:tcPr><w:p><w:pPr><w:jc w:val="center"/><w:textAlignment w:val="center"/><w:rPr><w:sz w:val="26"/><w:szCs w:val="26"/></w:rPr></w:pPr><w:r><w:rPr><w:rFonts w:hint="default" w:eastAsia="SimSun"/><w:sz w:val="26"/><w:szCs w:val="26"/><w:lang w:eastAsia="zh-CN" w:bidi="ar"/></w:rPr><w:t>{KhungGio}</w:t></w:r></w:p></w:tc><w:tc><w:tcPr><w:tcW w:w="1392" w:type="dxa"/><w:tcBorders><w:top w:val="single" w:color="000000" w:sz="4" w:space="0"/><w:left w:val="single" w:color="000000" w:sz="4" w:space="0"/><w:bottom w:val="nil"/><w:right w:val="single" w:color="000000" w:sz="4" w:space="0"/></w:tcBorders><w:vAlign w:val="center"/></w:tcPr><w:p><w:pPr><w:jc w:val="center"/><w:textAlignment w:val="center"/><w:rPr><w:b/><w:bCs/><w:sz w:val="26"/><w:szCs w:val="26"/></w:rPr></w:pPr><w:r><w:rPr><w:rFonts w:hint="default" w:eastAsia="SimSun"/><w:b/><w:bCs/><w:sz w:val="26"/><w:szCs w:val="26"/><w:lang w:eastAsia="zh-CN" w:bidi="ar"/></w:rPr><w:t>{Sanh}</w:t></w:r></w:p></w:tc><w:tc><w:tcPr><w:tcW w:w="1128" w:type="dxa"/><w:tcBorders><w:top w:val="single" w:color="000000" w:sz="4" w:space="0"/><w:left w:val="single" w:color="000000" w:sz="4" w:space="0"/><w:bottom w:val="single" w:color="000000" w:sz="4" w:space="0"/><w:right w:val="single" w:color="000000" w:sz="4" w:space="0"/></w:tcBorders><w:vAlign w:val="center"/></w:tcPr><w:p><w:pPr><w:jc w:val="center"/><w:textAlignment w:val="center"/><w:rPr><w:sz w:val="26"/><w:szCs w:val="26"/></w:rPr></w:pPr><w:r><w:rPr><w:rFonts w:hint="default" w:eastAsia="SimSun"/><w:sz w:val="26"/><w:szCs w:val="26"/><w:lang w:eastAsia="zh-CN" w:bidi="ar"/></w:rPr><w:t>{DVT}</w:t></w:r></w:p></w:tc><w:tc><w:tcPr><w:tcW w:w="857" w:type="dxa"/><w:tcBorders><w:top w:val="single" w:color="000000" w:sz="4" w:space="0"/><w:left w:val="single" w:color="000000" w:sz="4" w:space="0"/><w:bottom w:val="single" w:color="000000" w:sz="4" w:space="0"/><w:right w:val="single" w:color="000000" w:sz="4" w:space="0"/></w:tcBorders><w:vAlign w:val="center"/></w:tcPr><w:p><w:pPr><w:jc w:val="center"/><w:textAlignment w:val="center"/><w:rPr><w:sz w:val="26"/><w:szCs w:val="26"/></w:rPr></w:pPr><w:r><w:rPr><w:rFonts w:hint="default" w:eastAsia="SimSun"/><w:sz w:val="26"/><w:szCs w:val="26"/><w:lang w:eastAsia="zh-CN" w:bidi="ar"/></w:rPr><w:t>{SoLuong}</w:t></w:r></w:p></w:tc><w:tc><w:tcPr><w:tcW w:w="1495" w:type="dxa"/><w:tcBorders><w:top w:val="single" w:color="000000" w:sz="4" w:space="0"/><w:left w:val="single" w:color="000000" w:sz="4" w:space="0"/><w:bottom w:val="single" w:color="000000" w:sz="4" w:space="0"/><w:right w:val="single" w:color="000000" w:sz="4" w:space="0"/></w:tcBorders><w:vAlign w:val="center"/></w:tcPr><w:p><w:pPr><w:textAlignment w:val="center"/><w:rPr><w:sz w:val="26"/><w:szCs w:val="26"/></w:rPr></w:pPr><w:r><w:rPr><w:rFonts w:hint="default"/></w:rPr><w:t>{DonGia}</w:t></w:r></w:p></w:tc><w:tc><w:tcPr><w:tcW w:w="1584" w:type="dxa"/><w:tcBorders><w:top w:val="single" w:color="000000" w:sz="4" w:space="0"/><w:left w:val="single" w:color="000000" w:sz="4" w:space="0"/><w:bottom w:val="single" w:color="000000" w:sz="4" w:space="0"/><w:right w:val="single" w:color="000000" w:sz="4" w:space="0"/></w:tcBorders><w:noWrap/><w:vAlign w:val="center"/></w:tcPr><w:p><w:pPr><w:jc w:val="right"/><w:textAlignment w:val="center"/><w:rPr><w:sz w:val="26"/><w:szCs w:val="26"/></w:rPr></w:pPr><w:r><w:rPr><w:rFonts w:hint="default" w:eastAsia="SimSun"/><w:sz w:val="26"/><w:szCs w:val="26"/><w:lang w:eastAsia="zh-CN" w:bidi="ar"/></w:rPr><w:t>{ThanhTien}{/DanhSachDV}{/DanhSachNgay}</w:t></w:r></w:p></w:tc></w:tr><w:tr><w:tblPrEx><w:tblCellMar><w:top w:w="0" w:type="dxa"/><w:left w:w="108" w:type="dxa"/><w:bottom w:w="0" w:type="dxa"/><w:right w:w="108" w:type="dxa"/></w:tblCellMar></w:tblPrEx><w:trPr><w:trHeight w:val="530" w:hRule="atLeast"/></w:trPr><w:tc><w:tcPr><w:tcW w:w="9355" w:type="dxa"/><w:gridSpan w:val="7"/><w:tcBorders><w:top w:val="single" w:color="000000" w:sz="4" w:space="0"/><w:left w:val="single" w:color="000000" w:sz="4" w:space="0"/><w:bottom w:val="single" w:color="000000" w:sz="4" w:space="0"/><w:right w:val="single" w:color="000000" w:sz="4" w:space="0"/></w:tcBorders><w:shd w:val="clear" w:color="auto" w:fill="FFFFFF"/><w:vAlign w:val="center"/></w:tcPr><w:p><w:pPr><w:jc w:val="center"/><w:textAlignment w:val="center"/><w:rPr><w:b/><w:bCs/><w:sz w:val="26"/><w:szCs w:val="26"/></w:rPr></w:pPr><w:r><w:rPr><w:rFonts w:eastAsia="SimSun"/><w:b/><w:bCs/><w:sz w:val="26"/><w:szCs w:val="26"/><w:lang w:eastAsia="zh-CN" w:bidi="ar"/></w:rPr><w:t>THÀNH TIỀN</w:t></w:r></w:p></w:tc><w:tc><w:tcPr><w:tcW w:w="1584" w:type="dxa"/><w:tcBorders><w:top w:val="single" w:color="000000" w:sz="4" w:space="0"/><w:left w:val="single" w:color="000000" w:sz="4" w:space="0"/><w:bottom w:val="single" w:color="000000" w:sz="4" w:space="0"/><w:right w:val="single" w:color="000000" w:sz="4" w:space="0"/></w:tcBorders><w:shd w:val="clear" w:color="auto" w:fill="FFFFFF"/><w:noWrap/><w:vAlign w:val="center"/></w:tcPr><w:p><w:pPr><w:jc w:val="right"/><w:textAlignment w:val="center"/><w:rPr><w:b/><w:bCs/><w:sz w:val="26"/><w:szCs w:val="26"/></w:rPr></w:pPr><w:r><w:rPr><w:rFonts w:hint="default" w:ascii="Times New Roman" w:hAnsi="Times New Roman"/><w:sz w:val="24"/><w:szCs w:val="24"/></w:rPr><w:t>{TongTienDichVu}</w:t></w:r></w:p></w:tc></w:tr><w:tr><w:tblPrEx><w:tblCellMar><w:top w:w="0" w:type="dxa"/><w:left w:w="108" w:type="dxa"/><w:bottom w:w="0" w:type="dxa"/><w:right w:w="108" w:type="dxa"/></w:tblCellMar></w:tblPrEx><w:trPr><w:trHeight w:val="578" w:hRule="atLeast"/></w:trPr><w:tc><w:tcPr><w:tcW w:w="9355" w:type="dxa"/><w:gridSpan w:val="7"/><w:tcBorders><w:top w:val="single" w:color="000000" w:sz="4" w:space="0"/><w:left w:val="single" w:color="000000" w:sz="4" w:space="0"/><w:bottom w:val="single" w:color="000000" w:sz="4" w:space="0"/><w:right w:val="single" w:color="000000" w:sz="4" w:space="0"/></w:tcBorders><w:shd w:val="clear" w:color="auto" w:fill="FFFFFF"/><w:vAlign w:val="center"/></w:tcPr><w:p><w:pPr><w:jc w:val="center"/><w:textAlignment w:val="center"/><w:rPr><w:sz w:val="26"/><w:szCs w:val="26"/></w:rPr></w:pPr><w:r><w:rPr><w:rFonts w:eastAsia="SimSun"/><w:sz w:val="26"/><w:szCs w:val="26"/><w:lang w:eastAsia="zh-CN" w:bidi="ar"/></w:rPr><w:t xml:space="preserve">PHÍ PHỤC VỤ </w:t></w:r><w:r><w:rPr><w:rFonts w:hint="default" w:ascii="Times New Roman" w:hAnsi="Times New Roman"/><w:sz w:val="24"/><w:szCs w:val="24"/></w:rPr><w:t>{MucPhiPhucVu}</w:t></w:r><w:r><w:rPr><w:rFonts w:eastAsia="SimSun"/><w:sz w:val="26"/><w:szCs w:val="26"/><w:lang w:eastAsia="zh-CN" w:bidi="ar"/></w:rPr><w:t xml:space="preserve"> TỔNG HOÁ ĐƠN</w:t></w:r></w:p></w:tc><w:tc><w:tcPr><w:tcW w:w="1584" w:type="dxa"/><w:tcBorders><w:top w:val="single" w:color="000000" w:sz="4" w:space="0"/><w:left w:val="single" w:color="000000" w:sz="4" w:space="0"/><w:bottom w:val="single" w:color="000000" w:sz="4" w:space="0"/><w:right w:val="single" w:color="000000" w:sz="4" w:space="0"/></w:tcBorders><w:shd w:val="clear" w:color="auto" w:fill="FFFFFF"/><w:noWrap/><w:vAlign w:val="center"/></w:tcPr><w:p><w:pPr><w:shd w:val="clear" w:color="auto" w:fill="FFFFFF" w:themeFill="background1"/><w:spacing w:line="312" w:lineRule="auto"/><w:ind w:left="240" w:leftChars="100"/><w:jc w:val="right"/><w:rPr><w:b/><w:bCs/><w:sz w:val="26"/><w:szCs w:val="26"/></w:rPr></w:pPr><w:r><w:rPr><w:rFonts w:hint="default" w:ascii="Times New Roman" w:hAnsi="Times New Roman"/><w:sz w:val="24"/><w:szCs w:val="24"/></w:rPr><w:t>{PhiPhucVu}</w:t></w:r></w:p></w:tc></w:tr><w:tr><w:tblPrEx><w:tblCellMar><w:top w:w="0" w:type="dxa"/><w:left w:w="108" w:type="dxa"/><w:bottom w:w="0" w:type="dxa"/><w:right w:w="108" w:type="dxa"/></w:tblCellMar></w:tblPrEx><w:trPr><w:trHeight w:val="532" w:hRule="atLeast"/></w:trPr><w:tc><w:tcPr><w:tcW w:w="9355" w:type="dxa"/><w:gridSpan w:val="7"/><w:tcBorders><w:top w:val="single" w:color="000000" w:sz="4" w:space="0"/><w:left w:val="single" w:color="000000" w:sz="4" w:space="0"/><w:bottom w:val="single" w:color="000000" w:sz="4" w:space="0"/><w:right w:val="single" w:color="000000" w:sz="4" w:space="0"/></w:tcBorders><w:shd w:val="clear" w:color="auto" w:fill="FFFFFF"/><w:vAlign w:val="center"/></w:tcPr><w:p><w:pPr><w:jc w:val="center"/><w:textAlignment w:val="center"/><w:rPr><w:b/><w:bCs/><w:sz w:val="26"/><w:szCs w:val="26"/></w:rPr></w:pPr><w:r><w:rPr><w:rFonts w:eastAsia="SimSun"/><w:b/><w:bCs/><w:sz w:val="26"/><w:szCs w:val="26"/><w:lang w:eastAsia="zh-CN" w:bidi="ar"/></w:rPr><w:t>TỔNG CỘNG (CHƯA VAT)</w:t></w:r></w:p></w:tc><w:tc><w:tcPr><w:tcW w:w="1584" w:type="dxa"/><w:tcBorders><w:top w:val="single" w:color="000000" w:sz="4" w:space="0"/><w:left w:val="single" w:color="000000" w:sz="4" w:space="0"/><w:bottom w:val="single" w:color="000000" w:sz="4" w:space="0"/><w:right w:val="single" w:color="000000" w:sz="4" w:space="0"/></w:tcBorders><w:shd w:val="clear" w:color="auto" w:fill="FFFFFF"/><w:noWrap/><w:vAlign w:val="center"/></w:tcPr><w:p><w:pPr><w:jc w:val="right"/><w:textAlignment w:val="center"/><w:rPr><w:b/><w:bCs/><w:sz w:val="26"/><w:szCs w:val="26"/></w:rPr></w:pPr><w:r><w:rPr><w:rFonts w:hint="default" w:ascii="Times New Roman" w:hAnsi="Times New Roman"/><w:sz w:val="24"/><w:szCs w:val="24"/></w:rPr><w:t>{TongCongChuaVAT}</w:t></w:r></w:p></w:tc></w:tr><w:tr><w:tblPrEx><w:tblCellMar><w:top w:w="0" w:type="dxa"/><w:left w:w="108" w:type="dxa"/><w:bottom w:w="0" w:type="dxa"/><w:right w:w="108" w:type="dxa"/></w:tblCellMar></w:tblPrEx><w:trPr><w:trHeight w:val="566" w:hRule="atLeast"/></w:trPr><w:tc><w:tcPr><w:tcW w:w="9355" w:type="dxa"/><w:gridSpan w:val="7"/><w:tcBorders><w:top w:val="single" w:color="000000" w:sz="4" w:space="0"/><w:left w:val="single" w:color="000000" w:sz="4" w:space="0"/><w:bottom w:val="single" w:color="000000" w:sz="4" w:space="0"/><w:right w:val="single" w:color="000000" w:sz="4" w:space="0"/></w:tcBorders><w:shd w:val="clear" w:color="auto" w:fill="FFFFFF"/><w:vAlign w:val="center"/></w:tcPr><w:p><w:pPr><w:jc w:val="center"/><w:textAlignment w:val="center"/><w:rPr><w:rFonts w:eastAsia="SimSun"/><w:sz w:val="26"/><w:szCs w:val="26"/><w:lang w:eastAsia="zh-CN" w:bidi="ar"/></w:rPr></w:pPr><w:r><w:rPr><w:rFonts w:eastAsia="SimSun"/><w:sz w:val="26"/><w:szCs w:val="26"/><w:lang w:eastAsia="zh-CN" w:bidi="ar"/></w:rPr><w:t xml:space="preserve">8% VAT CHI PHÍ THỨC ĂN, NƯỚC NGỌT, NƯỚC SUỐI, PHÍ PHỤC VỤ </w:t></w:r></w:p><w:p><w:pPr><w:jc w:val="center"/><w:textAlignment w:val="center"/><w:rPr><w:sz w:val="26"/><w:szCs w:val="26"/></w:rPr></w:pPr><w:r><w:rPr><w:rFonts w:eastAsia="SimSun"/><w:sz w:val="26"/><w:szCs w:val="26"/><w:lang w:eastAsia="zh-CN" w:bidi="ar"/></w:rPr><w:t>&amp; DỊCH VỤ</w:t></w:r></w:p></w:tc><w:tc><w:tcPr><w:tcW w:w="1584" w:type="dxa"/><w:tcBorders><w:top w:val="single" w:color="000000" w:sz="4" w:space="0"/><w:left w:val="single" w:color="000000" w:sz="4" w:space="0"/><w:bottom w:val="single" w:color="000000" w:sz="4" w:space="0"/><w:right w:val="single" w:color="000000" w:sz="4" w:space="0"/></w:tcBorders><w:shd w:val="clear" w:color="auto" w:fill="FFFFFF"/><w:noWrap/><w:vAlign w:val="center"/></w:tcPr><w:p><w:pPr><w:jc w:val="right"/><w:textAlignment w:val="center"/><w:rPr><w:b/><w:bCs/><w:sz w:val="26"/><w:szCs w:val="26"/></w:rPr></w:pPr><w:r><w:rPr><w:rFonts w:hint="default" w:ascii="Times New Roman" w:hAnsi="Times New Roman"/><w:sz w:val="24"/><w:szCs w:val="24"/></w:rPr><w:t>{VAT8}</w:t></w:r></w:p></w:tc></w:tr><w:tr><w:tblPrEx><w:tblCellMar><w:top w:w="0" w:type="dxa"/><w:left w:w="108" w:type="dxa"/><w:bottom w:w="0" w:type="dxa"/><w:right w:w="108" w:type="dxa"/></w:tblCellMar></w:tblPrEx><w:trPr><w:trHeight w:val="508" w:hRule="atLeast"/></w:trPr><w:tc><w:tcPr><w:tcW w:w="9355" w:type="dxa"/><w:gridSpan w:val="7"/><w:tcBorders><w:top w:val="single" w:color="000000" w:sz="4" w:space="0"/><w:left w:val="single" w:color="000000" w:sz="4" w:space="0"/><w:bottom w:val="single" w:color="000000" w:sz="4" w:space="0"/><w:right w:val="single" w:color="000000" w:sz="4" w:space="0"/></w:tcBorders><w:shd w:val="clear" w:color="auto" w:fill="FFFFFF"/><w:vAlign w:val="center"/></w:tcPr><w:p><w:pPr><w:jc w:val="center"/><w:textAlignment w:val="center"/><w:rPr><w:sz w:val="26"/><w:szCs w:val="26"/></w:rPr></w:pPr><w:r><w:rPr><w:rFonts w:eastAsia="SimSun"/><w:sz w:val="26"/><w:szCs w:val="26"/><w:lang w:eastAsia="zh-CN" w:bidi="ar"/></w:rPr><w:t>10% VAT CÁC CHI PHÍ CÒN LẠI</w:t></w:r></w:p></w:tc><w:tc><w:tcPr><w:tcW w:w="1584" w:type="dxa"/><w:tcBorders><w:top w:val="single" w:color="000000" w:sz="4" w:space="0"/><w:left w:val="single" w:color="000000" w:sz="4" w:space="0"/><w:bottom w:val="single" w:color="000000" w:sz="4" w:space="0"/><w:right w:val="single" w:color="000000" w:sz="4" w:space="0"/></w:tcBorders><w:shd w:val="clear" w:color="auto" w:fill="FFFFFF"/><w:noWrap/><w:vAlign w:val="center"/></w:tcPr><w:p><w:pPr><w:jc w:val="right"/><w:textAlignment w:val="center"/><w:rPr><w:b/><w:bCs/><w:sz w:val="26"/><w:szCs w:val="26"/></w:rPr></w:pPr><w:r><w:rPr><w:rFonts w:hint="default" w:ascii="Times New Roman" w:hAnsi="Times New Roman"/><w:sz w:val="24"/><w:szCs w:val="24"/></w:rPr><w:t>{VAT10}</w:t></w:r></w:p></w:tc></w:tr><w:tr><w:tblPrEx><w:tblCellMar><w:top w:w="0" w:type="dxa"/><w:left w:w="108" w:type="dxa"/><w:bottom w:w="0" w:type="dxa"/><w:right w:w="108" w:type="dxa"/></w:tblCellMar></w:tblPrEx><w:trPr><w:trHeight w:val="638" w:hRule="atLeast"/></w:trPr><w:tc><w:tcPr><w:tcW w:w="9355" w:type="dxa"/><w:gridSpan w:val="7"/><w:tcBorders><w:top w:val="single" w:color="000000" w:sz="4" w:space="0"/><w:left w:val="single" w:color="000000" w:sz="4" w:space="0"/><w:bottom w:val="single" w:color="000000" w:sz="4" w:space="0"/><w:right w:val="single" w:color="000000" w:sz="4" w:space="0"/></w:tcBorders><w:shd w:val="clear" w:color="auto" w:fill="FFFFFF"/><w:vAlign w:val="center"/></w:tcPr><w:p><w:pPr><w:jc w:val="center"/><w:textAlignment w:val="center"/><w:rPr><w:b/><w:bCs/><w:sz w:val="26"/><w:szCs w:val="26"/></w:rPr></w:pPr><w:r><w:rPr><w:rFonts w:eastAsia="SimSun"/><w:b/><w:bCs/><w:sz w:val="26"/><w:szCs w:val="26"/><w:lang w:eastAsia="zh-CN" w:bidi="ar"/></w:rPr><w:t>TỔNG GIÁ TRỊ QUYẾT TOÁN</w:t></w:r></w:p></w:tc><w:tc><w:tcPr><w:tcW w:w="1584" w:type="dxa"/><w:tcBorders><w:top w:val="single" w:color="000000" w:sz="4" w:space="0"/><w:left w:val="single" w:color="000000" w:sz="4" w:space="0"/><w:bottom w:val="single" w:color="000000" w:sz="4" w:space="0"/><w:right w:val="single" w:color="000000" w:sz="4" w:space="0"/></w:tcBorders><w:shd w:val="clear" w:color="auto" w:fill="FFFFFF"/><w:noWrap/><w:vAlign w:val="center"/></w:tcPr><w:p><w:pPr><w:jc w:val="right"/><w:textAlignment w:val="center"/><w:rPr><w:b/><w:bCs/><w:sz w:val="26"/><w:szCs w:val="26"/></w:rPr></w:pPr><w:r><w:rPr><w:rFonts w:hint="default" w:ascii="Times New Roman" w:hAnsi="Times New Roman"/><w:sz w:val="24"/><w:szCs w:val="24"/></w:rPr><w:t>{TongGiaTriQuyetToan}</w:t></w:r></w:p></w:tc></w:tr></w:tbl><w:p><w:pPr><w:tabs><w:tab w:val="left" w:pos="180"/><w:tab w:val="left" w:pos="630"/></w:tabs><w:spacing w:before="120" w:after="120" w:line="360" w:lineRule="auto"/><w:jc w:val="both"/><w:rPr><w:bCs/><w:sz w:val="26"/><w:szCs w:val="26"/></w:rPr></w:pPr></w:p><w:p><w:pPr><w:pStyle w:val="21"/><w:numPr><w:ilvl w:val="0"/><w:numId w:val="2"/></w:numPr><w:shd w:val="clear" w:color="auto" w:fill="FFFFFF" w:themeFill="background1"/><w:spacing w:line="312" w:lineRule="auto"/><w:contextualSpacing/><w:jc w:val="left"/><w:rPr><w:rFonts w:ascii="Times New Roman" w:hAnsi="Times New Roman"/><w:i/><w:iCs/><w:sz w:val="26"/><w:szCs w:val="26"/></w:rPr></w:pPr><w:bookmarkStart w:id="4" w:name="_MON_1830157658"/><w:bookmarkEnd w:id="4"/><w:r><w:rPr><w:rFonts w:ascii="Times New Roman" w:hAnsi="Times New Roman"/><w:sz w:val="26"/><w:szCs w:val="26"/></w:rPr><w:t xml:space="preserve">Tổng giá trị </w:t></w:r><w:r><w:rPr><w:rFonts w:hint="default"/><w:sz w:val="26"/><w:szCs w:val="26"/><w:lang w:val="en-US"/></w:rPr><w:t>Quyết Toán</w:t></w:r><w:r><w:rPr><w:rFonts w:ascii="Times New Roman" w:hAnsi="Times New Roman"/><w:sz w:val="26"/><w:szCs w:val="26"/></w:rPr><w:t>:</w:t></w:r><w:r><w:rPr><w:rFonts w:hint="default" w:ascii="Times New Roman" w:hAnsi="Times New Roman"/><w:sz w:val="26"/><w:szCs w:val="26"/></w:rPr><w:t>{TongGiaTriQuyetToan}</w:t></w:r><w:r><w:rPr><w:rFonts w:ascii="Times New Roman" w:hAnsi="Times New Roman"/><w:b/><w:sz w:val="26"/><w:szCs w:val="26"/></w:rPr><w:t xml:space="preserve">VNĐ </w:t></w:r><w:r><w:rPr><w:rFonts w:ascii="Times New Roman" w:hAnsi="Times New Roman"/><w:i/><w:iCs/><w:sz w:val="26"/><w:szCs w:val="26"/></w:rPr><w:t>(Bằng</w:t></w:r><w:r><w:rPr><w:rFonts w:hint="default" w:ascii="Times New Roman" w:hAnsi="Times New Roman"/><w:i/><w:iCs/><w:sz w:val="26"/><w:szCs w:val="26"/><w:lang w:val="en-US"/></w:rPr><w:t xml:space="preserve"> </w:t></w:r><w:r><w:rPr><w:rFonts w:ascii="Times New Roman" w:hAnsi="Times New Roman"/><w:i/><w:iCs/><w:sz w:val="26"/><w:szCs w:val="26"/></w:rPr><w:t>chữ:</w:t></w:r><w:r><w:rPr><w:rFonts w:hint="default" w:ascii="Times New Roman" w:hAnsi="Times New Roman"/><w:i/><w:iCs/><w:sz w:val="26"/><w:szCs w:val="26"/><w:lang w:val="en-US"/></w:rPr><w:t xml:space="preserve"> </w:t></w:r><w:r><w:rPr><w:rFonts w:hint="default" w:ascii="Times New Roman" w:hAnsi="Times New Roman"/><w:i/><w:iCs/><w:sz w:val="26"/><w:szCs w:val="26"/></w:rPr><w:t>{TongGiaTriQuyetToanBangChu}</w:t></w:r><w:r><w:rPr><w:rFonts w:hint="default" w:ascii="Times New Roman" w:hAnsi="Times New Roman"/><w:i/><w:iCs/><w:sz w:val="26"/><w:szCs w:val="26"/><w:lang w:val="en-US"/></w:rPr><w:t xml:space="preserve"> </w:t></w:r><w:r><w:rPr><w:rFonts w:ascii="Times New Roman" w:hAnsi="Times New Roman"/><w:i/><w:iCs/><w:sz w:val="26"/><w:szCs w:val="26"/></w:rPr><w:t>đồng./.)</w:t></w:r></w:p><w:p><w:pPr><w:tabs><w:tab w:val="left" w:pos="630"/></w:tabs><w:spacing w:before="120" w:after="120" w:line="360" w:lineRule="auto"/><w:jc w:val="both"/><w:rPr><w:sz w:val="26"/><w:szCs w:val="26"/></w:rPr></w:pPr></w:p><w:p><w:pPr><w:tabs><w:tab w:val="left" w:pos="630"/></w:tabs><w:spacing w:before="120" w:after="120" w:line="360" w:lineRule="auto"/><w:jc w:val="both"/><w:rPr><w:sz w:val="26"/><w:szCs w:val="26"/></w:rPr></w:pPr><w:r><w:rPr><w:sz w:val="26"/><w:szCs w:val="26"/></w:rPr><w:t>Hai Bên thống nhất xác nhận:</w:t></w:r></w:p><w:p><w:pPr><w:pStyle w:val="21"/><w:numPr><w:ilvl w:val="0"/><w:numId w:val="3"/></w:numPr><w:tabs><w:tab w:val="left" w:pos="630"/></w:tabs><w:spacing w:before="120" w:after="120" w:line="360" w:lineRule="auto"/><w:jc w:val="both"/><w:rPr><w:sz w:val="26"/><w:szCs w:val="26"/></w:rPr></w:pPr><w:r><w:rPr><w:sz w:val="26"/><w:szCs w:val="26"/></w:rPr><w:t>Bên A đã hoàn thành việc cung cấp dịch vụ theo Hợp đồng và các nội dung phát sinh được hai Bên xác nhận (nếu có).</w:t></w:r></w:p><w:p><w:pPr><w:pStyle w:val="21"/><w:numPr><w:ilvl w:val="0"/><w:numId w:val="3"/></w:numPr><w:tabs><w:tab w:val="left" w:pos="630"/></w:tabs><w:spacing w:before="120" w:after="120" w:line="360" w:lineRule="auto"/><w:jc w:val="both"/><w:rPr><w:sz w:val="26"/><w:szCs w:val="26"/></w:rPr></w:pPr><w:r><w:rPr><w:sz w:val="26"/><w:szCs w:val="26"/></w:rPr><w:t>Các khoản phát sinh (nếu có) đã được hai Bên kiểm tra và thống nhất.</w:t></w:r></w:p><w:p><w:pPr><w:pStyle w:val="21"/><w:numPr><w:ilvl w:val="0"/><w:numId w:val="3"/></w:numPr><w:tabs><w:tab w:val="left" w:pos="630"/></w:tabs><w:spacing w:before="120" w:after="120" w:line="360" w:lineRule="auto"/><w:jc w:val="both"/><w:rPr><w:sz w:val="26"/><w:szCs w:val="26"/></w:rPr></w:pPr><w:r><w:rPr><w:sz w:val="26"/><w:szCs w:val="26"/></w:rPr><w:t>Tổng giá trị quyết toán là:</w:t></w:r><w:r><w:rPr><w:rFonts w:hint="default" w:ascii="Times New Roman" w:hAnsi="Times New Roman"/><w:sz w:val="26"/><w:szCs w:val="26"/></w:rPr><w:t>{TongGiaTriQuyetToan}</w:t></w:r><w:r><w:rPr><w:sz w:val="26"/><w:szCs w:val="26"/></w:rPr><w:t>VNĐ</w:t></w:r></w:p><w:p><w:pPr><w:pStyle w:val="21"/><w:numPr><w:ilvl w:val="0"/><w:numId w:val="3"/></w:numPr><w:tabs><w:tab w:val="left" w:pos="630"/></w:tabs><w:spacing w:before="120" w:after="120" w:line="360" w:lineRule="auto"/><w:jc w:val="both"/><w:rPr><w:sz w:val="26"/><w:szCs w:val="26"/></w:rPr></w:pPr><w:r><w:rPr><w:sz w:val="26"/><w:szCs w:val="26"/></w:rPr><w:t xml:space="preserve">Số tiền Bên B đã đặt cọc giữ chỗ và đảm bảo thực hiện hợp đồng là: </w:t></w:r><w:r><w:rPr><w:rFonts w:hint="default"/><w:sz w:val="26"/><w:szCs w:val="26"/><w:lang w:val="en-US"/></w:rPr><w:t>{SoTienDaDatCoc}</w:t></w:r><w:r><w:rPr><w:sz w:val="26"/><w:szCs w:val="26"/></w:rPr><w:t xml:space="preserve"> VNĐ (Ngày thanh toán: </w:t></w:r><w:r><w:rPr><w:rFonts w:hint="default"/><w:sz w:val="26"/><w:szCs w:val="26"/><w:lang w:val="en-US"/></w:rPr><w:t>{NgayThanhToanDatCoc}</w:t></w:r><w:r><w:rPr><w:sz w:val="26"/><w:szCs w:val="26"/></w:rPr><w:t>)</w:t></w:r></w:p><w:p><w:pPr><w:pStyle w:val="21"/><w:numPr><w:ilvl w:val="0"/><w:numId w:val="3"/></w:numPr><w:tabs><w:tab w:val="left" w:pos="630"/></w:tabs><w:spacing w:before="120" w:after="120" w:line="360" w:lineRule="auto"/><w:jc w:val="both"/><w:rPr><w:sz w:val="26"/><w:szCs w:val="26"/></w:rPr></w:pPr><w:r><w:rPr><w:sz w:val="26"/><w:szCs w:val="26"/></w:rPr><w:t xml:space="preserve">Số tiền Bên B còn phải thanh toán cho Bên A là: </w:t></w:r><w:r><w:rPr><w:rFonts w:hint="default"/><w:sz w:val="26"/><w:szCs w:val="26"/><w:lang w:val="en-US"/></w:rPr><w:t>{SoTienConLai}</w:t></w:r><w:r><w:rPr><w:sz w:val="26"/><w:szCs w:val="26"/></w:rPr><w:t xml:space="preserve"> (Bằng chữ:</w:t></w:r><w:r><w:rPr><w:rFonts w:hint="default"/><w:sz w:val="26"/><w:szCs w:val="26"/></w:rPr><w:t>{SoTienConLaiBangChu}</w:t></w:r><w:bookmarkStart w:id="5" w:name="_GoBack"/><w:bookmarkEnd w:id="5"/><w:r><w:rPr><w:sz w:val="26"/><w:szCs w:val="26"/></w:rPr><w:t>)</w:t></w:r></w:p><w:p><w:pPr><w:pStyle w:val="21"/><w:numPr><w:ilvl w:val="0"/><w:numId w:val="1"/></w:numPr><w:tabs><w:tab w:val="left" w:pos="630"/></w:tabs><w:spacing w:before="120" w:after="120" w:line="360" w:lineRule="auto"/><w:jc w:val="both"/><w:rPr><w:b/><w:sz w:val="26"/><w:szCs w:val="26"/></w:rPr></w:pPr><w:r><w:rPr><w:b/><w:sz w:val="26"/><w:szCs w:val="26"/></w:rPr><w:t>CAM KẾT THỰC HIỆN</w:t></w:r></w:p><w:p><w:pPr><w:pStyle w:val="21"/><w:numPr><w:ilvl w:val="0"/><w:numId w:val="4"/></w:numPr><w:tabs><w:tab w:val="left" w:pos="630"/></w:tabs><w:spacing w:before="120" w:after="120" w:line="360" w:lineRule="auto"/><w:jc w:val="both"/><w:rPr><w:b/><w:sz w:val="26"/><w:szCs w:val="26"/></w:rPr></w:pPr><w:r><w:rPr><w:bCs/><w:sz w:val="26"/><w:szCs w:val="26"/></w:rPr><w:t>Bên A thực hiện xuất Hóa đơn GTGT theo Tổng giá trị quyết toán được hai Bên xác nhận tại Biên bản này.</w:t></w:r></w:p><w:p><w:pPr><w:pStyle w:val="21"/><w:numPr><w:ilvl w:val="0"/><w:numId w:val="4"/></w:numPr><w:tabs><w:tab w:val="left" w:pos="630"/></w:tabs><w:spacing w:before="120" w:after="120" w:line="360" w:lineRule="auto"/><w:jc w:val="both"/><w:rPr><w:b/><w:sz w:val="26"/><w:szCs w:val="26"/></w:rPr></w:pPr><w:r><w:rPr><w:bCs/><w:sz w:val="26"/><w:szCs w:val="26"/></w:rPr><w:t>Bên B cam kết thanh toán số tiền còn phải thanh toán cho Bên A trong thời hạn quy định tại Hợp đồng.</w:t></w:r></w:p><w:p><w:pPr><w:pStyle w:val="21"/><w:numPr><w:ilvl w:val="0"/><w:numId w:val="4"/></w:numPr><w:tabs><w:tab w:val="left" w:pos="630"/></w:tabs><w:spacing w:before="120" w:after="120" w:line="360" w:lineRule="auto"/><w:jc w:val="both"/><w:rPr><w:b/><w:sz w:val="26"/><w:szCs w:val="26"/></w:rPr></w:pPr><w:r><w:rPr><w:bCs/><w:sz w:val="26"/><w:szCs w:val="26"/></w:rPr><w:t>Biên bản này là căn cứ để đối chiếu công nợ, xuất hóa đơn và thanh toán theo quy định của Hợp đồng.</w:t></w:r></w:p><w:p><w:pPr><w:tabs><w:tab w:val="left" w:pos="630"/></w:tabs><w:spacing w:before="120" w:after="120" w:line="360" w:lineRule="auto"/><w:ind w:left="360"/><w:jc w:val="both"/><w:rPr><w:bCs/><w:sz w:val="26"/><w:szCs w:val="26"/></w:rPr></w:pPr><w:r><w:rPr><w:bCs/><w:sz w:val="26"/><w:szCs w:val="26"/></w:rPr><w:t>Biên bản được lập thành 04 (bốn) bản có giá trị pháp lý như nhau, mỗi bên giữ 02 (hai) bản để thực hiện.</w:t></w:r></w:p><w:p><w:pPr><w:spacing w:before="120" w:after="120" w:line="360" w:lineRule="auto"/><w:ind w:left="630"/><w:jc w:val="both"/><w:rPr><w:sz w:val="26"/><w:szCs w:val="26"/></w:rPr></w:pPr></w:p><w:p><w:pPr><w:spacing w:before="120" w:after="120" w:line="360" w:lineRule="auto"/><w:rPr><w:b/><w:sz w:val="26"/><w:szCs w:val="26"/><w:lang w:val="fr-FR"/></w:rPr></w:pPr><w:r><w:rPr><w:b/><w:sz w:val="26"/><w:szCs w:val="26"/><w:lang w:val="fr-FR"/></w:rPr><w:t xml:space="preserve">          ĐẠI DIỆN BÊN A</w:t></w:r><w:r><w:rPr><w:b/><w:sz w:val="26"/><w:szCs w:val="26"/><w:lang w:val="fr-FR"/></w:rPr><w:tab/></w:r><w:r><w:rPr><w:b/><w:sz w:val="26"/><w:szCs w:val="26"/><w:lang w:val="fr-FR"/></w:rPr><w:tab/></w:r><w:r><w:rPr><w:b/><w:sz w:val="26"/><w:szCs w:val="26"/><w:lang w:val="fr-FR"/></w:rPr><w:tab/></w:r><w:r><w:rPr><w:b/><w:sz w:val="26"/><w:szCs w:val="26"/><w:lang w:val="fr-FR"/></w:rPr><w:tab/></w:r><w:r><w:rPr><w:b/><w:sz w:val="26"/><w:szCs w:val="26"/><w:lang w:val="fr-FR"/></w:rPr><w:t xml:space="preserve">             ĐẠI DIỆN BÊN B</w:t></w:r></w:p><w:p><w:pPr><w:tabs><w:tab w:val="left" w:pos="6015"/></w:tabs><w:spacing w:before="120" w:after="120" w:line="360" w:lineRule="auto"/><w:rPr><w:sz w:val="26"/><w:szCs w:val="26"/><w:lang w:val="fr-FR"/></w:rPr></w:pPr><w:r><w:rPr><w:sz w:val="26"/><w:szCs w:val="26"/><w:lang w:val="fr-FR"/></w:rPr><w:t xml:space="preserve">       </w:t></w:r></w:p><w:p><w:pPr><w:tabs><w:tab w:val="left" w:pos="6015"/></w:tabs><w:spacing w:before="120" w:after="120" w:line="360" w:lineRule="auto"/><w:rPr><w:sz w:val="26"/><w:szCs w:val="26"/><w:lang w:val="fr-FR"/></w:rPr></w:pPr></w:p><w:p><w:pPr><w:spacing w:before="120" w:after="120" w:line="360" w:lineRule="auto"/><w:rPr><w:b/><w:sz w:val="26"/><w:szCs w:val="26"/><w:lang w:val="fr-FR"/></w:rPr></w:pPr><w:r><w:rPr><w:b/><w:sz w:val="26"/><w:szCs w:val="26"/><w:lang w:val="fr-FR"/></w:rPr><w:t xml:space="preserve">                   </w:t></w:r></w:p><w:p><w:pPr><w:spacing w:before="120" w:after="120" w:line="360" w:lineRule="auto"/><w:rPr><w:b/><w:sz w:val="26"/><w:szCs w:val="26"/><w:u w:val="single"/><w:lang w:val="fr-FR"/></w:rPr></w:pPr><w:r><w:rPr><w:b/><w:sz w:val="26"/><w:szCs w:val="26"/><w:lang w:val="fr-FR"/></w:rPr><w:t xml:space="preserve">   Ký: </w:t></w:r><w:r><w:rPr><w:b/><w:sz w:val="26"/><w:szCs w:val="26"/><w:u w:val="single"/><w:lang w:val="fr-FR"/></w:rPr><w:tab/></w:r><w:r><w:rPr><w:b/><w:sz w:val="26"/><w:szCs w:val="26"/><w:u w:val="single"/><w:lang w:val="fr-FR"/></w:rPr><w:tab/></w:r><w:r><w:rPr><w:b/><w:sz w:val="26"/><w:szCs w:val="26"/><w:u w:val="single"/><w:lang w:val="fr-FR"/></w:rPr><w:tab/></w:r><w:r><w:rPr><w:b/><w:sz w:val="26"/><w:szCs w:val="26"/><w:u w:val="single"/><w:lang w:val="fr-FR"/></w:rPr><w:tab/></w:r><w:r><w:rPr><w:b/><w:sz w:val="26"/><w:szCs w:val="26"/><w:lang w:val="fr-FR"/></w:rPr><w:t xml:space="preserve">                                          Ký</w:t></w:r><w:r><w:rPr><w:b/><w:sz w:val="26"/><w:szCs w:val="26"/><w:u w:val="single"/><w:lang w:val="fr-FR"/></w:rPr><w:tab/></w:r><w:r><w:rPr><w:b/><w:sz w:val="26"/><w:szCs w:val="26"/><w:u w:val="single"/><w:lang w:val="fr-FR"/></w:rPr><w:tab/></w:r><w:r><w:rPr><w:b/><w:sz w:val="26"/><w:szCs w:val="26"/><w:u w:val="single"/><w:lang w:val="fr-FR"/></w:rPr><w:tab/></w:r><w:r><w:rPr><w:b/><w:sz w:val="26"/><w:szCs w:val="26"/><w:u w:val="single"/><w:lang w:val="fr-FR"/></w:rPr><w:tab/></w:r><w:r><w:rPr><w:b/><w:sz w:val="26"/><w:szCs w:val="26"/><w:u w:val="single"/><w:lang w:val="fr-FR"/></w:rPr><w:t xml:space="preserve">    </w:t></w:r></w:p><w:p><w:pPr><w:spacing w:before="120" w:after="120" w:line="360" w:lineRule="auto"/><w:rPr><w:b/><w:sz w:val="26"/><w:szCs w:val="26"/><w:lang w:val="fr-FR"/></w:rPr></w:pPr><w:r><w:rPr><w:b/><w:sz w:val="26"/><w:szCs w:val="26"/><w:lang w:val="fr-FR"/></w:rPr><w:t xml:space="preserve">   Ông : LÊ VĂN PHƯỚC</w:t></w:r><w:r><w:rPr><w:b/><w:sz w:val="26"/><w:szCs w:val="26"/><w:lang w:val="fr-FR"/></w:rPr><w:tab/></w:r><w:r><w:rPr><w:b/><w:sz w:val="26"/><w:szCs w:val="26"/><w:lang w:val="fr-FR"/></w:rPr><w:t xml:space="preserve">                                Ông : </w:t></w:r><w:r><w:rPr><w:b/><w:bCs/><w:sz w:val="26"/><w:szCs w:val="26"/></w:rPr><w:t xml:space="preserve"> </w:t></w:r><w:r><w:rPr><w:b/><w:bCs/><w:spacing w:val="3"/><w:sz w:val="26"/><w:szCs w:val="26"/><w:shd w:val="clear" w:color="auto" w:fill="FFFFFF"/></w:rPr><w:t>….</w:t></w:r></w:p><w:sectPr><w:headerReference r:id="rId3" w:type="default"/><w:footerReference r:id="rId4" w:type="default"/><w:pgSz w:w="12240" w:h="15840"/><w:pgMar w:top="750" w:right="960" w:bottom="1440" w:left="1440" w:header="720" w:footer="720" w:gutter="0"/><w:cols w:space="720" w:num="1"/><w:docGrid w:linePitch="360" w:charSpace="0"/></w:sectPr></w:body></w:document>
+<file path=word/document.xml><?xml version="1.0" encoding="utf-8"?>
+<w:document xmlns:wpc="http://schemas.microsoft.com/office/word/2010/wordprocessingCanvas" xmlns:mc="http://schemas.openxmlformats.org/markup-compatibility/2006" xmlns:o="urn:schemas-microsoft-com:office:office" xmlns:r="http://schemas.openxmlformats.org/officeDocument/2006/relationships" xmlns:m="http://schemas.openxmlformats.org/officeDocument/2006/math" xmlns:v="urn:schemas-microsoft-com:vml" xmlns:wp14="http://schemas.microsoft.com/office/word/2010/wordprocessingDrawing" xmlns:wp="http://schemas.openxmlformats.org/drawingml/2006/wordprocessingDrawing" xmlns:w="http://schemas.openxmlformats.org/wordprocessingml/2006/main" xmlns:w14="http://schemas.microsoft.com/office/word/2010/wordml" xmlns:w10="urn:schemas-microsoft-com:office:word" xmlns:w15="http://schemas.microsoft.com/office/word/2012/wordml" xmlns:wpg="http://schemas.microsoft.com/office/word/2010/wordprocessingGroup" xmlns:wpi="http://schemas.microsoft.com/office/word/2010/wordprocessingInk" xmlns:wne="http://schemas.microsoft.com/office/word/2006/wordml" xmlns:wps="http://schemas.microsoft.com/office/word/2010/wordprocessingShape" xmlns:wpsCustomData="http://www.wps.cn/officeDocument/2013/wpsCustomData" mc:Ignorable="w14 w15 wp14">
+  <w:body>
+    <w:p>
+      <w:pPr>
+        <w:spacing w:before="120" w:after="120"/>
+        <w:jc w:val="center"/>
+        <w:rPr>
+          <w:b/>
+        </w:rPr>
+      </w:pPr>
+      <w:r>
+        <w:rPr>
+          <w:b/>
+        </w:rPr>
+        <w:t xml:space="preserve"> Cộng Hòa Xã Hội Chủ Nghĩa Việt Nam</w:t>
+      </w:r>
+    </w:p>
+    <w:p>
+      <w:pPr>
+        <w:spacing w:before="120" w:after="120"/>
+        <w:jc w:val="center"/>
+        <w:rPr>
+          <w:b/>
+        </w:rPr>
+      </w:pPr>
+      <w:r>
+        <w:rPr>
+          <w:b/>
+        </w:rPr>
+        <w:t>Độc Lập – Tự Do – Hạnh Phúc</w:t>
+      </w:r>
+    </w:p>
+    <w:p>
+      <w:pPr>
+        <w:spacing w:before="120" w:after="120"/>
+        <w:jc w:val="center"/>
+        <w:rPr>
+          <w:b/>
+        </w:rPr>
+      </w:pPr>
+      <w:r>
+        <w:rPr>
+          <w:b/>
+        </w:rPr>
+        <w:t>----------------</w:t>
+      </w:r>
+    </w:p>
+    <w:p>
+      <w:pPr>
+        <w:spacing w:before="120" w:after="120"/>
+        <w:jc w:val="center"/>
+        <w:rPr>
+          <w:b/>
+          <w:sz w:val="36"/>
+          <w:szCs w:val="36"/>
+        </w:rPr>
+      </w:pPr>
+      <w:r>
+        <w:rPr>
+          <w:b/>
+          <w:sz w:val="36"/>
+          <w:szCs w:val="36"/>
+        </w:rPr>
+        <w:t>BIÊN BẢN NGHIỆM THU VÀ QUYẾT TOÁN DỊCH VỤ</w:t>
+      </w:r>
+    </w:p>
+    <w:p>
+      <w:pPr>
+        <w:jc w:val="center"/>
+      </w:pPr>
+      <w:r>
+        <w:rPr>
+          <w:b/>
+          <w:bCs/>
+          <w:lang w:eastAsia="zh-CN"/>
+        </w:rPr>
+        <w:t>BBNT&amp;QTDV số: …</w:t>
+      </w:r>
+      <w:r>
+        <w:rPr>
+          <w:b/>
+          <w:bCs/>
+        </w:rPr>
+        <w:t>/CTY - HHKH/2026/NT-QT</w:t>
+      </w:r>
+    </w:p>
+    <w:p>
+      <w:pPr>
+        <w:spacing w:line="276" w:lineRule="auto"/>
+        <w:ind w:firstLine="10"/>
+        <w:jc w:val="center"/>
+      </w:pPr>
+    </w:p>
+    <w:p>
+      <w:pPr>
+        <w:spacing w:line="360" w:lineRule="auto"/>
+        <w:jc w:val="both"/>
+        <w:rPr>
+          <w:i/>
+          <w:iCs/>
+          <w:sz w:val="26"/>
+          <w:szCs w:val="26"/>
+        </w:rPr>
+      </w:pPr>
+      <w:r>
+        <w:rPr>
+          <w:i/>
+          <w:iCs/>
+          <w:sz w:val="26"/>
+          <w:szCs w:val="26"/>
+        </w:rPr>
+        <w:t>Căn cứ Hợp đồng số</w:t>
+      </w:r>
+      <w:r>
+        <w:rPr>
+          <w:b/>
+          <w:bCs/>
+          <w:i/>
+          <w:iCs/>
+          <w:sz w:val="26"/>
+          <w:szCs w:val="26"/>
+        </w:rPr>
+        <w:t xml:space="preserve"> ……</w:t>
+      </w:r>
+      <w:r>
+        <w:rPr>
+          <w:i/>
+          <w:iCs/>
+          <w:sz w:val="26"/>
+          <w:szCs w:val="26"/>
+        </w:rPr>
+        <w:t>, ký ngày …. giữa Bên A và Bên B về việc cung cấp địa điểm và các dịch vụ phục vụ chương trình….., được tổ chức vào ngày ….. ;</w:t>
+      </w:r>
+    </w:p>
+    <w:p>
+      <w:pPr>
+        <w:spacing w:line="360" w:lineRule="auto"/>
+        <w:rPr>
+          <w:i/>
+          <w:sz w:val="26"/>
+          <w:szCs w:val="26"/>
+        </w:rPr>
+      </w:pPr>
+      <w:r>
+        <w:rPr>
+          <w:i/>
+          <w:sz w:val="26"/>
+          <w:szCs w:val="26"/>
+        </w:rPr>
+        <w:t>Căn cứ kết quả thực tế việc cung cấp và sử dụng dịch vụ của các Bên.</w:t>
+      </w:r>
+    </w:p>
+    <w:p>
+      <w:pPr>
+        <w:autoSpaceDE w:val="0"/>
+        <w:autoSpaceDN w:val="0"/>
+        <w:adjustRightInd w:val="0"/>
+        <w:spacing w:line="360" w:lineRule="auto"/>
+        <w:jc w:val="both"/>
+        <w:rPr>
+          <w:bCs/>
+          <w:i/>
+          <w:iCs/>
+          <w:sz w:val="26"/>
+          <w:szCs w:val="26"/>
+        </w:rPr>
+      </w:pPr>
+    </w:p>
+    <w:p>
+      <w:pPr>
+        <w:autoSpaceDE w:val="0"/>
+        <w:autoSpaceDN w:val="0"/>
+        <w:adjustRightInd w:val="0"/>
+        <w:spacing w:line="360" w:lineRule="auto"/>
+        <w:jc w:val="both"/>
+        <w:rPr>
+          <w:i/>
+          <w:sz w:val="26"/>
+          <w:szCs w:val="26"/>
+        </w:rPr>
+      </w:pPr>
+      <w:r>
+        <w:rPr>
+          <w:bCs/>
+          <w:i/>
+          <w:iCs/>
+          <w:sz w:val="26"/>
+          <w:szCs w:val="26"/>
+        </w:rPr>
+        <w:t xml:space="preserve">Hôm nay, ngày </w:t>
+      </w:r>
+      <w:r>
+        <w:rPr>
+          <w:b/>
+          <w:i/>
+          <w:iCs/>
+          <w:sz w:val="26"/>
+          <w:szCs w:val="26"/>
+        </w:rPr>
+        <w:t>…</w:t>
+      </w:r>
+      <w:r>
+        <w:rPr>
+          <w:bCs/>
+          <w:i/>
+          <w:iCs/>
+          <w:sz w:val="26"/>
+          <w:szCs w:val="26"/>
+        </w:rPr>
+        <w:t xml:space="preserve"> Tháng </w:t>
+      </w:r>
+      <w:r>
+        <w:rPr>
+          <w:b/>
+          <w:i/>
+          <w:iCs/>
+          <w:sz w:val="26"/>
+          <w:szCs w:val="26"/>
+        </w:rPr>
+        <w:t>…</w:t>
+      </w:r>
+      <w:r>
+        <w:rPr>
+          <w:bCs/>
+          <w:i/>
+          <w:iCs/>
+          <w:sz w:val="26"/>
+          <w:szCs w:val="26"/>
+        </w:rPr>
+        <w:t xml:space="preserve"> năm </w:t>
+      </w:r>
+      <w:r>
+        <w:rPr>
+          <w:b/>
+          <w:i/>
+          <w:iCs/>
+          <w:sz w:val="26"/>
+          <w:szCs w:val="26"/>
+        </w:rPr>
+        <w:t>2026</w:t>
+      </w:r>
+      <w:r>
+        <w:rPr>
+          <w:bCs/>
+          <w:i/>
+          <w:iCs/>
+          <w:sz w:val="26"/>
+          <w:szCs w:val="26"/>
+        </w:rPr>
+        <w:t xml:space="preserve">, chúng tôi gồm: </w:t>
+      </w:r>
+    </w:p>
+    <w:p>
+      <w:pPr>
+        <w:shd w:val="clear" w:color="auto" w:fill="FFFFFF" w:themeFill="background1"/>
+        <w:spacing w:line="360" w:lineRule="auto"/>
+        <w:ind w:left="59" w:leftChars="0"/>
+        <w:rPr>
+          <w:rFonts w:hint="default" w:ascii="Times New Roman" w:hAnsi="Times New Roman"/>
+          <w:b/>
+          <w:sz w:val="26"/>
+          <w:szCs w:val="26"/>
+          <w:lang w:val="en-US"/>
+        </w:rPr>
+      </w:pPr>
+      <w:r>
+        <w:rPr>
+          <w:rFonts w:ascii="Times New Roman" w:hAnsi="Times New Roman"/>
+          <w:b/>
+          <w:sz w:val="26"/>
+          <w:szCs w:val="26"/>
+        </w:rPr>
+        <w:t xml:space="preserve">BÊN A: </w:t>
+      </w:r>
+      <w:r>
+        <w:rPr>
+          <w:rFonts w:ascii="Times New Roman" w:hAnsi="Times New Roman"/>
+          <w:b/>
+          <w:sz w:val="26"/>
+          <w:szCs w:val="26"/>
+        </w:rPr>
+        <w:tab/>
+      </w:r>
+      <w:r>
+        <w:rPr>
+          <w:rFonts w:ascii="Times New Roman" w:hAnsi="Times New Roman"/>
+          <w:b/>
+          <w:sz w:val="26"/>
+          <w:szCs w:val="26"/>
+        </w:rPr>
+        <w:tab/>
+      </w:r>
+      <w:r>
+        <w:rPr>
+          <w:rFonts w:hint="default" w:ascii="Times New Roman" w:hAnsi="Times New Roman"/>
+          <w:b/>
+          <w:sz w:val="26"/>
+          <w:szCs w:val="26"/>
+          <w:lang w:val="en-US"/>
+        </w:rPr>
+        <w:t>{BenATenCongTy}</w:t>
+      </w:r>
+    </w:p>
+    <w:p>
+      <w:pPr>
+        <w:shd w:val="clear" w:color="auto" w:fill="FFFFFF" w:themeFill="background1"/>
+        <w:spacing w:line="360" w:lineRule="auto"/>
+        <w:ind w:left="59" w:leftChars="0"/>
+        <w:rPr>
+          <w:rFonts w:hint="default" w:ascii="Times New Roman" w:hAnsi="Times New Roman"/>
+          <w:b/>
+          <w:sz w:val="26"/>
+          <w:szCs w:val="26"/>
+          <w:lang w:val="en-US"/>
+        </w:rPr>
+      </w:pPr>
+      <w:bookmarkStart w:id="0" w:name="_Hlk135660413"/>
+      <w:r>
+        <w:rPr>
+          <w:rFonts w:ascii="Times New Roman" w:hAnsi="Times New Roman"/>
+          <w:sz w:val="26"/>
+          <w:szCs w:val="26"/>
+        </w:rPr>
+        <w:t>Đại diện: </w:t>
+        <w:t>{BenADaiDien}</w:t>
+      </w:r>
+    </w:p>
+    <w:p>
+      <w:pPr>
+        <w:shd w:val="clear" w:color="auto" w:fill="FFFFFF" w:themeFill="background1"/>
+        <w:spacing w:line="360" w:lineRule="auto"/>
+        <w:ind w:left="59" w:leftChars="0"/>
+        <w:rPr>
+          <w:rFonts w:hint="default" w:ascii="Times New Roman" w:hAnsi="Times New Roman"/>
+          <w:sz w:val="26"/>
+          <w:szCs w:val="26"/>
+          <w:lang w:val="en-US"/>
+        </w:rPr>
+      </w:pPr>
+      <w:bookmarkStart w:id="1" w:name="_Hlk164419968"/>
+      <w:r>
+        <w:rPr>
+          <w:rFonts w:ascii="Times New Roman" w:hAnsi="Times New Roman"/>
+          <w:bCs/>
+          <w:sz w:val="26"/>
+          <w:szCs w:val="26"/>
+        </w:rPr>
+        <w:t>Chức vụ: </w:t>
+        <w:t>{BenAChucVuDaiDien}</w:t>
+      </w:r>
+    </w:p>
+    <w:bookmarkEnd w:id="0"/>
+    <w:bookmarkEnd w:id="1"/>
+    <w:p>
+      <w:pPr>
+        <w:shd w:val="clear" w:color="auto" w:fill="FFFFFF" w:themeFill="background1"/>
+        <w:spacing w:line="360" w:lineRule="auto"/>
+        <w:ind w:left="59" w:leftChars="0"/>
+        <w:rPr>
+          <w:rFonts w:hint="default" w:ascii="Times New Roman" w:hAnsi="Times New Roman"/>
+          <w:sz w:val="26"/>
+          <w:szCs w:val="26"/>
+          <w:lang w:val="en-US"/>
+        </w:rPr>
+      </w:pPr>
+      <w:r>
+        <w:rPr>
+          <w:rFonts w:ascii="Times New Roman" w:hAnsi="Times New Roman"/>
+          <w:sz w:val="26"/>
+          <w:szCs w:val="26"/>
+        </w:rPr>
+        <w:t>Địa chỉ: </w:t>
+        <w:t>{BenADiaChi}</w:t>
+      </w:r>
+    </w:p>
+    <w:p>
+      <w:pPr>
+        <w:shd w:val="clear" w:color="auto" w:fill="FFFFFF" w:themeFill="background1"/>
+        <w:spacing w:line="360" w:lineRule="auto"/>
+        <w:ind w:left="59" w:leftChars="0"/>
+        <w:rPr>
+          <w:rFonts w:hint="default" w:ascii="Times New Roman" w:hAnsi="Times New Roman"/>
+          <w:sz w:val="26"/>
+          <w:szCs w:val="26"/>
+          <w:lang w:val="en-US"/>
+        </w:rPr>
+      </w:pPr>
+      <w:r>
+        <w:rPr>
+          <w:rFonts w:ascii="Times New Roman" w:hAnsi="Times New Roman"/>
+          <w:sz w:val="26"/>
+          <w:szCs w:val="26"/>
+        </w:rPr>
+        <w:t>Điện thoại: </w:t>
+        <w:t>{BenASDT}</w:t>
+      </w:r>
+    </w:p>
+    <w:p>
+      <w:pPr>
+        <w:shd w:val="clear" w:color="auto" w:fill="FFFFFF" w:themeFill="background1"/>
+        <w:spacing w:line="360" w:lineRule="auto"/>
+        <w:ind w:left="59" w:leftChars="0"/>
+        <w:rPr>
+          <w:rFonts w:hint="default" w:ascii="Times New Roman" w:hAnsi="Times New Roman"/>
+          <w:sz w:val="26"/>
+          <w:szCs w:val="26"/>
+          <w:lang w:val="en-US"/>
+        </w:rPr>
+      </w:pPr>
+      <w:r>
+        <w:rPr>
+          <w:rFonts w:ascii="Times New Roman" w:hAnsi="Times New Roman"/>
+          <w:sz w:val="26"/>
+          <w:szCs w:val="26"/>
+        </w:rPr>
+        <w:t xml:space="preserve">MST </w:t>
+      </w:r>
+      <w:r>
+        <w:rPr>
+          <w:rFonts w:ascii="Times New Roman" w:hAnsi="Times New Roman"/>
+          <w:sz w:val="26"/>
+          <w:szCs w:val="26"/>
+        </w:rPr>
+        <w:tab/>
+      </w:r>
+      <w:r>
+        <w:rPr>
+          <w:rFonts w:ascii="Times New Roman" w:hAnsi="Times New Roman"/>
+          <w:sz w:val="26"/>
+          <w:szCs w:val="26"/>
+        </w:rPr>
+        <w:tab/>
+      </w:r>
+      <w:r>
+        <w:rPr>
+          <w:rFonts w:hint="default" w:ascii="Times New Roman" w:hAnsi="Times New Roman"/>
+          <w:sz w:val="26"/>
+          <w:szCs w:val="26"/>
+          <w:lang w:val="en-US"/>
+        </w:rPr>
+        <w:t>{BenAMST}</w:t>
+      </w:r>
+    </w:p>
+    <w:p>
+      <w:pPr>
+        <w:spacing w:before="120" w:after="120" w:line="360" w:lineRule="auto"/>
+        <w:jc w:val="both"/>
+        <w:rPr>
+          <w:bCs/>
+          <w:sz w:val="26"/>
+          <w:szCs w:val="26"/>
+        </w:rPr>
+      </w:pPr>
+      <w:r>
+        <w:rPr>
+          <w:sz w:val="26"/>
+          <w:szCs w:val="26"/>
+        </w:rPr>
+        <w:t>Số Tài Khoản</w:t>
+      </w:r>
+      <w:r>
+        <w:rPr>
+          <w:sz w:val="26"/>
+          <w:szCs w:val="26"/>
+        </w:rPr>
+        <w:tab/>
+      </w:r>
+      <w:bookmarkStart w:id="2" w:name="_Hlk205370871"/>
+      <w:r>
+        <w:rPr>
+          <w:sz w:val="26"/>
+          <w:szCs w:val="26"/>
+          <w:shd w:val="clear" w:color="auto" w:fill="FFFFFF"/>
+        </w:rPr>
+        <w:t xml:space="preserve">1114 0141 8888 </w:t>
+      </w:r>
+      <w:r>
+        <w:rPr>
+          <w:bCs/>
+          <w:sz w:val="26"/>
+          <w:szCs w:val="26"/>
+          <w:lang w:val="vi-VN"/>
+        </w:rPr>
+        <w:t>(VND)</w:t>
+      </w:r>
+      <w:bookmarkEnd w:id="2"/>
+    </w:p>
+    <w:p>
+      <w:pPr>
+        <w:pStyle w:val="21"/>
+        <w:spacing w:line="360" w:lineRule="auto"/>
+        <w:ind w:left="0"/>
+        <w:jc w:val="both"/>
+        <w:rPr>
+          <w:sz w:val="26"/>
+          <w:szCs w:val="26"/>
+          <w:shd w:val="clear" w:color="auto" w:fill="FFFFFF"/>
+        </w:rPr>
+      </w:pPr>
+      <w:r>
+        <w:rPr>
+          <w:bCs/>
+          <w:sz w:val="26"/>
+          <w:szCs w:val="26"/>
+        </w:rPr>
+        <w:t>Tại ngân Hàng</w:t>
+      </w:r>
+      <w:r>
+        <w:rPr>
+          <w:bCs/>
+          <w:sz w:val="26"/>
+          <w:szCs w:val="26"/>
+        </w:rPr>
+        <w:tab/>
+      </w:r>
+      <w:bookmarkStart w:id="3" w:name="_Hlk205370882"/>
+      <w:r>
+        <w:rPr>
+          <w:sz w:val="26"/>
+          <w:szCs w:val="26"/>
+          <w:shd w:val="clear" w:color="auto" w:fill="FFFFFF"/>
+        </w:rPr>
+        <w:t>Việt Nam Thịnh Vượng (VP Bank) – Chi nhánh Hồ Chí Minh</w:t>
+      </w:r>
+      <w:bookmarkEnd w:id="3"/>
+    </w:p>
+    <w:p>
+      <w:pPr>
+        <w:overflowPunct w:val="0"/>
+        <w:autoSpaceDE w:val="0"/>
+        <w:autoSpaceDN w:val="0"/>
+        <w:adjustRightInd w:val="0"/>
+        <w:spacing w:before="120" w:after="120" w:line="360" w:lineRule="auto"/>
+        <w:ind w:left="1530" w:hanging="1530"/>
+        <w:jc w:val="both"/>
+        <w:rPr>
+          <w:b/>
+          <w:caps/>
+          <w:sz w:val="26"/>
+          <w:szCs w:val="26"/>
+        </w:rPr>
+      </w:pPr>
+      <w:r>
+        <w:rPr>
+          <w:sz w:val="26"/>
+          <w:szCs w:val="26"/>
+        </w:rPr>
+        <w:t>Và</w:t>
+      </w:r>
+    </w:p>
+    <w:p>
+      <w:pPr>
+        <w:shd w:val="clear" w:color="auto" w:fill="FFFFFF" w:themeFill="background1"/>
+        <w:spacing w:line="360" w:lineRule="auto"/>
+        <w:ind w:left="59" w:leftChars="0"/>
+        <w:rPr>
+          <w:rFonts w:ascii="Times New Roman" w:hAnsi="Times New Roman"/>
+          <w:b/>
+          <w:sz w:val="26"/>
+          <w:szCs w:val="26"/>
+        </w:rPr>
+      </w:pPr>
+      <w:r>
+        <w:rPr>
+          <w:rFonts w:ascii="Times New Roman" w:hAnsi="Times New Roman"/>
+          <w:b/>
+          <w:sz w:val="26"/>
+          <w:szCs w:val="26"/>
+        </w:rPr>
+        <w:t xml:space="preserve">BÊN B: </w:t>
+      </w:r>
+      <w:r>
+        <w:rPr>
+          <w:rFonts w:ascii="Times New Roman" w:hAnsi="Times New Roman"/>
+          <w:b/>
+          <w:sz w:val="26"/>
+          <w:szCs w:val="26"/>
+        </w:rPr>
+        <w:tab/>
+      </w:r>
+      <w:r>
+        <w:rPr>
+          <w:rFonts w:hint="default" w:ascii="Times New Roman" w:hAnsi="Times New Roman"/>
+          <w:b/>
+          <w:sz w:val="26"/>
+          <w:szCs w:val="26"/>
+          <w:lang w:val="en-US"/>
+        </w:rPr>
+        <w:t xml:space="preserve"> </w:t>
+      </w:r>
+      <w:r>
+        <w:rPr>
+          <w:rFonts w:hint="default" w:ascii="Times New Roman" w:hAnsi="Times New Roman"/>
+          <w:b w:val="0"/>
+          <w:bCs/>
+          <w:sz w:val="26"/>
+          <w:szCs w:val="26"/>
+        </w:rPr>
+        <w:t>{BenBTenDaiDien}</w:t>
+      </w:r>
+      <w:r>
+        <w:rPr>
+          <w:rFonts w:ascii="Times New Roman" w:hAnsi="Times New Roman"/>
+          <w:b/>
+          <w:sz w:val="26"/>
+          <w:szCs w:val="26"/>
+        </w:rPr>
+        <w:tab/>
+      </w:r>
+    </w:p>
+    <w:p>
+      <w:pPr>
+        <w:shd w:val="clear" w:color="auto" w:fill="FFFFFF" w:themeFill="background1"/>
+        <w:spacing w:line="360" w:lineRule="auto"/>
+        <w:ind w:left="59" w:leftChars="0"/>
+        <w:rPr>
+          <w:rFonts w:hint="default" w:ascii="Times New Roman" w:hAnsi="Times New Roman"/>
+          <w:b/>
+          <w:sz w:val="26"/>
+          <w:szCs w:val="26"/>
+          <w:lang w:val="en-US"/>
+        </w:rPr>
+      </w:pPr>
+      <w:r>
+        <w:rPr>
+          <w:rFonts w:ascii="Times New Roman" w:hAnsi="Times New Roman"/>
+          <w:sz w:val="26"/>
+          <w:szCs w:val="26"/>
+        </w:rPr>
+        <w:t>Đại Diện</w:t>
+      </w:r>
+      <w:r>
+        <w:rPr>
+          <w:rFonts w:ascii="Times New Roman" w:hAnsi="Times New Roman"/>
+          <w:b/>
+          <w:sz w:val="26"/>
+          <w:szCs w:val="26"/>
+        </w:rPr>
+        <w:tab/>
+      </w:r>
+      <w:r>
+        <w:rPr>
+          <w:rFonts w:hint="default" w:ascii="Times New Roman" w:hAnsi="Times New Roman"/>
+          <w:b/>
+          <w:sz w:val="26"/>
+          <w:szCs w:val="26"/>
+          <w:lang w:val="en-US"/>
+        </w:rPr>
+        <w:t xml:space="preserve"> </w:t>
+      </w:r>
+      <w:r>
+        <w:rPr>
+          <w:rFonts w:ascii="Times New Roman" w:hAnsi="Times New Roman"/>
+          <w:b w:val="0"/>
+          <w:bCs/>
+          <w:sz w:val="26"/>
+          <w:szCs w:val="26"/>
+        </w:rPr>
+        <w:t>Ông</w:t>
+      </w:r>
+      <w:r>
+        <w:rPr>
+          <w:rFonts w:hint="default" w:ascii="Times New Roman" w:hAnsi="Times New Roman"/>
+          <w:b w:val="0"/>
+          <w:bCs/>
+          <w:sz w:val="26"/>
+          <w:szCs w:val="26"/>
+          <w:lang w:val="en-US"/>
+        </w:rPr>
+        <w:t>/Bà {BenBTenDaiDien}</w:t>
+      </w:r>
+    </w:p>
+    <w:p>
+      <w:pPr>
+        <w:shd w:val="clear" w:color="auto" w:fill="FFFFFF" w:themeFill="background1"/>
+        <w:spacing w:line="360" w:lineRule="auto"/>
+        <w:ind w:left="59" w:leftChars="0"/>
+        <w:rPr>
+          <w:rFonts w:ascii="Times New Roman" w:hAnsi="Times New Roman"/>
+          <w:sz w:val="26"/>
+          <w:szCs w:val="26"/>
+        </w:rPr>
+      </w:pPr>
+      <w:r>
+        <w:rPr>
+          <w:rFonts w:ascii="Times New Roman" w:hAnsi="Times New Roman"/>
+          <w:bCs/>
+          <w:sz w:val="26"/>
+          <w:szCs w:val="26"/>
+        </w:rPr>
+        <w:t>Chức Vụ</w:t>
+      </w:r>
+      <w:r>
+        <w:rPr>
+          <w:rFonts w:ascii="Times New Roman" w:hAnsi="Times New Roman"/>
+          <w:sz w:val="26"/>
+          <w:szCs w:val="26"/>
+        </w:rPr>
+        <w:tab/>
+      </w:r>
+      <w:r>
+        <w:rPr>
+          <w:rFonts w:hint="default" w:ascii="Times New Roman" w:hAnsi="Times New Roman"/>
+          <w:sz w:val="26"/>
+          <w:szCs w:val="26"/>
+          <w:lang w:val="en-US"/>
+        </w:rPr>
+        <w:t xml:space="preserve"> </w:t>
+      </w:r>
+      <w:r>
+        <w:rPr>
+          <w:rFonts w:hint="default" w:ascii="Times New Roman" w:hAnsi="Times New Roman"/>
+          <w:sz w:val="26"/>
+          <w:szCs w:val="26"/>
+        </w:rPr>
+        <w:t>{BenBChucVu}</w:t>
+      </w:r>
+      <w:r>
+        <w:rPr>
+          <w:rFonts w:ascii="Times New Roman" w:hAnsi="Times New Roman"/>
+          <w:sz w:val="26"/>
+          <w:szCs w:val="26"/>
+        </w:rPr>
+        <w:tab/>
+      </w:r>
+    </w:p>
+    <w:p>
+      <w:pPr>
+        <w:shd w:val="clear" w:color="auto" w:fill="FFFFFF" w:themeFill="background1"/>
+        <w:spacing w:line="360" w:lineRule="auto"/>
+        <w:ind w:left="59" w:leftChars="0"/>
+        <w:rPr>
+          <w:rFonts w:ascii="Times New Roman" w:hAnsi="Times New Roman"/>
+          <w:sz w:val="26"/>
+          <w:szCs w:val="26"/>
+        </w:rPr>
+      </w:pPr>
+      <w:r>
+        <w:rPr>
+          <w:rFonts w:ascii="Times New Roman" w:hAnsi="Times New Roman"/>
+          <w:sz w:val="26"/>
+          <w:szCs w:val="26"/>
+        </w:rPr>
+        <w:t>Địa Chỉ</w:t>
+      </w:r>
+      <w:r>
+        <w:rPr>
+          <w:rFonts w:ascii="Times New Roman" w:hAnsi="Times New Roman"/>
+          <w:sz w:val="26"/>
+          <w:szCs w:val="26"/>
+        </w:rPr>
+        <w:tab/>
+      </w:r>
+      <w:r>
+        <w:rPr>
+          <w:rFonts w:hint="default" w:ascii="Times New Roman" w:hAnsi="Times New Roman"/>
+          <w:sz w:val="26"/>
+          <w:szCs w:val="26"/>
+          <w:lang w:val="en-US"/>
+        </w:rPr>
+        <w:t xml:space="preserve"> </w:t>
+      </w:r>
+      <w:r>
+        <w:rPr>
+          <w:rFonts w:hint="default" w:ascii="Times New Roman" w:hAnsi="Times New Roman"/>
+          <w:sz w:val="26"/>
+          <w:szCs w:val="26"/>
+        </w:rPr>
+        <w:t>{BenBDiaChi}</w:t>
+      </w:r>
+      <w:r>
+        <w:rPr>
+          <w:rFonts w:ascii="Times New Roman" w:hAnsi="Times New Roman"/>
+          <w:sz w:val="26"/>
+          <w:szCs w:val="26"/>
+        </w:rPr>
+        <w:tab/>
+      </w:r>
+    </w:p>
+    <w:p>
+      <w:pPr>
+        <w:shd w:val="clear" w:color="auto" w:fill="FFFFFF" w:themeFill="background1"/>
+        <w:spacing w:line="360" w:lineRule="auto"/>
+        <w:ind w:left="59" w:leftChars="0"/>
+        <w:rPr>
+          <w:rFonts w:ascii="Times New Roman" w:hAnsi="Times New Roman"/>
+          <w:sz w:val="26"/>
+          <w:szCs w:val="26"/>
+        </w:rPr>
+      </w:pPr>
+      <w:r>
+        <w:rPr>
+          <w:rFonts w:ascii="Times New Roman" w:hAnsi="Times New Roman"/>
+          <w:sz w:val="26"/>
+          <w:szCs w:val="26"/>
+        </w:rPr>
+        <w:t>Điện thoại</w:t>
+      </w:r>
+      <w:r>
+        <w:rPr>
+          <w:rFonts w:ascii="Times New Roman" w:hAnsi="Times New Roman"/>
+          <w:sz w:val="26"/>
+          <w:szCs w:val="26"/>
+        </w:rPr>
+        <w:tab/>
+      </w:r>
+      <w:r>
+        <w:rPr>
+          <w:rFonts w:hint="default" w:ascii="Times New Roman" w:hAnsi="Times New Roman"/>
+          <w:sz w:val="26"/>
+          <w:szCs w:val="26"/>
+          <w:lang w:val="en-US"/>
+        </w:rPr>
+        <w:t xml:space="preserve"> {BenBDienThoai}</w:t>
+      </w:r>
+      <w:r>
+        <w:rPr>
+          <w:rFonts w:ascii="Times New Roman" w:hAnsi="Times New Roman"/>
+          <w:sz w:val="26"/>
+          <w:szCs w:val="26"/>
+        </w:rPr>
+        <w:tab/>
+      </w:r>
+    </w:p>
+    <w:p>
+      <w:pPr>
+        <w:shd w:val="clear" w:color="auto" w:fill="FFFFFF" w:themeFill="background1"/>
+        <w:spacing w:line="360" w:lineRule="auto"/>
+        <w:ind w:left="59" w:leftChars="0"/>
+        <w:rPr>
+          <w:rFonts w:hint="default" w:ascii="Times New Roman" w:hAnsi="Times New Roman"/>
+          <w:sz w:val="26"/>
+          <w:szCs w:val="26"/>
+          <w:lang w:val="en-US"/>
+        </w:rPr>
+      </w:pPr>
+      <w:r>
+        <w:rPr>
+          <w:rFonts w:ascii="Times New Roman" w:hAnsi="Times New Roman"/>
+          <w:sz w:val="26"/>
+          <w:szCs w:val="26"/>
+        </w:rPr>
+        <w:t xml:space="preserve">MST </w:t>
+      </w:r>
+      <w:r>
+        <w:rPr>
+          <w:rFonts w:hint="default" w:ascii="Times New Roman" w:hAnsi="Times New Roman"/>
+          <w:sz w:val="26"/>
+          <w:szCs w:val="26"/>
+          <w:lang w:val="en-US"/>
+        </w:rPr>
+        <w:t xml:space="preserve">         {BenBCCCD}</w:t>
+      </w:r>
+    </w:p>
+    <w:p>
+      <w:pPr>
+        <w:spacing w:line="360" w:lineRule="auto"/>
+        <w:ind w:firstLine="360"/>
+        <w:jc w:val="both"/>
+        <w:rPr>
+          <w:b/>
+          <w:sz w:val="26"/>
+          <w:szCs w:val="26"/>
+        </w:rPr>
+      </w:pPr>
+      <w:r>
+        <w:rPr>
+          <w:sz w:val="26"/>
+          <w:szCs w:val="26"/>
+        </w:rPr>
+        <w:t>Sau khi cùng kiểm tra, đối chiếu và đánh giá kết quả thực hiện dịch vụ theo Hợp đồng nêu trên, hai Bên thống nhất xác nhận việc nghiệm thu và quyết toán dịch vụ với các nội dung sau:</w:t>
+      </w:r>
+    </w:p>
+    <w:p>
+      <w:pPr>
+        <w:pStyle w:val="21"/>
+        <w:numPr>
+          <w:ilvl w:val="0"/>
+          <w:numId w:val="1"/>
+        </w:numPr>
+        <w:tabs>
+          <w:tab w:val="left" w:pos="180"/>
+          <w:tab w:val="left" w:pos="630"/>
+        </w:tabs>
+        <w:spacing w:before="120" w:after="120" w:line="360" w:lineRule="auto"/>
+        <w:jc w:val="both"/>
+        <w:rPr>
+          <w:b/>
+          <w:sz w:val="26"/>
+          <w:szCs w:val="26"/>
+        </w:rPr>
+      </w:pPr>
+      <w:r>
+        <w:rPr>
+          <w:b/>
+          <w:sz w:val="26"/>
+          <w:szCs w:val="26"/>
+        </w:rPr>
+        <w:t>NGHIỆM THU VÀ QUYẾT TOÁN DỊCH VỤ</w:t>
+      </w:r>
+    </w:p>
+    <w:p>
+      <w:pPr>
+        <w:tabs>
+          <w:tab w:val="left" w:pos="180"/>
+          <w:tab w:val="left" w:pos="630"/>
+        </w:tabs>
+        <w:spacing w:before="120" w:after="120" w:line="360" w:lineRule="auto"/>
+        <w:jc w:val="both"/>
+        <w:rPr>
+          <w:bCs/>
+          <w:sz w:val="26"/>
+          <w:szCs w:val="26"/>
+        </w:rPr>
+      </w:pPr>
+      <w:r>
+        <w:rPr>
+          <w:bCs/>
+          <w:sz w:val="26"/>
+          <w:szCs w:val="26"/>
+        </w:rPr>
+        <w:tab/>
+      </w:r>
+      <w:r>
+        <w:rPr>
+          <w:bCs/>
+          <w:sz w:val="26"/>
+          <w:szCs w:val="26"/>
+        </w:rPr>
+        <w:t>Hai Bên thống nhất xác nhận Bên A đã hoàn thành việc cung cấp dịch vụ theo Hợp đồng và các nội dung phát sinh được hai Bên xác nhận (nếu có).</w:t>
+      </w:r>
+    </w:p>
+    <w:p>
+      <w:pPr>
+        <w:tabs>
+          <w:tab w:val="left" w:pos="180"/>
+          <w:tab w:val="left" w:pos="630"/>
+        </w:tabs>
+        <w:spacing w:before="120" w:after="120" w:line="360" w:lineRule="auto"/>
+        <w:jc w:val="both"/>
+        <w:rPr>
+          <w:bCs/>
+          <w:sz w:val="26"/>
+          <w:szCs w:val="26"/>
+        </w:rPr>
+      </w:pPr>
+      <w:r>
+        <w:rPr>
+          <w:bCs/>
+          <w:sz w:val="26"/>
+          <w:szCs w:val="26"/>
+        </w:rPr>
+        <w:tab/>
+      </w:r>
+      <w:r>
+        <w:rPr>
+          <w:bCs/>
+          <w:sz w:val="26"/>
+          <w:szCs w:val="26"/>
+        </w:rPr>
+        <w:t>Chi tiết giá trị quyết toán như sau:</w:t>
+      </w:r>
+    </w:p>
+    <w:tbl>
+      <w:tblPr>
+        <w:tblStyle w:val="3"/>
+        <w:tblpPr w:leftFromText="180" w:rightFromText="180" w:vertAnchor="text" w:horzAnchor="page" w:tblpX="1093" w:tblpY="571"/>
+        <w:tblOverlap w:val="never"/>
+        <w:tblW w:w="10939" w:type="dxa"/>
+        <w:tblInd w:w="0" w:type="dxa"/>
+        <w:tblLayout w:type="fixed"/>
+        <w:tblCellMar>
+          <w:top w:w="0" w:type="dxa"/>
+          <w:left w:w="108" w:type="dxa"/>
+          <w:bottom w:w="0" w:type="dxa"/>
+          <w:right w:w="108" w:type="dxa"/>
+        </w:tblCellMar>
+      </w:tblPr>
+      <w:tblGrid>
+        <w:gridCol w:w="751"/>
+        <w:gridCol w:w="2343"/>
+        <w:gridCol w:w="1389"/>
+        <w:gridCol w:w="1392"/>
+        <w:gridCol w:w="1128"/>
+        <w:gridCol w:w="857"/>
+        <w:gridCol w:w="1495"/>
+        <w:gridCol w:w="1584"/>
+      </w:tblGrid>
+      <w:tr>
+        <w:tblPrEx>
+          <w:tblCellMar>
+            <w:top w:w="0" w:type="dxa"/>
+            <w:left w:w="108" w:type="dxa"/>
+            <w:bottom w:w="0" w:type="dxa"/>
+            <w:right w:w="108" w:type="dxa"/>
+          </w:tblCellMar>
+        </w:tblPrEx>
+        <w:trPr>
+          <w:trHeight w:val="1044" w:hRule="atLeast"/>
+        </w:trPr>
+        <w:tc>
+          <w:tcPr>
+            <w:tcW w:w="751" w:type="dxa"/>
+            <w:tcBorders>
+              <w:top w:val="single" w:color="000000" w:sz="4" w:space="0"/>
+              <w:left w:val="single" w:color="000000" w:sz="4" w:space="0"/>
+              <w:bottom w:val="single" w:color="000000" w:sz="4" w:space="0"/>
+              <w:right w:val="single" w:color="000000" w:sz="4" w:space="0"/>
+            </w:tcBorders>
+            <w:shd w:val="clear" w:color="auto" w:fill="FFFFFF" w:themeFill="background1"/>
+            <w:vAlign w:val="center"/>
+          </w:tcPr>
+          <w:p>
+            <w:pPr>
+              <w:jc w:val="center"/>
+              <w:textAlignment w:val="center"/>
+              <w:rPr>
+                <w:b/>
+                <w:bCs/>
+                <w:sz w:val="26"/>
+                <w:szCs w:val="26"/>
+              </w:rPr>
+            </w:pPr>
+            <w:r>
+              <w:rPr>
+                <w:rFonts w:eastAsia="SimSun"/>
+                <w:b/>
+                <w:bCs/>
+                <w:sz w:val="26"/>
+                <w:szCs w:val="26"/>
+                <w:lang w:eastAsia="zh-CN" w:bidi="ar"/>
+              </w:rPr>
+              <w:t>STT</w:t>
+            </w:r>
+          </w:p>
+        </w:tc>
+        <w:tc>
+          <w:tcPr>
+            <w:tcW w:w="2343" w:type="dxa"/>
+            <w:tcBorders>
+              <w:top w:val="single" w:color="000000" w:sz="4" w:space="0"/>
+              <w:left w:val="single" w:color="000000" w:sz="4" w:space="0"/>
+              <w:bottom w:val="single" w:color="000000" w:sz="4" w:space="0"/>
+              <w:right w:val="single" w:color="000000" w:sz="4" w:space="0"/>
+            </w:tcBorders>
+            <w:shd w:val="clear" w:color="auto" w:fill="FFFFFF" w:themeFill="background1"/>
+            <w:vAlign w:val="center"/>
+          </w:tcPr>
+          <w:p>
+            <w:pPr>
+              <w:jc w:val="center"/>
+              <w:textAlignment w:val="center"/>
+              <w:rPr>
+                <w:b/>
+                <w:bCs/>
+                <w:sz w:val="26"/>
+                <w:szCs w:val="26"/>
+              </w:rPr>
+            </w:pPr>
+            <w:r>
+              <w:rPr>
+                <w:rFonts w:eastAsia="SimSun"/>
+                <w:b/>
+                <w:bCs/>
+                <w:sz w:val="26"/>
+                <w:szCs w:val="26"/>
+                <w:lang w:eastAsia="zh-CN" w:bidi="ar"/>
+              </w:rPr>
+              <w:t>NỘI DUNG DỊCH VỤ</w:t>
+            </w:r>
+          </w:p>
+        </w:tc>
+        <w:tc>
+          <w:tcPr>
+            <w:tcW w:w="1389" w:type="dxa"/>
+            <w:tcBorders>
+              <w:top w:val="single" w:color="000000" w:sz="4" w:space="0"/>
+              <w:left w:val="single" w:color="000000" w:sz="4" w:space="0"/>
+              <w:bottom w:val="single" w:color="000000" w:sz="4" w:space="0"/>
+              <w:right w:val="single" w:color="000000" w:sz="4" w:space="0"/>
+            </w:tcBorders>
+            <w:shd w:val="clear" w:color="auto" w:fill="FFFFFF" w:themeFill="background1"/>
+            <w:vAlign w:val="center"/>
+          </w:tcPr>
+          <w:p>
+            <w:pPr>
+              <w:jc w:val="center"/>
+              <w:textAlignment w:val="center"/>
+              <w:rPr>
+                <w:b/>
+                <w:bCs/>
+                <w:sz w:val="26"/>
+                <w:szCs w:val="26"/>
+              </w:rPr>
+            </w:pPr>
+            <w:r>
+              <w:rPr>
+                <w:rFonts w:eastAsia="SimSun"/>
+                <w:b/>
+                <w:bCs/>
+                <w:sz w:val="26"/>
+                <w:szCs w:val="26"/>
+                <w:lang w:eastAsia="zh-CN" w:bidi="ar"/>
+              </w:rPr>
+              <w:t>THỜI GIAN</w:t>
+            </w:r>
+          </w:p>
+        </w:tc>
+        <w:tc>
+          <w:tcPr>
+            <w:tcW w:w="1392" w:type="dxa"/>
+            <w:tcBorders>
+              <w:top w:val="single" w:color="000000" w:sz="4" w:space="0"/>
+              <w:left w:val="single" w:color="000000" w:sz="4" w:space="0"/>
+              <w:bottom w:val="single" w:color="000000" w:sz="4" w:space="0"/>
+              <w:right w:val="single" w:color="000000" w:sz="4" w:space="0"/>
+            </w:tcBorders>
+            <w:shd w:val="clear" w:color="auto" w:fill="FFFFFF" w:themeFill="background1"/>
+            <w:vAlign w:val="center"/>
+          </w:tcPr>
+          <w:p>
+            <w:pPr>
+              <w:jc w:val="center"/>
+              <w:textAlignment w:val="center"/>
+              <w:rPr>
+                <w:b/>
+                <w:bCs/>
+                <w:sz w:val="26"/>
+                <w:szCs w:val="26"/>
+              </w:rPr>
+            </w:pPr>
+            <w:r>
+              <w:rPr>
+                <w:rFonts w:eastAsia="SimSun"/>
+                <w:b/>
+                <w:bCs/>
+                <w:sz w:val="26"/>
+                <w:szCs w:val="26"/>
+                <w:lang w:eastAsia="zh-CN" w:bidi="ar"/>
+              </w:rPr>
+              <w:t>SẢNH</w:t>
+            </w:r>
+          </w:p>
+        </w:tc>
+        <w:tc>
+          <w:tcPr>
+            <w:tcW w:w="1128" w:type="dxa"/>
+            <w:tcBorders>
+              <w:top w:val="single" w:color="000000" w:sz="4" w:space="0"/>
+              <w:left w:val="single" w:color="000000" w:sz="4" w:space="0"/>
+              <w:bottom w:val="single" w:color="000000" w:sz="4" w:space="0"/>
+              <w:right w:val="single" w:color="000000" w:sz="4" w:space="0"/>
+            </w:tcBorders>
+            <w:shd w:val="clear" w:color="auto" w:fill="FFFFFF" w:themeFill="background1"/>
+            <w:vAlign w:val="center"/>
+          </w:tcPr>
+          <w:p>
+            <w:pPr>
+              <w:jc w:val="center"/>
+              <w:textAlignment w:val="center"/>
+              <w:rPr>
+                <w:b/>
+                <w:bCs/>
+                <w:sz w:val="26"/>
+                <w:szCs w:val="26"/>
+              </w:rPr>
+            </w:pPr>
+            <w:r>
+              <w:rPr>
+                <w:rFonts w:eastAsia="SimSun"/>
+                <w:b/>
+                <w:bCs/>
+                <w:sz w:val="26"/>
+                <w:szCs w:val="26"/>
+                <w:lang w:eastAsia="zh-CN" w:bidi="ar"/>
+              </w:rPr>
+              <w:t>ĐVT</w:t>
+            </w:r>
+          </w:p>
+        </w:tc>
+        <w:tc>
+          <w:tcPr>
+            <w:tcW w:w="857" w:type="dxa"/>
+            <w:tcBorders>
+              <w:top w:val="single" w:color="000000" w:sz="4" w:space="0"/>
+              <w:left w:val="single" w:color="000000" w:sz="4" w:space="0"/>
+              <w:bottom w:val="single" w:color="000000" w:sz="4" w:space="0"/>
+              <w:right w:val="single" w:color="000000" w:sz="4" w:space="0"/>
+            </w:tcBorders>
+            <w:shd w:val="clear" w:color="auto" w:fill="FFFFFF" w:themeFill="background1"/>
+            <w:vAlign w:val="center"/>
+          </w:tcPr>
+          <w:p>
+            <w:pPr>
+              <w:jc w:val="center"/>
+              <w:textAlignment w:val="center"/>
+              <w:rPr>
+                <w:b/>
+                <w:bCs/>
+                <w:sz w:val="26"/>
+                <w:szCs w:val="26"/>
+              </w:rPr>
+            </w:pPr>
+            <w:r>
+              <w:rPr>
+                <w:rFonts w:eastAsia="SimSun"/>
+                <w:b/>
+                <w:bCs/>
+                <w:sz w:val="26"/>
+                <w:szCs w:val="26"/>
+                <w:lang w:eastAsia="zh-CN" w:bidi="ar"/>
+              </w:rPr>
+              <w:t>SL</w:t>
+            </w:r>
+          </w:p>
+        </w:tc>
+        <w:tc>
+          <w:tcPr>
+            <w:tcW w:w="1495" w:type="dxa"/>
+            <w:tcBorders>
+              <w:top w:val="single" w:color="000000" w:sz="4" w:space="0"/>
+              <w:left w:val="single" w:color="000000" w:sz="4" w:space="0"/>
+              <w:bottom w:val="single" w:color="000000" w:sz="4" w:space="0"/>
+              <w:right w:val="single" w:color="000000" w:sz="4" w:space="0"/>
+            </w:tcBorders>
+            <w:shd w:val="clear" w:color="auto" w:fill="FFFFFF" w:themeFill="background1"/>
+            <w:vAlign w:val="center"/>
+          </w:tcPr>
+          <w:p>
+            <w:pPr>
+              <w:jc w:val="center"/>
+              <w:textAlignment w:val="center"/>
+              <w:rPr>
+                <w:b/>
+                <w:bCs/>
+                <w:sz w:val="26"/>
+                <w:szCs w:val="26"/>
+              </w:rPr>
+            </w:pPr>
+            <w:r>
+              <w:rPr>
+                <w:rFonts w:eastAsia="SimSun"/>
+                <w:b/>
+                <w:bCs/>
+                <w:sz w:val="26"/>
+                <w:szCs w:val="26"/>
+                <w:lang w:eastAsia="zh-CN" w:bidi="ar"/>
+              </w:rPr>
+              <w:t xml:space="preserve">ĐƠN GIÁ </w:t>
+            </w:r>
+            <w:r>
+              <w:rPr>
+                <w:rFonts w:eastAsia="SimSun"/>
+                <w:b/>
+                <w:bCs/>
+                <w:sz w:val="26"/>
+                <w:szCs w:val="26"/>
+                <w:lang w:eastAsia="zh-CN" w:bidi="ar"/>
+              </w:rPr>
+              <w:br w:type="textWrapping"/>
+            </w:r>
+            <w:r>
+              <w:rPr>
+                <w:rFonts w:eastAsia="SimSun"/>
+                <w:b/>
+                <w:bCs/>
+                <w:sz w:val="26"/>
+                <w:szCs w:val="26"/>
+                <w:lang w:eastAsia="zh-CN" w:bidi="ar"/>
+              </w:rPr>
+              <w:t>VNĐ</w:t>
+            </w:r>
+          </w:p>
+        </w:tc>
+        <w:tc>
+          <w:tcPr>
+            <w:tcW w:w="1584" w:type="dxa"/>
+            <w:tcBorders>
+              <w:top w:val="single" w:color="000000" w:sz="4" w:space="0"/>
+              <w:left w:val="single" w:color="000000" w:sz="4" w:space="0"/>
+              <w:bottom w:val="single" w:color="000000" w:sz="4" w:space="0"/>
+              <w:right w:val="single" w:color="000000" w:sz="4" w:space="0"/>
+            </w:tcBorders>
+            <w:shd w:val="clear" w:color="auto" w:fill="FFFFFF" w:themeFill="background1"/>
+            <w:vAlign w:val="center"/>
+          </w:tcPr>
+          <w:p>
+            <w:pPr>
+              <w:jc w:val="center"/>
+              <w:textAlignment w:val="center"/>
+              <w:rPr>
+                <w:b/>
+                <w:bCs/>
+                <w:sz w:val="26"/>
+                <w:szCs w:val="26"/>
+              </w:rPr>
+            </w:pPr>
+            <w:r>
+              <w:rPr>
+                <w:rFonts w:eastAsia="SimSun"/>
+                <w:b/>
+                <w:bCs/>
+                <w:sz w:val="26"/>
+                <w:szCs w:val="26"/>
+                <w:lang w:eastAsia="zh-CN" w:bidi="ar"/>
+              </w:rPr>
+              <w:t>THÀNH TIỀN</w:t>
+            </w:r>
+            <w:r>
+              <w:rPr>
+                <w:rFonts w:eastAsia="SimSun"/>
+                <w:b/>
+                <w:bCs/>
+                <w:sz w:val="26"/>
+                <w:szCs w:val="26"/>
+                <w:lang w:eastAsia="zh-CN" w:bidi="ar"/>
+              </w:rPr>
+              <w:br w:type="textWrapping"/>
+            </w:r>
+            <w:r>
+              <w:rPr>
+                <w:rFonts w:eastAsia="SimSun"/>
+                <w:b/>
+                <w:bCs/>
+                <w:sz w:val="26"/>
+                <w:szCs w:val="26"/>
+                <w:lang w:eastAsia="zh-CN" w:bidi="ar"/>
+              </w:rPr>
+              <w:t>VNĐ</w:t>
+            </w:r>
+          </w:p>
+        </w:tc>
+      </w:tr>
+      <w:tr>
+        <w:tblPrEx>
+          <w:tblCellMar>
+            <w:top w:w="0" w:type="dxa"/>
+            <w:left w:w="108" w:type="dxa"/>
+            <w:bottom w:w="0" w:type="dxa"/>
+            <w:right w:w="108" w:type="dxa"/>
+          </w:tblCellMar>
+        </w:tblPrEx>
+        <w:trPr>
+          <w:trHeight w:val="546" w:hRule="atLeast"/>
+        </w:trPr>
+        <w:tc>
+          <w:tcPr>
+            <w:tcW w:w="10939" w:type="dxa"/>
+            <w:gridSpan w:val="8"/>
+            <w:tcBorders>
+              <w:top w:val="single" w:color="000000" w:sz="4" w:space="0"/>
+              <w:left w:val="single" w:color="000000" w:sz="4" w:space="0"/>
+              <w:bottom w:val="single" w:color="000000" w:sz="4" w:space="0"/>
+              <w:right w:val="single" w:color="000000" w:sz="4" w:space="0"/>
+            </w:tcBorders>
+            <w:vAlign w:val="center"/>
+          </w:tcPr>
+          <w:p>
+            <w:pPr>
+              <w:jc w:val="center"/>
+              <w:textAlignment w:val="center"/>
+              <w:rPr>
+                <w:b/>
+                <w:bCs/>
+                <w:sz w:val="26"/>
+                <w:szCs w:val="26"/>
+              </w:rPr>
+            </w:pPr>
+            <w:r>
+              <w:rPr>
+                <w:rFonts w:hint="default"/>
+              </w:rPr>
+              <w:t>{#DanhSachNgay} {TenNhomNgay}</w:t>
+            </w:r>
+          </w:p>
+        </w:tc>
+      </w:tr>
+      <w:tr>
+        <w:tblPrEx>
+          <w:tblCellMar>
+            <w:top w:w="0" w:type="dxa"/>
+            <w:left w:w="108" w:type="dxa"/>
+            <w:bottom w:w="0" w:type="dxa"/>
+            <w:right w:w="108" w:type="dxa"/>
+          </w:tblCellMar>
+        </w:tblPrEx>
+        <w:trPr>
+          <w:trHeight w:val="90" w:hRule="atLeast"/>
+        </w:trPr>
+        <w:tc>
+          <w:tcPr>
+            <w:tcW w:w="751" w:type="dxa"/>
+            <w:tcBorders>
+              <w:top w:val="single" w:color="000000" w:sz="4" w:space="0"/>
+              <w:left w:val="single" w:color="000000" w:sz="4" w:space="0"/>
+              <w:bottom w:val="single" w:color="000000" w:sz="4" w:space="0"/>
+              <w:right w:val="single" w:color="000000" w:sz="4" w:space="0"/>
+            </w:tcBorders>
+            <w:vAlign w:val="center"/>
+          </w:tcPr>
+          <w:p>
+            <w:pPr>
+              <w:jc w:val="center"/>
+              <w:textAlignment w:val="center"/>
+              <w:rPr>
+                <w:b/>
+                <w:bCs/>
+                <w:sz w:val="26"/>
+                <w:szCs w:val="26"/>
+              </w:rPr>
+            </w:pPr>
+            <w:r>
+              <w:rPr>
+                <w:rFonts w:hint="default" w:eastAsia="SimSun"/>
+                <w:b/>
+                <w:bCs/>
+                <w:sz w:val="26"/>
+                <w:szCs w:val="26"/>
+                <w:lang w:eastAsia="zh-CN" w:bidi="ar"/>
+              </w:rPr>
+              <w:t>{#DanhSachDV}{STT}</w:t>
+            </w:r>
+          </w:p>
+        </w:tc>
+        <w:tc>
+          <w:tcPr>
+            <w:tcW w:w="2343" w:type="dxa"/>
+            <w:tcBorders>
+              <w:top w:val="single" w:color="000000" w:sz="4" w:space="0"/>
+              <w:left w:val="single" w:color="000000" w:sz="4" w:space="0"/>
+              <w:bottom w:val="single" w:color="000000" w:sz="4" w:space="0"/>
+              <w:right w:val="single" w:color="000000" w:sz="4" w:space="0"/>
+            </w:tcBorders>
+            <w:vAlign w:val="center"/>
+          </w:tcPr>
+          <w:p>
+            <w:pPr>
+              <w:textAlignment w:val="center"/>
+              <w:rPr>
+                <w:sz w:val="26"/>
+                <w:szCs w:val="26"/>
+              </w:rPr>
+            </w:pPr>
+            <w:r>
+              <w:rPr>
+                <w:rFonts w:hint="default" w:eastAsia="SimSun"/>
+                <w:sz w:val="26"/>
+                <w:szCs w:val="26"/>
+                <w:lang w:eastAsia="zh-CN" w:bidi="ar"/>
+              </w:rPr>
+              <w:t>{TenDichVu}</w:t>
+            </w:r>
+          </w:p>
+        </w:tc>
+        <w:tc>
+          <w:tcPr>
+            <w:tcW w:w="1389" w:type="dxa"/>
+            <w:tcBorders>
+              <w:top w:val="single" w:color="000000" w:sz="4" w:space="0"/>
+              <w:left w:val="single" w:color="000000" w:sz="4" w:space="0"/>
+              <w:bottom w:val="single" w:color="000000" w:sz="4" w:space="0"/>
+              <w:right w:val="single" w:color="000000" w:sz="4" w:space="0"/>
+            </w:tcBorders>
+            <w:vAlign w:val="center"/>
+          </w:tcPr>
+          <w:p>
+            <w:pPr>
+              <w:jc w:val="center"/>
+              <w:textAlignment w:val="center"/>
+              <w:rPr>
+                <w:sz w:val="26"/>
+                <w:szCs w:val="26"/>
+              </w:rPr>
+            </w:pPr>
+            <w:r>
+              <w:rPr>
+                <w:rFonts w:hint="default" w:eastAsia="SimSun"/>
+                <w:sz w:val="26"/>
+                <w:szCs w:val="26"/>
+                <w:lang w:eastAsia="zh-CN" w:bidi="ar"/>
+              </w:rPr>
+              <w:t>{KhungGio}</w:t>
+            </w:r>
+          </w:p>
+        </w:tc>
+        <w:tc>
+          <w:tcPr>
+            <w:tcW w:w="1392" w:type="dxa"/>
+            <w:tcBorders>
+              <w:top w:val="single" w:color="000000" w:sz="4" w:space="0"/>
+              <w:left w:val="single" w:color="000000" w:sz="4" w:space="0"/>
+              <w:bottom w:val="nil"/>
+              <w:right w:val="single" w:color="000000" w:sz="4" w:space="0"/>
+            </w:tcBorders>
+            <w:vAlign w:val="center"/>
+          </w:tcPr>
+          <w:p>
+            <w:pPr>
+              <w:jc w:val="center"/>
+              <w:textAlignment w:val="center"/>
+              <w:rPr>
+                <w:b/>
+                <w:bCs/>
+                <w:sz w:val="26"/>
+                <w:szCs w:val="26"/>
+              </w:rPr>
+            </w:pPr>
+            <w:r>
+              <w:rPr>
+                <w:rFonts w:hint="default" w:eastAsia="SimSun"/>
+                <w:b/>
+                <w:bCs/>
+                <w:sz w:val="26"/>
+                <w:szCs w:val="26"/>
+                <w:lang w:eastAsia="zh-CN" w:bidi="ar"/>
+              </w:rPr>
+              <w:t>{Sanh}</w:t>
+            </w:r>
+          </w:p>
+        </w:tc>
+        <w:tc>
+          <w:tcPr>
+            <w:tcW w:w="1128" w:type="dxa"/>
+            <w:tcBorders>
+              <w:top w:val="single" w:color="000000" w:sz="4" w:space="0"/>
+              <w:left w:val="single" w:color="000000" w:sz="4" w:space="0"/>
+              <w:bottom w:val="single" w:color="000000" w:sz="4" w:space="0"/>
+              <w:right w:val="single" w:color="000000" w:sz="4" w:space="0"/>
+            </w:tcBorders>
+            <w:vAlign w:val="center"/>
+          </w:tcPr>
+          <w:p>
+            <w:pPr>
+              <w:jc w:val="center"/>
+              <w:textAlignment w:val="center"/>
+              <w:rPr>
+                <w:sz w:val="26"/>
+                <w:szCs w:val="26"/>
+              </w:rPr>
+            </w:pPr>
+            <w:r>
+              <w:rPr>
+                <w:rFonts w:hint="default" w:eastAsia="SimSun"/>
+                <w:sz w:val="26"/>
+                <w:szCs w:val="26"/>
+                <w:lang w:eastAsia="zh-CN" w:bidi="ar"/>
+              </w:rPr>
+              <w:t>{DVT}</w:t>
+            </w:r>
+          </w:p>
+        </w:tc>
+        <w:tc>
+          <w:tcPr>
+            <w:tcW w:w="857" w:type="dxa"/>
+            <w:tcBorders>
+              <w:top w:val="single" w:color="000000" w:sz="4" w:space="0"/>
+              <w:left w:val="single" w:color="000000" w:sz="4" w:space="0"/>
+              <w:bottom w:val="single" w:color="000000" w:sz="4" w:space="0"/>
+              <w:right w:val="single" w:color="000000" w:sz="4" w:space="0"/>
+            </w:tcBorders>
+            <w:vAlign w:val="center"/>
+          </w:tcPr>
+          <w:p>
+            <w:pPr>
+              <w:jc w:val="center"/>
+              <w:textAlignment w:val="center"/>
+              <w:rPr>
+                <w:sz w:val="26"/>
+                <w:szCs w:val="26"/>
+              </w:rPr>
+            </w:pPr>
+            <w:r>
+              <w:rPr>
+                <w:rFonts w:hint="default" w:eastAsia="SimSun"/>
+                <w:sz w:val="26"/>
+                <w:szCs w:val="26"/>
+                <w:lang w:eastAsia="zh-CN" w:bidi="ar"/>
+              </w:rPr>
+              <w:t>{SoLuong}</w:t>
+            </w:r>
+          </w:p>
+        </w:tc>
+        <w:tc>
+          <w:tcPr>
+            <w:tcW w:w="1495" w:type="dxa"/>
+            <w:tcBorders>
+              <w:top w:val="single" w:color="000000" w:sz="4" w:space="0"/>
+              <w:left w:val="single" w:color="000000" w:sz="4" w:space="0"/>
+              <w:bottom w:val="single" w:color="000000" w:sz="4" w:space="0"/>
+              <w:right w:val="single" w:color="000000" w:sz="4" w:space="0"/>
+            </w:tcBorders>
+            <w:vAlign w:val="center"/>
+          </w:tcPr>
+          <w:p>
+            <w:pPr>
+              <w:textAlignment w:val="center"/>
+              <w:rPr>
+                <w:sz w:val="26"/>
+                <w:szCs w:val="26"/>
+              </w:rPr>
+            </w:pPr>
+            <w:r>
+              <w:rPr>
+                <w:rFonts w:hint="default"/>
+              </w:rPr>
+              <w:t>{DonGia}</w:t>
+            </w:r>
+          </w:p>
+        </w:tc>
+        <w:tc>
+          <w:tcPr>
+            <w:tcW w:w="1584" w:type="dxa"/>
+            <w:tcBorders>
+              <w:top w:val="single" w:color="000000" w:sz="4" w:space="0"/>
+              <w:left w:val="single" w:color="000000" w:sz="4" w:space="0"/>
+              <w:bottom w:val="single" w:color="000000" w:sz="4" w:space="0"/>
+              <w:right w:val="single" w:color="000000" w:sz="4" w:space="0"/>
+            </w:tcBorders>
+            <w:noWrap/>
+            <w:vAlign w:val="center"/>
+          </w:tcPr>
+          <w:p>
+            <w:pPr>
+              <w:jc w:val="right"/>
+              <w:textAlignment w:val="center"/>
+              <w:rPr>
+                <w:sz w:val="26"/>
+                <w:szCs w:val="26"/>
+              </w:rPr>
+            </w:pPr>
+            <w:r>
+              <w:rPr>
+                <w:rFonts w:hint="default" w:eastAsia="SimSun"/>
+                <w:sz w:val="26"/>
+                <w:szCs w:val="26"/>
+                <w:lang w:eastAsia="zh-CN" w:bidi="ar"/>
+              </w:rPr>
+              <w:t>{ThanhTien}{/DanhSachDV}{/DanhSachNgay}</w:t>
+            </w:r>
+          </w:p>
+        </w:tc>
+      </w:tr>
+      <w:tr>
+        <w:tblPrEx>
+          <w:tblCellMar>
+            <w:top w:w="0" w:type="dxa"/>
+            <w:left w:w="108" w:type="dxa"/>
+            <w:bottom w:w="0" w:type="dxa"/>
+            <w:right w:w="108" w:type="dxa"/>
+          </w:tblCellMar>
+        </w:tblPrEx>
+        <w:trPr>
+          <w:trHeight w:val="530" w:hRule="atLeast"/>
+        </w:trPr>
+        <w:tc>
+          <w:tcPr>
+            <w:tcW w:w="9355" w:type="dxa"/>
+            <w:gridSpan w:val="7"/>
+            <w:tcBorders>
+              <w:top w:val="single" w:color="000000" w:sz="4" w:space="0"/>
+              <w:left w:val="single" w:color="000000" w:sz="4" w:space="0"/>
+              <w:bottom w:val="single" w:color="000000" w:sz="4" w:space="0"/>
+              <w:right w:val="single" w:color="000000" w:sz="4" w:space="0"/>
+            </w:tcBorders>
+            <w:shd w:val="clear" w:color="auto" w:fill="FFFFFF"/>
+            <w:vAlign w:val="center"/>
+          </w:tcPr>
+          <w:p>
+            <w:pPr>
+              <w:jc w:val="center"/>
+              <w:textAlignment w:val="center"/>
+              <w:rPr>
+                <w:b/>
+                <w:bCs/>
+                <w:sz w:val="26"/>
+                <w:szCs w:val="26"/>
+              </w:rPr>
+            </w:pPr>
+            <w:r>
+              <w:rPr>
+                <w:rFonts w:eastAsia="SimSun"/>
+                <w:b/>
+                <w:bCs/>
+                <w:sz w:val="26"/>
+                <w:szCs w:val="26"/>
+                <w:lang w:eastAsia="zh-CN" w:bidi="ar"/>
+              </w:rPr>
+              <w:t>THÀNH TIỀN</w:t>
+            </w:r>
+          </w:p>
+        </w:tc>
+        <w:tc>
+          <w:tcPr>
+            <w:tcW w:w="1584" w:type="dxa"/>
+            <w:tcBorders>
+              <w:top w:val="single" w:color="000000" w:sz="4" w:space="0"/>
+              <w:left w:val="single" w:color="000000" w:sz="4" w:space="0"/>
+              <w:bottom w:val="single" w:color="000000" w:sz="4" w:space="0"/>
+              <w:right w:val="single" w:color="000000" w:sz="4" w:space="0"/>
+            </w:tcBorders>
+            <w:shd w:val="clear" w:color="auto" w:fill="FFFFFF"/>
+            <w:noWrap/>
+            <w:vAlign w:val="center"/>
+          </w:tcPr>
+          <w:p>
+            <w:pPr>
+              <w:jc w:val="right"/>
+              <w:textAlignment w:val="center"/>
+              <w:rPr>
+                <w:b/>
+                <w:bCs/>
+                <w:sz w:val="26"/>
+                <w:szCs w:val="26"/>
+              </w:rPr>
+            </w:pPr>
+            <w:r>
+              <w:rPr>
+                <w:rFonts w:hint="default" w:ascii="Times New Roman" w:hAnsi="Times New Roman"/>
+                <w:sz w:val="24"/>
+                <w:szCs w:val="24"/>
+              </w:rPr>
+              <w:t>{TongTienDichVu}</w:t>
+            </w:r>
+          </w:p>
+        </w:tc>
+      </w:tr>
+      <w:tr>
+        <w:tblPrEx>
+          <w:tblCellMar>
+            <w:top w:w="0" w:type="dxa"/>
+            <w:left w:w="108" w:type="dxa"/>
+            <w:bottom w:w="0" w:type="dxa"/>
+            <w:right w:w="108" w:type="dxa"/>
+          </w:tblCellMar>
+        </w:tblPrEx>
+        <w:trPr>
+          <w:trHeight w:val="578" w:hRule="atLeast"/>
+        </w:trPr>
+        <w:tc>
+          <w:tcPr>
+            <w:tcW w:w="9355" w:type="dxa"/>
+            <w:gridSpan w:val="7"/>
+            <w:tcBorders>
+              <w:top w:val="single" w:color="000000" w:sz="4" w:space="0"/>
+              <w:left w:val="single" w:color="000000" w:sz="4" w:space="0"/>
+              <w:bottom w:val="single" w:color="000000" w:sz="4" w:space="0"/>
+              <w:right w:val="single" w:color="000000" w:sz="4" w:space="0"/>
+            </w:tcBorders>
+            <w:shd w:val="clear" w:color="auto" w:fill="FFFFFF"/>
+            <w:vAlign w:val="center"/>
+          </w:tcPr>
+          <w:p>
+            <w:pPr>
+              <w:jc w:val="center"/>
+              <w:textAlignment w:val="center"/>
+              <w:rPr>
+                <w:sz w:val="26"/>
+                <w:szCs w:val="26"/>
+              </w:rPr>
+            </w:pPr>
+            <w:r>
+              <w:rPr>
+                <w:rFonts w:eastAsia="SimSun"/>
+                <w:sz w:val="26"/>
+                <w:szCs w:val="26"/>
+                <w:lang w:eastAsia="zh-CN" w:bidi="ar"/>
+              </w:rPr>
+              <w:t xml:space="preserve">PHÍ PHỤC VỤ </w:t>
+            </w:r>
+            <w:r>
+              <w:rPr>
+                <w:rFonts w:hint="default" w:ascii="Times New Roman" w:hAnsi="Times New Roman"/>
+                <w:sz w:val="24"/>
+                <w:szCs w:val="24"/>
+              </w:rPr>
+              <w:t>{MucPhiPhucVu}</w:t>
+            </w:r>
+            <w:r>
+              <w:rPr>
+                <w:rFonts w:eastAsia="SimSun"/>
+                <w:sz w:val="26"/>
+                <w:szCs w:val="26"/>
+                <w:lang w:eastAsia="zh-CN" w:bidi="ar"/>
+              </w:rPr>
+              <w:t xml:space="preserve"> TỔNG HOÁ ĐƠN</w:t>
+            </w:r>
+          </w:p>
+        </w:tc>
+        <w:tc>
+          <w:tcPr>
+            <w:tcW w:w="1584" w:type="dxa"/>
+            <w:tcBorders>
+              <w:top w:val="single" w:color="000000" w:sz="4" w:space="0"/>
+              <w:left w:val="single" w:color="000000" w:sz="4" w:space="0"/>
+              <w:bottom w:val="single" w:color="000000" w:sz="4" w:space="0"/>
+              <w:right w:val="single" w:color="000000" w:sz="4" w:space="0"/>
+            </w:tcBorders>
+            <w:shd w:val="clear" w:color="auto" w:fill="FFFFFF"/>
+            <w:noWrap/>
+            <w:vAlign w:val="center"/>
+          </w:tcPr>
+          <w:p>
+            <w:pPr>
+              <w:shd w:val="clear" w:color="auto" w:fill="FFFFFF" w:themeFill="background1"/>
+              <w:spacing w:line="312" w:lineRule="auto"/>
+              <w:ind w:left="240" w:leftChars="100"/>
+              <w:jc w:val="right"/>
+              <w:rPr>
+                <w:b/>
+                <w:bCs/>
+                <w:sz w:val="26"/>
+                <w:szCs w:val="26"/>
+              </w:rPr>
+            </w:pPr>
+            <w:r>
+              <w:rPr>
+                <w:rFonts w:hint="default" w:ascii="Times New Roman" w:hAnsi="Times New Roman"/>
+                <w:sz w:val="24"/>
+                <w:szCs w:val="24"/>
+              </w:rPr>
+              <w:t>{PhiPhucVu}</w:t>
+            </w:r>
+          </w:p>
+        </w:tc>
+      </w:tr>
+      <w:tr>
+        <w:tblPrEx>
+          <w:tblCellMar>
+            <w:top w:w="0" w:type="dxa"/>
+            <w:left w:w="108" w:type="dxa"/>
+            <w:bottom w:w="0" w:type="dxa"/>
+            <w:right w:w="108" w:type="dxa"/>
+          </w:tblCellMar>
+        </w:tblPrEx>
+        <w:trPr>
+          <w:trHeight w:val="532" w:hRule="atLeast"/>
+        </w:trPr>
+        <w:tc>
+          <w:tcPr>
+            <w:tcW w:w="9355" w:type="dxa"/>
+            <w:gridSpan w:val="7"/>
+            <w:tcBorders>
+              <w:top w:val="single" w:color="000000" w:sz="4" w:space="0"/>
+              <w:left w:val="single" w:color="000000" w:sz="4" w:space="0"/>
+              <w:bottom w:val="single" w:color="000000" w:sz="4" w:space="0"/>
+              <w:right w:val="single" w:color="000000" w:sz="4" w:space="0"/>
+            </w:tcBorders>
+            <w:shd w:val="clear" w:color="auto" w:fill="FFFFFF"/>
+            <w:vAlign w:val="center"/>
+          </w:tcPr>
+          <w:p>
+            <w:pPr>
+              <w:jc w:val="center"/>
+              <w:textAlignment w:val="center"/>
+              <w:rPr>
+                <w:b/>
+                <w:bCs/>
+                <w:sz w:val="26"/>
+                <w:szCs w:val="26"/>
+              </w:rPr>
+            </w:pPr>
+            <w:r>
+              <w:rPr>
+                <w:rFonts w:eastAsia="SimSun"/>
+                <w:b/>
+                <w:bCs/>
+                <w:sz w:val="26"/>
+                <w:szCs w:val="26"/>
+                <w:lang w:eastAsia="zh-CN" w:bidi="ar"/>
+              </w:rPr>
+              <w:t>TỔNG CỘNG (CHƯA VAT)</w:t>
+            </w:r>
+          </w:p>
+        </w:tc>
+        <w:tc>
+          <w:tcPr>
+            <w:tcW w:w="1584" w:type="dxa"/>
+            <w:tcBorders>
+              <w:top w:val="single" w:color="000000" w:sz="4" w:space="0"/>
+              <w:left w:val="single" w:color="000000" w:sz="4" w:space="0"/>
+              <w:bottom w:val="single" w:color="000000" w:sz="4" w:space="0"/>
+              <w:right w:val="single" w:color="000000" w:sz="4" w:space="0"/>
+            </w:tcBorders>
+            <w:shd w:val="clear" w:color="auto" w:fill="FFFFFF"/>
+            <w:noWrap/>
+            <w:vAlign w:val="center"/>
+          </w:tcPr>
+          <w:p>
+            <w:pPr>
+              <w:jc w:val="right"/>
+              <w:textAlignment w:val="center"/>
+              <w:rPr>
+                <w:b/>
+                <w:bCs/>
+                <w:sz w:val="26"/>
+                <w:szCs w:val="26"/>
+              </w:rPr>
+            </w:pPr>
+            <w:r>
+              <w:rPr>
+                <w:rFonts w:hint="default" w:ascii="Times New Roman" w:hAnsi="Times New Roman"/>
+                <w:sz w:val="24"/>
+                <w:szCs w:val="24"/>
+              </w:rPr>
+              <w:t>{TongCongChuaVAT}</w:t>
+            </w:r>
+          </w:p>
+        </w:tc>
+      </w:tr>
+      <w:tr>
+        <w:tblPrEx>
+          <w:tblCellMar>
+            <w:top w:w="0" w:type="dxa"/>
+            <w:left w:w="108" w:type="dxa"/>
+            <w:bottom w:w="0" w:type="dxa"/>
+            <w:right w:w="108" w:type="dxa"/>
+          </w:tblCellMar>
+        </w:tblPrEx>
+        <w:trPr>
+          <w:trHeight w:val="566" w:hRule="atLeast"/>
+        </w:trPr>
+        <w:tc>
+          <w:tcPr>
+            <w:tcW w:w="9355" w:type="dxa"/>
+            <w:gridSpan w:val="7"/>
+            <w:tcBorders>
+              <w:top w:val="single" w:color="000000" w:sz="4" w:space="0"/>
+              <w:left w:val="single" w:color="000000" w:sz="4" w:space="0"/>
+              <w:bottom w:val="single" w:color="000000" w:sz="4" w:space="0"/>
+              <w:right w:val="single" w:color="000000" w:sz="4" w:space="0"/>
+            </w:tcBorders>
+            <w:shd w:val="clear" w:color="auto" w:fill="FFFFFF"/>
+            <w:vAlign w:val="center"/>
+          </w:tcPr>
+          <w:p>
+            <w:pPr>
+              <w:jc w:val="center"/>
+              <w:textAlignment w:val="center"/>
+              <w:rPr>
+                <w:rFonts w:eastAsia="SimSun"/>
+                <w:sz w:val="26"/>
+                <w:szCs w:val="26"/>
+                <w:lang w:eastAsia="zh-CN" w:bidi="ar"/>
+              </w:rPr>
+            </w:pPr>
+            <w:r>
+              <w:rPr>
+                <w:rFonts w:eastAsia="SimSun"/>
+                <w:sz w:val="26"/>
+                <w:szCs w:val="26"/>
+                <w:lang w:eastAsia="zh-CN" w:bidi="ar"/>
+              </w:rPr>
+              <w:t xml:space="preserve">8% VAT CHI PHÍ THỨC ĂN, NƯỚC NGỌT, NƯỚC SUỐI, PHÍ PHỤC VỤ </w:t>
+            </w:r>
+          </w:p>
+          <w:p>
+            <w:pPr>
+              <w:jc w:val="center"/>
+              <w:textAlignment w:val="center"/>
+              <w:rPr>
+                <w:sz w:val="26"/>
+                <w:szCs w:val="26"/>
+              </w:rPr>
+            </w:pPr>
+            <w:r>
+              <w:rPr>
+                <w:rFonts w:eastAsia="SimSun"/>
+                <w:sz w:val="26"/>
+                <w:szCs w:val="26"/>
+                <w:lang w:eastAsia="zh-CN" w:bidi="ar"/>
+              </w:rPr>
+              <w:t>&amp; DỊCH VỤ</w:t>
+            </w:r>
+          </w:p>
+        </w:tc>
+        <w:tc>
+          <w:tcPr>
+            <w:tcW w:w="1584" w:type="dxa"/>
+            <w:tcBorders>
+              <w:top w:val="single" w:color="000000" w:sz="4" w:space="0"/>
+              <w:left w:val="single" w:color="000000" w:sz="4" w:space="0"/>
+              <w:bottom w:val="single" w:color="000000" w:sz="4" w:space="0"/>
+              <w:right w:val="single" w:color="000000" w:sz="4" w:space="0"/>
+            </w:tcBorders>
+            <w:shd w:val="clear" w:color="auto" w:fill="FFFFFF"/>
+            <w:noWrap/>
+            <w:vAlign w:val="center"/>
+          </w:tcPr>
+          <w:p>
+            <w:pPr>
+              <w:jc w:val="right"/>
+              <w:textAlignment w:val="center"/>
+              <w:rPr>
+                <w:b/>
+                <w:bCs/>
+                <w:sz w:val="26"/>
+                <w:szCs w:val="26"/>
+              </w:rPr>
+            </w:pPr>
+            <w:r>
+              <w:rPr>
+                <w:rFonts w:hint="default" w:ascii="Times New Roman" w:hAnsi="Times New Roman"/>
+                <w:sz w:val="24"/>
+                <w:szCs w:val="24"/>
+              </w:rPr>
+              <w:t>{VAT8}</w:t>
+            </w:r>
+          </w:p>
+        </w:tc>
+      </w:tr>
+      <w:tr>
+        <w:tblPrEx>
+          <w:tblCellMar>
+            <w:top w:w="0" w:type="dxa"/>
+            <w:left w:w="108" w:type="dxa"/>
+            <w:bottom w:w="0" w:type="dxa"/>
+            <w:right w:w="108" w:type="dxa"/>
+          </w:tblCellMar>
+        </w:tblPrEx>
+        <w:trPr>
+          <w:trHeight w:val="508" w:hRule="atLeast"/>
+        </w:trPr>
+        <w:tc>
+          <w:tcPr>
+            <w:tcW w:w="9355" w:type="dxa"/>
+            <w:gridSpan w:val="7"/>
+            <w:tcBorders>
+              <w:top w:val="single" w:color="000000" w:sz="4" w:space="0"/>
+              <w:left w:val="single" w:color="000000" w:sz="4" w:space="0"/>
+              <w:bottom w:val="single" w:color="000000" w:sz="4" w:space="0"/>
+              <w:right w:val="single" w:color="000000" w:sz="4" w:space="0"/>
+            </w:tcBorders>
+            <w:shd w:val="clear" w:color="auto" w:fill="FFFFFF"/>
+            <w:vAlign w:val="center"/>
+          </w:tcPr>
+          <w:p>
+            <w:pPr>
+              <w:jc w:val="center"/>
+              <w:textAlignment w:val="center"/>
+              <w:rPr>
+                <w:sz w:val="26"/>
+                <w:szCs w:val="26"/>
+              </w:rPr>
+            </w:pPr>
+            <w:r>
+              <w:rPr>
+                <w:rFonts w:eastAsia="SimSun"/>
+                <w:sz w:val="26"/>
+                <w:szCs w:val="26"/>
+                <w:lang w:eastAsia="zh-CN" w:bidi="ar"/>
+              </w:rPr>
+              <w:t>10% VAT CÁC CHI PHÍ CÒN LẠI</w:t>
+            </w:r>
+          </w:p>
+        </w:tc>
+        <w:tc>
+          <w:tcPr>
+            <w:tcW w:w="1584" w:type="dxa"/>
+            <w:tcBorders>
+              <w:top w:val="single" w:color="000000" w:sz="4" w:space="0"/>
+              <w:left w:val="single" w:color="000000" w:sz="4" w:space="0"/>
+              <w:bottom w:val="single" w:color="000000" w:sz="4" w:space="0"/>
+              <w:right w:val="single" w:color="000000" w:sz="4" w:space="0"/>
+            </w:tcBorders>
+            <w:shd w:val="clear" w:color="auto" w:fill="FFFFFF"/>
+            <w:noWrap/>
+            <w:vAlign w:val="center"/>
+          </w:tcPr>
+          <w:p>
+            <w:pPr>
+              <w:jc w:val="right"/>
+              <w:textAlignment w:val="center"/>
+              <w:rPr>
+                <w:b/>
+                <w:bCs/>
+                <w:sz w:val="26"/>
+                <w:szCs w:val="26"/>
+              </w:rPr>
+            </w:pPr>
+            <w:r>
+              <w:rPr>
+                <w:rFonts w:hint="default" w:ascii="Times New Roman" w:hAnsi="Times New Roman"/>
+                <w:sz w:val="24"/>
+                <w:szCs w:val="24"/>
+              </w:rPr>
+              <w:t>{VAT10}</w:t>
+            </w:r>
+          </w:p>
+        </w:tc>
+      </w:tr>
+      <w:tr>
+        <w:tblPrEx>
+          <w:tblCellMar>
+            <w:top w:w="0" w:type="dxa"/>
+            <w:left w:w="108" w:type="dxa"/>
+            <w:bottom w:w="0" w:type="dxa"/>
+            <w:right w:w="108" w:type="dxa"/>
+          </w:tblCellMar>
+        </w:tblPrEx>
+        <w:trPr>
+          <w:trHeight w:val="638" w:hRule="atLeast"/>
+        </w:trPr>
+        <w:tc>
+          <w:tcPr>
+            <w:tcW w:w="9355" w:type="dxa"/>
+            <w:gridSpan w:val="7"/>
+            <w:tcBorders>
+              <w:top w:val="single" w:color="000000" w:sz="4" w:space="0"/>
+              <w:left w:val="single" w:color="000000" w:sz="4" w:space="0"/>
+              <w:bottom w:val="single" w:color="000000" w:sz="4" w:space="0"/>
+              <w:right w:val="single" w:color="000000" w:sz="4" w:space="0"/>
+            </w:tcBorders>
+            <w:shd w:val="clear" w:color="auto" w:fill="FFFFFF"/>
+            <w:vAlign w:val="center"/>
+          </w:tcPr>
+          <w:p>
+            <w:pPr>
+              <w:jc w:val="center"/>
+              <w:textAlignment w:val="center"/>
+              <w:rPr>
+                <w:b/>
+                <w:bCs/>
+                <w:sz w:val="26"/>
+                <w:szCs w:val="26"/>
+              </w:rPr>
+            </w:pPr>
+            <w:r>
+              <w:rPr>
+                <w:rFonts w:eastAsia="SimSun"/>
+                <w:b/>
+                <w:bCs/>
+                <w:sz w:val="26"/>
+                <w:szCs w:val="26"/>
+                <w:lang w:eastAsia="zh-CN" w:bidi="ar"/>
+              </w:rPr>
+              <w:t>TỔNG GIÁ TRỊ QUYẾT TOÁN</w:t>
+            </w:r>
+          </w:p>
+        </w:tc>
+        <w:tc>
+          <w:tcPr>
+            <w:tcW w:w="1584" w:type="dxa"/>
+            <w:tcBorders>
+              <w:top w:val="single" w:color="000000" w:sz="4" w:space="0"/>
+              <w:left w:val="single" w:color="000000" w:sz="4" w:space="0"/>
+              <w:bottom w:val="single" w:color="000000" w:sz="4" w:space="0"/>
+              <w:right w:val="single" w:color="000000" w:sz="4" w:space="0"/>
+            </w:tcBorders>
+            <w:shd w:val="clear" w:color="auto" w:fill="FFFFFF"/>
+            <w:noWrap/>
+            <w:vAlign w:val="center"/>
+          </w:tcPr>
+          <w:p>
+            <w:pPr>
+              <w:jc w:val="right"/>
+              <w:textAlignment w:val="center"/>
+              <w:rPr>
+                <w:b/>
+                <w:bCs/>
+                <w:sz w:val="26"/>
+                <w:szCs w:val="26"/>
+              </w:rPr>
+            </w:pPr>
+            <w:r>
+              <w:rPr>
+                <w:rFonts w:hint="default" w:ascii="Times New Roman" w:hAnsi="Times New Roman"/>
+                <w:sz w:val="24"/>
+                <w:szCs w:val="24"/>
+              </w:rPr>
+              <w:t>{TongGiaTriQuyetToan}</w:t>
+            </w:r>
+          </w:p>
+        </w:tc>
+      </w:tr>
+    </w:tbl>
+    <w:p>
+      <w:pPr>
+        <w:tabs>
+          <w:tab w:val="left" w:pos="180"/>
+          <w:tab w:val="left" w:pos="630"/>
+        </w:tabs>
+        <w:spacing w:before="120" w:after="120" w:line="360" w:lineRule="auto"/>
+        <w:jc w:val="both"/>
+        <w:rPr>
+          <w:bCs/>
+          <w:sz w:val="26"/>
+          <w:szCs w:val="26"/>
+        </w:rPr>
+      </w:pPr>
+    </w:p>
+    <w:p>
+      <w:pPr>
+        <w:pStyle w:val="21"/>
+        <w:numPr>
+          <w:ilvl w:val="0"/>
+          <w:numId w:val="2"/>
+        </w:numPr>
+        <w:shd w:val="clear" w:color="auto" w:fill="FFFFFF" w:themeFill="background1"/>
+        <w:spacing w:line="312" w:lineRule="auto"/>
+        <w:contextualSpacing/>
+        <w:jc w:val="left"/>
+        <w:rPr>
+          <w:rFonts w:ascii="Times New Roman" w:hAnsi="Times New Roman"/>
+          <w:i/>
+          <w:iCs/>
+          <w:sz w:val="26"/>
+          <w:szCs w:val="26"/>
+        </w:rPr>
+      </w:pPr>
+      <w:bookmarkStart w:id="4" w:name="_MON_1830157658"/>
+      <w:bookmarkEnd w:id="4"/>
+      <w:r>
+        <w:rPr>
+          <w:rFonts w:ascii="Times New Roman" w:hAnsi="Times New Roman"/>
+          <w:sz w:val="26"/>
+          <w:szCs w:val="26"/>
+        </w:rPr>
+        <w:t xml:space="preserve">Tổng giá trị </w:t>
+      </w:r>
+      <w:r>
+        <w:rPr>
+          <w:rFonts w:hint="default"/>
+          <w:sz w:val="26"/>
+          <w:szCs w:val="26"/>
+          <w:lang w:val="en-US"/>
+        </w:rPr>
+        <w:t>Quyết Toán</w:t>
+      </w:r>
+      <w:r>
+        <w:rPr>
+          <w:rFonts w:ascii="Times New Roman" w:hAnsi="Times New Roman"/>
+          <w:sz w:val="26"/>
+          <w:szCs w:val="26"/>
+        </w:rPr>
+        <w:t>:</w:t>
+      </w:r>
+      <w:r>
+        <w:rPr>
+          <w:rFonts w:hint="default" w:ascii="Times New Roman" w:hAnsi="Times New Roman"/>
+          <w:sz w:val="26"/>
+          <w:szCs w:val="26"/>
+        </w:rPr>
+        <w:t>{TongGiaTriQuyetToan}</w:t>
+      </w:r>
+      <w:r>
+        <w:rPr>
+          <w:rFonts w:ascii="Times New Roman" w:hAnsi="Times New Roman"/>
+          <w:b/>
+          <w:sz w:val="26"/>
+          <w:szCs w:val="26"/>
+        </w:rPr>
+        <w:t xml:space="preserve">VNĐ </w:t>
+      </w:r>
+      <w:r>
+        <w:rPr>
+          <w:rFonts w:ascii="Times New Roman" w:hAnsi="Times New Roman"/>
+          <w:i/>
+          <w:iCs/>
+          <w:sz w:val="26"/>
+          <w:szCs w:val="26"/>
+        </w:rPr>
+        <w:t>(Bằng</w:t>
+      </w:r>
+      <w:r>
+        <w:rPr>
+          <w:rFonts w:hint="default" w:ascii="Times New Roman" w:hAnsi="Times New Roman"/>
+          <w:i/>
+          <w:iCs/>
+          <w:sz w:val="26"/>
+          <w:szCs w:val="26"/>
+          <w:lang w:val="en-US"/>
+        </w:rPr>
+        <w:t xml:space="preserve"> </w:t>
+      </w:r>
+      <w:r>
+        <w:rPr>
+          <w:rFonts w:ascii="Times New Roman" w:hAnsi="Times New Roman"/>
+          <w:i/>
+          <w:iCs/>
+          <w:sz w:val="26"/>
+          <w:szCs w:val="26"/>
+        </w:rPr>
+        <w:t>chữ:</w:t>
+      </w:r>
+      <w:r>
+        <w:rPr>
+          <w:rFonts w:hint="default" w:ascii="Times New Roman" w:hAnsi="Times New Roman"/>
+          <w:i/>
+          <w:iCs/>
+          <w:sz w:val="26"/>
+          <w:szCs w:val="26"/>
+          <w:lang w:val="en-US"/>
+        </w:rPr>
+        <w:t xml:space="preserve"> </w:t>
+      </w:r>
+      <w:r>
+        <w:rPr>
+          <w:rFonts w:hint="default" w:ascii="Times New Roman" w:hAnsi="Times New Roman"/>
+          <w:i/>
+          <w:iCs/>
+          <w:sz w:val="26"/>
+          <w:szCs w:val="26"/>
+        </w:rPr>
+        <w:t>{TongGiaTriQuyetToanBangChu}</w:t>
+      </w:r>
+      <w:r>
+        <w:rPr>
+          <w:rFonts w:hint="default" w:ascii="Times New Roman" w:hAnsi="Times New Roman"/>
+          <w:i/>
+          <w:iCs/>
+          <w:sz w:val="26"/>
+          <w:szCs w:val="26"/>
+          <w:lang w:val="en-US"/>
+        </w:rPr>
+        <w:t xml:space="preserve"> </w:t>
+      </w:r>
+      <w:r>
+        <w:rPr>
+          <w:rFonts w:ascii="Times New Roman" w:hAnsi="Times New Roman"/>
+          <w:i/>
+          <w:iCs/>
+          <w:sz w:val="26"/>
+          <w:szCs w:val="26"/>
+        </w:rPr>
+        <w:t>đồng./.)</w:t>
+      </w:r>
+    </w:p>
+    <w:p>
+      <w:pPr>
+        <w:tabs>
+          <w:tab w:val="left" w:pos="630"/>
+        </w:tabs>
+        <w:spacing w:before="120" w:after="120" w:line="360" w:lineRule="auto"/>
+        <w:jc w:val="both"/>
+        <w:rPr>
+          <w:sz w:val="26"/>
+          <w:szCs w:val="26"/>
+        </w:rPr>
+      </w:pPr>
+    </w:p>
+    <w:p>
+      <w:pPr>
+        <w:tabs>
+          <w:tab w:val="left" w:pos="630"/>
+        </w:tabs>
+        <w:spacing w:before="120" w:after="120" w:line="360" w:lineRule="auto"/>
+        <w:jc w:val="both"/>
+        <w:rPr>
+          <w:sz w:val="26"/>
+          <w:szCs w:val="26"/>
+        </w:rPr>
+      </w:pPr>
+      <w:r>
+        <w:rPr>
+          <w:sz w:val="26"/>
+          <w:szCs w:val="26"/>
+        </w:rPr>
+        <w:t>Hai Bên thống nhất xác nhận:</w:t>
+      </w:r>
+    </w:p>
+    <w:p>
+      <w:pPr>
+        <w:pStyle w:val="21"/>
+        <w:numPr>
+          <w:ilvl w:val="0"/>
+          <w:numId w:val="3"/>
+        </w:numPr>
+        <w:tabs>
+          <w:tab w:val="left" w:pos="630"/>
+        </w:tabs>
+        <w:spacing w:before="120" w:after="120" w:line="360" w:lineRule="auto"/>
+        <w:jc w:val="both"/>
+        <w:rPr>
+          <w:sz w:val="26"/>
+          <w:szCs w:val="26"/>
+        </w:rPr>
+      </w:pPr>
+      <w:r>
+        <w:rPr>
+          <w:sz w:val="26"/>
+          <w:szCs w:val="26"/>
+        </w:rPr>
+        <w:t>Bên A đã hoàn thành việc cung cấp dịch vụ theo Hợp đồng và các nội dung phát sinh được hai Bên xác nhận (nếu có).</w:t>
+      </w:r>
+    </w:p>
+    <w:p>
+      <w:pPr>
+        <w:pStyle w:val="21"/>
+        <w:numPr>
+          <w:ilvl w:val="0"/>
+          <w:numId w:val="3"/>
+        </w:numPr>
+        <w:tabs>
+          <w:tab w:val="left" w:pos="630"/>
+        </w:tabs>
+        <w:spacing w:before="120" w:after="120" w:line="360" w:lineRule="auto"/>
+        <w:jc w:val="both"/>
+        <w:rPr>
+          <w:sz w:val="26"/>
+          <w:szCs w:val="26"/>
+        </w:rPr>
+      </w:pPr>
+      <w:r>
+        <w:rPr>
+          <w:sz w:val="26"/>
+          <w:szCs w:val="26"/>
+        </w:rPr>
+        <w:t>Các khoản phát sinh (nếu có) đã được hai Bên kiểm tra và thống nhất.</w:t>
+      </w:r>
+    </w:p>
+    <w:p>
+      <w:pPr>
+        <w:pStyle w:val="21"/>
+        <w:numPr>
+          <w:ilvl w:val="0"/>
+          <w:numId w:val="3"/>
+        </w:numPr>
+        <w:tabs>
+          <w:tab w:val="left" w:pos="630"/>
+        </w:tabs>
+        <w:spacing w:before="120" w:after="120" w:line="360" w:lineRule="auto"/>
+        <w:jc w:val="both"/>
+        <w:rPr>
+          <w:sz w:val="26"/>
+          <w:szCs w:val="26"/>
+        </w:rPr>
+      </w:pPr>
+      <w:r>
+        <w:rPr>
+          <w:sz w:val="26"/>
+          <w:szCs w:val="26"/>
+        </w:rPr>
+        <w:t>Tổng giá trị quyết toán là:</w:t>
+      </w:r>
+      <w:r>
+        <w:rPr>
+          <w:rFonts w:hint="default" w:ascii="Times New Roman" w:hAnsi="Times New Roman"/>
+          <w:sz w:val="26"/>
+          <w:szCs w:val="26"/>
+        </w:rPr>
+        <w:t>{TongGiaTriQuyetToan}</w:t>
+      </w:r>
+      <w:r>
+        <w:rPr>
+          <w:sz w:val="26"/>
+          <w:szCs w:val="26"/>
+        </w:rPr>
+        <w:t>VNĐ</w:t>
+      </w:r>
+    </w:p>
+    <w:p>
+      <w:pPr>
+        <w:pStyle w:val="21"/>
+        <w:numPr>
+          <w:ilvl w:val="0"/>
+          <w:numId w:val="3"/>
+        </w:numPr>
+        <w:tabs>
+          <w:tab w:val="left" w:pos="630"/>
+        </w:tabs>
+        <w:spacing w:before="120" w:after="120" w:line="360" w:lineRule="auto"/>
+        <w:jc w:val="both"/>
+        <w:rPr>
+          <w:sz w:val="26"/>
+          <w:szCs w:val="26"/>
+        </w:rPr>
+      </w:pPr>
+      <w:r>
+        <w:rPr>
+          <w:sz w:val="26"/>
+          <w:szCs w:val="26"/>
+        </w:rPr>
+        <w:t xml:space="preserve">Số tiền Bên B đã đặt cọc giữ chỗ và đảm bảo thực hiện hợp đồng là: </w:t>
+      </w:r>
+      <w:r>
+        <w:rPr>
+          <w:rFonts w:hint="default"/>
+          <w:sz w:val="26"/>
+          <w:szCs w:val="26"/>
+          <w:lang w:val="en-US"/>
+        </w:rPr>
+        <w:t>{SoTienDaDatCoc}</w:t>
+      </w:r>
+      <w:r>
+        <w:rPr>
+          <w:sz w:val="26"/>
+          <w:szCs w:val="26"/>
+        </w:rPr>
+        <w:t xml:space="preserve"> VNĐ (Ngày thanh toán: </w:t>
+      </w:r>
+      <w:r>
+        <w:rPr>
+          <w:rFonts w:hint="default"/>
+          <w:sz w:val="26"/>
+          <w:szCs w:val="26"/>
+          <w:lang w:val="en-US"/>
+        </w:rPr>
+        <w:t>{NgayThanhToanDatCoc}</w:t>
+      </w:r>
+      <w:r>
+        <w:rPr>
+          <w:sz w:val="26"/>
+          <w:szCs w:val="26"/>
+        </w:rPr>
+        <w:t>)</w:t>
+      </w:r>
+    </w:p>
+    <w:p>
+      <w:pPr>
+        <w:pStyle w:val="21"/>
+        <w:numPr>
+          <w:ilvl w:val="0"/>
+          <w:numId w:val="3"/>
+        </w:numPr>
+        <w:tabs>
+          <w:tab w:val="left" w:pos="630"/>
+        </w:tabs>
+        <w:spacing w:before="120" w:after="120" w:line="360" w:lineRule="auto"/>
+        <w:jc w:val="both"/>
+        <w:rPr>
+          <w:sz w:val="26"/>
+          <w:szCs w:val="26"/>
+        </w:rPr>
+      </w:pPr>
+      <w:r>
+        <w:rPr>
+          <w:sz w:val="26"/>
+          <w:szCs w:val="26"/>
+        </w:rPr>
+        <w:t xml:space="preserve">Số tiền Bên B còn phải thanh toán cho Bên A là: </w:t>
+      </w:r>
+      <w:r>
+        <w:rPr>
+          <w:rFonts w:hint="default"/>
+          <w:sz w:val="26"/>
+          <w:szCs w:val="26"/>
+          <w:lang w:val="en-US"/>
+        </w:rPr>
+        <w:t>{SoTienConLai}</w:t>
+      </w:r>
+      <w:r>
+        <w:rPr>
+          <w:sz w:val="26"/>
+          <w:szCs w:val="26"/>
+        </w:rPr>
+        <w:t xml:space="preserve"> (Bằng chữ:</w:t>
+      </w:r>
+      <w:r>
+        <w:rPr>
+          <w:rFonts w:hint="default"/>
+          <w:sz w:val="26"/>
+          <w:szCs w:val="26"/>
+        </w:rPr>
+        <w:t>{SoTienConLaiBangChu}</w:t>
+      </w:r>
+      <w:bookmarkStart w:id="5" w:name="_GoBack"/>
+      <w:bookmarkEnd w:id="5"/>
+      <w:r>
+        <w:rPr>
+          <w:sz w:val="26"/>
+          <w:szCs w:val="26"/>
+        </w:rPr>
+        <w:t>)</w:t>
+      </w:r>
+    </w:p>
+    <w:p>
+      <w:pPr>
+        <w:pStyle w:val="21"/>
+        <w:numPr>
+          <w:ilvl w:val="0"/>
+          <w:numId w:val="1"/>
+        </w:numPr>
+        <w:tabs>
+          <w:tab w:val="left" w:pos="630"/>
+        </w:tabs>
+        <w:spacing w:before="120" w:after="120" w:line="360" w:lineRule="auto"/>
+        <w:jc w:val="both"/>
+        <w:rPr>
+          <w:b/>
+          <w:sz w:val="26"/>
+          <w:szCs w:val="26"/>
+        </w:rPr>
+      </w:pPr>
+      <w:r>
+        <w:rPr>
+          <w:b/>
+          <w:sz w:val="26"/>
+          <w:szCs w:val="26"/>
+        </w:rPr>
+        <w:t>CAM KẾT THỰC HIỆN</w:t>
+      </w:r>
+    </w:p>
+    <w:p>
+      <w:pPr>
+        <w:pStyle w:val="21"/>
+        <w:numPr>
+          <w:ilvl w:val="0"/>
+          <w:numId w:val="4"/>
+        </w:numPr>
+        <w:tabs>
+          <w:tab w:val="left" w:pos="630"/>
+        </w:tabs>
+        <w:spacing w:before="120" w:after="120" w:line="360" w:lineRule="auto"/>
+        <w:jc w:val="both"/>
+        <w:rPr>
+          <w:b/>
+          <w:sz w:val="26"/>
+          <w:szCs w:val="26"/>
+        </w:rPr>
+      </w:pPr>
+      <w:r>
+        <w:rPr>
+          <w:bCs/>
+          <w:sz w:val="26"/>
+          <w:szCs w:val="26"/>
+        </w:rPr>
+        <w:t>Bên A thực hiện xuất Hóa đơn GTGT theo Tổng giá trị quyết toán được hai Bên xác nhận tại Biên bản này.</w:t>
+      </w:r>
+    </w:p>
+    <w:p>
+      <w:pPr>
+        <w:pStyle w:val="21"/>
+        <w:numPr>
+          <w:ilvl w:val="0"/>
+          <w:numId w:val="4"/>
+        </w:numPr>
+        <w:tabs>
+          <w:tab w:val="left" w:pos="630"/>
+        </w:tabs>
+        <w:spacing w:before="120" w:after="120" w:line="360" w:lineRule="auto"/>
+        <w:jc w:val="both"/>
+        <w:rPr>
+          <w:b/>
+          <w:sz w:val="26"/>
+          <w:szCs w:val="26"/>
+        </w:rPr>
+      </w:pPr>
+      <w:r>
+        <w:rPr>
+          <w:bCs/>
+          <w:sz w:val="26"/>
+          <w:szCs w:val="26"/>
+        </w:rPr>
+        <w:t>Bên B cam kết thanh toán số tiền còn phải thanh toán cho Bên A trong thời hạn quy định tại Hợp đồng.</w:t>
+      </w:r>
+    </w:p>
+    <w:p>
+      <w:pPr>
+        <w:pStyle w:val="21"/>
+        <w:numPr>
+          <w:ilvl w:val="0"/>
+          <w:numId w:val="4"/>
+        </w:numPr>
+        <w:tabs>
+          <w:tab w:val="left" w:pos="630"/>
+        </w:tabs>
+        <w:spacing w:before="120" w:after="120" w:line="360" w:lineRule="auto"/>
+        <w:jc w:val="both"/>
+        <w:rPr>
+          <w:b/>
+          <w:sz w:val="26"/>
+          <w:szCs w:val="26"/>
+        </w:rPr>
+      </w:pPr>
+      <w:r>
+        <w:rPr>
+          <w:bCs/>
+          <w:sz w:val="26"/>
+          <w:szCs w:val="26"/>
+        </w:rPr>
+        <w:t>Biên bản này là căn cứ để đối chiếu công nợ, xuất hóa đơn và thanh toán theo quy định của Hợp đồng.</w:t>
+      </w:r>
+    </w:p>
+    <w:p>
+      <w:pPr>
+        <w:tabs>
+          <w:tab w:val="left" w:pos="630"/>
+        </w:tabs>
+        <w:spacing w:before="120" w:after="120" w:line="360" w:lineRule="auto"/>
+        <w:ind w:left="360"/>
+        <w:jc w:val="both"/>
+        <w:rPr>
+          <w:bCs/>
+          <w:sz w:val="26"/>
+          <w:szCs w:val="26"/>
+        </w:rPr>
+      </w:pPr>
+      <w:r>
+        <w:rPr>
+          <w:bCs/>
+          <w:sz w:val="26"/>
+          <w:szCs w:val="26"/>
+        </w:rPr>
+        <w:t>Biên bản được lập thành 04 (bốn) bản có giá trị pháp lý như nhau, mỗi bên giữ 02 (hai) bản để thực hiện.</w:t>
+      </w:r>
+    </w:p>
+    <w:p>
+      <w:pPr>
+        <w:spacing w:before="120" w:after="120" w:line="360" w:lineRule="auto"/>
+        <w:ind w:left="630"/>
+        <w:jc w:val="both"/>
+        <w:rPr>
+          <w:sz w:val="26"/>
+          <w:szCs w:val="26"/>
+        </w:rPr>
+      </w:pPr>
+    </w:p>
+    <w:p>
+      <w:pPr>
+        <w:spacing w:before="120" w:after="120" w:line="360" w:lineRule="auto"/>
+        <w:rPr>
+          <w:b/>
+          <w:sz w:val="26"/>
+          <w:szCs w:val="26"/>
+          <w:lang w:val="fr-FR"/>
+        </w:rPr>
+      </w:pPr>
+      <w:r>
+        <w:rPr>
+          <w:b/>
+          <w:sz w:val="26"/>
+          <w:szCs w:val="26"/>
+          <w:lang w:val="fr-FR"/>
+        </w:rPr>
+        <w:t xml:space="preserve">          ĐẠI DIỆN BÊN A</w:t>
+      </w:r>
+      <w:r>
+        <w:rPr>
+          <w:b/>
+          <w:sz w:val="26"/>
+          <w:szCs w:val="26"/>
+          <w:lang w:val="fr-FR"/>
+        </w:rPr>
+        <w:tab/>
+      </w:r>
+      <w:r>
+        <w:rPr>
+          <w:b/>
+          <w:sz w:val="26"/>
+          <w:szCs w:val="26"/>
+          <w:lang w:val="fr-FR"/>
+        </w:rPr>
+        <w:tab/>
+      </w:r>
+      <w:r>
+        <w:rPr>
+          <w:b/>
+          <w:sz w:val="26"/>
+          <w:szCs w:val="26"/>
+          <w:lang w:val="fr-FR"/>
+        </w:rPr>
+        <w:tab/>
+      </w:r>
+      <w:r>
+        <w:rPr>
+          <w:b/>
+          <w:sz w:val="26"/>
+          <w:szCs w:val="26"/>
+          <w:lang w:val="fr-FR"/>
+        </w:rPr>
+        <w:tab/>
+      </w:r>
+      <w:r>
+        <w:rPr>
+          <w:b/>
+          <w:sz w:val="26"/>
+          <w:szCs w:val="26"/>
+          <w:lang w:val="fr-FR"/>
+        </w:rPr>
+        <w:t xml:space="preserve">             ĐẠI DIỆN BÊN B</w:t>
+      </w:r>
+    </w:p>
+    <w:p>
+      <w:pPr>
+        <w:tabs>
+          <w:tab w:val="left" w:pos="6015"/>
+        </w:tabs>
+        <w:spacing w:before="120" w:after="120" w:line="360" w:lineRule="auto"/>
+        <w:rPr>
+          <w:sz w:val="26"/>
+          <w:szCs w:val="26"/>
+          <w:lang w:val="fr-FR"/>
+        </w:rPr>
+      </w:pPr>
+      <w:r>
+        <w:rPr>
+          <w:sz w:val="26"/>
+          <w:szCs w:val="26"/>
+          <w:lang w:val="fr-FR"/>
+        </w:rPr>
+        <w:t xml:space="preserve">       </w:t>
+      </w:r>
+    </w:p>
+    <w:p>
+      <w:pPr>
+        <w:tabs>
+          <w:tab w:val="left" w:pos="6015"/>
+        </w:tabs>
+        <w:spacing w:before="120" w:after="120" w:line="360" w:lineRule="auto"/>
+        <w:rPr>
+          <w:sz w:val="26"/>
+          <w:szCs w:val="26"/>
+          <w:lang w:val="fr-FR"/>
+        </w:rPr>
+      </w:pPr>
+    </w:p>
+    <w:p>
+      <w:pPr>
+        <w:spacing w:before="120" w:after="120" w:line="360" w:lineRule="auto"/>
+        <w:rPr>
+          <w:b/>
+          <w:sz w:val="26"/>
+          <w:szCs w:val="26"/>
+          <w:lang w:val="fr-FR"/>
+        </w:rPr>
+      </w:pPr>
+      <w:r>
+        <w:rPr>
+          <w:b/>
+          <w:sz w:val="26"/>
+          <w:szCs w:val="26"/>
+          <w:lang w:val="fr-FR"/>
+        </w:rPr>
+        <w:t xml:space="preserve">                   </w:t>
+      </w:r>
+    </w:p>
+    <w:p>
+      <w:pPr>
+        <w:spacing w:before="120" w:after="120" w:line="360" w:lineRule="auto"/>
+        <w:rPr>
+          <w:b/>
+          <w:sz w:val="26"/>
+          <w:szCs w:val="26"/>
+          <w:u w:val="single"/>
+          <w:lang w:val="fr-FR"/>
+        </w:rPr>
+      </w:pPr>
+      <w:r>
+        <w:rPr>
+          <w:b/>
+          <w:sz w:val="26"/>
+          <w:szCs w:val="26"/>
+          <w:lang w:val="fr-FR"/>
+        </w:rPr>
+        <w:t xml:space="preserve">   Ký: </w:t>
+      </w:r>
+      <w:r>
+        <w:rPr>
+          <w:b/>
+          <w:sz w:val="26"/>
+          <w:szCs w:val="26"/>
+          <w:u w:val="single"/>
+          <w:lang w:val="fr-FR"/>
+        </w:rPr>
+        <w:tab/>
+      </w:r>
+      <w:r>
+        <w:rPr>
+          <w:b/>
+          <w:sz w:val="26"/>
+          <w:szCs w:val="26"/>
+          <w:u w:val="single"/>
+          <w:lang w:val="fr-FR"/>
+        </w:rPr>
+        <w:tab/>
+      </w:r>
+      <w:r>
+        <w:rPr>
+          <w:b/>
+          <w:sz w:val="26"/>
+          <w:szCs w:val="26"/>
+          <w:u w:val="single"/>
+          <w:lang w:val="fr-FR"/>
+        </w:rPr>
+        <w:tab/>
+      </w:r>
+      <w:r>
+        <w:rPr>
+          <w:b/>
+          <w:sz w:val="26"/>
+          <w:szCs w:val="26"/>
+          <w:u w:val="single"/>
+          <w:lang w:val="fr-FR"/>
+        </w:rPr>
+        <w:tab/>
+      </w:r>
+      <w:r>
+        <w:rPr>
+          <w:b/>
+          <w:sz w:val="26"/>
+          <w:szCs w:val="26"/>
+          <w:lang w:val="fr-FR"/>
+        </w:rPr>
+        <w:t xml:space="preserve">                                          Ký</w:t>
+      </w:r>
+      <w:r>
+        <w:rPr>
+          <w:b/>
+          <w:sz w:val="26"/>
+          <w:szCs w:val="26"/>
+          <w:u w:val="single"/>
+          <w:lang w:val="fr-FR"/>
+        </w:rPr>
+        <w:tab/>
+      </w:r>
+      <w:r>
+        <w:rPr>
+          <w:b/>
+          <w:sz w:val="26"/>
+          <w:szCs w:val="26"/>
+          <w:u w:val="single"/>
+          <w:lang w:val="fr-FR"/>
+        </w:rPr>
+        <w:tab/>
+      </w:r>
+      <w:r>
+        <w:rPr>
+          <w:b/>
+          <w:sz w:val="26"/>
+          <w:szCs w:val="26"/>
+          <w:u w:val="single"/>
+          <w:lang w:val="fr-FR"/>
+        </w:rPr>
+        <w:tab/>
+      </w:r>
+      <w:r>
+        <w:rPr>
+          <w:b/>
+          <w:sz w:val="26"/>
+          <w:szCs w:val="26"/>
+          <w:u w:val="single"/>
+          <w:lang w:val="fr-FR"/>
+        </w:rPr>
+        <w:tab/>
+      </w:r>
+      <w:r>
+        <w:rPr>
+          <w:b/>
+          <w:sz w:val="26"/>
+          <w:szCs w:val="26"/>
+          <w:u w:val="single"/>
+          <w:lang w:val="fr-FR"/>
+        </w:rPr>
+        <w:t xml:space="preserve">    </w:t>
+      </w:r>
+    </w:p>
+    <w:p>
+      <w:pPr>
+        <w:spacing w:before="120" w:after="120" w:line="360" w:lineRule="auto"/>
+        <w:rPr>
+          <w:b/>
+          <w:sz w:val="26"/>
+          <w:szCs w:val="26"/>
+          <w:lang w:val="fr-FR"/>
+        </w:rPr>
+      </w:pPr>
+      <w:r>
+        <w:rPr>
+          <w:b/>
+          <w:sz w:val="26"/>
+          <w:szCs w:val="26"/>
+          <w:lang w:val="fr-FR"/>
+        </w:rPr>
+        <w:t xml:space="preserve">   Ông : LÊ VĂN PHƯỚC</w:t>
+      </w:r>
+      <w:r>
+        <w:rPr>
+          <w:b/>
+          <w:sz w:val="26"/>
+          <w:szCs w:val="26"/>
+          <w:lang w:val="fr-FR"/>
+        </w:rPr>
+        <w:tab/>
+      </w:r>
+      <w:r>
+        <w:rPr>
+          <w:b/>
+          <w:sz w:val="26"/>
+          <w:szCs w:val="26"/>
+          <w:lang w:val="fr-FR"/>
+        </w:rPr>
+        <w:t xml:space="preserve">                                Ông : </w:t>
+      </w:r>
+      <w:r>
+        <w:rPr>
+          <w:b/>
+          <w:bCs/>
+          <w:sz w:val="26"/>
+          <w:szCs w:val="26"/>
+        </w:rPr>
+        <w:t xml:space="preserve"> </w:t>
+      </w:r>
+      <w:r>
+        <w:rPr>
+          <w:b/>
+          <w:bCs/>
+          <w:spacing w:val="3"/>
+          <w:sz w:val="26"/>
+          <w:szCs w:val="26"/>
+          <w:shd w:val="clear" w:color="auto" w:fill="FFFFFF"/>
+        </w:rPr>
+        <w:t>….</w:t>
+      </w:r>
+    </w:p>
+    <w:sectPr>
+      <w:headerReference r:id="rId3" w:type="default"/>
+      <w:footerReference r:id="rId4" w:type="default"/>
+      <w:pgSz w:w="12240" w:h="15840"/>
+      <w:pgMar w:top="750" w:right="960" w:bottom="1440" w:left="1440" w:header="720" w:footer="720" w:gutter="0"/>
+      <w:cols w:space="720" w:num="1"/>
+      <w:docGrid w:linePitch="360" w:charSpace="0"/>
+    </w:sectPr>
+  </w:body>
+</w:document>
 </file>
 
 <file path=word/footer1.xml><?xml version="1.0" encoding="utf-8"?>
